--- a/Planificación/PD_RAL_2026_27.docx
+++ b/Planificación/PD_RAL_2026_27.docx
@@ -1217,12 +1217,12 @@
         </ns0:numPr>
         <ns0:pStyle ns0:val="Compact"/>
       </ns0:pPr>
-      <ns0:hyperlink ns0:anchor="datos-que-esta-programación-no-fija">
+      <ns0:hyperlink ns0:anchor="criterios-comunes-de-las-fichas">
         <ns0:r>
           <ns0:rPr>
             <ns0:rStyle ns0:val="Hyperlink"/>
           </ns0:rPr>
-          <ns0:t xml:space="preserve">Datos que esta programación no fija</ns0:t>
+          <ns0:t xml:space="preserve">Criterios comunes de las fichas</ns0:t>
         </ns0:r>
       </ns0:hyperlink>
     </ns0:p>
@@ -1969,7 +1969,7 @@
         <ns0:t xml:space="preserve"> </ns0:t>
       </ns0:r>
       <ns0:r>
-        <ns0:t xml:space="preserve">de formación en empresa. La formación en empresa tiene fecha provisional y todavía no está fijada. Se prevé en el segundo trimestre, después de las vacaciones de Navidad, y se comunicará cuando el centro la concrete. La temporalización de las unidades de programación usa el cómputo de</ns0:t>
+        <ns0:t xml:space="preserve">de formación en empresa. El grupo es de primer curso. La formación en empresa empieza el</ns0:t>
       </ns0:r>
       <ns0:r>
         <ns0:t xml:space="preserve"> </ns0:t>
@@ -1979,13 +1979,23 @@
           <ns0:bCs/>
           <ns0:b/>
         </ns0:rPr>
-        <ns0:t xml:space="preserve">133 horas</ns0:t>
+        <ns0:t xml:space="preserve">17 de mayo de 2027</ns0:t>
+      </ns0:r>
+      <ns0:r>
+        <ns0:t xml:space="preserve">. El bloque de centro va de septiembre a mediados de mayo: la unidad T9 cierra hacia el</ns0:t>
       </ns0:r>
       <ns0:r>
         <ns0:t xml:space="preserve"> </ns0:t>
       </ns0:r>
       <ns0:r>
-        <ns0:t xml:space="preserve">de centro. Con</ns0:t>
+        <ns0:rPr>
+          <ns0:bCs/>
+          <ns0:b/>
+        </ns0:rPr>
+        <ns0:t xml:space="preserve">5 de mayo de 2027</ns0:t>
+      </ns0:r>
+      <ns0:r>
+        <ns0:t xml:space="preserve">, y las sesiones que quedan hasta el 17 de mayo se usan para la recuperación y el cierre. Hay</ns0:t>
       </ns0:r>
       <ns0:r>
         <ns0:t xml:space="preserve"> </ns0:t>
@@ -1998,7 +2008,7 @@
         <ns0:t xml:space="preserve">7 sesiones semanales</ns0:t>
       </ns0:r>
       <ns0:r>
-        <ns0:t xml:space="preserve">, el calendario real lleva esas unidades hasta la primavera, hacia mayo. El detalle está en el apartado 4.4 y en el anexo B.</ns0:t>
+        <ns0:t xml:space="preserve">. El detalle está en el apartado 4.4 y en el anexo B.</ns0:t>
       </ns0:r>
     </ns0:p>
     <ns0:p>
@@ -2778,53 +2788,21 @@
               <ns0:keepLines/>
             </ns0:pPr>
             <ns0:r>
-              <ns0:t xml:space="preserve">Integración</ns0:t>
-            </ns0:r>
-            <ns0:r>
-              <ns0:t xml:space="preserve"> </ns0:t>
-            </ns0:r>
-            <ns0:r>
-              <ns0:rPr>
-                <ns0:bCs/>
-                <ns0:b/>
-              </ns0:rPr>
-              <ns0:t xml:space="preserve">NetAcad / Packet Tracer</ns0:t>
-            </ns0:r>
-            <ns0:r>
-              <ns0:t xml:space="preserve"> </ns0:t>
-            </ns0:r>
-            <ns0:r>
-              <ns0:t xml:space="preserve">(PR303 WLAN, PR603 VLAN/routing) y</ns0:t>
-            </ns0:r>
-            <ns0:r>
-              <ns0:t xml:space="preserve"> </ns0:t>
-            </ns0:r>
-            <ns0:r>
-              <ns0:rPr>
-                <ns0:bCs/>
-                <ns0:b/>
-              </ns0:rPr>
-              <ns0:t xml:space="preserve">+1</ns0:t>
-            </ns0:r>
-            <ns0:r>
-              <ns0:t xml:space="preserve"> </ns0:t>
-            </ns0:r>
-            <ns0:r>
-              <ns0:t xml:space="preserve">opcional en nota final</ns0:t>
-            </ns0:r>
-          </ns0:p>
-        </ns0:tc>
-        <ns0:tc>
-          <ns0:tcPr/>
-          <ns0:p>
-            <ns0:pPr>
-              <ns0:pStyle ns0:val="Compact"/>
-              <ns0:jc ns0:val="left"/>
-              <ns0:keepNext/>
-              <ns0:keepLines/>
-            </ns0:pPr>
-            <ns0:r>
-              <ns0:t xml:space="preserve">Temas 3 y 6</ns0:t>
+              <ns0:t xml:space="preserve">Las prácticas de Packet Tracer son trabajo de casa del apartado de certificación. No puntúan en los resultados de aprendizaje. El punto adicional puede llegar a 1 y la nota final, a 11.</ns0:t>
+            </ns0:r>
+          </ns0:p>
+        </ns0:tc>
+        <ns0:tc>
+          <ns0:tcPr/>
+          <ns0:p>
+            <ns0:pPr>
+              <ns0:pStyle ns0:val="Compact"/>
+              <ns0:jc ns0:val="left"/>
+              <ns0:keepNext/>
+              <ns0:keepLines/>
+            </ns0:pPr>
+            <ns0:r>
+              <ns0:t xml:space="preserve">Apartado 8.5</ns0:t>
             </ns0:r>
           </ns0:p>
         </ns0:tc>
@@ -3462,15 +3440,262 @@
         <ns0:pStyle ns0:val="FirstParagraph"/>
       </ns0:pPr>
       <ns0:r>
-        <ns0:t xml:space="preserve">Las situaciones de aprendizaje (prácticas de taller, Packet Tracer, NetAcad, proyectos de diagnóstico y documentación) acercan al alumnado a ocupaciones de soporte técnico, instalación de redes locales y mantenimiento de infraestructuras TIC en pymes y entornos departamentales.</ns0:t>
-      </ns0:r>
-    </ns0:p>
+        <ns0:t xml:space="preserve">Las competencias para la empleabilidad tienen carácter transversal. Se integran en las actividades y en los instrumentos vinculados a los resultados de aprendizaje, y no reciben una calificación separada. El Proyecto Curricular del ciclo asigna a este módulo las competencias E2, E3, E5 y E6.</ns0:t>
+      </ns0:r>
+    </ns0:p>
+    <ns0:tbl>
+      <ns0:tblPr>
+        <ns0:tblStyle ns0:val="Table"/>
+        <ns0:tblW ns0:type="pct" ns0:w="5000"/>
+        <ns0:tblLook ns0:firstRow="1" ns0:lastRow="0" ns0:firstColumn="0" ns0:lastColumn="0" ns0:noHBand="0" ns0:noVBand="0" ns0:val="0020"/>
+        <ns0:jc ns0:val="start"/>
+      </ns0:tblPr>
+      <ns0:tblGrid>
+        <ns0:gridCol ns0:w="2640"/>
+        <ns0:gridCol ns0:w="2640"/>
+        <ns0:gridCol ns0:w="2640"/>
+      </ns0:tblGrid>
+      <ns0:tr>
+        <ns0:trPr>
+          <ns0:tblHeader ns0:val="true"/>
+          <ns0:cantSplit/>
+        </ns0:trPr>
+        <ns0:tc>
+          <ns0:tcPr/>
+          <ns0:p>
+            <ns0:pPr>
+              <ns0:pStyle ns0:val="Compact"/>
+              <ns0:jc ns0:val="left"/>
+              <ns0:keepNext/>
+              <ns0:keepLines/>
+            </ns0:pPr>
+            <ns0:r>
+              <ns0:t xml:space="preserve">Referencia</ns0:t>
+            </ns0:r>
+          </ns0:p>
+        </ns0:tc>
+        <ns0:tc>
+          <ns0:tcPr/>
+          <ns0:p>
+            <ns0:pPr>
+              <ns0:pStyle ns0:val="Compact"/>
+              <ns0:jc ns0:val="left"/>
+              <ns0:keepNext/>
+              <ns0:keepLines/>
+            </ns0:pPr>
+            <ns0:r>
+              <ns0:t xml:space="preserve">Competencia para la empleabilidad</ns0:t>
+            </ns0:r>
+          </ns0:p>
+        </ns0:tc>
+        <ns0:tc>
+          <ns0:tcPr/>
+          <ns0:p>
+            <ns0:pPr>
+              <ns0:pStyle ns0:val="Compact"/>
+              <ns0:jc ns0:val="left"/>
+              <ns0:keepNext/>
+              <ns0:keepLines/>
+            </ns0:pPr>
+            <ns0:r>
+              <ns0:t xml:space="preserve">Concreción en Redes de área local</ns0:t>
+            </ns0:r>
+          </ns0:p>
+        </ns0:tc>
+      </ns0:tr>
+      <ns0:tr>
+        <ns0:trPr>
+          <ns0:cantSplit/>
+        </ns0:trPr>
+        <ns0:tc>
+          <ns0:tcPr/>
+          <ns0:p>
+            <ns0:pPr>
+              <ns0:pStyle ns0:val="Compact"/>
+              <ns0:jc ns0:val="left"/>
+              <ns0:keepNext/>
+              <ns0:keepLines/>
+            </ns0:pPr>
+            <ns0:r>
+              <ns0:t xml:space="preserve">E2</ns0:t>
+            </ns0:r>
+          </ns0:p>
+        </ns0:tc>
+        <ns0:tc>
+          <ns0:tcPr/>
+          <ns0:p>
+            <ns0:pPr>
+              <ns0:pStyle ns0:val="Compact"/>
+              <ns0:jc ns0:val="left"/>
+              <ns0:keepNext/>
+              <ns0:keepLines/>
+            </ns0:pPr>
+            <ns0:r>
+              <ns0:t xml:space="preserve">Trabajo en equipo y colaboración.</ns0:t>
+            </ns0:r>
+          </ns0:p>
+        </ns0:tc>
+        <ns0:tc>
+          <ns0:tcPr/>
+          <ns0:p>
+            <ns0:pPr>
+              <ns0:pStyle ns0:val="Compact"/>
+              <ns0:jc ns0:val="left"/>
+              <ns0:keepNext/>
+              <ns0:keepLines/>
+            </ns0:pPr>
+            <ns0:r>
+              <ns0:t xml:space="preserve">Montaje en equipo del rack y del cableado.</ns0:t>
+            </ns0:r>
+          </ns0:p>
+        </ns0:tc>
+      </ns0:tr>
+      <ns0:tr>
+        <ns0:trPr>
+          <ns0:cantSplit/>
+        </ns0:trPr>
+        <ns0:tc>
+          <ns0:tcPr/>
+          <ns0:p>
+            <ns0:pPr>
+              <ns0:pStyle ns0:val="Compact"/>
+              <ns0:jc ns0:val="left"/>
+              <ns0:keepNext/>
+              <ns0:keepLines/>
+            </ns0:pPr>
+            <ns0:r>
+              <ns0:t xml:space="preserve">E3</ns0:t>
+            </ns0:r>
+          </ns0:p>
+        </ns0:tc>
+        <ns0:tc>
+          <ns0:tcPr/>
+          <ns0:p>
+            <ns0:pPr>
+              <ns0:pStyle ns0:val="Compact"/>
+              <ns0:jc ns0:val="left"/>
+              <ns0:keepNext/>
+              <ns0:keepLines/>
+            </ns0:pPr>
+            <ns0:r>
+              <ns0:t xml:space="preserve">Comunicación e interacción profesional, también técnica y en lengua extranjera.</ns0:t>
+            </ns0:r>
+          </ns0:p>
+        </ns0:tc>
+        <ns0:tc>
+          <ns0:tcPr/>
+          <ns0:p>
+            <ns0:pPr>
+              <ns0:pStyle ns0:val="Compact"/>
+              <ns0:jc ns0:val="left"/>
+              <ns0:keepNext/>
+              <ns0:keepLines/>
+            </ns0:pPr>
+            <ns0:r>
+              <ns0:t xml:space="preserve">Documentación técnica en Markdown y consulta de documentación en inglés.</ns0:t>
+            </ns0:r>
+          </ns0:p>
+        </ns0:tc>
+      </ns0:tr>
+      <ns0:tr>
+        <ns0:trPr>
+          <ns0:cantSplit/>
+        </ns0:trPr>
+        <ns0:tc>
+          <ns0:tcPr/>
+          <ns0:p>
+            <ns0:pPr>
+              <ns0:pStyle ns0:val="Compact"/>
+              <ns0:jc ns0:val="left"/>
+              <ns0:keepNext/>
+              <ns0:keepLines/>
+            </ns0:pPr>
+            <ns0:r>
+              <ns0:t xml:space="preserve">E5</ns0:t>
+            </ns0:r>
+          </ns0:p>
+        </ns0:tc>
+        <ns0:tc>
+          <ns0:tcPr/>
+          <ns0:p>
+            <ns0:pPr>
+              <ns0:pStyle ns0:val="Compact"/>
+              <ns0:jc ns0:val="left"/>
+              <ns0:keepNext/>
+              <ns0:keepLines/>
+            </ns0:pPr>
+            <ns0:r>
+              <ns0:t xml:space="preserve">Resolución de problemas y pensamiento crítico.</ns0:t>
+            </ns0:r>
+          </ns0:p>
+        </ns0:tc>
+        <ns0:tc>
+          <ns0:tcPr/>
+          <ns0:p>
+            <ns0:pPr>
+              <ns0:pStyle ns0:val="Compact"/>
+              <ns0:jc ns0:val="left"/>
+              <ns0:keepNext/>
+              <ns0:keepLines/>
+            </ns0:pPr>
+            <ns0:r>
+              <ns0:t xml:space="preserve">Diagnóstico de fallos de red.</ns0:t>
+            </ns0:r>
+          </ns0:p>
+        </ns0:tc>
+      </ns0:tr>
+      <ns0:tr>
+        <ns0:trPr>
+          <ns0:cantSplit/>
+        </ns0:trPr>
+        <ns0:tc>
+          <ns0:tcPr/>
+          <ns0:p>
+            <ns0:pPr>
+              <ns0:pStyle ns0:val="Compact"/>
+              <ns0:jc ns0:val="left"/>
+              <ns0:keepNext/>
+              <ns0:keepLines/>
+            </ns0:pPr>
+            <ns0:r>
+              <ns0:t xml:space="preserve">E6</ns0:t>
+            </ns0:r>
+          </ns0:p>
+        </ns0:tc>
+        <ns0:tc>
+          <ns0:tcPr/>
+          <ns0:p>
+            <ns0:pPr>
+              <ns0:pStyle ns0:val="Compact"/>
+              <ns0:jc ns0:val="left"/>
+              <ns0:keepNext/>
+              <ns0:keepLines/>
+            </ns0:pPr>
+            <ns0:r>
+              <ns0:t xml:space="preserve">Competencia digital profesional y uso ético y seguro de la tecnología.</ns0:t>
+            </ns0:r>
+          </ns0:p>
+        </ns0:tc>
+        <ns0:tc>
+          <ns0:tcPr/>
+          <ns0:p>
+            <ns0:pPr>
+              <ns0:pStyle ns0:val="Compact"/>
+              <ns0:jc ns0:val="left"/>
+            </ns0:pPr>
+            <ns0:r>
+              <ns0:t xml:space="preserve">Uso seguro de los equipos y de las herramientas digitales, incluida la inteligencia artificial.</ns0:t>
+            </ns0:r>
+          </ns0:p>
+        </ns0:tc>
+      </ns0:tr>
+    </ns0:tbl>
     <ns0:p>
       <ns0:pPr>
         <ns0:pStyle ns0:val="BodyText"/>
       </ns0:pPr>
       <ns0:r>
-        <ns0:t xml:space="preserve">[PENDIENTE: códigos de competencias para la empleabilidad. El apartado 2.3 no los enumera y esta programación no los inventa.]</ns0:t>
+        <ns0:t xml:space="preserve">Las situaciones de aprendizaje del módulo, en el taller, en la documentación y en el diagnóstico, acercan al alumnado a ocupaciones de soporte técnico, instalación de redes locales y mantenimiento de infraestructuras en pequeñas y medianas empresas.</ns0:t>
       </ns0:r>
     </ns0:p>
     <ns0:bookmarkEnd ns0:id="32"/>
@@ -5828,17 +6053,23 @@
               <ns0:jc ns0:val="left"/>
             </ns0:pPr>
             <ns0:r>
+              <ns0:t xml:space="preserve">Hasta</ns0:t>
+            </ns0:r>
+            <ns0:r>
+              <ns0:t xml:space="preserve"> </ns0:t>
+            </ns0:r>
+            <ns0:r>
               <ns0:rPr>
                 <ns0:bCs/>
                 <ns0:b/>
               </ns0:rPr>
-              <ns0:t xml:space="preserve">+1 NetAcad / CCNA</ns0:t>
+              <ns0:t xml:space="preserve">+1</ns0:t>
             </ns0:r>
             <ns0:r>
               <ns0:t xml:space="preserve"> </ns0:t>
             </ns0:r>
             <ns0:r>
-              <ns0:t xml:space="preserve">si se concede en Aules (no sustituye ningún RA)</ns0:t>
+              <ns0:t xml:space="preserve">del apartado de certificación: 0,5 por las prácticas de Packet Tracer entregadas y defendidas, y 0,5 más por aprobar el examen de certificación. La nota final puede llegar a 11. Ese punto no sustituye ningún RA.</ns0:t>
             </ns0:r>
           </ns0:p>
         </ns0:tc>
@@ -6762,45 +6993,13 @@
           <ns0:bCs/>
           <ns0:b/>
         </ns0:rPr>
-        <ns0:t xml:space="preserve">Núcleo antes del margen FE:</ns0:t>
+        <ns0:t xml:space="preserve">Núcleo de enlace, direccionamiento y redes locales virtuales:</ns0:t>
       </ns0:r>
       <ns0:r>
         <ns0:t xml:space="preserve"> </ns0:t>
       </ns0:r>
       <ns0:r>
-        <ns0:t xml:space="preserve">el bloque enlace / IP / VLAN (T4–T6) y la práctica NetAcad</ns0:t>
-      </ns0:r>
-      <ns0:r>
-        <ns0:t xml:space="preserve"> </ns0:t>
-      </ns0:r>
-      <ns0:r>
-        <ns0:rPr>
-          <ns0:bCs/>
-          <ns0:b/>
-        </ns0:rPr>
-        <ns0:t xml:space="preserve">PR603</ns0:t>
-      </ns0:r>
-      <ns0:r>
-        <ns0:t xml:space="preserve"> </ns0:t>
-      </ns0:r>
-      <ns0:r>
-        <ns0:t xml:space="preserve">se sitúan</ns0:t>
-      </ns0:r>
-      <ns0:r>
-        <ns0:t xml:space="preserve"> </ns0:t>
-      </ns0:r>
-      <ns0:r>
-        <ns0:rPr>
-          <ns0:bCs/>
-          <ns0:b/>
-        </ns0:rPr>
-        <ns0:t xml:space="preserve">antes</ns0:t>
-      </ns0:r>
-      <ns0:r>
-        <ns0:t xml:space="preserve"> </ns0:t>
-      </ns0:r>
-      <ns0:r>
-        <ns0:t xml:space="preserve">del tramo pendiente de FE.</ns0:t>
+        <ns0:t xml:space="preserve">T4, T5 y T6, con la práctica de taller PR604, se imparten antes del bloque de transporte, traducción y diagnóstico (T7 a T9). Todo el bloque de centro termina antes de la formación en empresa, que empieza el 17 de mayo de 2027. PR603 pertenece al apartado de certificación y no puntúa en el resultado de aprendizaje.</ns0:t>
       </ns0:r>
     </ns0:p>
     <ns0:p>
@@ -8225,20 +8424,7 @@
         <ns0:pStyle ns0:val="FirstParagraph"/>
       </ns0:pPr>
       <ns0:r>
-        <ns0:t xml:space="preserve">Fuente: programación de aula (Anexo B),</ns0:t>
-      </ns0:r>
-      <ns0:r>
-        <ns0:t xml:space="preserve"> </ns0:t>
-      </ns0:r>
-      <ns0:r>
-        <ns0:rPr>
-          <ns0:bCs/>
-          <ns0:b/>
-        </ns0:rPr>
-        <ns0:t xml:space="preserve">C3 — temporalización hasta primavera</ns0:t>
-      </ns0:r>
-      <ns0:r>
-        <ns0:t xml:space="preserve">.</ns0:t>
+        <ns0:t xml:space="preserve">Fuente: programación de aula (anexo B). La temporalización de centro llega hasta mediados de mayo de 2027.</ns0:t>
       </ns0:r>
     </ns0:p>
     <ns0:tbl>
@@ -8294,95 +8480,77 @@
               <ns0:jc ns0:val="left"/>
             </ns0:pPr>
             <ns0:r>
-              <ns0:t xml:space="preserve">Horas de centro (cómputo)</ns0:t>
-            </ns0:r>
-          </ns0:p>
-        </ns0:tc>
-        <ns0:tc>
-          <ns0:tcPr/>
-          <ns0:p>
-            <ns0:pPr>
-              <ns0:pStyle ns0:val="Compact"/>
-              <ns0:jc ns0:val="left"/>
-            </ns0:pPr>
-            <ns0:r>
-              <ns0:rPr>
-                <ns0:bCs/>
-                <ns0:b/>
-              </ns0:rPr>
-              <ns0:t xml:space="preserve">133</ns0:t>
-            </ns0:r>
-          </ns0:p>
-        </ns0:tc>
-      </ns0:tr>
-      <ns0:tr>
-        <ns0:trPr>
-          <ns0:cantSplit/>
-        </ns0:trPr>
-        <ns0:tc>
-          <ns0:tcPr/>
-          <ns0:p>
-            <ns0:pPr>
-              <ns0:pStyle ns0:val="Compact"/>
-              <ns0:jc ns0:val="left"/>
-            </ns0:pPr>
-            <ns0:r>
-              <ns0:t xml:space="preserve">Horas FE</ns0:t>
-            </ns0:r>
-          </ns0:p>
-        </ns0:tc>
-        <ns0:tc>
-          <ns0:tcPr/>
-          <ns0:p>
-            <ns0:pPr>
-              <ns0:pStyle ns0:val="Compact"/>
-              <ns0:jc ns0:val="left"/>
-            </ns0:pPr>
-            <ns0:r>
-              <ns0:rPr>
-                <ns0:bCs/>
-                <ns0:b/>
-              </ns0:rPr>
-              <ns0:t xml:space="preserve">100</ns0:t>
-            </ns0:r>
-            <ns0:r>
-              <ns0:t xml:space="preserve"> </ns0:t>
-            </ns0:r>
-            <ns0:r>
-              <ns0:t xml:space="preserve">(provisional; tras Navidad / 2.º trimestre; se comunicará)</ns0:t>
-            </ns0:r>
-          </ns0:p>
-        </ns0:tc>
-      </ns0:tr>
-      <ns0:tr>
-        <ns0:trPr>
-          <ns0:cantSplit/>
-        </ns0:trPr>
-        <ns0:tc>
-          <ns0:tcPr/>
-          <ns0:p>
-            <ns0:pPr>
-              <ns0:pStyle ns0:val="Compact"/>
-              <ns0:jc ns0:val="left"/>
-            </ns0:pPr>
-            <ns0:r>
-              <ns0:t xml:space="preserve">Total módulo</ns0:t>
-            </ns0:r>
-          </ns0:p>
-        </ns0:tc>
-        <ns0:tc>
-          <ns0:tcPr/>
-          <ns0:p>
-            <ns0:pPr>
-              <ns0:pStyle ns0:val="Compact"/>
-              <ns0:jc ns0:val="left"/>
-            </ns0:pPr>
-            <ns0:r>
-              <ns0:rPr>
-                <ns0:bCs/>
-                <ns0:b/>
-              </ns0:rPr>
-              <ns0:t xml:space="preserve">233</ns0:t>
+              <ns0:t xml:space="preserve">Horas de centro</ns0:t>
+            </ns0:r>
+          </ns0:p>
+        </ns0:tc>
+        <ns0:tc>
+          <ns0:tcPr/>
+          <ns0:p>
+            <ns0:pPr>
+              <ns0:pStyle ns0:val="Compact"/>
+              <ns0:jc ns0:val="left"/>
+            </ns0:pPr>
+            <ns0:r>
+              <ns0:t xml:space="preserve">El cómputo de centro es de 133 horas.</ns0:t>
+            </ns0:r>
+          </ns0:p>
+        </ns0:tc>
+      </ns0:tr>
+      <ns0:tr>
+        <ns0:trPr>
+          <ns0:cantSplit/>
+        </ns0:trPr>
+        <ns0:tc>
+          <ns0:tcPr/>
+          <ns0:p>
+            <ns0:pPr>
+              <ns0:pStyle ns0:val="Compact"/>
+              <ns0:jc ns0:val="left"/>
+            </ns0:pPr>
+            <ns0:r>
+              <ns0:t xml:space="preserve">Formación en empresa</ns0:t>
+            </ns0:r>
+          </ns0:p>
+        </ns0:tc>
+        <ns0:tc>
+          <ns0:tcPr/>
+          <ns0:p>
+            <ns0:pPr>
+              <ns0:pStyle ns0:val="Compact"/>
+              <ns0:jc ns0:val="left"/>
+            </ns0:pPr>
+            <ns0:r>
+              <ns0:t xml:space="preserve">Son 100 horas y empiezan el 17 de mayo de 2027. Las renuncias se presentan hasta el 17 de abril de 2027 y la aplicación SAÓ permanece abierta hasta el 7 de mayo de 2027.</ns0:t>
+            </ns0:r>
+          </ns0:p>
+        </ns0:tc>
+      </ns0:tr>
+      <ns0:tr>
+        <ns0:trPr>
+          <ns0:cantSplit/>
+        </ns0:trPr>
+        <ns0:tc>
+          <ns0:tcPr/>
+          <ns0:p>
+            <ns0:pPr>
+              <ns0:pStyle ns0:val="Compact"/>
+              <ns0:jc ns0:val="left"/>
+            </ns0:pPr>
+            <ns0:r>
+              <ns0:t xml:space="preserve">Total del módulo</ns0:t>
+            </ns0:r>
+          </ns0:p>
+        </ns0:tc>
+        <ns0:tc>
+          <ns0:tcPr/>
+          <ns0:p>
+            <ns0:pPr>
+              <ns0:pStyle ns0:val="Compact"/>
+              <ns0:jc ns0:val="left"/>
+            </ns0:pPr>
+            <ns0:r>
+              <ns0:t xml:space="preserve">El módulo suma 233 horas.</ns0:t>
             </ns0:r>
           </ns0:p>
         </ns0:tc>
@@ -8411,157 +8579,123 @@
               <ns0:jc ns0:val="left"/>
             </ns0:pPr>
             <ns0:r>
-              <ns0:rPr>
-                <ns0:bCs/>
-                <ns0:b/>
-              </ns0:rPr>
-              <ns0:t xml:space="preserve">7</ns0:t>
-            </ns0:r>
-          </ns0:p>
-        </ns0:tc>
-      </ns0:tr>
-      <ns0:tr>
-        <ns0:trPr>
-          <ns0:cantSplit/>
-        </ns0:trPr>
-        <ns0:tc>
-          <ns0:tcPr/>
-          <ns0:p>
-            <ns0:pPr>
-              <ns0:pStyle ns0:val="Compact"/>
-              <ns0:jc ns0:val="left"/>
-            </ns0:pPr>
-            <ns0:r>
-              <ns0:t xml:space="preserve">Equivalencia de cómputo</ns0:t>
-            </ns0:r>
-          </ns0:p>
-        </ns0:tc>
-        <ns0:tc>
-          <ns0:tcPr/>
-          <ns0:p>
-            <ns0:pPr>
-              <ns0:pStyle ns0:val="Compact"/>
-              <ns0:jc ns0:val="left"/>
-            </ns0:pPr>
-            <ns0:r>
-              <ns0:t xml:space="preserve">1 h curricular = 1 sesión</ns0:t>
-            </ns0:r>
-          </ns0:p>
-        </ns0:tc>
-      </ns0:tr>
-      <ns0:tr>
-        <ns0:trPr>
-          <ns0:cantSplit/>
-        </ns0:trPr>
-        <ns0:tc>
-          <ns0:tcPr/>
-          <ns0:p>
-            <ns0:pPr>
-              <ns0:pStyle ns0:val="Compact"/>
-              <ns0:jc ns0:val="left"/>
-            </ns0:pPr>
-            <ns0:r>
-              <ns0:t xml:space="preserve">Primera sesión RAL</ns0:t>
-            </ns0:r>
-          </ns0:p>
-        </ns0:tc>
-        <ns0:tc>
-          <ns0:tcPr/>
-          <ns0:p>
-            <ns0:pPr>
-              <ns0:pStyle ns0:val="Compact"/>
-              <ns0:jc ns0:val="left"/>
-            </ns0:pPr>
-            <ns0:r>
-              <ns0:rPr>
-                <ns0:bCs/>
-                <ns0:b/>
-              </ns0:rPr>
-              <ns0:t xml:space="preserve">11-sep-2026</ns0:t>
-            </ns0:r>
-          </ns0:p>
-        </ns0:tc>
-      </ns0:tr>
-      <ns0:tr>
-        <ns0:trPr>
-          <ns0:cantSplit/>
-        </ns0:trPr>
-        <ns0:tc>
-          <ns0:tcPr/>
-          <ns0:p>
-            <ns0:pPr>
-              <ns0:pStyle ns0:val="Compact"/>
-              <ns0:jc ns0:val="left"/>
-            </ns0:pPr>
-            <ns0:r>
-              <ns0:t xml:space="preserve">Cierre orientativo</ns0:t>
-            </ns0:r>
-            <ns0:r>
-              <ns0:t xml:space="preserve"> </ns0:t>
-            </ns0:r>
-            <ns0:r>
-              <ns0:rPr>
-                <ns0:bCs/>
-                <ns0:b/>
-              </ns0:rPr>
-              <ns0:t xml:space="preserve">T9</ns0:t>
-            </ns0:r>
-          </ns0:p>
-        </ns0:tc>
-        <ns0:tc>
-          <ns0:tcPr/>
-          <ns0:p>
-            <ns0:pPr>
-              <ns0:pStyle ns0:val="Compact"/>
-              <ns0:jc ns0:val="left"/>
-            </ns0:pPr>
-            <ns0:r>
-              <ns0:t xml:space="preserve">**</ns0:t>
-            </ns0:r>
-            <ns0:r>
-              <ns0:rPr>
-                <ns0:vertAlign ns0:val="subscript"/>
-              </ns0:rPr>
-              <ns0:t xml:space="preserve">2027-05-05** (</ns0:t>
-            </ns0:r>
-            <ns0:r>
-              <ns0:t xml:space="preserve">mayo)</ns0:t>
-            </ns0:r>
-          </ns0:p>
-        </ns0:tc>
-      </ns0:tr>
-      <ns0:tr>
-        <ns0:trPr>
-          <ns0:cantSplit/>
-        </ns0:trPr>
-        <ns0:tc>
-          <ns0:tcPr/>
-          <ns0:p>
-            <ns0:pPr>
-              <ns0:pStyle ns0:val="Compact"/>
-              <ns0:jc ns0:val="left"/>
-            </ns0:pPr>
-            <ns0:r>
-              <ns0:t xml:space="preserve">Hipótesis C3</ns0:t>
-            </ns0:r>
-          </ns0:p>
-        </ns0:tc>
-        <ns0:tc>
-          <ns0:tcPr/>
-          <ns0:p>
-            <ns0:pPr>
-              <ns0:pStyle ns0:val="Compact"/>
-              <ns0:jc ns0:val="left"/>
-            </ns0:pPr>
-            <ns0:r>
-              <ns0:rPr>
-                <ns0:bCs/>
-                <ns0:b/>
-              </ns0:rPr>
-              <ns0:t xml:space="preserve">133 h ≠ fin de clase el 15-feb</ns0:t>
-            </ns0:r>
-            <ns0:r>
-              <ns0:t xml:space="preserve">; UP repartidas hasta primavera (taller + NetAcad)</ns0:t>
+              <ns0:t xml:space="preserve">Hay 7 sesiones semanales en el centro.</ns0:t>
+            </ns0:r>
+          </ns0:p>
+        </ns0:tc>
+      </ns0:tr>
+      <ns0:tr>
+        <ns0:trPr>
+          <ns0:cantSplit/>
+        </ns0:trPr>
+        <ns0:tc>
+          <ns0:tcPr/>
+          <ns0:p>
+            <ns0:pPr>
+              <ns0:pStyle ns0:val="Compact"/>
+              <ns0:jc ns0:val="left"/>
+            </ns0:pPr>
+            <ns0:r>
+              <ns0:t xml:space="preserve">Equivalencia</ns0:t>
+            </ns0:r>
+          </ns0:p>
+        </ns0:tc>
+        <ns0:tc>
+          <ns0:tcPr/>
+          <ns0:p>
+            <ns0:pPr>
+              <ns0:pStyle ns0:val="Compact"/>
+              <ns0:jc ns0:val="left"/>
+            </ns0:pPr>
+            <ns0:r>
+              <ns0:t xml:space="preserve">Una hora del cómputo equivale a una sesión lectiva.</ns0:t>
+            </ns0:r>
+          </ns0:p>
+        </ns0:tc>
+      </ns0:tr>
+      <ns0:tr>
+        <ns0:trPr>
+          <ns0:cantSplit/>
+        </ns0:trPr>
+        <ns0:tc>
+          <ns0:tcPr/>
+          <ns0:p>
+            <ns0:pPr>
+              <ns0:pStyle ns0:val="Compact"/>
+              <ns0:jc ns0:val="left"/>
+            </ns0:pPr>
+            <ns0:r>
+              <ns0:t xml:space="preserve">Primera sesión</ns0:t>
+            </ns0:r>
+          </ns0:p>
+        </ns0:tc>
+        <ns0:tc>
+          <ns0:tcPr/>
+          <ns0:p>
+            <ns0:pPr>
+              <ns0:pStyle ns0:val="Compact"/>
+              <ns0:jc ns0:val="left"/>
+            </ns0:pPr>
+            <ns0:r>
+              <ns0:t xml:space="preserve">La primera sesión es el 11 de septiembre de 2026.</ns0:t>
+            </ns0:r>
+          </ns0:p>
+        </ns0:tc>
+      </ns0:tr>
+      <ns0:tr>
+        <ns0:trPr>
+          <ns0:cantSplit/>
+        </ns0:trPr>
+        <ns0:tc>
+          <ns0:tcPr/>
+          <ns0:p>
+            <ns0:pPr>
+              <ns0:pStyle ns0:val="Compact"/>
+              <ns0:jc ns0:val="left"/>
+            </ns0:pPr>
+            <ns0:r>
+              <ns0:t xml:space="preserve">Cierre de T9</ns0:t>
+            </ns0:r>
+          </ns0:p>
+        </ns0:tc>
+        <ns0:tc>
+          <ns0:tcPr/>
+          <ns0:p>
+            <ns0:pPr>
+              <ns0:pStyle ns0:val="Compact"/>
+              <ns0:jc ns0:val="left"/>
+            </ns0:pPr>
+            <ns0:r>
+              <ns0:t xml:space="preserve">T9 cierra hacia el 5 de mayo de 2027.</ns0:t>
+            </ns0:r>
+          </ns0:p>
+        </ns0:tc>
+      </ns0:tr>
+      <ns0:tr>
+        <ns0:trPr>
+          <ns0:cantSplit/>
+        </ns0:trPr>
+        <ns0:tc>
+          <ns0:tcPr/>
+          <ns0:p>
+            <ns0:pPr>
+              <ns0:pStyle ns0:val="Compact"/>
+              <ns0:jc ns0:val="left"/>
+            </ns0:pPr>
+            <ns0:r>
+              <ns0:t xml:space="preserve">Margen posterior</ns0:t>
+            </ns0:r>
+          </ns0:p>
+        </ns0:tc>
+        <ns0:tc>
+          <ns0:tcPr/>
+          <ns0:p>
+            <ns0:pPr>
+              <ns0:pStyle ns0:val="Compact"/>
+              <ns0:jc ns0:val="left"/>
+            </ns0:pPr>
+            <ns0:r>
+              <ns0:t xml:space="preserve">Las sesiones que quedan entre ese cierre y el 17 de mayo de 2027 se usan para la recuperación y el cierre. La estancia en la empresa no desplaza T7, T8 ni T9.</ns0:t>
             </ns0:r>
           </ns0:p>
         </ns0:tc>
@@ -8696,7 +8830,7 @@
               <ns0:jc ns0:val="left"/>
             </ns0:pPr>
             <ns0:r>
-              <ns0:t xml:space="preserve">S001–S019</ns0:t>
+              <ns0:t xml:space="preserve">S001–S018</ns0:t>
             </ns0:r>
           </ns0:p>
         </ns0:tc>
@@ -8765,7 +8899,7 @@
               <ns0:jc ns0:val="left"/>
             </ns0:pPr>
             <ns0:r>
-              <ns0:t xml:space="preserve">S020–S032</ns0:t>
+              <ns0:t xml:space="preserve">S019–S031</ns0:t>
             </ns0:r>
           </ns0:p>
         </ns0:tc>
@@ -8850,7 +8984,7 @@
               <ns0:jc ns0:val="left"/>
             </ns0:pPr>
             <ns0:r>
-              <ns0:t xml:space="preserve">S036–S056</ns0:t>
+              <ns0:t xml:space="preserve">S035–S055</ns0:t>
             </ns0:r>
           </ns0:p>
         </ns0:tc>
@@ -8964,7 +9098,7 @@
               <ns0:jc ns0:val="left"/>
             </ns0:pPr>
             <ns0:r>
-              <ns0:t xml:space="preserve">S057–S058</ns0:t>
+              <ns0:t xml:space="preserve">S056–S057</ns0:t>
             </ns0:r>
           </ns0:p>
         </ns0:tc>
@@ -9033,7 +9167,7 @@
               <ns0:jc ns0:val="left"/>
             </ns0:pPr>
             <ns0:r>
-              <ns0:t xml:space="preserve">S059–S072</ns0:t>
+              <ns0:t xml:space="preserve">S058–S071</ns0:t>
             </ns0:r>
           </ns0:p>
         </ns0:tc>
@@ -9102,7 +9236,7 @@
               <ns0:jc ns0:val="left"/>
             </ns0:pPr>
             <ns0:r>
-              <ns0:t xml:space="preserve">S073–S086</ns0:t>
+              <ns0:t xml:space="preserve">S072–S085</ns0:t>
             </ns0:r>
           </ns0:p>
         </ns0:tc>
@@ -9171,7 +9305,7 @@
               <ns0:jc ns0:val="left"/>
             </ns0:pPr>
             <ns0:r>
-              <ns0:t xml:space="preserve">S087–S107</ns0:t>
+              <ns0:t xml:space="preserve">S086–S106</ns0:t>
             </ns0:r>
           </ns0:p>
         </ns0:tc>
@@ -9266,7 +9400,7 @@
               <ns0:jc ns0:val="left"/>
             </ns0:pPr>
             <ns0:r>
-              <ns0:t xml:space="preserve">S108–S109</ns0:t>
+              <ns0:t xml:space="preserve">S107–S108</ns0:t>
             </ns0:r>
           </ns0:p>
         </ns0:tc>
@@ -9335,7 +9469,7 @@
               <ns0:jc ns0:val="left"/>
             </ns0:pPr>
             <ns0:r>
-              <ns0:t xml:space="preserve">S110–S127</ns0:t>
+              <ns0:t xml:space="preserve">S109–S126</ns0:t>
             </ns0:r>
           </ns0:p>
         </ns0:tc>
@@ -9404,7 +9538,7 @@
               <ns0:jc ns0:val="left"/>
             </ns0:pPr>
             <ns0:r>
-              <ns0:t xml:space="preserve">S128–S143</ns0:t>
+              <ns0:t xml:space="preserve">S127–S142</ns0:t>
             </ns0:r>
           </ns0:p>
         </ns0:tc>
@@ -9473,7 +9607,7 @@
               <ns0:jc ns0:val="left"/>
             </ns0:pPr>
             <ns0:r>
-              <ns0:t xml:space="preserve">S144–S198</ns0:t>
+              <ns0:t xml:space="preserve">S143–S197</ns0:t>
             </ns0:r>
           </ns0:p>
         </ns0:tc>
@@ -9524,7 +9658,7 @@
         <ns0:pStyle ns0:val="BodyText"/>
       </ns0:pPr>
       <ns0:r>
-        <ns0:t xml:space="preserve">El 19 de octubre de 2026 (sesiones S033–S035) fue la prueba de T1 y T2. El contenido de T2 ya estaba impartido, así que esas tres sesiones no cuentan como T2. T3 empieza el 21 de octubre de 2026. El 2 de noviembre de 2026 es lectivo, según confirmó el centro. No son lectivos el 9 y el 12 de octubre, el 7 de diciembre de 2026 (festivo local), las vacaciones de Navidad (del 22 de diciembre de 2026 al 6 de enero de 2027), el 2 y el 3 de marzo (días no lectivos del centro), el 19 de marzo y la Semana Santa (del 25 de marzo al 5 de abril de 2027).</ns0:t>
+        <ns0:t xml:space="preserve">El 19 de octubre de 2026 (sesiones S032–S034) fue la prueba de T1 y T2. El contenido de T2 ya estaba impartido, así que esas tres sesiones no cuentan como T2. T3 empieza el 21 de octubre de 2026. El 2 de noviembre de 2026 es lectivo, según confirmó el centro. No son lectivos el 9 y el 12 de octubre, el 7 de diciembre de 2026 (festivo local), las vacaciones de Navidad (del 22 de diciembre de 2026 al 6 de enero de 2027), el 2 y el 3 de marzo (días no lectivos del centro), el 19 de marzo y la Semana Santa (del 25 de marzo al 5 de abril de 2027).</ns0:t>
       </ns0:r>
     </ns0:p>
     <ns0:p>
@@ -9532,7 +9666,7 @@
         <ns0:pStyle ns0:val="BodyText"/>
       </ns0:pPr>
       <ns0:r>
-        <ns0:t xml:space="preserve">Las sesiones de calendario de T1 a T9, más las pruebas objetivas PO1 y PO2, suman</ns0:t>
+        <ns0:t xml:space="preserve">T1 ocupa las sesiones S001 a S018, de modo que el recuento y el rango coinciden. Los bloques siguientes se numeran a continuación, sin huecos. Las sesiones de T1 a T9, más las pruebas objetivas PO1 y PO2, suman</ns0:t>
       </ns0:r>
       <ns0:r>
         <ns0:t xml:space="preserve"> </ns0:t>
@@ -9561,7 +9695,7 @@
         <ns0:t xml:space="preserve"> </ns0:t>
       </ns0:r>
       <ns0:r>
-        <ns0:t xml:space="preserve">del 19 de octubre. El cómputo de centro sigue siendo de</ns0:t>
+        <ns0:t xml:space="preserve">del 19 de octubre (S032 a S034). El último identificador es S197. El cómputo de centro sigue siendo de</ns0:t>
       </ns0:r>
       <ns0:r>
         <ns0:t xml:space="preserve"> </ns0:t>
@@ -9574,7 +9708,7 @@
         <ns0:t xml:space="preserve">133 horas</ns0:t>
       </ns0:r>
       <ns0:r>
-        <ns0:t xml:space="preserve">. Después de T9 queda margen para el final de curso, la formación en empresa, las recuperaciones y los imprevistos.</ns0:t>
+        <ns0:t xml:space="preserve">. T9 cierra hacia el 5 de mayo de 2027. Las sesiones posteriores, hasta el inicio de la formación en empresa el 17 de mayo de 2027, se dedican a la recuperación y al cierre.</ns0:t>
       </ns0:r>
     </ns0:p>
     <ns0:p>
@@ -10953,21 +11087,21 @@
               <ns0:keepLines/>
             </ns0:pPr>
             <ns0:r>
-              <ns0:t xml:space="preserve">NetAcad (online)</ns0:t>
-            </ns0:r>
-          </ns0:p>
-        </ns0:tc>
-        <ns0:tc>
-          <ns0:tcPr/>
-          <ns0:p>
-            <ns0:pPr>
-              <ns0:pStyle ns0:val="Compact"/>
-              <ns0:jc ns0:val="left"/>
-              <ns0:keepNext/>
-              <ns0:keepLines/>
-            </ns0:pPr>
-            <ns0:r>
-              <ns0:t xml:space="preserve">PR303, PR603 y preparación CCNA (+1 no sustituye RA)</ns0:t>
+              <ns0:t xml:space="preserve">NetAcad (en línea)</ns0:t>
+            </ns0:r>
+          </ns0:p>
+        </ns0:tc>
+        <ns0:tc>
+          <ns0:tcPr/>
+          <ns0:p>
+            <ns0:pPr>
+              <ns0:pStyle ns0:val="Compact"/>
+              <ns0:jc ns0:val="left"/>
+              <ns0:keepNext/>
+              <ns0:keepLines/>
+            </ns0:pPr>
+            <ns0:r>
+              <ns0:t xml:space="preserve">Preparación del apartado de certificación. El punto adicional no sustituye ningún resultado de aprendizaje.</ns0:t>
             </ns0:r>
           </ns0:p>
         </ns0:tc>
@@ -11639,7 +11773,7 @@
         <ns0:pStyle ns0:val="BodyText"/>
       </ns0:pPr>
       <ns0:r>
-        <ns0:t xml:space="preserve">El criterio adoptado el 16 de septiembre de 2026, alineado con la referencia de Solbes que se cita debajo, es el siguiente. Los CE sirven para verificar la cobertura: se trabajan y se comprueban todos (anexo A), pero no son sumandos con porcentaje en la nota del boletín. La nota de cada RA es la media ponderada de los IE que lo evalúan. La nota final del módulo es la media ponderada de los RA, con los pesos 20, 12, 18, 25, 15 y 10 por ciento. El peso de cada IE dentro del RA depende de los CE más importantes que evidencia. Los RA no son compensables entre sí. Las escalas son AC de 0 a 1, PR de 0 a 10, PY de 0 a 30 y PO de 0 a 100.</ns0:t>
+        <ns0:t xml:space="preserve">El criterio adoptado el 16 de septiembre de 2026, alineado con la referencia de Solbes que se cita debajo, es el siguiente. Los CE sirven para verificar la cobertura: se trabajan y se comprueban todos (anexo A), pero no son sumandos con porcentaje en la nota del boletín. La nota de cada RA es la media ponderada de los IE que lo evalúan. La nota final del módulo es la media ponderada de los RA, con los pesos 20, 12, 18, 25, 15 y 10 por ciento. El peso de cada IE dentro del RA depende de los CE más importantes que evidencia. Los RA no son compensables entre sí. Las escalas son AC de 0 a 1, PR de 0 a 10, PY de 0 a 30 y PO de 0 a 100. El apartado de certificación suma hasta 1 punto sobre la nota final, que puede llegar a 11, y no sustituye ningún resultado de aprendizaje (apartado 8.5).</ns0:t>
       </ns0:r>
     </ns0:p>
     <ns0:p>
@@ -11815,7 +11949,7 @@
         <ns0:pStyle ns0:val="BodyText"/>
       </ns0:pPr>
       <ns0:r>
-        <ns0:t xml:space="preserve">El peso de cada IE dentro del RA depende de los CE más importantes que ese instrumento evidencia. Los pesos numéricos de cada actividad se publican en Aules. [PENDIENTE: esos pesos numéricos de IE dentro de cada RA no figuran en esta programación.]</ns0:t>
+        <ns0:t xml:space="preserve">El peso de cada instrumento dentro del resultado de aprendizaje depende de los criterios de evaluación más importantes que evidencia. El peso de cada actividad se publica en Aules al plantearla.</ns0:t>
       </ns0:r>
     </ns0:p>
     <ns0:bookmarkEnd ns0:id="81"/>
@@ -12120,6 +12254,14 @@
       </ns0:pPr>
       <ns0:r>
         <ns0:t xml:space="preserve">8.5. Procedimientos e instrumentos de evaluación</ns0:t>
+      </ns0:r>
+    </ns0:p>
+    <ns0:p>
+      <ns0:pPr>
+        <ns0:pStyle ns0:val="FirstParagraph"/>
+      </ns0:pPr>
+      <ns0:r>
+        <ns0:t xml:space="preserve">Los instrumentos y sus escalas se definen en este apartado. El peso de cada actividad dentro del resultado de aprendizaje que evalúa se publica en Aules al plantear la actividad, según los criterios de evaluación que evidencia.</ns0:t>
       </ns0:r>
     </ns0:p>
     <ns0:tbl>
@@ -12177,270 +12319,240 @@
               <ns0:keepLines/>
             </ns0:pPr>
             <ns0:r>
-              <ns0:t xml:space="preserve">Procedimiento breve</ns0:t>
-            </ns0:r>
-          </ns0:p>
-        </ns0:tc>
-      </ns0:tr>
-      <ns0:tr>
-        <ns0:trPr>
-          <ns0:cantSplit/>
-        </ns0:trPr>
-        <ns0:tc>
-          <ns0:tcPr/>
-          <ns0:p>
-            <ns0:pPr>
-              <ns0:pStyle ns0:val="Compact"/>
-              <ns0:jc ns0:val="left"/>
-              <ns0:keepNext/>
-              <ns0:keepLines/>
-            </ns0:pPr>
-            <ns0:r>
-              <ns0:rPr>
-                <ns0:bCs/>
-                <ns0:b/>
-              </ns0:rPr>
-              <ns0:t xml:space="preserve">AC</ns0:t>
-            </ns0:r>
-          </ns0:p>
-        </ns0:tc>
-        <ns0:tc>
-          <ns0:tcPr/>
-          <ns0:p>
-            <ns0:pPr>
-              <ns0:pStyle ns0:val="Compact"/>
-              <ns0:jc ns0:val="left"/>
-              <ns0:keepNext/>
-              <ns0:keepLines/>
-            </ns0:pPr>
-            <ns0:r>
-              <ns0:t xml:space="preserve">0–1</ns0:t>
-            </ns0:r>
-          </ns0:p>
-        </ns0:tc>
-        <ns0:tc>
-          <ns0:tcPr/>
-          <ns0:p>
-            <ns0:pPr>
-              <ns0:pStyle ns0:val="Compact"/>
-              <ns0:jc ns0:val="left"/>
-              <ns0:keepNext/>
-              <ns0:keepLines/>
-            </ns0:pPr>
-            <ns0:r>
-              <ns0:t xml:space="preserve">Observación / microtarea de aula</ns0:t>
-            </ns0:r>
-          </ns0:p>
-        </ns0:tc>
-      </ns0:tr>
-      <ns0:tr>
-        <ns0:trPr>
-          <ns0:cantSplit/>
-        </ns0:trPr>
-        <ns0:tc>
-          <ns0:tcPr/>
-          <ns0:p>
-            <ns0:pPr>
-              <ns0:pStyle ns0:val="Compact"/>
-              <ns0:jc ns0:val="left"/>
-              <ns0:keepNext/>
-              <ns0:keepLines/>
-            </ns0:pPr>
-            <ns0:r>
-              <ns0:rPr>
-                <ns0:bCs/>
-                <ns0:b/>
-              </ns0:rPr>
-              <ns0:t xml:space="preserve">PR</ns0:t>
-            </ns0:r>
-          </ns0:p>
-        </ns0:tc>
-        <ns0:tc>
-          <ns0:tcPr/>
-          <ns0:p>
-            <ns0:pPr>
-              <ns0:pStyle ns0:val="Compact"/>
-              <ns0:jc ns0:val="left"/>
-              <ns0:keepNext/>
-              <ns0:keepLines/>
-            </ns0:pPr>
-            <ns0:r>
-              <ns0:t xml:space="preserve">0–10</ns0:t>
-            </ns0:r>
-          </ns0:p>
-        </ns0:tc>
-        <ns0:tc>
-          <ns0:tcPr/>
-          <ns0:p>
-            <ns0:pPr>
-              <ns0:pStyle ns0:val="Compact"/>
-              <ns0:jc ns0:val="left"/>
-              <ns0:keepNext/>
-              <ns0:keepLines/>
-            </ns0:pPr>
-            <ns0:r>
-              <ns0:t xml:space="preserve">Práctica de taller o simulación; rúbrica o checklist</ns0:t>
-            </ns0:r>
-          </ns0:p>
-        </ns0:tc>
-      </ns0:tr>
-      <ns0:tr>
-        <ns0:trPr>
-          <ns0:cantSplit/>
-        </ns0:trPr>
-        <ns0:tc>
-          <ns0:tcPr/>
-          <ns0:p>
-            <ns0:pPr>
-              <ns0:pStyle ns0:val="Compact"/>
-              <ns0:jc ns0:val="left"/>
-              <ns0:keepNext/>
-              <ns0:keepLines/>
-            </ns0:pPr>
-            <ns0:r>
-              <ns0:rPr>
-                <ns0:bCs/>
-                <ns0:b/>
-              </ns0:rPr>
-              <ns0:t xml:space="preserve">PY</ns0:t>
-            </ns0:r>
-          </ns0:p>
-        </ns0:tc>
-        <ns0:tc>
-          <ns0:tcPr/>
-          <ns0:p>
-            <ns0:pPr>
-              <ns0:pStyle ns0:val="Compact"/>
-              <ns0:jc ns0:val="left"/>
-              <ns0:keepNext/>
-              <ns0:keepLines/>
-            </ns0:pPr>
-            <ns0:r>
-              <ns0:t xml:space="preserve">0–30</ns0:t>
-            </ns0:r>
-          </ns0:p>
-        </ns0:tc>
-        <ns0:tc>
-          <ns0:tcPr/>
-          <ns0:p>
-            <ns0:pPr>
-              <ns0:pStyle ns0:val="Compact"/>
-              <ns0:jc ns0:val="left"/>
-              <ns0:keepNext/>
-              <ns0:keepLines/>
-            </ns0:pPr>
-            <ns0:r>
-              <ns0:t xml:space="preserve">Proyecto con rúbrica</ns0:t>
-            </ns0:r>
-          </ns0:p>
-        </ns0:tc>
-      </ns0:tr>
-      <ns0:tr>
-        <ns0:trPr>
-          <ns0:cantSplit/>
-        </ns0:trPr>
-        <ns0:tc>
-          <ns0:tcPr/>
-          <ns0:p>
-            <ns0:pPr>
-              <ns0:pStyle ns0:val="Compact"/>
-              <ns0:jc ns0:val="left"/>
-              <ns0:keepNext/>
-              <ns0:keepLines/>
-            </ns0:pPr>
-            <ns0:r>
-              <ns0:rPr>
-                <ns0:bCs/>
-                <ns0:b/>
-              </ns0:rPr>
-              <ns0:t xml:space="preserve">PO</ns0:t>
-            </ns0:r>
-          </ns0:p>
-        </ns0:tc>
-        <ns0:tc>
-          <ns0:tcPr/>
-          <ns0:p>
-            <ns0:pPr>
-              <ns0:pStyle ns0:val="Compact"/>
-              <ns0:jc ns0:val="left"/>
-              <ns0:keepNext/>
-              <ns0:keepLines/>
-            </ns0:pPr>
-            <ns0:r>
-              <ns0:t xml:space="preserve">0–100</ns0:t>
-            </ns0:r>
-          </ns0:p>
-        </ns0:tc>
-        <ns0:tc>
-          <ns0:tcPr/>
-          <ns0:p>
-            <ns0:pPr>
-              <ns0:pStyle ns0:val="Compact"/>
-              <ns0:jc ns0:val="left"/>
-              <ns0:keepNext/>
-              <ns0:keepLines/>
-            </ns0:pPr>
-            <ns0:r>
-              <ns0:t xml:space="preserve">Prueba objetiva (PO1, PO2, PO901 u otras que se convoquen)</ns0:t>
-            </ns0:r>
-          </ns0:p>
-        </ns0:tc>
-      </ns0:tr>
-      <ns0:tr>
-        <ns0:trPr>
-          <ns0:cantSplit/>
-        </ns0:trPr>
-        <ns0:tc>
-          <ns0:tcPr/>
-          <ns0:p>
-            <ns0:pPr>
-              <ns0:pStyle ns0:val="Compact"/>
-              <ns0:jc ns0:val="left"/>
-              <ns0:keepNext/>
-              <ns0:keepLines/>
-            </ns0:pPr>
-            <ns0:r>
-              <ns0:rPr>
-                <ns0:bCs/>
-                <ns0:b/>
-              </ns0:rPr>
-              <ns0:t xml:space="preserve">NetAcad / CCNA</ns0:t>
-            </ns0:r>
-          </ns0:p>
-        </ns0:tc>
-        <ns0:tc>
-          <ns0:tcPr/>
-          <ns0:p>
-            <ns0:pPr>
-              <ns0:pStyle ns0:val="Compact"/>
-              <ns0:jc ns0:val="left"/>
-              <ns0:keepNext/>
-              <ns0:keepLines/>
-            </ns0:pPr>
-            <ns0:r>
-              <ns0:rPr>
-                <ns0:bCs/>
-                <ns0:b/>
-              </ns0:rPr>
-              <ns0:t xml:space="preserve">+1</ns0:t>
-            </ns0:r>
-            <ns0:r>
-              <ns0:t xml:space="preserve"> </ns0:t>
-            </ns0:r>
-            <ns0:r>
-              <ns0:t xml:space="preserve">sobre nota final</ns0:t>
-            </ns0:r>
-          </ns0:p>
-        </ns0:tc>
-        <ns0:tc>
-          <ns0:tcPr/>
-          <ns0:p>
-            <ns0:pPr>
-              <ns0:pStyle ns0:val="Compact"/>
-              <ns0:jc ns0:val="left"/>
-            </ns0:pPr>
-            <ns0:r>
-              <ns0:t xml:space="preserve">Aprovechamiento / certificación según criterio publicado en Aules</ns0:t>
+              <ns0:t xml:space="preserve">Procedimiento</ns0:t>
+            </ns0:r>
+          </ns0:p>
+        </ns0:tc>
+      </ns0:tr>
+      <ns0:tr>
+        <ns0:trPr>
+          <ns0:cantSplit/>
+        </ns0:trPr>
+        <ns0:tc>
+          <ns0:tcPr/>
+          <ns0:p>
+            <ns0:pPr>
+              <ns0:pStyle ns0:val="Compact"/>
+              <ns0:jc ns0:val="left"/>
+              <ns0:keepNext/>
+              <ns0:keepLines/>
+            </ns0:pPr>
+            <ns0:r>
+              <ns0:t xml:space="preserve">Actividad de clase (AC)</ns0:t>
+            </ns0:r>
+          </ns0:p>
+        </ns0:tc>
+        <ns0:tc>
+          <ns0:tcPr/>
+          <ns0:p>
+            <ns0:pPr>
+              <ns0:pStyle ns0:val="Compact"/>
+              <ns0:jc ns0:val="left"/>
+              <ns0:keepNext/>
+              <ns0:keepLines/>
+            </ns0:pPr>
+            <ns0:r>
+              <ns0:t xml:space="preserve">De 0 a 1.</ns0:t>
+            </ns0:r>
+          </ns0:p>
+        </ns0:tc>
+        <ns0:tc>
+          <ns0:tcPr/>
+          <ns0:p>
+            <ns0:pPr>
+              <ns0:pStyle ns0:val="Compact"/>
+              <ns0:jc ns0:val="left"/>
+              <ns0:keepNext/>
+              <ns0:keepLines/>
+            </ns0:pPr>
+            <ns0:r>
+              <ns0:t xml:space="preserve">Observación o microtarea de aula.</ns0:t>
+            </ns0:r>
+          </ns0:p>
+        </ns0:tc>
+      </ns0:tr>
+      <ns0:tr>
+        <ns0:trPr>
+          <ns0:cantSplit/>
+        </ns0:trPr>
+        <ns0:tc>
+          <ns0:tcPr/>
+          <ns0:p>
+            <ns0:pPr>
+              <ns0:pStyle ns0:val="Compact"/>
+              <ns0:jc ns0:val="left"/>
+              <ns0:keepNext/>
+              <ns0:keepLines/>
+            </ns0:pPr>
+            <ns0:r>
+              <ns0:t xml:space="preserve">Práctica (PR)</ns0:t>
+            </ns0:r>
+          </ns0:p>
+        </ns0:tc>
+        <ns0:tc>
+          <ns0:tcPr/>
+          <ns0:p>
+            <ns0:pPr>
+              <ns0:pStyle ns0:val="Compact"/>
+              <ns0:jc ns0:val="left"/>
+              <ns0:keepNext/>
+              <ns0:keepLines/>
+            </ns0:pPr>
+            <ns0:r>
+              <ns0:t xml:space="preserve">De 0 a 10.</ns0:t>
+            </ns0:r>
+          </ns0:p>
+        </ns0:tc>
+        <ns0:tc>
+          <ns0:tcPr/>
+          <ns0:p>
+            <ns0:pPr>
+              <ns0:pStyle ns0:val="Compact"/>
+              <ns0:jc ns0:val="left"/>
+              <ns0:keepNext/>
+              <ns0:keepLines/>
+            </ns0:pPr>
+            <ns0:r>
+              <ns0:t xml:space="preserve">Práctica de taller o de laboratorio. La rúbrica o la lista de comprobación se publica en Aules.</ns0:t>
+            </ns0:r>
+          </ns0:p>
+        </ns0:tc>
+      </ns0:tr>
+      <ns0:tr>
+        <ns0:trPr>
+          <ns0:cantSplit/>
+        </ns0:trPr>
+        <ns0:tc>
+          <ns0:tcPr/>
+          <ns0:p>
+            <ns0:pPr>
+              <ns0:pStyle ns0:val="Compact"/>
+              <ns0:jc ns0:val="left"/>
+              <ns0:keepNext/>
+              <ns0:keepLines/>
+            </ns0:pPr>
+            <ns0:r>
+              <ns0:t xml:space="preserve">Proyecto (PY)</ns0:t>
+            </ns0:r>
+          </ns0:p>
+        </ns0:tc>
+        <ns0:tc>
+          <ns0:tcPr/>
+          <ns0:p>
+            <ns0:pPr>
+              <ns0:pStyle ns0:val="Compact"/>
+              <ns0:jc ns0:val="left"/>
+              <ns0:keepNext/>
+              <ns0:keepLines/>
+            </ns0:pPr>
+            <ns0:r>
+              <ns0:t xml:space="preserve">De 0 a 30.</ns0:t>
+            </ns0:r>
+          </ns0:p>
+        </ns0:tc>
+        <ns0:tc>
+          <ns0:tcPr/>
+          <ns0:p>
+            <ns0:pPr>
+              <ns0:pStyle ns0:val="Compact"/>
+              <ns0:jc ns0:val="left"/>
+              <ns0:keepNext/>
+              <ns0:keepLines/>
+            </ns0:pPr>
+            <ns0:r>
+              <ns0:t xml:space="preserve">Proyecto con rúbrica.</ns0:t>
+            </ns0:r>
+          </ns0:p>
+        </ns0:tc>
+      </ns0:tr>
+      <ns0:tr>
+        <ns0:trPr>
+          <ns0:cantSplit/>
+        </ns0:trPr>
+        <ns0:tc>
+          <ns0:tcPr/>
+          <ns0:p>
+            <ns0:pPr>
+              <ns0:pStyle ns0:val="Compact"/>
+              <ns0:jc ns0:val="left"/>
+              <ns0:keepNext/>
+              <ns0:keepLines/>
+            </ns0:pPr>
+            <ns0:r>
+              <ns0:t xml:space="preserve">Prueba objetiva (PO)</ns0:t>
+            </ns0:r>
+          </ns0:p>
+        </ns0:tc>
+        <ns0:tc>
+          <ns0:tcPr/>
+          <ns0:p>
+            <ns0:pPr>
+              <ns0:pStyle ns0:val="Compact"/>
+              <ns0:jc ns0:val="left"/>
+              <ns0:keepNext/>
+              <ns0:keepLines/>
+            </ns0:pPr>
+            <ns0:r>
+              <ns0:t xml:space="preserve">De 0 a 100.</ns0:t>
+            </ns0:r>
+          </ns0:p>
+        </ns0:tc>
+        <ns0:tc>
+          <ns0:tcPr/>
+          <ns0:p>
+            <ns0:pPr>
+              <ns0:pStyle ns0:val="Compact"/>
+              <ns0:jc ns0:val="left"/>
+              <ns0:keepNext/>
+              <ns0:keepLines/>
+            </ns0:pPr>
+            <ns0:r>
+              <ns0:t xml:space="preserve">Prueba escrita o en el ordenador. En este módulo se prevén PO1, PO2 y PO901, sin perjuicio de otras que se convoquen.</ns0:t>
+            </ns0:r>
+          </ns0:p>
+        </ns0:tc>
+      </ns0:tr>
+      <ns0:tr>
+        <ns0:trPr>
+          <ns0:cantSplit/>
+        </ns0:trPr>
+        <ns0:tc>
+          <ns0:tcPr/>
+          <ns0:p>
+            <ns0:pPr>
+              <ns0:pStyle ns0:val="Compact"/>
+              <ns0:jc ns0:val="left"/>
+              <ns0:keepNext/>
+              <ns0:keepLines/>
+            </ns0:pPr>
+            <ns0:r>
+              <ns0:t xml:space="preserve">Certificación</ns0:t>
+            </ns0:r>
+          </ns0:p>
+        </ns0:tc>
+        <ns0:tc>
+          <ns0:tcPr/>
+          <ns0:p>
+            <ns0:pPr>
+              <ns0:pStyle ns0:val="Compact"/>
+              <ns0:jc ns0:val="left"/>
+              <ns0:keepNext/>
+              <ns0:keepLines/>
+            </ns0:pPr>
+            <ns0:r>
+              <ns0:t xml:space="preserve">Hasta +1 en la nota final, que puede llegar a 11.</ns0:t>
+            </ns0:r>
+          </ns0:p>
+        </ns0:tc>
+        <ns0:tc>
+          <ns0:tcPr/>
+          <ns0:p>
+            <ns0:pPr>
+              <ns0:pStyle ns0:val="Compact"/>
+              <ns0:jc ns0:val="left"/>
+            </ns0:pPr>
+            <ns0:r>
+              <ns0:t xml:space="preserve">0,5 por entregar las prácticas de Packet Tracer y defenderlas en la auditoría. Otros 0,5 si, además, se aprueba un examen de certificación.</ns0:t>
             </ns0:r>
           </ns0:p>
         </ns0:tc>
@@ -12451,7 +12563,78 @@
         <ns0:pStyle ns0:val="BodyText"/>
       </ns0:pPr>
       <ns0:r>
-        <ns0:t xml:space="preserve">Itinerario NetAcad integrado en calificación ordinaria de prácticas:</ns0:t>
+        <ns0:t xml:space="preserve">Todas las prácticas de Packet Tracer del módulo son trabajo para casa del apartado de certificación. Entran PR102, PR103, PR202, PR303 y las de los temas posteriores: PR402, PR501, PR601, PR602, PR603, PR702, PR801 y PR901. No puntúan en la nota de los resultados de aprendizaje. Entregarlas y defenderlas en la auditoría, con una exposición oral breve o una demostración, aporta 0,5 del punto adicional. El punto entero exige además aprobar un examen de certificación. La forma de acreditar ese examen se concreta en Aules. Ese punto no sustituye ningún resultado de aprendizaje y no compensa un resultado no alcanzado.</ns0:t>
+      </ns0:r>
+    </ns0:p>
+    <ns0:p>
+      <ns0:pPr>
+        <ns0:pStyle ns0:val="BodyText"/>
+      </ns0:pPr>
+      <ns0:r>
+        <ns0:t xml:space="preserve">Las prácticas que sí puntúan en el resultado de aprendizaje son las de taller y de laboratorio: PR101, PR201, PR301, PR302, PR304, PR305, PR401, PR604, PR701 y PR902, junto con las actividades de clase, el proyecto PY901 y las pruebas objetivas. PR604, en el conmutador del taller, es la práctica que evalúa la configuración real de las redes locales virtuales. PR303 y PR603 no entran en esa calificación: son trabajo del apartado de certificación.</ns0:t>
+      </ns0:r>
+    </ns0:p>
+    <ns0:bookmarkEnd ns0:id="84"/>
+    <ns0:bookmarkStart ns0:id="85" ns0:name="Xf112cc5721a4215c143208ccf0d012437b0fe04"/>
+    <ns0:p>
+      <ns0:pPr>
+        <ns0:pStyle ns0:val="Heading2"/>
+      </ns0:pPr>
+      <ns0:r>
+        <ns0:t xml:space="preserve">8.6. Plazo de realización de las convocatorias</ns0:t>
+      </ns0:r>
+    </ns0:p>
+    <ns0:p>
+      <ns0:pPr>
+        <ns0:pStyle ns0:val="FirstParagraph"/>
+      </ns0:pPr>
+      <ns0:r>
+        <ns0:t xml:space="preserve">Las convocatorias de evaluación se ajustarán al calendario oficial del centro y a las instrucciones de inicio de curso 2026-2027. Los hitos PO1 / PO2 / PO901 se sitúan según la programación de aula (Anexo B). Cualquier cambio se comunicará por Aules y se reflejará en el seguimiento de departamento.</ns0:t>
+      </ns0:r>
+    </ns0:p>
+    <ns0:bookmarkEnd ns0:id="85"/>
+    <ns0:bookmarkStart ns0:id="91" ns0:name="Xc4311615b0f50857908c4ce9d4e24581537ceba"/>
+    <ns0:p>
+      <ns0:pPr>
+        <ns0:pStyle ns0:val="Heading2"/>
+      </ns0:pPr>
+      <ns0:r>
+        <ns0:t xml:space="preserve">8.7. Cálculo de las calificaciones y condiciones de superación</ns0:t>
+      </ns0:r>
+    </ns0:p>
+    <ns0:bookmarkStart ns0:id="86" ns0:name="X7b4ff0fd1d3364da87229dd611c015a208a6278"/>
+    <ns0:p>
+      <ns0:pPr>
+        <ns0:pStyle ns0:val="Heading3"/>
+      </ns0:pPr>
+      <ns0:r>
+        <ns0:t xml:space="preserve">8.7.1. Calificación de un criterio de evaluación</ns0:t>
+      </ns0:r>
+    </ns0:p>
+    <ns0:p>
+      <ns0:pPr>
+        <ns0:pStyle ns0:val="FirstParagraph"/>
+      </ns0:pPr>
+      <ns0:r>
+        <ns0:t xml:space="preserve">El apartado conserva el título de la plantilla. El CE no se califica aparte ni entra en la nota como un porcentaje. Se comprueba que cada CE tiene al menos una evidencia en el anexo A. Si un CE se trabaja en varias actividades, esa repetición no le da un peso en el boletín, porque el CE no es un sumando de la nota.</ns0:t>
+      </ns0:r>
+    </ns0:p>
+    <ns0:bookmarkEnd ns0:id="86"/>
+    <ns0:bookmarkStart ns0:id="87" ns0:name="Xf6b52ed0ebae91ef42501710b4bcdd24df31e31"/>
+    <ns0:p>
+      <ns0:pPr>
+        <ns0:pStyle ns0:val="Heading3"/>
+      </ns0:pPr>
+      <ns0:r>
+        <ns0:t xml:space="preserve">8.7.2. Calificación de un resultado de aprendizaje</ns0:t>
+      </ns0:r>
+    </ns0:p>
+    <ns0:p>
+      <ns0:pPr>
+        <ns0:pStyle ns0:val="FirstParagraph"/>
+      </ns0:pPr>
+      <ns0:r>
+        <ns0:t xml:space="preserve">Para cada RA se hace lo siguiente.</ns0:t>
       </ns0:r>
     </ns0:p>
     <ns0:p>
@@ -12463,17 +12646,7 @@
         <ns0:pStyle ns0:val="Compact"/>
       </ns0:pPr>
       <ns0:r>
-        <ns0:rPr>
-          <ns0:bCs/>
-          <ns0:b/>
-        </ns0:rPr>
-        <ns0:t xml:space="preserve">PR303</ns0:t>
-      </ns0:r>
-      <ns0:r>
-        <ns0:t xml:space="preserve"> </ns0:t>
-      </ns0:r>
-      <ns0:r>
-        <ns0:t xml:space="preserve">(T3): WLAN / AP + módulo NetAcad inalámbrico.</ns0:t>
+        <ns0:t xml:space="preserve">Se toman los IE que lo evalúan: AC (escala de 0 a 1), PR (de 0 a 10), PY (de 0 a 30) y PO (de 0 a 100).</ns0:t>
       </ns0:r>
     </ns0:p>
     <ns0:p>
@@ -12485,17 +12658,7 @@
         <ns0:pStyle ns0:val="Compact"/>
       </ns0:pPr>
       <ns0:r>
-        <ns0:rPr>
-          <ns0:bCs/>
-          <ns0:b/>
-        </ns0:rPr>
-        <ns0:t xml:space="preserve">PR603</ns0:t>
-      </ns0:r>
-      <ns0:r>
-        <ns0:t xml:space="preserve"> </ns0:t>
-      </ns0:r>
-      <ns0:r>
-        <ns0:t xml:space="preserve">(T6): switching / VLAN + routing básico NetAcad (+ preparación).</ns0:t>
+        <ns0:t xml:space="preserve">Cuando hay que promediarlos, se normalizan a una escala común de 0 a 10.</ns0:t>
       </ns0:r>
     </ns0:p>
     <ns0:p>
@@ -12507,79 +12670,91 @@
         <ns0:pStyle ns0:val="Compact"/>
       </ns0:pPr>
       <ns0:r>
-        <ns0:t xml:space="preserve">Taller físico (refuerzo</ns0:t>
+        <ns0:t xml:space="preserve">La nota del resultado de aprendizaje es la media ponderada de esos instrumentos. El peso de cada actividad dentro del resultado de aprendizaje se publica en Aules al plantearla, según los criterios de evaluación que evidencia. Las prácticas de Packet Tracer no entran en esta media: pertenecen al apartado de certificación (apartado 8.5).</ns0:t>
+      </ns0:r>
+    </ns0:p>
+    <ns0:p>
+      <ns0:pPr>
+        <ns0:numPr>
+          <ns0:ilvl ns0:val="0"/>
+          <ns0:numId ns0:val="1031"/>
+        </ns0:numPr>
+        <ns0:pStyle ns0:val="Compact"/>
+      </ns0:pPr>
+      <ns0:r>
+        <ns0:t xml:space="preserve">La nota del RA se expresa de 0 a 10, o en la escala numérica equivalente del centro.</ns0:t>
+      </ns0:r>
+    </ns0:p>
+    <ns0:p>
+      <ns0:pPr>
+        <ns0:pStyle ns0:val="FirstParagraph"/>
+      </ns0:pPr>
+      <ns0:r>
+        <ns0:t xml:space="preserve">Cada RA debe alcanzarse con una nota igual o superior a 5. Los RA no son compensables entre sí.</ns0:t>
+      </ns0:r>
+    </ns0:p>
+    <ns0:bookmarkEnd ns0:id="87"/>
+    <ns0:bookmarkStart ns0:id="88" ns0:name="calificación-final-del-módulo"/>
+    <ns0:p>
+      <ns0:pPr>
+        <ns0:pStyle ns0:val="Heading3"/>
+      </ns0:pPr>
+      <ns0:r>
+        <ns0:t xml:space="preserve">8.7.3. Calificación final del módulo</ns0:t>
+      </ns0:r>
+    </ns0:p>
+    <ns0:p>
+      <ns0:pPr>
+        <ns0:pStyle ns0:val="FirstParagraph"/>
+      </ns0:pPr>
+      <ns0:r>
+        <ns0:t xml:space="preserve">[</ns0:t>
       </ns0:r>
       <ns0:r>
         <ns0:t xml:space="preserve"> </ns0:t>
       </ns0:r>
       <ns0:r>
-        <ns0:rPr>
-          <ns0:bCs/>
-          <ns0:b/>
-        </ns0:rPr>
-        <ns0:t xml:space="preserve">RA4</ns0:t>
+        <ns0:t xml:space="preserve">N_{final} = 0{,}20,N_{RA1} + 0{,}12,N_{RA2} + 0{,}18,N_{RA3} + 0{,}25,N_{RA4} + 0{,}15,N_{RA5} + 0{,}10,N_{RA6}</ns0:t>
       </ns0:r>
       <ns0:r>
         <ns0:t xml:space="preserve"> </ns0:t>
       </ns0:r>
       <ns0:r>
-        <ns0:t xml:space="preserve">/ interconexión):</ns0:t>
+        <ns0:t xml:space="preserve">]</ns0:t>
+      </ns0:r>
+    </ns0:p>
+    <ns0:p>
+      <ns0:pPr>
+        <ns0:pStyle ns0:val="BodyText"/>
+      </ns0:pPr>
+      <ns0:r>
+        <ns0:t xml:space="preserve">Si se concede el apartado de certificación, se suma C, que vale 0,5 cuando se entregan y se defienden las prácticas de Packet Tracer, y 1 cuando además se aprueba el examen de certificación:</ns0:t>
+      </ns0:r>
+    </ns0:p>
+    <ns0:p>
+      <ns0:pPr>
+        <ns0:pStyle ns0:val="BodyText"/>
+      </ns0:pPr>
+      <ns0:r>
+        <ns0:t xml:space="preserve">[</ns0:t>
       </ns0:r>
       <ns0:r>
         <ns0:t xml:space="preserve"> </ns0:t>
       </ns0:r>
       <ns0:r>
-        <ns0:rPr>
-          <ns0:bCs/>
-          <ns0:b/>
-        </ns0:rPr>
-        <ns0:t xml:space="preserve">PR301</ns0:t>
+        <ns0:t xml:space="preserve">N_{módulo} =</ns0:t>
       </ns0:r>
       <ns0:r>
         <ns0:t xml:space="preserve"> </ns0:t>
       </ns0:r>
       <ns0:r>
-        <ns0:t xml:space="preserve">(rack/switch),</ns0:t>
+        <ns0:t xml:space="preserve">(11, N_{final} + C)</ns0:t>
       </ns0:r>
       <ns0:r>
         <ns0:t xml:space="preserve"> </ns0:t>
       </ns0:r>
       <ns0:r>
-        <ns0:rPr>
-          <ns0:bCs/>
-          <ns0:b/>
-        </ns0:rPr>
-        <ns0:t xml:space="preserve">PR304</ns0:t>
-      </ns0:r>
-      <ns0:r>
-        <ns0:t xml:space="preserve"> </ns0:t>
-      </ns0:r>
-      <ns0:r>
-        <ns0:t xml:space="preserve">(fusionadoras),</ns0:t>
-      </ns0:r>
-      <ns0:r>
-        <ns0:t xml:space="preserve"> </ns0:t>
-      </ns0:r>
-      <ns0:r>
-        <ns0:rPr>
-          <ns0:bCs/>
-          <ns0:b/>
-        </ns0:rPr>
-        <ns0:t xml:space="preserve">PR604</ns0:t>
-      </ns0:r>
-      <ns0:r>
-        <ns0:t xml:space="preserve"> </ns0:t>
-      </ns0:r>
-      <ns0:r>
-        <ns0:t xml:space="preserve">(VLAN en switch del taller).</ns0:t>
-      </ns0:r>
-    </ns0:p>
-    <ns0:p>
-      <ns0:pPr>
-        <ns0:pStyle ns0:val="FirstParagraph"/>
-      </ns0:pPr>
-      <ns0:r>
-        <ns0:t xml:space="preserve">Las escalas de los instrumentos son las de la tabla: AC de 0 a 1, PR de 0 a 10, PY de 0 a 30 y PO de 0 a 100. El punto adicional de NetAcad o CCNA, si se concede, se suma a la nota final del módulo y no sustituye ni compensa ningún RA.</ns0:t>
+        <ns0:t xml:space="preserve">]</ns0:t>
       </ns0:r>
     </ns0:p>
     <ns0:p>
@@ -12587,85 +12762,25 @@
         <ns0:pStyle ns0:val="BodyText"/>
       </ns0:pPr>
       <ns0:r>
-        <ns0:t xml:space="preserve">[PENDIENTE: aclarar si PR102, PR103, PR202 y PR303 puntúan dentro del RA o solo en ese punto adicional. El apartado 8.5 integra PR303 en la calificación ordinaria de las prácticas. Los apuntes de</ns0:t>
-      </ns0:r>
-      <ns0:r>
-        <ns0:t xml:space="preserve"> </ns0:t>
-      </ns0:r>
-      <ns0:r>
-        <ns0:rPr>
-          <ns0:rStyle ns0:val="VerbatimChar"/>
-        </ns0:rPr>
-        <ns0:t xml:space="preserve">docs/</ns0:t>
-      </ns0:r>
-      <ns0:r>
-        <ns0:t xml:space="preserve"> </ns0:t>
-      </ns0:r>
-      <ns0:r>
-        <ns0:t xml:space="preserve">clasifican varias prácticas de Packet Tracer como trabajo de certificación que no puntúa en el RA. Esta programación no resuelve la contradicción.]</ns0:t>
-      </ns0:r>
-    </ns0:p>
-    <ns0:bookmarkEnd ns0:id="84"/>
-    <ns0:bookmarkStart ns0:id="85" ns0:name="Xf112cc5721a4215c143208ccf0d012437b0fe04"/>
-    <ns0:p>
-      <ns0:pPr>
-        <ns0:pStyle ns0:val="Heading2"/>
-      </ns0:pPr>
-      <ns0:r>
-        <ns0:t xml:space="preserve">8.6. Plazo de realización de las convocatorias</ns0:t>
-      </ns0:r>
-    </ns0:p>
-    <ns0:p>
-      <ns0:pPr>
-        <ns0:pStyle ns0:val="FirstParagraph"/>
-      </ns0:pPr>
-      <ns0:r>
-        <ns0:t xml:space="preserve">Las convocatorias de evaluación se ajustarán al calendario oficial del centro y a las instrucciones de inicio de curso 2026-2027. Los hitos PO1 / PO2 / PO901 se sitúan según la programación de aula (Anexo B). Cualquier cambio se comunicará por Aules y se reflejará en el seguimiento de departamento.</ns0:t>
-      </ns0:r>
-    </ns0:p>
-    <ns0:bookmarkEnd ns0:id="85"/>
-    <ns0:bookmarkStart ns0:id="91" ns0:name="Xc4311615b0f50857908c4ce9d4e24581537ceba"/>
-    <ns0:p>
-      <ns0:pPr>
-        <ns0:pStyle ns0:val="Heading2"/>
-      </ns0:pPr>
-      <ns0:r>
-        <ns0:t xml:space="preserve">8.7. Cálculo de las calificaciones y condiciones de superación</ns0:t>
-      </ns0:r>
-    </ns0:p>
-    <ns0:bookmarkStart ns0:id="86" ns0:name="X7b4ff0fd1d3364da87229dd611c015a208a6278"/>
+        <ns0:t xml:space="preserve">La nota final puede llegar a 11. Ese punto no sustituye ningún resultado de aprendizaje y no compensa un resultado inferior a 5.</ns0:t>
+      </ns0:r>
+    </ns0:p>
+    <ns0:p>
+      <ns0:pPr>
+        <ns0:pStyle ns0:val="BodyText"/>
+      </ns0:pPr>
+      <ns0:r>
+        <ns0:t xml:space="preserve">Condición de superación ordinaria: todos los resultados de aprendizaje con nota igual o superior a 5, y cumplimiento de los requisitos de evaluación continua y de asistencia que establezcan la Orden 8/2025 y las instrucciones del curso.</ns0:t>
+      </ns0:r>
+    </ns0:p>
+    <ns0:bookmarkEnd ns0:id="88"/>
+    <ns0:bookmarkStart ns0:id="89" ns0:name="rraa-esenciales-umbrales-y-compensación"/>
     <ns0:p>
       <ns0:pPr>
         <ns0:pStyle ns0:val="Heading3"/>
       </ns0:pPr>
       <ns0:r>
-        <ns0:t xml:space="preserve">8.7.1. Calificación de un criterio de evaluación</ns0:t>
-      </ns0:r>
-    </ns0:p>
-    <ns0:p>
-      <ns0:pPr>
-        <ns0:pStyle ns0:val="FirstParagraph"/>
-      </ns0:pPr>
-      <ns0:r>
-        <ns0:t xml:space="preserve">El apartado conserva el título de la plantilla. El CE no se califica aparte ni entra en la nota como un porcentaje. Se comprueba que cada CE tiene al menos una evidencia en el anexo A. Si un CE se trabaja en varias actividades, esa repetición no le da un peso en el boletín, porque el CE no es un sumando de la nota.</ns0:t>
-      </ns0:r>
-    </ns0:p>
-    <ns0:bookmarkEnd ns0:id="86"/>
-    <ns0:bookmarkStart ns0:id="87" ns0:name="Xf6b52ed0ebae91ef42501710b4bcdd24df31e31"/>
-    <ns0:p>
-      <ns0:pPr>
-        <ns0:pStyle ns0:val="Heading3"/>
-      </ns0:pPr>
-      <ns0:r>
-        <ns0:t xml:space="preserve">8.7.2. Calificación de un resultado de aprendizaje</ns0:t>
-      </ns0:r>
-    </ns0:p>
-    <ns0:p>
-      <ns0:pPr>
-        <ns0:pStyle ns0:val="FirstParagraph"/>
-      </ns0:pPr>
-      <ns0:r>
-        <ns0:t xml:space="preserve">Para cada RA se hace lo siguiente.</ns0:t>
+        <ns0:t xml:space="preserve">8.7.4. RRAA esenciales, umbrales y compensación</ns0:t>
       </ns0:r>
     </ns0:p>
     <ns0:p>
@@ -12677,7 +12792,23 @@
         <ns0:pStyle ns0:val="Compact"/>
       </ns0:pPr>
       <ns0:r>
-        <ns0:t xml:space="preserve">Se toman los IE que lo evalúan: AC (escala de 0 a 1), PR (de 0 a 10), PY (de 0 a 30) y PO (de 0 a 100).</ns0:t>
+        <ns0:t xml:space="preserve">Todos los RA del módulo se consideran</ns0:t>
+      </ns0:r>
+      <ns0:r>
+        <ns0:t xml:space="preserve"> </ns0:t>
+      </ns0:r>
+      <ns0:r>
+        <ns0:rPr>
+          <ns0:bCs/>
+          <ns0:b/>
+        </ns0:rPr>
+        <ns0:t xml:space="preserve">necesarios</ns0:t>
+      </ns0:r>
+      <ns0:r>
+        <ns0:t xml:space="preserve"> </ns0:t>
+      </ns0:r>
+      <ns0:r>
+        <ns0:t xml:space="preserve">para la superación.</ns0:t>
       </ns0:r>
     </ns0:p>
     <ns0:p>
@@ -12689,7 +12820,17 @@
         <ns0:pStyle ns0:val="Compact"/>
       </ns0:pPr>
       <ns0:r>
-        <ns0:t xml:space="preserve">Cuando hay que promediarlos, se normalizan a una escala común de 0 a 10.</ns0:t>
+        <ns0:rPr>
+          <ns0:bCs/>
+          <ns0:b/>
+        </ns0:rPr>
+        <ns0:t xml:space="preserve">No hay compensación</ns0:t>
+      </ns0:r>
+      <ns0:r>
+        <ns0:t xml:space="preserve"> </ns0:t>
+      </ns0:r>
+      <ns0:r>
+        <ns0:t xml:space="preserve">entre RA.</ns0:t>
       </ns0:r>
     </ns0:p>
     <ns0:p>
@@ -12701,194 +12842,6 @@
         <ns0:pStyle ns0:val="Compact"/>
       </ns0:pPr>
       <ns0:r>
-        <ns0:t xml:space="preserve">La nota del RA es la media ponderada de esos IE. El peso de cada IE dentro del RA depende de los CE más importantes que evidencia. El valor numérico de cada instrumento se publica en Aules. [PENDIENTE: la programación no fija ese reparto numérico.]</ns0:t>
-      </ns0:r>
-    </ns0:p>
-    <ns0:p>
-      <ns0:pPr>
-        <ns0:numPr>
-          <ns0:ilvl ns0:val="0"/>
-          <ns0:numId ns0:val="1032"/>
-        </ns0:numPr>
-        <ns0:pStyle ns0:val="Compact"/>
-      </ns0:pPr>
-      <ns0:r>
-        <ns0:t xml:space="preserve">La nota del RA se expresa de 0 a 10, o en la escala numérica equivalente del centro.</ns0:t>
-      </ns0:r>
-    </ns0:p>
-    <ns0:p>
-      <ns0:pPr>
-        <ns0:pStyle ns0:val="FirstParagraph"/>
-      </ns0:pPr>
-      <ns0:r>
-        <ns0:t xml:space="preserve">Cada RA debe alcanzarse con una nota igual o superior a 5. Los RA no son compensables entre sí.</ns0:t>
-      </ns0:r>
-    </ns0:p>
-    <ns0:bookmarkEnd ns0:id="87"/>
-    <ns0:bookmarkStart ns0:id="88" ns0:name="calificación-final-del-módulo"/>
-    <ns0:p>
-      <ns0:pPr>
-        <ns0:pStyle ns0:val="Heading3"/>
-      </ns0:pPr>
-      <ns0:r>
-        <ns0:t xml:space="preserve">8.7.3. Calificación final del módulo</ns0:t>
-      </ns0:r>
-    </ns0:p>
-    <ns0:p>
-      <ns0:pPr>
-        <ns0:pStyle ns0:val="FirstParagraph"/>
-      </ns0:pPr>
-      <ns0:r>
-        <ns0:t xml:space="preserve">[</ns0:t>
-      </ns0:r>
-      <ns0:r>
-        <ns0:t xml:space="preserve"> </ns0:t>
-      </ns0:r>
-      <ns0:r>
-        <ns0:t xml:space="preserve">N_{final} = 0{,}20,N_{RA1} + 0{,}12,N_{RA2} + 0{,}18,N_{RA3} + 0{,}25,N_{RA4} + 0{,}15,N_{RA5} + 0{,}10,N_{RA6}</ns0:t>
-      </ns0:r>
-      <ns0:r>
-        <ns0:t xml:space="preserve"> </ns0:t>
-      </ns0:r>
-      <ns0:r>
-        <ns0:t xml:space="preserve">]</ns0:t>
-      </ns0:r>
-    </ns0:p>
-    <ns0:p>
-      <ns0:pPr>
-        <ns0:pStyle ns0:val="BodyText"/>
-      </ns0:pPr>
-      <ns0:r>
-        <ns0:t xml:space="preserve">Si se concede el aprovechamiento NetAcad/CCNA conforme al criterio de Aules:</ns0:t>
-      </ns0:r>
-    </ns0:p>
-    <ns0:p>
-      <ns0:pPr>
-        <ns0:pStyle ns0:val="BodyText"/>
-      </ns0:pPr>
-      <ns0:r>
-        <ns0:t xml:space="preserve">[</ns0:t>
-      </ns0:r>
-      <ns0:r>
-        <ns0:t xml:space="preserve"> </ns0:t>
-      </ns0:r>
-      <ns0:r>
-        <ns0:t xml:space="preserve">N_{módulo} =</ns0:t>
-      </ns0:r>
-      <ns0:r>
-        <ns0:t xml:space="preserve"> </ns0:t>
-      </ns0:r>
-      <ns0:r>
-        <ns0:t xml:space="preserve">(10, N_{final} + 1)</ns0:t>
-      </ns0:r>
-      <ns0:r>
-        <ns0:t xml:space="preserve"> </ns0:t>
-      </ns0:r>
-      <ns0:r>
-        <ns0:t xml:space="preserve">]</ns0:t>
-      </ns0:r>
-    </ns0:p>
-    <ns0:p>
-      <ns0:pPr>
-        <ns0:pStyle ns0:val="BodyText"/>
-      </ns0:pPr>
-      <ns0:r>
-        <ns0:t xml:space="preserve">(o el tope que establezca la normativa/centro para la calificación numérica final).</ns0:t>
-      </ns0:r>
-    </ns0:p>
-    <ns0:p>
-      <ns0:pPr>
-        <ns0:pStyle ns0:val="BodyText"/>
-      </ns0:pPr>
-      <ns0:r>
-        <ns0:t xml:space="preserve">Condición de superación ordinaria:</ns0:t>
-      </ns0:r>
-      <ns0:r>
-        <ns0:t xml:space="preserve"> </ns0:t>
-      </ns0:r>
-      <ns0:r>
-        <ns0:rPr>
-          <ns0:bCs/>
-          <ns0:b/>
-        </ns0:rPr>
-        <ns0:t xml:space="preserve">todos los RA ≥ 5</ns0:t>
-      </ns0:r>
-      <ns0:r>
-        <ns0:t xml:space="preserve"> </ns0:t>
-      </ns0:r>
-      <ns0:r>
-        <ns0:t xml:space="preserve">y cumplimiento de los requisitos de evaluación continua / asistencia que establezcan la Orden 8/2025 y las instrucciones del curso.</ns0:t>
-      </ns0:r>
-    </ns0:p>
-    <ns0:bookmarkEnd ns0:id="88"/>
-    <ns0:bookmarkStart ns0:id="89" ns0:name="rraa-esenciales-umbrales-y-compensación"/>
-    <ns0:p>
-      <ns0:pPr>
-        <ns0:pStyle ns0:val="Heading3"/>
-      </ns0:pPr>
-      <ns0:r>
-        <ns0:t xml:space="preserve">8.7.4. RRAA esenciales, umbrales y compensación</ns0:t>
-      </ns0:r>
-    </ns0:p>
-    <ns0:p>
-      <ns0:pPr>
-        <ns0:numPr>
-          <ns0:ilvl ns0:val="0"/>
-          <ns0:numId ns0:val="1033"/>
-        </ns0:numPr>
-        <ns0:pStyle ns0:val="Compact"/>
-      </ns0:pPr>
-      <ns0:r>
-        <ns0:t xml:space="preserve">Todos los RA del módulo se consideran</ns0:t>
-      </ns0:r>
-      <ns0:r>
-        <ns0:t xml:space="preserve"> </ns0:t>
-      </ns0:r>
-      <ns0:r>
-        <ns0:rPr>
-          <ns0:bCs/>
-          <ns0:b/>
-        </ns0:rPr>
-        <ns0:t xml:space="preserve">necesarios</ns0:t>
-      </ns0:r>
-      <ns0:r>
-        <ns0:t xml:space="preserve"> </ns0:t>
-      </ns0:r>
-      <ns0:r>
-        <ns0:t xml:space="preserve">para la superación.</ns0:t>
-      </ns0:r>
-    </ns0:p>
-    <ns0:p>
-      <ns0:pPr>
-        <ns0:numPr>
-          <ns0:ilvl ns0:val="0"/>
-          <ns0:numId ns0:val="1033"/>
-        </ns0:numPr>
-        <ns0:pStyle ns0:val="Compact"/>
-      </ns0:pPr>
-      <ns0:r>
-        <ns0:rPr>
-          <ns0:bCs/>
-          <ns0:b/>
-        </ns0:rPr>
-        <ns0:t xml:space="preserve">No hay compensación</ns0:t>
-      </ns0:r>
-      <ns0:r>
-        <ns0:t xml:space="preserve"> </ns0:t>
-      </ns0:r>
-      <ns0:r>
-        <ns0:t xml:space="preserve">entre RA.</ns0:t>
-      </ns0:r>
-    </ns0:p>
-    <ns0:p>
-      <ns0:pPr>
-        <ns0:numPr>
-          <ns0:ilvl ns0:val="0"/>
-          <ns0:numId ns0:val="1033"/>
-        </ns0:numPr>
-        <ns0:pStyle ns0:val="Compact"/>
-      </ns0:pPr>
-      <ns0:r>
         <ns0:t xml:space="preserve">Umbral por RA:</ns0:t>
       </ns0:r>
       <ns0:r>
@@ -13288,7 +13241,7 @@
         <ns0:pStyle ns0:val="BodyText"/>
       </ns0:pPr>
       <ns0:r>
-        <ns0:t xml:space="preserve">En este módulo la aplicación es provisional. Las 100 horas de formación en empresa aún no tienen fecha. Se prevén en el segundo trimestre, después de las vacaciones de Navidad, y se comunicarán cuando el centro las concrete. Hasta entonces no se fija un día ni un calendario cerrado. El catálogo de refuerzo se enuncia en el apartado 12. Sus actividades concretas quedan pendientes de los planes formativos. Se mantiene el acuerdo del 80 % en el centro y el 20 % en la empresa, y la calificación íntegra corresponde al profesorado del módulo.</ns0:t>
+        <ns0:t xml:space="preserve">En este módulo la formación en empresa empieza el 17 de mayo de 2027. El bloque de centro no se interrumpe para insertarla: T9 cierra hacia el 5 de mayo y el margen hasta el 17 de mayo se dedica a la recuperación y al cierre. El catálogo de refuerzo está en el apartado 12. Esas actividades completan la evidencia cuando la empresa no permite trabajar el 20 % previsto, y no cambian el peso del resultado de aprendizaje. La calificación íntegra corresponde al profesorado del módulo.</ns0:t>
       </ns0:r>
     </ns0:p>
     <ns0:bookmarkEnd ns0:id="97"/>
@@ -13324,7 +13277,7 @@
         <ns0:pStyle ns0:val="FirstParagraph"/>
       </ns0:pPr>
       <ns0:r>
-        <ns0:t xml:space="preserve">La programación y la práctica docente se revisarán a lo largo del curso. Se analizarán los resultados por RA después de cada evaluación parcial, el grado de cumplimiento de la temporalización (cómputo de 133 horas y calendario hasta la primavera, con el margen de la formación en empresa), la adecuación de los IE y la carga de trabajo del alumnado, el uso efectivo de NetAcad y del sitio de apuntes, y la claridad de la calificación por RA frente a la cobertura de los CE. Las propuestas de mejora para el curso siguiente se recogerán en la memoria del departamento.</ns0:t>
+        <ns0:t xml:space="preserve">La programación y la práctica docente se revisarán a lo largo del curso. Se analizarán los resultados por resultado de aprendizaje después de cada evaluación parcial, el grado de cumplimiento de la temporalización (133 horas de centro, cierre de T9 hacia el 5 de mayo de 2027 e inicio de la formación en empresa el 17 de mayo de 2027), la adecuación de los instrumentos y la carga de trabajo del alumnado, el uso del apartado de certificación y del sitio de apuntes, y la claridad de la calificación por resultados de aprendizaje frente a la cobertura de los criterios de evaluación. Las propuestas de mejora para el curso siguiente se recogerán en la memoria del departamento.</ns0:t>
       </ns0:r>
     </ns0:p>
     <ns0:p>
@@ -13352,7 +13305,7 @@
     </ns0:p>
     <ns0:bookmarkEnd ns0:id="99"/>
     <ns0:bookmarkEnd ns0:id="100"/>
-    <ns0:bookmarkStart ns0:id="112" ns0:name="desarrollo-de-las-uupp"/>
+    <ns0:bookmarkStart ns0:id="121" ns0:name="desarrollo-de-las-uupp"/>
     <ns0:p>
       <ns0:pPr>
         <ns0:pStyle ns0:val="Heading1"/>
@@ -13480,7 +13433,7 @@
               <ns0:jc ns0:val="left"/>
             </ns0:pPr>
             <ns0:r>
-              <ns0:t xml:space="preserve">18 · S001–S019 · 2026-09-11→2026-09-28</ns0:t>
+              <ns0:t xml:space="preserve">18 · S001–S018 · 2026-09-11→2026-09-28</ns0:t>
             </ns0:r>
           </ns0:p>
         </ns0:tc>
@@ -13543,7 +13496,7 @@
               <ns0:jc ns0:val="left"/>
             </ns0:pPr>
             <ns0:r>
-              <ns0:t xml:space="preserve">13 · S020–S032 · 2026-09-30→2026-10-16</ns0:t>
+              <ns0:t xml:space="preserve">13 · S019–S031 · 2026-09-30→2026-10-16</ns0:t>
             </ns0:r>
           </ns0:p>
         </ns0:tc>
@@ -13619,7 +13572,7 @@
               <ns0:jc ns0:val="left"/>
             </ns0:pPr>
             <ns0:r>
-              <ns0:t xml:space="preserve">21 · S036–S056 · 2026-10-21→2026-11-09</ns0:t>
+              <ns0:t xml:space="preserve">21 · S035–S055 · 2026-10-21→2026-11-09</ns0:t>
             </ns0:r>
           </ns0:p>
         </ns0:tc>
@@ -13728,7 +13681,7 @@
               <ns0:jc ns0:val="left"/>
             </ns0:pPr>
             <ns0:r>
-              <ns0:t xml:space="preserve">14 · S059–S072 · 2026-11-13→2026-11-25</ns0:t>
+              <ns0:t xml:space="preserve">14 · S058–S071 · 2026-11-13→2026-11-25</ns0:t>
             </ns0:r>
           </ns0:p>
         </ns0:tc>
@@ -13791,7 +13744,7 @@
               <ns0:jc ns0:val="left"/>
             </ns0:pPr>
             <ns0:r>
-              <ns0:t xml:space="preserve">14 · S073–S086 · 2026-11-27→2026-12-14</ns0:t>
+              <ns0:t xml:space="preserve">14 · S072–S085 · 2026-11-27→2026-12-14</ns0:t>
             </ns0:r>
           </ns0:p>
         </ns0:tc>
@@ -13854,7 +13807,7 @@
               <ns0:jc ns0:val="left"/>
             </ns0:pPr>
             <ns0:r>
-              <ns0:t xml:space="preserve">21 · S087–S107 · 2026-12-14→2027-01-18</ns0:t>
+              <ns0:t xml:space="preserve">21 · S086–S106 · 2026-12-14→2027-01-18</ns0:t>
             </ns0:r>
           </ns0:p>
         </ns0:tc>
@@ -13950,7 +13903,7 @@
               <ns0:jc ns0:val="left"/>
             </ns0:pPr>
             <ns0:r>
-              <ns0:t xml:space="preserve">18 · S110–S127 · 2027-01-22→2027-02-08</ns0:t>
+              <ns0:t xml:space="preserve">18 · S109–S126 · 2027-01-22→2027-02-08</ns0:t>
             </ns0:r>
           </ns0:p>
         </ns0:tc>
@@ -14013,7 +13966,7 @@
               <ns0:jc ns0:val="left"/>
             </ns0:pPr>
             <ns0:r>
-              <ns0:t xml:space="preserve">16 · S128–S143 · 2027-02-08→2027-02-24</ns0:t>
+              <ns0:t xml:space="preserve">16 · S127–S142 · 2027-02-08→2027-02-24</ns0:t>
             </ns0:r>
           </ns0:p>
         </ns0:tc>
@@ -14076,7 +14029,7 @@
               <ns0:jc ns0:val="left"/>
             </ns0:pPr>
             <ns0:r>
-              <ns0:t xml:space="preserve">55 · S144–S198 · 2027-02-24→2027-05-05</ns0:t>
+              <ns0:t xml:space="preserve">55 · S143–S197 · 2027-02-24→2027-05-05</ns0:t>
             </ns0:r>
           </ns0:p>
         </ns0:tc>
@@ -14150,15 +14103,15 @@
     <ns0:tbl>
       <ns0:tblPr>
         <ns0:tblStyle ns0:val="Table"/>
-        <ns0:tblW ns0:type="auto" ns0:w="0"/>
+        <ns0:tblW ns0:type="pct" ns0:w="5000"/>
         <ns0:tblLook ns0:firstRow="1" ns0:lastRow="0" ns0:firstColumn="0" ns0:lastColumn="0" ns0:noHBand="0" ns0:noVBand="0" ns0:val="0020"/>
         <ns0:jc ns0:val="start"/>
       </ns0:tblPr>
       <ns0:tblGrid>
-        <ns0:gridCol ns0:w="1980"/>
-        <ns0:gridCol ns0:w="1980"/>
-        <ns0:gridCol ns0:w="1980"/>
-        <ns0:gridCol ns0:w="1980"/>
+        <ns0:gridCol ns0:w="1827"/>
+        <ns0:gridCol ns0:w="1827"/>
+        <ns0:gridCol ns0:w="1827"/>
+        <ns0:gridCol ns0:w="2436"/>
       </ns0:tblGrid>
       <ns0:tr>
         <ns0:trPr>
@@ -14197,7 +14150,7 @@
               <ns0:jc ns0:val="left"/>
             </ns0:pPr>
             <ns0:r>
-              <ns0:t xml:space="preserve">Cálculo</ns0:t>
+              <ns0:t xml:space="preserve">Reparto de partida</ns0:t>
             </ns0:r>
           </ns0:p>
         </ns0:tc>
@@ -14250,7 +14203,7 @@
               <ns0:jc ns0:val="left"/>
             </ns0:pPr>
             <ns0:r>
-              <ns0:t xml:space="preserve">20/3</ns0:t>
+              <ns0:t xml:space="preserve">Tercera parte del RA1</ns0:t>
             </ns0:r>
           </ns0:p>
         </ns0:tc>
@@ -14262,7 +14215,7 @@
               <ns0:jc ns0:val="right"/>
             </ns0:pPr>
             <ns0:r>
-              <ns0:t xml:space="preserve">6,67 %</ns0:t>
+              <ns0:t xml:space="preserve">7 %</ns0:t>
             </ns0:r>
           </ns0:p>
         </ns0:tc>
@@ -14303,7 +14256,7 @@
               <ns0:jc ns0:val="left"/>
             </ns0:pPr>
             <ns0:r>
-              <ns0:t xml:space="preserve">12/2 + 18/3</ns0:t>
+              <ns0:t xml:space="preserve">Mitad del RA2 y tercera parte del RA3</ns0:t>
             </ns0:r>
           </ns0:p>
         </ns0:tc>
@@ -14315,7 +14268,7 @@
               <ns0:jc ns0:val="right"/>
             </ns0:pPr>
             <ns0:r>
-              <ns0:t xml:space="preserve">12,00 %</ns0:t>
+              <ns0:t xml:space="preserve">12 %</ns0:t>
             </ns0:r>
           </ns0:p>
         </ns0:tc>
@@ -14356,7 +14309,7 @@
               <ns0:jc ns0:val="left"/>
             </ns0:pPr>
             <ns0:r>
-              <ns0:t xml:space="preserve">6 + 6 + 25/6</ns0:t>
+              <ns0:t xml:space="preserve">Mitad del RA2, tercera parte del RA3 y sexta parte del RA4</ns0:t>
             </ns0:r>
           </ns0:p>
         </ns0:tc>
@@ -14368,7 +14321,7 @@
               <ns0:jc ns0:val="right"/>
             </ns0:pPr>
             <ns0:r>
-              <ns0:t xml:space="preserve">16,17 %</ns0:t>
+              <ns0:t xml:space="preserve">16 %</ns0:t>
             </ns0:r>
           </ns0:p>
         </ns0:tc>
@@ -14409,7 +14362,7 @@
               <ns0:jc ns0:val="left"/>
             </ns0:pPr>
             <ns0:r>
-              <ns0:t xml:space="preserve">20/3 + 25/6</ns0:t>
+              <ns0:t xml:space="preserve">Tercera parte del RA1 y sexta parte del RA4</ns0:t>
             </ns0:r>
           </ns0:p>
         </ns0:tc>
@@ -14421,7 +14374,7 @@
               <ns0:jc ns0:val="right"/>
             </ns0:pPr>
             <ns0:r>
-              <ns0:t xml:space="preserve">10,83 %</ns0:t>
+              <ns0:t xml:space="preserve">11 %</ns0:t>
             </ns0:r>
           </ns0:p>
         </ns0:tc>
@@ -14462,7 +14415,7 @@
               <ns0:jc ns0:val="left"/>
             </ns0:pPr>
             <ns0:r>
-              <ns0:t xml:space="preserve">20/3 + 25/6</ns0:t>
+              <ns0:t xml:space="preserve">Tercera parte del RA1 y sexta parte del RA4</ns0:t>
             </ns0:r>
           </ns0:p>
         </ns0:tc>
@@ -14474,7 +14427,7 @@
               <ns0:jc ns0:val="right"/>
             </ns0:pPr>
             <ns0:r>
-              <ns0:t xml:space="preserve">10,83 %</ns0:t>
+              <ns0:t xml:space="preserve">11 %</ns0:t>
             </ns0:r>
           </ns0:p>
         </ns0:tc>
@@ -14515,7 +14468,7 @@
               <ns0:jc ns0:val="left"/>
             </ns0:pPr>
             <ns0:r>
-              <ns0:t xml:space="preserve">18/3 + 25/6</ns0:t>
+              <ns0:t xml:space="preserve">Tercera parte del RA3 y sexta parte del RA4</ns0:t>
             </ns0:r>
           </ns0:p>
         </ns0:tc>
@@ -14527,7 +14480,7 @@
               <ns0:jc ns0:val="right"/>
             </ns0:pPr>
             <ns0:r>
-              <ns0:t xml:space="preserve">10,17 %</ns0:t>
+              <ns0:t xml:space="preserve">10 %</ns0:t>
             </ns0:r>
           </ns0:p>
         </ns0:tc>
@@ -14568,7 +14521,7 @@
               <ns0:jc ns0:val="left"/>
             </ns0:pPr>
             <ns0:r>
-              <ns0:t xml:space="preserve">25/6 + 15/3</ns0:t>
+              <ns0:t xml:space="preserve">Sexta parte del RA4 y tercera parte del RA5</ns0:t>
             </ns0:r>
           </ns0:p>
         </ns0:tc>
@@ -14580,7 +14533,7 @@
               <ns0:jc ns0:val="right"/>
             </ns0:pPr>
             <ns0:r>
-              <ns0:t xml:space="preserve">9,17 %</ns0:t>
+              <ns0:t xml:space="preserve">9 %</ns0:t>
             </ns0:r>
           </ns0:p>
         </ns0:tc>
@@ -14621,7 +14574,7 @@
               <ns0:jc ns0:val="left"/>
             </ns0:pPr>
             <ns0:r>
-              <ns0:t xml:space="preserve">25/6 + 15/3</ns0:t>
+              <ns0:t xml:space="preserve">Sexta parte del RA4 y tercera parte del RA5</ns0:t>
             </ns0:r>
           </ns0:p>
         </ns0:tc>
@@ -14633,7 +14586,7 @@
               <ns0:jc ns0:val="right"/>
             </ns0:pPr>
             <ns0:r>
-              <ns0:t xml:space="preserve">9,17 %</ns0:t>
+              <ns0:t xml:space="preserve">9 %</ns0:t>
             </ns0:r>
           </ns0:p>
         </ns0:tc>
@@ -14674,7 +14627,7 @@
               <ns0:jc ns0:val="left"/>
             </ns0:pPr>
             <ns0:r>
-              <ns0:t xml:space="preserve">15/3 + 10</ns0:t>
+              <ns0:t xml:space="preserve">Tercera parte del RA5 y el RA6 completo</ns0:t>
             </ns0:r>
           </ns0:p>
         </ns0:tc>
@@ -14686,7 +14639,7 @@
               <ns0:jc ns0:val="right"/>
             </ns0:pPr>
             <ns0:r>
-              <ns0:t xml:space="preserve">15,00 %</ns0:t>
+              <ns0:t xml:space="preserve">15 %</ns0:t>
             </ns0:r>
           </ns0:p>
         </ns0:tc>
@@ -14707,7 +14660,7 @@
                 <ns0:bCs/>
                 <ns0:b/>
               </ns0:rPr>
-              <ns0:t xml:space="preserve">Total exacto</ns0:t>
+              <ns0:t xml:space="preserve">Total</ns0:t>
             </ns0:r>
           </ns0:p>
         </ns0:tc>
@@ -14750,17 +14703,17 @@
         <ns0:pStyle ns0:val="BodyText"/>
       </ns0:pPr>
       <ns0:r>
-        <ns0:t xml:space="preserve">La suma de las fracciones es exactamente el 100 %. La suma de los porcentajes redondeados a dos decimales es 100,01 % por el redondeo. En las fichas se indica la fracción y el redondeo.</ns0:t>
+        <ns0:t xml:space="preserve">Esos porcentajes redondean a enteros el reparto de cada resultado de aprendizaje entre las unidades del mapa del apartado 4.3, del mismo modo que la web del módulo, y suman 100. La nota del boletín se calcula por resultados de aprendizaje, con los pesos del apartado 8.4.</ns0:t>
       </ns0:r>
     </ns0:p>
     <ns0:bookmarkEnd ns0:id="101"/>
-    <ns0:bookmarkStart ns0:id="102" ns0:name="datos-que-esta-programación-no-fija"/>
+    <ns0:bookmarkStart ns0:id="102" ns0:name="criterios-comunes-de-las-fichas"/>
     <ns0:p>
       <ns0:pPr>
         <ns0:pStyle ns0:val="Heading3"/>
       </ns0:pPr>
       <ns0:r>
-        <ns0:t xml:space="preserve">Datos que esta programación no fija</ns0:t>
+        <ns0:t xml:space="preserve">Criterios comunes de las fichas</ns0:t>
       </ns0:r>
     </ns0:p>
     <ns0:p>
@@ -14768,7 +14721,7 @@
         <ns0:pStyle ns0:val="FirstParagraph"/>
       </ns0:pPr>
       <ns0:r>
-        <ns0:t xml:space="preserve">[PENDIENTE: validar el reparto orientativo de sesiones por fase. La programación fija las sesiones de cada unidad y no las de cada fase. El reparto de las fichas ordena las actividades reales de los apuntes y suma el total del apartado 4.4.]</ns0:t>
+        <ns0:t xml:space="preserve">El reparto de sesiones por fase de cada ficha suma el total de la unidad. El peso que se indica es el entero de la tabla anterior. El peso de cada actividad dentro de su resultado de aprendizaje se publica en Aules al plantearla. Cada tema incorpora su autocheck cuando se publican sus apuntes. Las prácticas de Packet Tracer se hacen en casa, dentro del apartado de certificación, y no puntúan en el resultado de aprendizaje.</ns0:t>
       </ns0:r>
     </ns0:p>
     <ns0:p>
@@ -14776,51 +14729,11 @@
         <ns0:pStyle ns0:val="BodyText"/>
       </ns0:pPr>
       <ns0:r>
-        <ns0:t xml:space="preserve">[PENDIENTE: códigos de competencias para la empleabilidad, como ya indica el apartado 2.3.]</ns0:t>
-      </ns0:r>
-    </ns0:p>
-    <ns0:p>
-      <ns0:pPr>
-        <ns0:pStyle ns0:val="BodyText"/>
-      </ns0:pPr>
-      <ns0:r>
-        <ns0:t xml:space="preserve">[PENDIENTE: pesos numéricos de cada IE dentro del RA. El criterio está en el apartado 8.7.2 y los números se publican en Aules.]</ns0:t>
-      </ns0:r>
-    </ns0:p>
-    <ns0:p>
-      <ns0:pPr>
-        <ns0:pStyle ns0:val="BodyText"/>
-      </ns0:pPr>
-      <ns0:r>
-        <ns0:t xml:space="preserve">[PENDIENTE: si PR102, PR103, PR202 y PR303 puntúan en el RA o solo en el punto adicional de NetAcad o CCNA. Véase el apartado 8.5.]</ns0:t>
-      </ns0:r>
-    </ns0:p>
-    <ns0:p>
-      <ns0:pPr>
-        <ns0:pStyle ns0:val="BodyText"/>
-      </ns0:pPr>
-      <ns0:r>
-        <ns0:t xml:space="preserve">[PENDIENTE: autocheck de T4 a T9. Los apuntes publicados solo traen autocheck en T1, T2 y T3.]</ns0:t>
-      </ns0:r>
-    </ns0:p>
-    <ns0:p>
-      <ns0:pPr>
-        <ns0:pStyle ns0:val="BodyText"/>
-      </ns0:pPr>
-      <ns0:r>
-        <ns0:t xml:space="preserve">[PENDIENTE: reparto de las 39 sesiones de T9 que exceden el núcleo de 16 sesiones descrito en los apuntes. El apartado 4.4 incluye en T9 la preparación y el cierre de NetAcad-CCNA y alarga la ventana hasta alrededor del 5 de mayo de 2027, sin desglosar esas sesiones.]</ns0:t>
-      </ns0:r>
-    </ns0:p>
-    <ns0:p>
-      <ns0:pPr>
-        <ns0:pStyle ns0:val="BodyText"/>
-      </ns0:pPr>
-      <ns0:r>
         <ns0:t xml:space="preserve">Los supuestos de las fichas son casos didácticos situados en Crevillent y Elche. No describen la red real de una empresa ni identifican a personas. La unidad de competencia del módulo es la UC0220_2 (apartado 2.3). La programación no la reparte por unidades. Las pruebas PO1 (dos sesiones, el 11 de noviembre de 2026) y PO2 (dos sesiones, el 20 de enero de 2027) no se suman a las sesiones de una sola unidad: cubren varios temas.</ns0:t>
       </ns0:r>
     </ns0:p>
     <ns0:bookmarkEnd ns0:id="102"/>
-    <ns0:bookmarkStart ns0:id="103" ns0:name="Xcaaff2c969effc82865290eaef433bbff711753"/>
+    <ns0:bookmarkStart ns0:id="104" ns0:name="Xcaaff2c969effc82865290eaef433bbff711753"/>
     <ns0:p>
       <ns0:pPr>
         <ns0:pStyle ns0:val="Heading2"/>
@@ -14894,7 +14807,7 @@
               <ns0:jc ns0:val="left"/>
             </ns0:pPr>
             <ns0:r>
-              <ns0:t xml:space="preserve">Dieciocho sesiones, equivalentes a dieciocho horas del cómputo de centro. La ventana orientativa es S001–S019, del 11 de septiembre de 2026 al 28 de septiembre de 2026 (apartados 4.4 y B.2).</ns0:t>
+              <ns0:t xml:space="preserve">Dieciocho sesiones, equivalentes a dieciocho horas del cómputo de centro. La ventana es S001–S018, del 11 de septiembre de 2026 al 28 de septiembre de 2026 (apartados 4.4 y B.2).</ns0:t>
             </ns0:r>
           </ns0:p>
         </ns0:tc>
@@ -14923,7 +14836,7 @@
               <ns0:jc ns0:val="left"/>
             </ns0:pPr>
             <ns0:r>
-              <ns0:t xml:space="preserve">6,67 % del módulo (valor exacto: 20/3 %). Es la tercera parte del RA1, único RA que el mapa del apartado 4.3 asigna a T1. T4 y T5 reciben las otras dos terceras partes. El peso es informativo y no sustituye la fórmula del apartado 8.7.3.</ns0:t>
+              <ns0:t xml:space="preserve">7 % del módulo. Redondea a un entero la tercera parte del RA1, único resultado de aprendizaje que el mapa del apartado 4.3 asigna a T1. T4 y T5 reciben las otras dos partes. El peso es informativo: la nota se calcula por resultados de aprendizaje (apartado 8.7.3).</ns0:t>
             </ns0:r>
           </ns0:p>
         </ns0:tc>
@@ -15068,7 +14981,7 @@
               <ns0:jc ns0:val="left"/>
             </ns0:pPr>
             <ns0:r>
-              <ns0:t xml:space="preserve">El apartado 2.3 no asigna códigos de competencias para la empleabilidad. Describe que las situaciones de aprendizaje acercan al alumnado a ocupaciones de soporte técnico, instalación de redes locales y mantenimiento de infraestructuras TIC en pymes y entornos departamentales. [PENDIENTE: códigos de competencias para la empleabilidad.]</ns0:t>
+              <ns0:t xml:space="preserve">Se trabajan sin calificación separada las competencias del apartado 2.3. En esta unidad corresponden E2, E3 y E6. El mapa de PR101 se elabora en equipo. La entrega se redacta en Markdown, con el vocabulario técnico en inglés de los modelos de red. Los diagramas se usan con las normas de autoría del apartado 8.8.</ns0:t>
             </ns0:r>
           </ns0:p>
         </ns0:tc>
@@ -15320,7 +15233,7 @@
               <ns0:jc ns0:val="left"/>
             </ns0:pPr>
             <ns0:r>
-              <ns0:t xml:space="preserve">El reparto de las dieciocho sesiones es orientativo y suma el total del apartado 4.4. [PENDIENTE: validar el reparto por fase.] Las actividades son las de los apuntes del tema 1: cuestionario inicial, PR101, AC102, AC103, AC104, PR102, PR103, apartado «Para el examen» y autocheck.</ns0:t>
+              <ns0:t xml:space="preserve">El reparto por fase suma las dieciocho sesiones de la unidad. Las actividades son las de los apuntes del tema 1: cuestionario inicial, PR101, AC102, AC103, AC104, PR102, PR103, apartado «Para el examen» y autocheck.</ns0:t>
             </ns0:r>
           </ns0:p>
         </ns0:tc>
@@ -15349,7 +15262,7 @@
               <ns0:jc ns0:val="left"/>
             </ns0:pPr>
             <ns0:r>
-              <ns0:t xml:space="preserve">Peso informativo: 6,67 % (20/3 %), correspondiente a la parte de T1 dentro del RA1. Instrumentos con código en la programación y en los apuntes: AC102, AC103 y AC104 (escala de 0 a 1) y PR101 (de 0 a 10). PR102 y PR103 son prácticas de Packet Tracer. Los apuntes las clasifican como certificación que suma al punto adicional y no puntúa en el RA. [PENDIENTE: aclarar esa contradicción con el apartado 8.5.] El cuestionario inicial y el autocheck no tienen código de IE: sirven de diagnóstico y de autorregulación. Los instrumentos no tienen un porcentaje propio en el boletín: su valor es el peso que tengan dentro del RA, según los CE más importantes que evidencien (apartado 8.7.2). [PENDIENTE: pesos numéricos de cada IE dentro del RA; se publican en Aules y no figuran aquí.] La recuperación se dirige a los IE y a los RA no alcanzados, con una actividad equivalente, una corrección o una prueba, según se publique en Aules (apartado 8.9). No se fijan porcentajes de recuperación que la programación no establece. Cada RA se supera con nota igual o superior a 5 y no se compensa con otro (apartado 8.7.4).</ns0:t>
+              <ns0:t xml:space="preserve">Peso informativo: 7 %. Redondea a un entero la parte de T1 dentro del RA1. La nota del boletín se calcula por resultados de aprendizaje. Instrumentos con código en la programación y en los apuntes: AC102, AC103 y AC104 (escala de 0 a 1) y PR101 (de 0 a 10). PR102 y PR103 son prácticas de Packet Tracer. Se hacen en casa, dentro del apartado de certificación, y no puntúan en la nota del resultado de aprendizaje. Entregarlas y defenderlas en la auditoría aporta a los 0,5 puntos de ese apartado. El punto entero exige, además, aprobar un examen de certificación (apartado 8.5). El cuestionario inicial y el autocheck no tienen código de IE: sirven de diagnóstico y de autorregulación. Los instrumentos no tienen un porcentaje propio en el boletín: su valor es el peso que tengan dentro del RA, según los CE más importantes que evidencien (apartado 8.7.2). El peso de cada actividad dentro de su resultado de aprendizaje se publica en Aules al plantear la actividad, según los criterios de evaluación que evidencia. La recuperación se dirige a los IE y a los RA no alcanzados, con una actividad equivalente, una corrección o una prueba, según se publique en Aules (apartado 8.9). No se fijan porcentajes de recuperación que la programación no establece. Cada RA se supera con nota igual o superior a 5 y no se compensa con otro (apartado 8.7.4).</ns0:t>
             </ns0:r>
           </ns0:p>
         </ns0:tc>
@@ -15413,15 +15326,12 @@
         </ns0:tc>
       </ns0:tr>
     </ns0:tbl>
-    <ns0:p>
-      <ns0:pPr>
-        <ns0:pStyle ns0:val="BodyText"/>
-      </ns0:pPr>
-      <ns0:r>
-        <ns0:rPr>
-          <ns0:bCs/>
-          <ns0:b/>
-        </ns0:rPr>
+    <ns0:bookmarkStart ns0:id="103" ns0:name="X215161717732c072a24f5b6e22762d1a88005a5"/>
+    <ns0:p>
+      <ns0:pPr>
+        <ns0:pStyle ns0:val="Heading4"/>
+      </ns0:pPr>
+      <ns0:r>
         <ns0:t xml:space="preserve">Secuencia orientativa de la UP 1 (18 sesiones).</ns0:t>
       </ns0:r>
     </ns0:p>
@@ -15668,7 +15578,7 @@
               <ns0:keepLines/>
             </ns0:pPr>
             <ns0:r>
-              <ns0:t xml:space="preserve">Ejercicios de dominios de colisión y de difusión. PR103, primera red en Packet Tracer. PR102, observación de la encapsulación, como práctica de certificación.</ns0:t>
+              <ns0:t xml:space="preserve">Ejercicios de dominios de colisión y de difusión, y puesta en común. PR102 y PR103 se hacen en casa, dentro del apartado de certificación, y se defienden en la auditoría.</ns0:t>
             </ns0:r>
           </ns0:p>
         </ns0:tc>
@@ -15720,7 +15630,8 @@
       </ns0:tr>
     </ns0:tbl>
     <ns0:bookmarkEnd ns0:id="103"/>
-    <ns0:bookmarkStart ns0:id="104" ns0:name="X4d95b1b6522b1c7497621445ebe1ee9e6243f41"/>
+    <ns0:bookmarkEnd ns0:id="104"/>
+    <ns0:bookmarkStart ns0:id="106" ns0:name="X4d95b1b6522b1c7497621445ebe1ee9e6243f41"/>
     <ns0:p>
       <ns0:pPr>
         <ns0:pStyle ns0:val="Heading2"/>
@@ -15794,7 +15705,7 @@
               <ns0:jc ns0:val="left"/>
             </ns0:pPr>
             <ns0:r>
-              <ns0:t xml:space="preserve">Trece sesiones, equivalentes a trece horas del cómputo de centro. Ventana S020–S032, del 30 de septiembre de 2026 al 16 de octubre de 2026. En esa ventana no son lectivos el 9 y el 12 de octubre.</ns0:t>
+              <ns0:t xml:space="preserve">Trece sesiones, equivalentes a trece horas del cómputo de centro. Ventana S019–S031, del 30 de septiembre de 2026 al 16 de octubre de 2026. En esa ventana no son lectivos el 9 y el 12 de octubre.</ns0:t>
             </ns0:r>
           </ns0:p>
         </ns0:tc>
@@ -15823,7 +15734,7 @@
               <ns0:jc ns0:val="left"/>
             </ns0:pPr>
             <ns0:r>
-              <ns0:t xml:space="preserve">12,00 % del módulo. Sale de la mitad del RA2 (12/2 = 6 %) más la tercera parte del RA3 (18/3 = 6 %). T3 comparte esos dos RA y T6 comparte el RA3. El peso es informativo.</ns0:t>
+              <ns0:t xml:space="preserve">12 % del módulo. Redondea a un entero la mitad del RA2 más la tercera parte del RA3. T3 comparte esos dos resultados de aprendizaje y T6 comparte el RA3. El peso es informativo: la nota se calcula por resultados de aprendizaje.</ns0:t>
             </ns0:r>
           </ns0:p>
         </ns0:tc>
@@ -15968,7 +15879,7 @@
               <ns0:jc ns0:val="left"/>
             </ns0:pPr>
             <ns0:r>
-              <ns0:t xml:space="preserve">El apartado 2.3 no asigna códigos de competencias para la empleabilidad. Describe que las situaciones de aprendizaje acercan al alumnado a ocupaciones de soporte técnico, instalación de redes locales y mantenimiento de infraestructuras TIC en pymes y entornos departamentales. [PENDIENTE: códigos de competencias para la empleabilidad.]</ns0:t>
+              <ns0:t xml:space="preserve">Se trabajan sin calificación separada las competencias del apartado 2.3. En esta unidad corresponden E2, E5 y E6. El latiguillo de PR201 se fabrica en pareja. El comprobador sirve para diagnosticar el fallo del cable. Las herramientas del taller se usan con los equipos de protección.</ns0:t>
             </ns0:r>
           </ns0:p>
         </ns0:tc>
@@ -16200,7 +16111,7 @@
               <ns0:jc ns0:val="left"/>
             </ns0:pPr>
             <ns0:r>
-              <ns0:t xml:space="preserve">Reparto orientativo de las trece sesiones. [PENDIENTE: validar el reparto por fase.] Actividades de los apuntes: cuestionario inicial, AC201, AC202, AC203, AC204, PR201, PR202, «Para el examen» y autocheck.</ns0:t>
+              <ns0:t xml:space="preserve">El reparto por fase suma las trece sesiones. Actividades de los apuntes: cuestionario inicial, AC201, AC202, AC203, AC204, PR201, PR202, «Para el examen» y autocheck.</ns0:t>
             </ns0:r>
           </ns0:p>
         </ns0:tc>
@@ -16229,7 +16140,7 @@
               <ns0:jc ns0:val="left"/>
             </ns0:pPr>
             <ns0:r>
-              <ns0:t xml:space="preserve">Peso informativo: 12 %. Instrumentos: AC201 a AC204 (0 a 1) y PR201 (0 a 10, rúbrica de taller). PR202 es Packet Tracer de capa física. Los apuntes la sitúan en la certificación y el punto adicional, no en la nota del RA. [PENDIENTE: aclararlo con el apartado 8.5.] Los instrumentos no tienen un porcentaje propio en el boletín: su valor es el peso que tengan dentro del RA, según los CE más importantes que evidencien (apartado 8.7.2). [PENDIENTE: pesos numéricos de cada IE dentro del RA; se publican en Aules y no figuran aquí.] La recuperación se dirige a los IE y a los RA no alcanzados, con una actividad equivalente, una corrección o una prueba, según se publique en Aules (apartado 8.9). No se fijan porcentajes de recuperación que la programación no establece. Cada RA se supera con nota igual o superior a 5 y no se compensa con otro (apartado 8.7.4).</ns0:t>
+              <ns0:t xml:space="preserve">Peso informativo: 12 %. Instrumentos: AC201 a AC204 (0 a 1) y PR201 (0 a 10, rúbrica de taller). PR202 es una práctica de Packet Tracer. Se hace en casa, dentro del apartado de certificación, y no puntúa en la nota del resultado de aprendizaje. Entregarla y defenderla en la auditoría aporta a los 0,5 puntos de ese apartado (apartado 8.5). Los instrumentos no tienen un porcentaje propio en el boletín: su valor es el peso que tengan dentro del RA, según los CE más importantes que evidencien (apartado 8.7.2). El peso de cada actividad dentro de su resultado de aprendizaje se publica en Aules al plantear la actividad, según los criterios de evaluación que evidencia. La recuperación se dirige a los IE y a los RA no alcanzados, con una actividad equivalente, una corrección o una prueba, según se publique en Aules (apartado 8.9). No se fijan porcentajes de recuperación que la programación no establece. Cada RA se supera con nota igual o superior a 5 y no se compensa con otro (apartado 8.7.4).</ns0:t>
             </ns0:r>
           </ns0:p>
         </ns0:tc>
@@ -16293,15 +16204,12 @@
         </ns0:tc>
       </ns0:tr>
     </ns0:tbl>
-    <ns0:p>
-      <ns0:pPr>
-        <ns0:pStyle ns0:val="BodyText"/>
-      </ns0:pPr>
-      <ns0:r>
-        <ns0:rPr>
-          <ns0:bCs/>
-          <ns0:b/>
-        </ns0:rPr>
+    <ns0:bookmarkStart ns0:id="105" ns0:name="Xde127ac5cb20e55e4c762019a2b6250262d38c0"/>
+    <ns0:p>
+      <ns0:pPr>
+        <ns0:pStyle ns0:val="Heading4"/>
+      </ns0:pPr>
+      <ns0:r>
         <ns0:t xml:space="preserve">Secuencia orientativa de la UP 2 (13 sesiones).</ns0:t>
       </ns0:r>
     </ns0:p>
@@ -16593,14 +16501,15 @@
               <ns0:jc ns0:val="left"/>
             </ns0:pPr>
             <ns0:r>
-              <ns0:t xml:space="preserve">PR202 en Packet Tracer, autocheck y apartado «Para el examen».</ns0:t>
+              <ns0:t xml:space="preserve">Puesta en común de la capa física, autocheck y apartado «Para el examen». PR202 se hace en casa, dentro del apartado de certificación.</ns0:t>
             </ns0:r>
           </ns0:p>
         </ns0:tc>
       </ns0:tr>
     </ns0:tbl>
-    <ns0:bookmarkEnd ns0:id="104"/>
-    <ns0:bookmarkStart ns0:id="105" ns0:name="X67f7523e7a51ce0408d745d35b0936530bb3992"/>
+    <ns0:bookmarkEnd ns0:id="105"/>
+    <ns0:bookmarkEnd ns0:id="106"/>
+    <ns0:bookmarkStart ns0:id="108" ns0:name="X67f7523e7a51ce0408d745d35b0936530bb3992"/>
     <ns0:p>
       <ns0:pPr>
         <ns0:pStyle ns0:val="Heading2"/>
@@ -16674,7 +16583,7 @@
               <ns0:jc ns0:val="left"/>
             </ns0:pPr>
             <ns0:r>
-              <ns0:t xml:space="preserve">Veintiuna sesiones, equivalentes a veintiuna horas del cómputo de centro. Ventana S036–S056, del 21 de octubre de 2026 al 9 de noviembre de 2026. El 2 de noviembre de 2026 es lectivo. PO1 ocupa dos sesiones más, el 11 de noviembre, y no entra en estas veintiuna.</ns0:t>
+              <ns0:t xml:space="preserve">Veintiuna sesiones, equivalentes a veintiuna horas del cómputo de centro. Ventana S035–S055, del 21 de octubre de 2026 al 9 de noviembre de 2026. El 2 de noviembre de 2026 es lectivo. PO1 ocupa dos sesiones más, el 11 de noviembre, y no entra en estas veintiuna.</ns0:t>
             </ns0:r>
           </ns0:p>
         </ns0:tc>
@@ -16703,7 +16612,7 @@
               <ns0:jc ns0:val="left"/>
             </ns0:pPr>
             <ns0:r>
-              <ns0:t xml:space="preserve">16,17 % del módulo (valor exacto: 12 + 25/6 %, esto es 97/6 %). Es la mitad del RA2 (6 %), la tercera parte del RA3 (6 %) y la sexta parte del RA4 (25/6 %). El peso es informativo.</ns0:t>
+              <ns0:t xml:space="preserve">16 % del módulo. Redondea a un entero la mitad del RA2, la tercera parte del RA3 y la sexta parte del RA4. El peso es informativo: la nota se calcula por resultados de aprendizaje.</ns0:t>
             </ns0:r>
           </ns0:p>
         </ns0:tc>
@@ -16732,7 +16641,7 @@
               <ns0:jc ns0:val="left"/>
             </ns0:pPr>
             <ns0:r>
-              <ns0:t xml:space="preserve">Primera evaluación. La prueba PO1, del 11 de noviembre de 2026, cierra T1, T2 y T3 y ocupa las sesiones S057 y S058, fuera del recuento de esta unidad.</ns0:t>
+              <ns0:t xml:space="preserve">Primera evaluación. La prueba PO1, del 11 de noviembre de 2026, cierra T1, T2 y T3 y ocupa las sesiones S056 y S057, fuera del recuento de esta unidad.</ns0:t>
             </ns0:r>
           </ns0:p>
         </ns0:tc>
@@ -16848,7 +16757,7 @@
               <ns0:jc ns0:val="left"/>
             </ns0:pPr>
             <ns0:r>
-              <ns0:t xml:space="preserve">El apartado 2.3 no asigna códigos de competencias para la empleabilidad. La contribución del módulo es el acercamiento a ocupaciones de soporte, instalación y mantenimiento de redes en pymes. [PENDIENTE: códigos de competencias para la empleabilidad.]</ns0:t>
+              <ns0:t xml:space="preserve">Se trabajan sin calificación separada las competencias del apartado 2.3. En esta unidad corresponden E2, E3, E5 y E6. El rack y el cableado se montan en equipo. El proyecto del aulario se documenta en Markdown. La prueba de conectividad exige localizar el fallo. La fusionadora y el resto del equipamiento se usan con las medidas de seguridad.</ns0:t>
             </ns0:r>
           </ns0:p>
         </ns0:tc>
@@ -17080,7 +16989,7 @@
               <ns0:jc ns0:val="left"/>
             </ns0:pPr>
             <ns0:r>
-              <ns0:t xml:space="preserve">Reparto orientativo de las veintiuna sesiones. [PENDIENTE: validar el reparto por fase.] Actividades de los apuntes: cuestionario inicial, AC301, AC302, AC303, AC304, AC305, PR301, PR304, PR305, PR302, PR303 (casa), «Para el examen» y autocheck. PR305 figura en los apuntes y no en la columna de instrumentos clave del apartado 4.4; se incluye porque es la práctica real de red inalámbrica del tema.</ns0:t>
+              <ns0:t xml:space="preserve">El reparto por fase suma las veintiuna sesiones. Actividades de los apuntes: cuestionario inicial, AC301, AC302, AC303, AC304, AC305, PR301, PR304, PR305, PR302, PR303 (casa), «Para el examen» y autocheck. PR305 figura en los apuntes y no en la columna de instrumentos clave del apartado 4.4; se incluye porque es la práctica real de red inalámbrica del tema.</ns0:t>
             </ns0:r>
           </ns0:p>
         </ns0:tc>
@@ -17109,7 +17018,7 @@
               <ns0:jc ns0:val="left"/>
             </ns0:pPr>
             <ns0:r>
-              <ns0:t xml:space="preserve">Peso informativo: 16,17 %. Instrumentos de aula y taller: AC301 a AC305 (0 a 1); PR301, PR304, PR305 y PR302 (0 a 10). PO1 (0 a 100) evalúa T1 a T3 y no consume las 21 sesiones. PR303 es Packet Tracer de red inalámbrica. El apartado 8.5 la integra en la calificación ordinaria de las prácticas y los apuntes dicen que no puntúa en el RA y entra en el punto adicional. [PENDIENTE: aclarar esa contradicción.] El autocheck del tema no publica soluciones en los apuntes hasta que cierre el cuestionario. Los instrumentos no tienen un porcentaje propio: pesan dentro del RA según los CE más importantes que evidencien (apartado 8.7.2). [PENDIENTE: pesos numéricos de cada IE, publicados en Aules.] La recuperación afecta solo a los IE y RA no alcanzados, con una actividad equivalente publicada en Aules (apartado 8.9), sin porcentajes que la programación no fija. Cada RA se supera con 5 o más y no se compensa con otro (apartado 8.7.4).</ns0:t>
+              <ns0:t xml:space="preserve">Peso informativo: 16 %. La nota del boletín se calcula por resultados de aprendizaje. Instrumentos de aula y taller: AC301 a AC305 (0 a 1); PR301, PR304, PR305 y PR302 (0 a 10). PO1 (0 a 100) evalúa T1 a T3 y no consume las 21 sesiones. PR303 es una práctica de Packet Tracer. Se hace en casa, dentro del apartado de certificación, y no puntúa en la nota del resultado de aprendizaje. No sustituye a PR305 (apartado 8.5). El autocheck del tema no publica soluciones en los apuntes hasta que cierre el cuestionario. Los instrumentos no tienen un porcentaje propio: pesan dentro del RA según los CE más importantes que evidencien (apartado 8.7.2). El peso de cada actividad dentro de su resultado de aprendizaje se publica en Aules al plantear la actividad, según los criterios de evaluación que evidencia. La recuperación afecta solo a los IE y RA no alcanzados, con una actividad equivalente publicada en Aules (apartado 8.9), sin porcentajes que la programación no fija. Cada RA se supera con 5 o más y no se compensa con otro (apartado 8.7.4).</ns0:t>
             </ns0:r>
           </ns0:p>
         </ns0:tc>
@@ -17173,15 +17082,12 @@
         </ns0:tc>
       </ns0:tr>
     </ns0:tbl>
-    <ns0:p>
-      <ns0:pPr>
-        <ns0:pStyle ns0:val="BodyText"/>
-      </ns0:pPr>
-      <ns0:r>
-        <ns0:rPr>
-          <ns0:bCs/>
-          <ns0:b/>
-        </ns0:rPr>
+    <ns0:bookmarkStart ns0:id="107" ns0:name="Xeddd22854bdb15ed5c6fd5da839b1fabb32182e"/>
+    <ns0:p>
+      <ns0:pPr>
+        <ns0:pStyle ns0:val="Heading4"/>
+      </ns0:pPr>
+      <ns0:r>
         <ns0:t xml:space="preserve">Secuencia orientativa de la UP 3 (21 sesiones).</ns0:t>
       </ns0:r>
     </ns0:p>
@@ -17578,11 +17484,12 @@
         <ns0:pStyle ns0:val="BodyText"/>
       </ns0:pPr>
       <ns0:r>
-        <ns0:t xml:space="preserve">PO1 no es una unidad. Son dos sesiones (S057 y S058), el 11 de noviembre de 2026, de prueba objetiva de la primera evaluación (T1 a T3) y de devolución.</ns0:t>
-      </ns0:r>
-    </ns0:p>
-    <ns0:bookmarkEnd ns0:id="105"/>
-    <ns0:bookmarkStart ns0:id="106" ns0:name="up-4-t4.-capa-de-enlace"/>
+        <ns0:t xml:space="preserve">PO1 no es una unidad. Son dos sesiones (S056 y S057), el 11 de noviembre de 2026, de prueba objetiva de la primera evaluación (T1 a T3) y de devolución.</ns0:t>
+      </ns0:r>
+    </ns0:p>
+    <ns0:bookmarkEnd ns0:id="107"/>
+    <ns0:bookmarkEnd ns0:id="108"/>
+    <ns0:bookmarkStart ns0:id="110" ns0:name="up-4-t4.-capa-de-enlace"/>
     <ns0:p>
       <ns0:pPr>
         <ns0:pStyle ns0:val="Heading2"/>
@@ -17656,7 +17563,7 @@
               <ns0:jc ns0:val="left"/>
             </ns0:pPr>
             <ns0:r>
-              <ns0:t xml:space="preserve">Catorce sesiones, equivalentes a catorce horas del cómputo de centro. Ventana S059–S072, del 13 de noviembre de 2026 al 25 de noviembre de 2026.</ns0:t>
+              <ns0:t xml:space="preserve">Catorce sesiones, equivalentes a catorce horas del cómputo de centro. Ventana S058–S071, del 13 de noviembre de 2026 al 25 de noviembre de 2026.</ns0:t>
             </ns0:r>
           </ns0:p>
         </ns0:tc>
@@ -17685,7 +17592,7 @@
               <ns0:jc ns0:val="left"/>
             </ns0:pPr>
             <ns0:r>
-              <ns0:t xml:space="preserve">10,83 % del módulo (valor exacto: 65/6 %). Es la tercera parte del RA1 (20/3 %) más la sexta parte del RA4 (25/6 %). El peso es informativo.</ns0:t>
+              <ns0:t xml:space="preserve">11 % del módulo. Redondea a un entero la tercera parte del RA1 más la sexta parte del RA4. El peso es informativo: la nota se calcula por resultados de aprendizaje.</ns0:t>
             </ns0:r>
           </ns0:p>
         </ns0:tc>
@@ -17830,7 +17737,7 @@
               <ns0:jc ns0:val="left"/>
             </ns0:pPr>
             <ns0:r>
-              <ns0:t xml:space="preserve">El apartado 2.3 no asigna códigos de competencias para la empleabilidad. La contribución del módulo es el acercamiento a ocupaciones de soporte, instalación y mantenimiento de redes en pymes. [PENDIENTE: códigos de competencias para la empleabilidad.]</ns0:t>
+              <ns0:t xml:space="preserve">Se trabajan sin calificación separada las competencias del apartado 2.3. En esta unidad corresponden E3, E5 y E6. El conteo de dominios se argumenta por escrito. El bucle del caso se resuelve razonando qué puerto queda bloqueado. La simulación se usa como herramienta digital dentro del apartado de certificación.</ns0:t>
             </ns0:r>
           </ns0:p>
         </ns0:tc>
@@ -18062,7 +17969,7 @@
               <ns0:jc ns0:val="left"/>
             </ns0:pPr>
             <ns0:r>
-              <ns0:t xml:space="preserve">Reparto orientativo de las catorce sesiones. [PENDIENTE: validar el reparto por fase.] Actividades: cuestionario inicial, AC401, AC402, AC403, AC404, PR401 y PR402. [PENDIENTE: autocheck del tema 4; no está publicado en los apuntes.]</ns0:t>
+              <ns0:t xml:space="preserve">El reparto por fase suma las catorce sesiones. Actividades: cuestionario inicial, AC401, AC402, AC403, AC404, PR401 y PR402. El autocheck se incorpora cuando se publican los apuntes del tema.</ns0:t>
             </ns0:r>
           </ns0:p>
         </ns0:tc>
@@ -18091,7 +17998,7 @@
               <ns0:jc ns0:val="left"/>
             </ns0:pPr>
             <ns0:r>
-              <ns0:t xml:space="preserve">Peso informativo: 10,83 %. Instrumentos: AC401 a AC404 (0 a 1), PR401 y PR402 (0 a 10). El guion detallado de PR402 se facilita en Aules, como indican los apuntes. Los instrumentos no tienen un porcentaje propio: pesan dentro del RA según los CE más importantes que evidencien (apartado 8.7.2). [PENDIENTE: pesos numéricos de cada IE, publicados en Aules.] La recuperación afecta solo a los IE y RA no alcanzados, con una actividad equivalente publicada en Aules (apartado 8.9), sin porcentajes que la programación no fija. Cada RA se supera con 5 o más y no se compensa con otro (apartado 8.7.4).</ns0:t>
+              <ns0:t xml:space="preserve">Peso informativo: 11 %. La nota del boletín se calcula por resultados de aprendizaje. Instrumentos que puntúan en el resultado de aprendizaje: AC401 a AC404 (de 0 a 1) y PR401 (de 0 a 10). PR402 es Packet Tracer: se hace en casa, dentro del apartado de certificación, y no puntúa en el resultado de aprendizaje. El guion se facilita en Aules. Los instrumentos no tienen un porcentaje propio: pesan dentro del RA según los CE más importantes que evidencien (apartado 8.7.2). El peso de cada actividad dentro de su resultado de aprendizaje se publica en Aules al plantear la actividad, según los criterios de evaluación que evidencia. La recuperación afecta solo a los IE y RA no alcanzados, con una actividad equivalente publicada en Aules (apartado 8.9), sin porcentajes que la programación no fija. Cada RA se supera con 5 o más y no se compensa con otro (apartado 8.7.4).</ns0:t>
             </ns0:r>
           </ns0:p>
         </ns0:tc>
@@ -18155,15 +18062,12 @@
         </ns0:tc>
       </ns0:tr>
     </ns0:tbl>
-    <ns0:p>
-      <ns0:pPr>
-        <ns0:pStyle ns0:val="BodyText"/>
-      </ns0:pPr>
-      <ns0:r>
-        <ns0:rPr>
-          <ns0:bCs/>
-          <ns0:b/>
-        </ns0:rPr>
+    <ns0:bookmarkStart ns0:id="109" ns0:name="X5268c7c1fb9acd79fad8c13f0c644043e63d031"/>
+    <ns0:p>
+      <ns0:pPr>
+        <ns0:pStyle ns0:val="Heading4"/>
+      </ns0:pPr>
+      <ns0:r>
         <ns0:t xml:space="preserve">Secuencia orientativa de la UP 4 (14 sesiones).</ns0:t>
       </ns0:r>
     </ns0:p>
@@ -18410,7 +18314,7 @@
               <ns0:keepLines/>
             </ns0:pPr>
             <ns0:r>
-              <ns0:t xml:space="preserve">AC404 y PR402 en Packet Tracer: bucle de tres conmutadores, puertos bloqueados y reconvergencia.</ns0:t>
+              <ns0:t xml:space="preserve">AC404 en el aula: bucle de tres conmutadores, puertos bloqueados y reconvergencia. PR402 se hace en casa, en Packet Tracer, dentro del apartado de certificación.</ns0:t>
             </ns0:r>
           </ns0:p>
         </ns0:tc>
@@ -18455,14 +18359,15 @@
               <ns0:jc ns0:val="left"/>
             </ns0:pPr>
             <ns0:r>
-              <ns0:t xml:space="preserve">Repaso y devolución. No hay autocheck publicado.</ns0:t>
+              <ns0:t xml:space="preserve">Repaso y devolución. El autocheck se incorpora cuando se publican los apuntes del tema.</ns0:t>
             </ns0:r>
           </ns0:p>
         </ns0:tc>
       </ns0:tr>
     </ns0:tbl>
-    <ns0:bookmarkEnd ns0:id="106"/>
-    <ns0:bookmarkStart ns0:id="107" ns0:name="up-5-t5.-capa-de-red"/>
+    <ns0:bookmarkEnd ns0:id="109"/>
+    <ns0:bookmarkEnd ns0:id="110"/>
+    <ns0:bookmarkStart ns0:id="112" ns0:name="up-5-t5.-capa-de-red"/>
     <ns0:p>
       <ns0:pPr>
         <ns0:pStyle ns0:val="Heading2"/>
@@ -18536,7 +18441,7 @@
               <ns0:jc ns0:val="left"/>
             </ns0:pPr>
             <ns0:r>
-              <ns0:t xml:space="preserve">Catorce sesiones, equivalentes a catorce horas del cómputo de centro. Ventana S073–S086, del 27 de noviembre de 2026 al 14 de diciembre de 2026. El 7 de diciembre de 2026 es festivo local. El 14 de diciembre la unidad termina y T6 puede empezar el mismo día, porque ese lunes tiene varias sesiones de redes.</ns0:t>
+              <ns0:t xml:space="preserve">Catorce sesiones, equivalentes a catorce horas del cómputo de centro. Ventana S072–S085, del 27 de noviembre de 2026 al 14 de diciembre de 2026. El 7 de diciembre de 2026 es festivo local. La ventana de T5 termina el 14 de diciembre de 2026 y T6 empieza ese mismo día, como recoge la programación de aula.</ns0:t>
             </ns0:r>
           </ns0:p>
         </ns0:tc>
@@ -18565,7 +18470,7 @@
               <ns0:jc ns0:val="left"/>
             </ns0:pPr>
             <ns0:r>
-              <ns0:t xml:space="preserve">10,83 % del módulo (65/6 %), igual que T4: tercera parte del RA1 y sexta parte del RA4. El peso es informativo.</ns0:t>
+              <ns0:t xml:space="preserve">11 % del módulo, igual que T4. Redondea a un entero la tercera parte del RA1 y la sexta parte del RA4. El peso es informativo: la nota se calcula por resultados de aprendizaje.</ns0:t>
             </ns0:r>
           </ns0:p>
         </ns0:tc>
@@ -18710,7 +18615,7 @@
               <ns0:jc ns0:val="left"/>
             </ns0:pPr>
             <ns0:r>
-              <ns0:t xml:space="preserve">El apartado 2.3 no asigna códigos de competencias para la empleabilidad. La contribución del módulo es el acercamiento a ocupaciones de soporte, instalación y mantenimiento de redes en pymes. [PENDIENTE: códigos de competencias para la empleabilidad.]</ns0:t>
+              <ns0:t xml:space="preserve">Se trabajan sin calificación separada las competencias del apartado 2.3. En esta unidad corresponden E3, E5 y E6. El cálculo de red y de difusión se justifica paso a paso. El informe se entrega en Markdown y se consulta documentación técnica en inglés para el nombre de los protocolos.</ns0:t>
             </ns0:r>
           </ns0:p>
         </ns0:tc>
@@ -18797,7 +18702,7 @@
               <ns0:jc ns0:val="left"/>
             </ns0:pPr>
             <ns0:r>
-              <ns0:t xml:space="preserve">Sin el cálculo de red y de difusión no se puede planear el enrutamiento de T6 ni interpretar una avería de T9. El RA4 se evidencia al configurar parámetros básicos en la simulación PR501.</ns0:t>
+              <ns0:t xml:space="preserve">Sin el cálculo de red y de difusión no se puede planear el enrutamiento de T6 ni interpretar una avería de T9. El RA4 se trabaja en las actividades de clase de direccionamiento. PR501 sirve para el apartado de certificación y no entra en la nota del resultado de aprendizaje.</ns0:t>
             </ns0:r>
           </ns0:p>
         </ns0:tc>
@@ -18942,7 +18847,7 @@
               <ns0:jc ns0:val="left"/>
             </ns0:pPr>
             <ns0:r>
-              <ns0:t xml:space="preserve">Reparto orientativo de las catorce sesiones. [PENDIENTE: validar el reparto por fase.] Actividades: cuestionario inicial, AC501, AC502, AC503, AC504, AC505, AC506 y PR501. [PENDIENTE: autocheck del tema 5; no está publicado.]</ns0:t>
+              <ns0:t xml:space="preserve">El reparto por fase suma las catorce sesiones. Actividades: cuestionario inicial, AC501, AC502, AC503, AC504, AC505, AC506 y PR501. El autocheck se incorpora cuando se publican los apuntes del tema.</ns0:t>
             </ns0:r>
           </ns0:p>
         </ns0:tc>
@@ -18971,7 +18876,7 @@
               <ns0:jc ns0:val="left"/>
             </ns0:pPr>
             <ns0:r>
-              <ns0:t xml:space="preserve">Peso informativo: 10,83 %. Instrumentos: AC501 a AC506 (0 a 1) y PR501 (0 a 10). Los instrumentos no tienen un porcentaje propio: pesan dentro del RA según los CE más importantes que evidencien (apartado 8.7.2). [PENDIENTE: pesos numéricos de cada IE, publicados en Aules.] La recuperación afecta solo a los IE y RA no alcanzados, con una actividad equivalente publicada en Aules (apartado 8.9), sin porcentajes que la programación no fija. Cada RA se supera con 5 o más y no se compensa con otro (apartado 8.7.4).</ns0:t>
+              <ns0:t xml:space="preserve">Peso informativo: 11 %. La nota del boletín se calcula por resultados de aprendizaje. Instrumentos que puntúan en el resultado de aprendizaje: AC501 a AC506 (de 0 a 1). PR501 es Packet Tracer: se hace en casa, dentro del apartado de certificación, y no puntúa en el resultado de aprendizaje. Los instrumentos no tienen un porcentaje propio: pesan dentro del RA según los CE más importantes que evidencien (apartado 8.7.2). El peso de cada actividad dentro de su resultado de aprendizaje se publica en Aules al plantear la actividad, según los criterios de evaluación que evidencia. La recuperación afecta solo a los IE y RA no alcanzados, con una actividad equivalente publicada en Aules (apartado 8.9), sin porcentajes que la programación no fija. Cada RA se supera con 5 o más y no se compensa con otro (apartado 8.7.4).</ns0:t>
             </ns0:r>
           </ns0:p>
         </ns0:tc>
@@ -19035,15 +18940,12 @@
         </ns0:tc>
       </ns0:tr>
     </ns0:tbl>
-    <ns0:p>
-      <ns0:pPr>
-        <ns0:pStyle ns0:val="BodyText"/>
-      </ns0:pPr>
-      <ns0:r>
-        <ns0:rPr>
-          <ns0:bCs/>
-          <ns0:b/>
-        </ns0:rPr>
+    <ns0:bookmarkStart ns0:id="111" ns0:name="X97ae1db1f70317825230114ea04e9cc787c5df9"/>
+    <ns0:p>
+      <ns0:pPr>
+        <ns0:pStyle ns0:val="Heading4"/>
+      </ns0:pPr>
+      <ns0:r>
         <ns0:t xml:space="preserve">Secuencia orientativa de la UP 5 (14 sesiones).</ns0:t>
       </ns0:r>
     </ns0:p>
@@ -19290,7 +19192,7 @@
               <ns0:keepLines/>
             </ns0:pPr>
             <ns0:r>
-              <ns0:t xml:space="preserve">AC506 y PR501: dos redes locales, encaminador y tablas de resolución de direcciones en Packet Tracer.</ns0:t>
+              <ns0:t xml:space="preserve">AC506 en el aula: dos redes locales, encaminador y tablas de resolución de direcciones. PR501 se hace en casa, en Packet Tracer, dentro del apartado de certificación.</ns0:t>
             </ns0:r>
           </ns0:p>
         </ns0:tc>
@@ -19335,14 +19237,15 @@
               <ns0:jc ns0:val="left"/>
             </ns0:pPr>
             <ns0:r>
-              <ns0:t xml:space="preserve">Repaso y devolución. No hay autocheck publicado.</ns0:t>
+              <ns0:t xml:space="preserve">Repaso y devolución. El autocheck se incorpora cuando se publican los apuntes del tema.</ns0:t>
             </ns0:r>
           </ns0:p>
         </ns0:tc>
       </ns0:tr>
     </ns0:tbl>
-    <ns0:bookmarkEnd ns0:id="107"/>
-    <ns0:bookmarkStart ns0:id="108" ns0:name="Xbefc451e05143f434a0bb3b0901fe113115edd9"/>
+    <ns0:bookmarkEnd ns0:id="111"/>
+    <ns0:bookmarkEnd ns0:id="112"/>
+    <ns0:bookmarkStart ns0:id="114" ns0:name="Xbefc451e05143f434a0bb3b0901fe113115edd9"/>
     <ns0:p>
       <ns0:pPr>
         <ns0:pStyle ns0:val="Heading2"/>
@@ -19416,7 +19319,7 @@
               <ns0:jc ns0:val="left"/>
             </ns0:pPr>
             <ns0:r>
-              <ns0:t xml:space="preserve">Veintiuna sesiones, equivalentes a veintiuna horas del cómputo de centro. Ventana S087–S107, del 14 de diciembre de 2026 al 18 de enero de 2027. La ventana se interrumpe en las vacaciones de Navidad, del 22 de diciembre de 2026 al 6 de enero de 2027. PO2 ocupa dos sesiones el 20 de enero de 2027 y no entra en estas veintiuna.</ns0:t>
+              <ns0:t xml:space="preserve">Veintiuna sesiones, equivalentes a veintiuna horas del cómputo de centro. Ventana S086–S106, del 14 de diciembre de 2026 al 18 de enero de 2027. La ventana se interrumpe en las vacaciones de Navidad, del 22 de diciembre de 2026 al 6 de enero de 2027. PO2 ocupa dos sesiones el 20 de enero de 2027 y no entra en estas veintiuna.</ns0:t>
             </ns0:r>
           </ns0:p>
         </ns0:tc>
@@ -19445,7 +19348,7 @@
               <ns0:jc ns0:val="left"/>
             </ns0:pPr>
             <ns0:r>
-              <ns0:t xml:space="preserve">10,17 % del módulo (valor exacto: 61/6 %). Es la tercera parte del RA3 (6 %) más la sexta parte del RA4 (25/6 %). El peso es informativo.</ns0:t>
+              <ns0:t xml:space="preserve">10 % del módulo. Redondea a un entero la tercera parte del RA3 más la sexta parte del RA4. El peso es informativo: la nota se calcula por resultados de aprendizaje.</ns0:t>
             </ns0:r>
           </ns0:p>
         </ns0:tc>
@@ -19474,7 +19377,7 @@
               <ns0:jc ns0:val="left"/>
             </ns0:pPr>
             <ns0:r>
-              <ns0:t xml:space="preserve">Segunda evaluación. PO2, el 20 de enero de 2027, cubre el núcleo T4 a T6 (sesiones S108 y S109). El apartado 4.2 sitúa este bloque de enlace, direccionamiento IP y redes locales virtuales antes del margen de la formación en empresa.</ns0:t>
+              <ns0:t xml:space="preserve">Segunda evaluación. PO2, el 20 de enero de 2027, cubre el núcleo T4 a T6 (sesiones S107 y S108). El apartado 4.2 sitúa este bloque antes del transporte, la traducción y el diagnóstico. La formación en empresa empieza el 17 de mayo de 2027 y no desplaza esta unidad.</ns0:t>
             </ns0:r>
           </ns0:p>
         </ns0:tc>
@@ -19590,7 +19493,7 @@
               <ns0:jc ns0:val="left"/>
             </ns0:pPr>
             <ns0:r>
-              <ns0:t xml:space="preserve">El apartado 2.3 no asigna códigos de competencias para la empleabilidad. La contribución del módulo es el acercamiento a ocupaciones de soporte, instalación y mantenimiento de redes en pymes. [PENDIENTE: códigos de competencias para la empleabilidad.]</ns0:t>
+              <ns0:t xml:space="preserve">Se trabajan sin calificación separada las competencias del apartado 2.3. En esta unidad corresponden E2, E3, E5 y E6. La configuración del conmutador de PR604 se reparte en pareja. El diseño de subredes se razona. El informe se redacta en Markdown y el equipo del taller se usa con las normas de seguridad.</ns0:t>
             </ns0:r>
           </ns0:p>
         </ns0:tc>
@@ -19822,7 +19725,7 @@
               <ns0:jc ns0:val="left"/>
             </ns0:pPr>
             <ns0:r>
-              <ns0:t xml:space="preserve">Reparto orientativo de las veintiuna sesiones. [PENDIENTE: validar el reparto por fase.] Actividades: cuestionario inicial, AC601 a AC609, PR601, PR602, PR604 y PR603. [PENDIENTE: autocheck del tema 6; no está publicado.]</ns0:t>
+              <ns0:t xml:space="preserve">El reparto por fase suma las veintiuna sesiones. Actividades: cuestionario inicial, AC601 a AC609, PR601, PR602, PR604 y PR603. El autocheck se incorpora cuando se publican los apuntes del tema.</ns0:t>
             </ns0:r>
           </ns0:p>
         </ns0:tc>
@@ -19851,7 +19754,7 @@
               <ns0:jc ns0:val="left"/>
             </ns0:pPr>
             <ns0:r>
-              <ns0:t xml:space="preserve">Peso informativo: 10,17 %. Instrumentos: AC601 a AC609 (0 a 1); PR601, PR602, PR604 y PR603 (0 a 10). PO2 (0 a 100) evalúa el núcleo T4 a T6 fuera de estas 21 sesiones. El punto adicional de NetAcad o CCNA, si se concede, se suma a la nota final y no sustituye al RA4. Los instrumentos no tienen un porcentaje propio: pesan dentro del RA según los CE más importantes que evidencien (apartado 8.7.2). [PENDIENTE: pesos numéricos de cada IE, publicados en Aules.] La recuperación afecta solo a los IE y RA no alcanzados, con una actividad equivalente publicada en Aules (apartado 8.9), sin porcentajes que la programación no fija. Cada RA se supera con 5 o más y no se compensa con otro (apartado 8.7.4).</ns0:t>
+              <ns0:t xml:space="preserve">Peso informativo: 10 %. La nota del boletín se calcula por resultados de aprendizaje. Instrumentos que puntúan en el resultado de aprendizaje: AC601 a AC609 (de 0 a 1) y PR604 (de 0 a 10). PO2 (de 0 a 100) evalúa el núcleo de T4 a T6 fuera de estas 21 sesiones. PR601, PR602 y PR603 son trabajo del apartado de certificación y no puntúan en el resultado de aprendizaje. Los instrumentos no tienen un porcentaje propio: pesan dentro del RA según los CE más importantes que evidencien (apartado 8.7.2). El peso de cada actividad dentro de su resultado de aprendizaje se publica en Aules al plantear la actividad, según los criterios de evaluación que evidencia. La recuperación afecta solo a los IE y RA no alcanzados, con una actividad equivalente publicada en Aules (apartado 8.9), sin porcentajes que la programación no fija. Cada RA se supera con 5 o más y no se compensa con otro (apartado 8.7.4).</ns0:t>
             </ns0:r>
           </ns0:p>
         </ns0:tc>
@@ -19915,15 +19818,12 @@
         </ns0:tc>
       </ns0:tr>
     </ns0:tbl>
-    <ns0:p>
-      <ns0:pPr>
-        <ns0:pStyle ns0:val="BodyText"/>
-      </ns0:pPr>
-      <ns0:r>
-        <ns0:rPr>
-          <ns0:bCs/>
-          <ns0:b/>
-        </ns0:rPr>
+    <ns0:bookmarkStart ns0:id="113" ns0:name="X44d9230965189102f13420d95bdb09b5d10c4c4"/>
+    <ns0:p>
+      <ns0:pPr>
+        <ns0:pStyle ns0:val="Heading4"/>
+      </ns0:pPr>
+      <ns0:r>
         <ns0:t xml:space="preserve">Secuencia orientativa de la UP 6 (21 sesiones).</ns0:t>
       </ns0:r>
     </ns0:p>
@@ -20170,7 +20070,7 @@
               <ns0:keepLines/>
             </ns0:pPr>
             <ns0:r>
-              <ns0:t xml:space="preserve">AC607 y PR601 en Packet Tracer.</ns0:t>
+              <ns0:t xml:space="preserve">AC607 en el aula. PR601 se hace en casa, en Packet Tracer, dentro del apartado de certificación.</ns0:t>
             </ns0:r>
           </ns0:p>
         </ns0:tc>
@@ -20217,26 +20117,26 @@
               <ns0:keepLines/>
             </ns0:pPr>
             <ns0:r>
-              <ns0:t xml:space="preserve">AC608 (diseño, con el caso de la clínica de los apuntes), AC609 (troncal) y PR602 en Packet Tracer.</ns0:t>
-            </ns0:r>
-          </ns0:p>
-        </ns0:tc>
-      </ns0:tr>
-      <ns0:tr>
-        <ns0:trPr>
-          <ns0:cantSplit/>
-        </ns0:trPr>
-        <ns0:tc>
-          <ns0:tcPr/>
-          <ns0:p>
-            <ns0:pPr>
-              <ns0:pStyle ns0:val="Compact"/>
-              <ns0:jc ns0:val="left"/>
-              <ns0:keepNext/>
-              <ns0:keepLines/>
-            </ns0:pPr>
-            <ns0:r>
-              <ns0:t xml:space="preserve">6. Taller y NetAcad</ns0:t>
+              <ns0:t xml:space="preserve">AC608 (diseño, con el caso de la clínica de los apuntes) y AC609 (troncal) en el aula. PR602 se hace en casa, en Packet Tracer, dentro del apartado de certificación.</ns0:t>
+            </ns0:r>
+          </ns0:p>
+        </ns0:tc>
+      </ns0:tr>
+      <ns0:tr>
+        <ns0:trPr>
+          <ns0:cantSplit/>
+        </ns0:trPr>
+        <ns0:tc>
+          <ns0:tcPr/>
+          <ns0:p>
+            <ns0:pPr>
+              <ns0:pStyle ns0:val="Compact"/>
+              <ns0:jc ns0:val="left"/>
+              <ns0:keepNext/>
+              <ns0:keepLines/>
+            </ns0:pPr>
+            <ns0:r>
+              <ns0:t xml:space="preserve">6. Taller y certificación</ns0:t>
             </ns0:r>
           </ns0:p>
         </ns0:tc>
@@ -20264,7 +20164,7 @@
               <ns0:keepLines/>
             </ns0:pPr>
             <ns0:r>
-              <ns0:t xml:space="preserve">PR604 en el conmutador del taller y PR603 de NetAcad. Los apuntes estiman unas dos sesiones para cada una.</ns0:t>
+              <ns0:t xml:space="preserve">PR604 en el conmutador del taller, que sí puntúa en el resultado de aprendizaje. PR603 se hace en casa, dentro del apartado de certificación.</ns0:t>
             </ns0:r>
           </ns0:p>
         </ns0:tc>
@@ -20320,11 +20220,12 @@
         <ns0:pStyle ns0:val="BodyText"/>
       </ns0:pPr>
       <ns0:r>
-        <ns0:t xml:space="preserve">PO2 no es una unidad. Son dos sesiones (S108 y S109), el 20 de enero de 2027, de prueba objetiva de la segunda evaluación (núcleo T4 a T6) y de devolución.</ns0:t>
-      </ns0:r>
-    </ns0:p>
-    <ns0:bookmarkEnd ns0:id="108"/>
-    <ns0:bookmarkStart ns0:id="109" ns0:name="up-7-t7.-capa-de-transporte"/>
+        <ns0:t xml:space="preserve">PO2 no es una unidad. Son dos sesiones (S107 y S108), el 20 de enero de 2027, de prueba objetiva de la segunda evaluación (núcleo T4 a T6) y de devolución.</ns0:t>
+      </ns0:r>
+    </ns0:p>
+    <ns0:bookmarkEnd ns0:id="113"/>
+    <ns0:bookmarkEnd ns0:id="114"/>
+    <ns0:bookmarkStart ns0:id="116" ns0:name="up-7-t7.-capa-de-transporte"/>
     <ns0:p>
       <ns0:pPr>
         <ns0:pStyle ns0:val="Heading2"/>
@@ -20398,7 +20299,7 @@
               <ns0:jc ns0:val="left"/>
             </ns0:pPr>
             <ns0:r>
-              <ns0:t xml:space="preserve">Dieciocho sesiones, equivalentes a dieciocho horas del cómputo de centro. Ventana S110–S127, del 22 de enero de 2027 al 8 de febrero de 2027. T8 puede empezar el mismo 8 de febrero, en otra sesión de ese día.</ns0:t>
+              <ns0:t xml:space="preserve">Dieciocho sesiones, equivalentes a dieciocho horas del cómputo de centro. Ventana S109–S126, del 22 de enero de 2027 al 8 de febrero de 2027. T8 puede empezar el mismo 8 de febrero, en otra sesión de ese día.</ns0:t>
             </ns0:r>
           </ns0:p>
         </ns0:tc>
@@ -20427,7 +20328,7 @@
               <ns0:jc ns0:val="left"/>
             </ns0:pPr>
             <ns0:r>
-              <ns0:t xml:space="preserve">9,17 % del módulo (valor exacto: 25/6 + 5, esto es 55/6 %). Es la sexta parte del RA4 más la tercera parte del RA5. El peso es informativo.</ns0:t>
+              <ns0:t xml:space="preserve">9 % del módulo. Redondea a un entero la sexta parte del RA4 más la tercera parte del RA5. El peso es informativo: la nota se calcula por resultados de aprendizaje.</ns0:t>
             </ns0:r>
           </ns0:p>
         </ns0:tc>
@@ -20456,7 +20357,7 @@
               <ns0:jc ns0:val="left"/>
             </ns0:pPr>
             <ns0:r>
-              <ns0:t xml:space="preserve">Tercera evaluación, después de PO2. Si la formación en empresa se fija en el segundo trimestre, esta unidad puede desplazarse, sin pasar por delante de T4, T5 y T6 (apartado 12).</ns0:t>
+              <ns0:t xml:space="preserve">Tercera evaluación, después de PO2. La unidad se imparte en el centro. La formación en empresa empieza el 17 de mayo de 2027 y no desplaza T7.</ns0:t>
             </ns0:r>
           </ns0:p>
         </ns0:tc>
@@ -20572,7 +20473,7 @@
               <ns0:jc ns0:val="left"/>
             </ns0:pPr>
             <ns0:r>
-              <ns0:t xml:space="preserve">El apartado 2.3 no asigna códigos de competencias para la empleabilidad. La contribución del módulo es el acercamiento a ocupaciones de soporte, instalación y mantenimiento de redes en pymes. [PENDIENTE: códigos de competencias para la empleabilidad.]</ns0:t>
+              <ns0:t xml:space="preserve">Se trabajan sin calificación separada las competencias del apartado 2.3. En esta unidad corresponden E3, E5 y E6. El informe de puertos se redacta en Markdown. El fallo se distingue entre hardware y software. La herramienta de exploración solo se usa en un equipo autorizado.</ns0:t>
             </ns0:r>
           </ns0:p>
         </ns0:tc>
@@ -20804,7 +20705,7 @@
               <ns0:jc ns0:val="left"/>
             </ns0:pPr>
             <ns0:r>
-              <ns0:t xml:space="preserve">Reparto orientativo de las dieciocho sesiones. [PENDIENTE: validar el reparto por fase.] Actividades: cuestionario inicial, AC701 a AC707, PR701 y PR702. [PENDIENTE: autocheck del tema 7; no está publicado.]</ns0:t>
+              <ns0:t xml:space="preserve">El reparto por fase suma las dieciocho sesiones. Actividades: cuestionario inicial, AC701 a AC707, PR701 y PR702. El autocheck se incorpora cuando se publican los apuntes del tema.</ns0:t>
             </ns0:r>
           </ns0:p>
         </ns0:tc>
@@ -20833,7 +20734,7 @@
               <ns0:jc ns0:val="left"/>
             </ns0:pPr>
             <ns0:r>
-              <ns0:t xml:space="preserve">Peso informativo: 9,17 %. Instrumentos: AC701 a AC707 (0 a 1), PR701 y PR702 (0 a 10). Los instrumentos no tienen un porcentaje propio: pesan dentro del RA según los CE más importantes que evidencien (apartado 8.7.2). [PENDIENTE: pesos numéricos de cada IE, publicados en Aules.] La recuperación afecta solo a los IE y RA no alcanzados, con una actividad equivalente publicada en Aules (apartado 8.9), sin porcentajes que la programación no fija. Cada RA se supera con 5 o más y no se compensa con otro (apartado 8.7.4).</ns0:t>
+              <ns0:t xml:space="preserve">Peso informativo: 9 %. La nota del boletín se calcula por resultados de aprendizaje. Instrumentos que puntúan en el resultado de aprendizaje: AC701 a AC707 (de 0 a 1) y PR701 (de 0 a 10). PR702 es Packet Tracer: se hace en casa, dentro del apartado de certificación, y no puntúa en el resultado de aprendizaje. Los instrumentos no tienen un porcentaje propio: pesan dentro del RA según los CE más importantes que evidencien (apartado 8.7.2). El peso de cada actividad dentro de su resultado de aprendizaje se publica en Aules al plantear la actividad, según los criterios de evaluación que evidencia. La recuperación afecta solo a los IE y RA no alcanzados, con una actividad equivalente publicada en Aules (apartado 8.9), sin porcentajes que la programación no fija. Cada RA se supera con 5 o más y no se compensa con otro (apartado 8.7.4).</ns0:t>
             </ns0:r>
           </ns0:p>
         </ns0:tc>
@@ -20897,15 +20798,12 @@
         </ns0:tc>
       </ns0:tr>
     </ns0:tbl>
-    <ns0:p>
-      <ns0:pPr>
-        <ns0:pStyle ns0:val="BodyText"/>
-      </ns0:pPr>
-      <ns0:r>
-        <ns0:rPr>
-          <ns0:bCs/>
-          <ns0:b/>
-        </ns0:rPr>
+    <ns0:bookmarkStart ns0:id="115" ns0:name="X8ebb36a39023778131c7a994ddf7214e32e72cb"/>
+    <ns0:p>
+      <ns0:pPr>
+        <ns0:pStyle ns0:val="Heading4"/>
+      </ns0:pPr>
+      <ns0:r>
         <ns0:t xml:space="preserve">Secuencia orientativa de la UP 7 (18 sesiones).</ns0:t>
       </ns0:r>
     </ns0:p>
@@ -21197,14 +21095,15 @@
               <ns0:jc ns0:val="left"/>
             </ns0:pPr>
             <ns0:r>
-              <ns0:t xml:space="preserve">PR702, captura TCP y UDP en Packet Tracer cuando toque, y repaso. No hay autocheck publicado.</ns0:t>
+              <ns0:t xml:space="preserve">Repaso del intercambio TCP y UDP, y defensa en el aula de PR702. La práctica se hace en casa, en Packet Tracer, dentro del apartado de certificación. El autocheck se incorpora cuando se publican los apuntes del tema.</ns0:t>
             </ns0:r>
           </ns0:p>
         </ns0:tc>
       </ns0:tr>
     </ns0:tbl>
-    <ns0:bookmarkEnd ns0:id="109"/>
-    <ns0:bookmarkStart ns0:id="110" ns0:name="X19224fd43746d26b9bb5ca49faeb96bf46d668b"/>
+    <ns0:bookmarkEnd ns0:id="115"/>
+    <ns0:bookmarkEnd ns0:id="116"/>
+    <ns0:bookmarkStart ns0:id="118" ns0:name="X19224fd43746d26b9bb5ca49faeb96bf46d668b"/>
     <ns0:p>
       <ns0:pPr>
         <ns0:pStyle ns0:val="Heading2"/>
@@ -21278,7 +21177,7 @@
               <ns0:jc ns0:val="left"/>
             </ns0:pPr>
             <ns0:r>
-              <ns0:t xml:space="preserve">Dieciséis sesiones, equivalentes a dieciséis horas del cómputo de centro. Ventana S128–S143, del 8 de febrero de 2027 al 24 de febrero de 2027.</ns0:t>
+              <ns0:t xml:space="preserve">Dieciséis sesiones, equivalentes a dieciséis horas del cómputo de centro. Ventana S127–S142, del 8 de febrero de 2027 al 24 de febrero de 2027.</ns0:t>
             </ns0:r>
           </ns0:p>
         </ns0:tc>
@@ -21307,7 +21206,7 @@
               <ns0:jc ns0:val="left"/>
             </ns0:pPr>
             <ns0:r>
-              <ns0:t xml:space="preserve">9,17 % del módulo (55/6 %), igual que T7: sexta parte del RA4 y tercera parte del RA5. El peso es informativo.</ns0:t>
+              <ns0:t xml:space="preserve">9 % del módulo, igual que T7. Redondea a un entero la sexta parte del RA4 y la tercera parte del RA5. El peso es informativo: la nota se calcula por resultados de aprendizaje.</ns0:t>
             </ns0:r>
           </ns0:p>
         </ns0:tc>
@@ -21336,7 +21235,7 @@
               <ns0:jc ns0:val="left"/>
             </ns0:pPr>
             <ns0:r>
-              <ns0:t xml:space="preserve">Tercera evaluación. Puede desplazarse si se inserta la formación en empresa, con el mismo límite del apartado 12.</ns0:t>
+              <ns0:t xml:space="preserve">Tercera evaluación. La unidad se imparte en el centro. La formación en empresa empieza el 17 de mayo de 2027 y no desplaza T8.</ns0:t>
             </ns0:r>
           </ns0:p>
         </ns0:tc>
@@ -21452,7 +21351,7 @@
               <ns0:jc ns0:val="left"/>
             </ns0:pPr>
             <ns0:r>
-              <ns0:t xml:space="preserve">El apartado 2.3 no asigna códigos de competencias para la empleabilidad. La contribución del módulo es el acercamiento a ocupaciones de soporte, instalación y mantenimiento de redes en pymes. [PENDIENTE: códigos de competencias para la empleabilidad.]</ns0:t>
+              <ns0:t xml:space="preserve">Se trabajan sin calificación separada las competencias del apartado 2.3. En esta unidad corresponden E3, E5 y E6. Se argumenta qué modo de traducción corresponde al servidor y cuál al aula. El informe se entrega en Markdown. La simulación se consulta como documentación técnica del procedimiento.</ns0:t>
             </ns0:r>
           </ns0:p>
         </ns0:tc>
@@ -21684,7 +21583,7 @@
               <ns0:jc ns0:val="left"/>
             </ns0:pPr>
             <ns0:r>
-              <ns0:t xml:space="preserve">Reparto orientativo de las dieciséis sesiones. [PENDIENTE: validar el reparto por fase.] Actividades: cuestionario inicial, AC801 a AC808 y PR801. [PENDIENTE: autocheck del tema 8; no está publicado.]</ns0:t>
+              <ns0:t xml:space="preserve">El reparto por fase suma las dieciséis sesiones. Actividades: cuestionario inicial, AC801 a AC808 y PR801. El autocheck se incorpora cuando se publican los apuntes del tema.</ns0:t>
             </ns0:r>
           </ns0:p>
         </ns0:tc>
@@ -21713,7 +21612,7 @@
               <ns0:jc ns0:val="left"/>
             </ns0:pPr>
             <ns0:r>
-              <ns0:t xml:space="preserve">Peso informativo: 9,17 %. Instrumentos: AC801 a AC808 (0 a 1) y PR801 (0 a 10). Los instrumentos no tienen un porcentaje propio: pesan dentro del RA según los CE más importantes que evidencien (apartado 8.7.2). [PENDIENTE: pesos numéricos de cada IE, publicados en Aules.] La recuperación afecta solo a los IE y RA no alcanzados, con una actividad equivalente publicada en Aules (apartado 8.9), sin porcentajes que la programación no fija. Cada RA se supera con 5 o más y no se compensa con otro (apartado 8.7.4).</ns0:t>
+              <ns0:t xml:space="preserve">Peso informativo: 9 %. La nota del boletín se calcula por resultados de aprendizaje. Instrumentos que puntúan en el resultado de aprendizaje: AC801 a AC808 (de 0 a 1). PR801 es Packet Tracer: se hace en casa, dentro del apartado de certificación, y no puntúa en el resultado de aprendizaje. Los instrumentos no tienen un porcentaje propio: pesan dentro del RA según los CE más importantes que evidencien (apartado 8.7.2). El peso de cada actividad dentro de su resultado de aprendizaje se publica en Aules al plantear la actividad, según los criterios de evaluación que evidencia. La recuperación afecta solo a los IE y RA no alcanzados, con una actividad equivalente publicada en Aules (apartado 8.9), sin porcentajes que la programación no fija. Cada RA se supera con 5 o más y no se compensa con otro (apartado 8.7.4).</ns0:t>
             </ns0:r>
           </ns0:p>
         </ns0:tc>
@@ -21777,15 +21676,12 @@
         </ns0:tc>
       </ns0:tr>
     </ns0:tbl>
-    <ns0:p>
-      <ns0:pPr>
-        <ns0:pStyle ns0:val="BodyText"/>
-      </ns0:pPr>
-      <ns0:r>
-        <ns0:rPr>
-          <ns0:bCs/>
-          <ns0:b/>
-        </ns0:rPr>
+    <ns0:bookmarkStart ns0:id="117" ns0:name="X4ed642a9cc790a5d62d15a25c7d9e9341b86159"/>
+    <ns0:p>
+      <ns0:pPr>
+        <ns0:pStyle ns0:val="Heading4"/>
+      </ns0:pPr>
+      <ns0:r>
         <ns0:t xml:space="preserve">Secuencia orientativa de la UP 8 (16 sesiones).</ns0:t>
       </ns0:r>
     </ns0:p>
@@ -21985,7 +21881,7 @@
               <ns0:keepLines/>
             </ns0:pPr>
             <ns0:r>
-              <ns0:t xml:space="preserve">PR801: traducción estática, dinámica y con sobrecarga en Packet Tracer, con informe.</ns0:t>
+              <ns0:t xml:space="preserve">Caso de la dirección pública, comparación de los tres modos de traducción y defensa en el aula de PR801. La práctica se hace en casa, en Packet Tracer, y no puntúa en el resultado de aprendizaje.</ns0:t>
             </ns0:r>
           </ns0:p>
         </ns0:tc>
@@ -22077,14 +21973,15 @@
               <ns0:jc ns0:val="left"/>
             </ns0:pPr>
             <ns0:r>
-              <ns0:t xml:space="preserve">AC808, pila dual frente a túnel, y repaso. No hay autocheck publicado.</ns0:t>
+              <ns0:t xml:space="preserve">AC808, pila dual frente a túnel, y repaso. El autocheck se incorpora cuando se publican los apuntes del tema.</ns0:t>
             </ns0:r>
           </ns0:p>
         </ns0:tc>
       </ns0:tr>
     </ns0:tbl>
-    <ns0:bookmarkEnd ns0:id="110"/>
-    <ns0:bookmarkStart ns0:id="111" ns0:name="X0a004ea302c3a896b97c9aa2f7280c280260043"/>
+    <ns0:bookmarkEnd ns0:id="117"/>
+    <ns0:bookmarkEnd ns0:id="118"/>
+    <ns0:bookmarkStart ns0:id="120" ns0:name="X0a004ea302c3a896b97c9aa2f7280c280260043"/>
     <ns0:p>
       <ns0:pPr>
         <ns0:pStyle ns0:val="Heading2"/>
@@ -22158,7 +22055,7 @@
               <ns0:jc ns0:val="left"/>
             </ns0:pPr>
             <ns0:r>
-              <ns0:t xml:space="preserve">Cincuenta y cinco sesiones, equivalentes a cincuenta y cinco horas del cómputo de centro. Ventana S144–S198, del 24 de febrero de 2027 al 5 de mayo de 2027, aproximadamente. En esa ventana no son lectivos el 2 y el 3 de marzo, el 19 de marzo y la Semana Santa, del 25 de marzo al 5 de abril de 2027. La formación en empresa, si se fija, puede desplazar este tramo.</ns0:t>
+              <ns0:t xml:space="preserve">Cincuenta y cinco sesiones, equivalentes a cincuenta y cinco horas del cómputo de centro. La ventana va del 24 de febrero de 2027 al 5 de mayo de 2027. En esa ventana no son lectivos el 2 y el 3 de marzo, el 19 de marzo y la Semana Santa, del 25 de marzo al 5 de abril de 2027. La formación en empresa empieza el 17 de mayo de 2027 y no desplaza este tramo. El margen entre el cierre de T9 y esa fecha se usa para recuperación y cierre.</ns0:t>
             </ns0:r>
           </ns0:p>
         </ns0:tc>
@@ -22187,7 +22084,7 @@
               <ns0:jc ns0:val="left"/>
             </ns0:pPr>
             <ns0:r>
-              <ns0:t xml:space="preserve">15,00 % del módulo. Es la tercera parte del RA5 (5 %) más el RA6 completo (10 %), único RA que el mapa asigna en exclusiva a T9. El peso es informativo.</ns0:t>
+              <ns0:t xml:space="preserve">15 % del módulo. Es la tercera parte del RA5 más el RA6 completo, único resultado de aprendizaje que el mapa asigna en exclusiva a T9. El peso es informativo: la nota se calcula por resultados de aprendizaje.</ns0:t>
             </ns0:r>
           </ns0:p>
         </ns0:tc>
@@ -22332,7 +22229,7 @@
               <ns0:jc ns0:val="left"/>
             </ns0:pPr>
             <ns0:r>
-              <ns0:t xml:space="preserve">El apartado 2.3 no asigna códigos de competencias para la empleabilidad. La contribución del módulo es el acercamiento a ocupaciones de soporte, instalación y mantenimiento de redes en pymes. [PENDIENTE: códigos de competencias para la empleabilidad.]</ns0:t>
+              <ns0:t xml:space="preserve">Se trabajan sin calificación separada las competencias del apartado 2.3. En esta unidad corresponden E2, E3, E5 y E6. El proyecto de incidencia se hace en equipo. El informe técnico se redacta en Markdown. El diagnóstico localiza la causa del fallo. Los equipos y las herramientas digitales, incluida la inteligencia artificial cuando se declare, se usan con las normas de seguridad y de autoría.</ns0:t>
             </ns0:r>
           </ns0:p>
         </ns0:tc>
@@ -22564,7 +22461,7 @@
               <ns0:jc ns0:val="left"/>
             </ns0:pPr>
             <ns0:r>
-              <ns0:t xml:space="preserve">Los apuntes del tema 9 describen un núcleo de unas dieciséis sesiones (cuestionario, AC901 a AC908, PR901, PR902, PY901 y PO901). Esas dieciséis se detallan abajo y suman el esquema de los apuntes. Las otras treinta y nueve, hasta las cincuenta y cinco del apartado 4.4, no están desglosadas. [PENDIENTE: reparto de esas 39 sesiones entre preparación y cierre de NetAcad-CCNA, recuperaciones, desplazamiento por la formación en empresa e imprevistos, hasta el cierre de hacia el 5 de mayo de 2027.] [PENDIENTE: autocheck del tema 9; no está publicado.]</ns0:t>
+              <ns0:t xml:space="preserve">El reparto por fase suma las cincuenta y cinco sesiones de la unidad. Dieciséis corresponden al núcleo de los apuntes: cuestionario inicial, AC901 a AC908, PR901, PR902, PY901 y PO901. Las otras treinta y nueve se dedican a la práctica integrada de diagnóstico, a la preparación y a las auditorías del apartado de certificación, a la prueba objetiva final y a la recuperación. El autocheck se incorpora cuando se publican los apuntes del tema.</ns0:t>
             </ns0:r>
           </ns0:p>
         </ns0:tc>
@@ -22593,7 +22490,7 @@
               <ns0:jc ns0:val="left"/>
             </ns0:pPr>
             <ns0:r>
-              <ns0:t xml:space="preserve">Peso informativo: 15 %. Instrumentos del núcleo: AC901 a AC908 (0 a 1), PR901 y PR902 (0 a 10), PY901 (0 a 30) y PO901 (0 a 100). El punto adicional de NetAcad o CCNA, si se concede en este tramo, se suma a la nota final y no sustituye al RA5 ni al RA6. Los instrumentos no tienen un porcentaje propio: pesan dentro del RA según los CE más importantes que evidencien (apartado 8.7.2). [PENDIENTE: pesos numéricos de cada IE, publicados en Aules.] La recuperación afecta solo a los IE y RA no alcanzados, con una actividad equivalente publicada en Aules (apartado 8.9), sin porcentajes que la programación no fija. Cada RA se supera con 5 o más y no se compensa con otro (apartado 8.7.4).</ns0:t>
+              <ns0:t xml:space="preserve">Peso informativo: 15 %. Instrumentos que puntúan en el resultado de aprendizaje: AC901 a AC908 (de 0 a 1), PR902 (de 0 a 10), PY901 (de 0 a 30) y PO901 (de 0 a 100). PR901 es Packet Tracer: se hace en casa, dentro del apartado de certificación, y no puntúa en el resultado de aprendizaje. El punto adicional no sustituye al RA5 ni al RA6. Los instrumentos no tienen un porcentaje propio: pesan dentro del RA según los CE más importantes que evidencien (apartado 8.7.2). El peso de cada actividad dentro de su resultado de aprendizaje se publica en Aules al plantear la actividad, según los criterios de evaluación que evidencia. La recuperación afecta solo a los IE y RA no alcanzados, con una actividad equivalente publicada en Aules (apartado 8.9), sin porcentajes que la programación no fija. Cada RA se supera con 5 o más y no se compensa con otro (apartado 8.7.4).</ns0:t>
             </ns0:r>
           </ns0:p>
         </ns0:tc>
@@ -22651,22 +22548,27 @@
               <ns0:jc ns0:val="left"/>
             </ns0:pPr>
             <ns0:r>
-              <ns0:t xml:space="preserve">Al cerrar la unidad se anotan temporalización, incidencias y logro de los RA, conforme al apartado 8.15. En esta unidad se revisa además si la ventana larga hasta mayo se ha usado para el cierre previsto o si la formación en empresa ha obligado a mover sesiones.</ns0:t>
+              <ns0:t xml:space="preserve">Al cerrar la unidad se anotan temporalización, incidencias y logro de los RA, conforme al apartado 8.15. En esta unidad se revisa además si la ventana hasta el 5 de mayo se ha usado para el núcleo, el diagnóstico integrado, la certificación y la recuperación, y si el margen hasta el 17 de mayo ha servido para el cierre.</ns0:t>
             </ns0:r>
           </ns0:p>
         </ns0:tc>
       </ns0:tr>
     </ns0:tbl>
-    <ns0:p>
-      <ns0:pPr>
-        <ns0:pStyle ns0:val="BodyText"/>
-      </ns0:pPr>
-      <ns0:r>
-        <ns0:rPr>
-          <ns0:bCs/>
-          <ns0:b/>
-        </ns0:rPr>
-        <ns0:t xml:space="preserve">Núcleo orientativo de la UP 9 (16 de las 55 sesiones).</ns0:t>
+    <ns0:bookmarkStart ns0:id="119" ns0:name="reparto-de-la-up-9-55-sesiones."/>
+    <ns0:p>
+      <ns0:pPr>
+        <ns0:pStyle ns0:val="Heading4"/>
+      </ns0:pPr>
+      <ns0:r>
+        <ns0:t xml:space="preserve">Reparto de la UP 9 (55 sesiones).</ns0:t>
+      </ns0:r>
+    </ns0:p>
+    <ns0:p>
+      <ns0:pPr>
+        <ns0:pStyle ns0:val="FirstParagraph"/>
+      </ns0:pPr>
+      <ns0:r>
+        <ns0:t xml:space="preserve">El núcleo de contenidos de los apuntes ocupa dieciséis sesiones. Comprende el cuestionario inicial, las actividades AC901 a AC908, la práctica de servicios PR901, el laboratorio de diagnóstico PR902 y el proyecto PY901. Las otras treinta y nueve sesiones se reparten entre la práctica integrada de diagnóstico, la preparación y las auditorías del apartado de certificación, la prueba objetiva PO901 y la recuperación. La suma es de cincuenta y cinco sesiones y la unidad cierra hacia el 5 de mayo de 2027. Las sesiones que quedan después, hasta el inicio de la formación en empresa el 17 de mayo de 2027, se usan para recuperación y cierre, y no forman parte de estas cincuenta y cinco.</ns0:t>
       </ns0:r>
     </ns0:p>
     <ns0:tbl>
@@ -22743,7 +22645,7 @@
               <ns0:keepLines/>
             </ns0:pPr>
             <ns0:r>
-              <ns0:t xml:space="preserve">1. Contextualización</ns0:t>
+              <ns0:t xml:space="preserve">1. Núcleo de contenidos</ns0:t>
             </ns0:r>
           </ns0:p>
         </ns0:tc>
@@ -22757,40 +22659,40 @@
               <ns0:keepLines/>
             </ns0:pPr>
             <ns0:r>
-              <ns0:t xml:space="preserve">1</ns0:t>
-            </ns0:r>
-          </ns0:p>
-        </ns0:tc>
-        <ns0:tc>
-          <ns0:tcPr/>
-          <ns0:p>
-            <ns0:pPr>
-              <ns0:pStyle ns0:val="Compact"/>
-              <ns0:jc ns0:val="left"/>
-              <ns0:keepNext/>
-              <ns0:keepLines/>
-            </ns0:pPr>
-            <ns0:r>
-              <ns0:t xml:space="preserve">Cuestionario inicial del tema.</ns0:t>
-            </ns0:r>
-          </ns0:p>
-        </ns0:tc>
-      </ns0:tr>
-      <ns0:tr>
-        <ns0:trPr>
-          <ns0:cantSplit/>
-        </ns0:trPr>
-        <ns0:tc>
-          <ns0:tcPr/>
-          <ns0:p>
-            <ns0:pPr>
-              <ns0:pStyle ns0:val="Compact"/>
-              <ns0:jc ns0:val="left"/>
-              <ns0:keepNext/>
-              <ns0:keepLines/>
-            </ns0:pPr>
-            <ns0:r>
-              <ns0:t xml:space="preserve">2. Servicios de aplicación</ns0:t>
+              <ns0:t xml:space="preserve">16</ns0:t>
+            </ns0:r>
+          </ns0:p>
+        </ns0:tc>
+        <ns0:tc>
+          <ns0:tcPr/>
+          <ns0:p>
+            <ns0:pPr>
+              <ns0:pStyle ns0:val="Compact"/>
+              <ns0:jc ns0:val="left"/>
+              <ns0:keepNext/>
+              <ns0:keepLines/>
+            </ns0:pPr>
+            <ns0:r>
+              <ns0:t xml:space="preserve">Cuestionario inicial. AC901 (DHCP), AC902 (DNS) y AC903 (HTTP, HTTPS y FTP). AC904 a AC908, sobre incidencias, herramientas, filtrado, documentación y prevención de riesgos. PR902, laboratorio con fallos e informe. PY901, incidente completo. PR901, servicios en Packet Tracer, se hace en casa y no entra en la nota del resultado de aprendizaje. El autocheck se incorpora cuando se publican los apuntes.</ns0:t>
+            </ns0:r>
+          </ns0:p>
+        </ns0:tc>
+      </ns0:tr>
+      <ns0:tr>
+        <ns0:trPr>
+          <ns0:cantSplit/>
+        </ns0:trPr>
+        <ns0:tc>
+          <ns0:tcPr/>
+          <ns0:p>
+            <ns0:pPr>
+              <ns0:pStyle ns0:val="Compact"/>
+              <ns0:jc ns0:val="left"/>
+              <ns0:keepNext/>
+              <ns0:keepLines/>
+            </ns0:pPr>
+            <ns0:r>
+              <ns0:t xml:space="preserve">2. Práctica integrada de diagnóstico</ns0:t>
             </ns0:r>
           </ns0:p>
         </ns0:tc>
@@ -22804,40 +22706,40 @@
               <ns0:keepLines/>
             </ns0:pPr>
             <ns0:r>
-              <ns0:t xml:space="preserve">3</ns0:t>
-            </ns0:r>
-          </ns0:p>
-        </ns0:tc>
-        <ns0:tc>
-          <ns0:tcPr/>
-          <ns0:p>
-            <ns0:pPr>
-              <ns0:pStyle ns0:val="Compact"/>
-              <ns0:jc ns0:val="left"/>
-              <ns0:keepNext/>
-              <ns0:keepLines/>
-            </ns0:pPr>
-            <ns0:r>
-              <ns0:t xml:space="preserve">AC901 (DHCP), AC902 (DNS) y AC903 (HTTP, HTTPS y FTP).</ns0:t>
-            </ns0:r>
-          </ns0:p>
-        </ns0:tc>
-      </ns0:tr>
-      <ns0:tr>
-        <ns0:trPr>
-          <ns0:cantSplit/>
-        </ns0:trPr>
-        <ns0:tc>
-          <ns0:tcPr/>
-          <ns0:p>
-            <ns0:pPr>
-              <ns0:pStyle ns0:val="Compact"/>
-              <ns0:jc ns0:val="left"/>
-              <ns0:keepNext/>
-              <ns0:keepLines/>
-            </ns0:pPr>
-            <ns0:r>
-              <ns0:t xml:space="preserve">3. Simulación de servicios</ns0:t>
+              <ns0:t xml:space="preserve">15</ns0:t>
+            </ns0:r>
+          </ns0:p>
+        </ns0:tc>
+        <ns0:tc>
+          <ns0:tcPr/>
+          <ns0:p>
+            <ns0:pPr>
+              <ns0:pStyle ns0:val="Compact"/>
+              <ns0:jc ns0:val="left"/>
+              <ns0:keepNext/>
+              <ns0:keepLines/>
+            </ns0:pPr>
+            <ns0:r>
+              <ns0:t xml:space="preserve">Laboratorio ampliado sobre el aulario: identificar la incidencia, aislar la causa, restituir el servicio y documentar el informe, con la prevención de riesgos del procedimiento.</ns0:t>
+            </ns0:r>
+          </ns0:p>
+        </ns0:tc>
+      </ns0:tr>
+      <ns0:tr>
+        <ns0:trPr>
+          <ns0:cantSplit/>
+        </ns0:trPr>
+        <ns0:tc>
+          <ns0:tcPr/>
+          <ns0:p>
+            <ns0:pPr>
+              <ns0:pStyle ns0:val="Compact"/>
+              <ns0:jc ns0:val="left"/>
+              <ns0:keepNext/>
+              <ns0:keepLines/>
+            </ns0:pPr>
+            <ns0:r>
+              <ns0:t xml:space="preserve">3. Preparación y auditorías de certificación</ns0:t>
             </ns0:r>
           </ns0:p>
         </ns0:tc>
@@ -22851,40 +22753,40 @@
               <ns0:keepLines/>
             </ns0:pPr>
             <ns0:r>
-              <ns0:t xml:space="preserve">2</ns0:t>
-            </ns0:r>
-          </ns0:p>
-        </ns0:tc>
-        <ns0:tc>
-          <ns0:tcPr/>
-          <ns0:p>
-            <ns0:pPr>
-              <ns0:pStyle ns0:val="Compact"/>
-              <ns0:jc ns0:val="left"/>
-              <ns0:keepNext/>
-              <ns0:keepLines/>
-            </ns0:pPr>
-            <ns0:r>
-              <ns0:t xml:space="preserve">PR901: DHCP, DNS y HTTP en Packet Tracer, con acceso a la web por nombre.</ns0:t>
-            </ns0:r>
-          </ns0:p>
-        </ns0:tc>
-      </ns0:tr>
-      <ns0:tr>
-        <ns0:trPr>
-          <ns0:cantSplit/>
-        </ns0:trPr>
-        <ns0:tc>
-          <ns0:tcPr/>
-          <ns0:p>
-            <ns0:pPr>
-              <ns0:pStyle ns0:val="Compact"/>
-              <ns0:jc ns0:val="left"/>
-              <ns0:keepNext/>
-              <ns0:keepLines/>
-            </ns0:pPr>
-            <ns0:r>
-              <ns0:t xml:space="preserve">4. Diagnóstico</ns0:t>
+              <ns0:t xml:space="preserve">14</ns0:t>
+            </ns0:r>
+          </ns0:p>
+        </ns0:tc>
+        <ns0:tc>
+          <ns0:tcPr/>
+          <ns0:p>
+            <ns0:pPr>
+              <ns0:pStyle ns0:val="Compact"/>
+              <ns0:jc ns0:val="left"/>
+              <ns0:keepNext/>
+              <ns0:keepLines/>
+            </ns0:pPr>
+            <ns0:r>
+              <ns0:t xml:space="preserve">Preparación del apartado de certificación y auditorías de las prácticas de Packet Tracer. Esas prácticas no puntúan en el resultado de aprendizaje.</ns0:t>
+            </ns0:r>
+          </ns0:p>
+        </ns0:tc>
+      </ns0:tr>
+      <ns0:tr>
+        <ns0:trPr>
+          <ns0:cantSplit/>
+        </ns0:trPr>
+        <ns0:tc>
+          <ns0:tcPr/>
+          <ns0:p>
+            <ns0:pPr>
+              <ns0:pStyle ns0:val="Compact"/>
+              <ns0:jc ns0:val="left"/>
+              <ns0:keepNext/>
+              <ns0:keepLines/>
+            </ns0:pPr>
+            <ns0:r>
+              <ns0:t xml:space="preserve">4. Prueba final y recuperación</ns0:t>
             </ns0:r>
           </ns0:p>
         </ns0:tc>
@@ -22898,176 +22800,28 @@
               <ns0:keepLines/>
             </ns0:pPr>
             <ns0:r>
-              <ns0:t xml:space="preserve">3</ns0:t>
-            </ns0:r>
-          </ns0:p>
-        </ns0:tc>
-        <ns0:tc>
-          <ns0:tcPr/>
-          <ns0:p>
-            <ns0:pPr>
-              <ns0:pStyle ns0:val="Compact"/>
-              <ns0:jc ns0:val="left"/>
-              <ns0:keepNext/>
-              <ns0:keepLines/>
-            </ns0:pPr>
-            <ns0:r>
-              <ns0:t xml:space="preserve">AC904 (tipos de incidencia), AC905 (herramientas) y PR902 (laboratorio con fallos y informe).</ns0:t>
-            </ns0:r>
-          </ns0:p>
-        </ns0:tc>
-      </ns0:tr>
-      <ns0:tr>
-        <ns0:trPr>
-          <ns0:cantSplit/>
-        </ns0:trPr>
-        <ns0:tc>
-          <ns0:tcPr/>
-          <ns0:p>
-            <ns0:pPr>
-              <ns0:pStyle ns0:val="Compact"/>
-              <ns0:jc ns0:val="left"/>
-              <ns0:keepNext/>
-              <ns0:keepLines/>
-            </ns0:pPr>
-            <ns0:r>
-              <ns0:t xml:space="preserve">5. Protección y documentación</ns0:t>
-            </ns0:r>
-          </ns0:p>
-        </ns0:tc>
-        <ns0:tc>
-          <ns0:tcPr/>
-          <ns0:p>
-            <ns0:pPr>
-              <ns0:pStyle ns0:val="Compact"/>
-              <ns0:jc ns0:val="right"/>
-              <ns0:keepNext/>
-              <ns0:keepLines/>
-            </ns0:pPr>
-            <ns0:r>
-              <ns0:t xml:space="preserve">2</ns0:t>
-            </ns0:r>
-          </ns0:p>
-        </ns0:tc>
-        <ns0:tc>
-          <ns0:tcPr/>
-          <ns0:p>
-            <ns0:pPr>
-              <ns0:pStyle ns0:val="Compact"/>
-              <ns0:jc ns0:val="left"/>
-              <ns0:keepNext/>
-              <ns0:keepLines/>
-            </ns0:pPr>
-            <ns0:r>
-              <ns0:t xml:space="preserve">AC906 (filtrado) y AC907 (documentar la red).</ns0:t>
-            </ns0:r>
-          </ns0:p>
-        </ns0:tc>
-      </ns0:tr>
-      <ns0:tr>
-        <ns0:trPr>
-          <ns0:cantSplit/>
-        </ns0:trPr>
-        <ns0:tc>
-          <ns0:tcPr/>
-          <ns0:p>
-            <ns0:pPr>
-              <ns0:pStyle ns0:val="Compact"/>
-              <ns0:jc ns0:val="left"/>
-              <ns0:keepNext/>
-              <ns0:keepLines/>
-            </ns0:pPr>
-            <ns0:r>
-              <ns0:t xml:space="preserve">6. Prevención de riesgos</ns0:t>
-            </ns0:r>
-          </ns0:p>
-        </ns0:tc>
-        <ns0:tc>
-          <ns0:tcPr/>
-          <ns0:p>
-            <ns0:pPr>
-              <ns0:pStyle ns0:val="Compact"/>
-              <ns0:jc ns0:val="right"/>
-              <ns0:keepNext/>
-              <ns0:keepLines/>
-            </ns0:pPr>
-            <ns0:r>
-              <ns0:t xml:space="preserve">2</ns0:t>
-            </ns0:r>
-          </ns0:p>
-        </ns0:tc>
-        <ns0:tc>
-          <ns0:tcPr/>
-          <ns0:p>
-            <ns0:pPr>
-              <ns0:pStyle ns0:val="Compact"/>
-              <ns0:jc ns0:val="left"/>
-              <ns0:keepNext/>
-              <ns0:keepLines/>
-            </ns0:pPr>
-            <ns0:r>
-              <ns0:t xml:space="preserve">AC908, a partir de las normas del taller: riesgos, equipos de protección, accidentes, contaminación y residuos.</ns0:t>
-            </ns0:r>
-          </ns0:p>
-        </ns0:tc>
-      </ns0:tr>
-      <ns0:tr>
-        <ns0:trPr>
-          <ns0:cantSplit/>
-        </ns0:trPr>
-        <ns0:tc>
-          <ns0:tcPr/>
-          <ns0:p>
-            <ns0:pPr>
-              <ns0:pStyle ns0:val="Compact"/>
-              <ns0:jc ns0:val="left"/>
-              <ns0:keepNext/>
-              <ns0:keepLines/>
-            </ns0:pPr>
-            <ns0:r>
-              <ns0:t xml:space="preserve">7. Proyecto y prueba</ns0:t>
-            </ns0:r>
-          </ns0:p>
-        </ns0:tc>
-        <ns0:tc>
-          <ns0:tcPr/>
-          <ns0:p>
-            <ns0:pPr>
-              <ns0:pStyle ns0:val="Compact"/>
-              <ns0:jc ns0:val="right"/>
-              <ns0:keepNext/>
-              <ns0:keepLines/>
-            </ns0:pPr>
-            <ns0:r>
-              <ns0:t xml:space="preserve">3</ns0:t>
-            </ns0:r>
-          </ns0:p>
-        </ns0:tc>
-        <ns0:tc>
-          <ns0:tcPr/>
-          <ns0:p>
-            <ns0:pPr>
-              <ns0:pStyle ns0:val="Compact"/>
-              <ns0:jc ns0:val="left"/>
-            </ns0:pPr>
-            <ns0:r>
-              <ns0:t xml:space="preserve">PY901, incidente completo con apartado de prevención, y PO901 cuando se convoque en Aules.</ns0:t>
+              <ns0:t xml:space="preserve">10</ns0:t>
+            </ns0:r>
+          </ns0:p>
+        </ns0:tc>
+        <ns0:tc>
+          <ns0:tcPr/>
+          <ns0:p>
+            <ns0:pPr>
+              <ns0:pStyle ns0:val="Compact"/>
+              <ns0:jc ns0:val="left"/>
+            </ns0:pPr>
+            <ns0:r>
+              <ns0:t xml:space="preserve">Convocatoria de PO901 y recuperación de los resultados de aprendizaje no alcanzados, con una actividad equivalente publicada en Aules.</ns0:t>
             </ns0:r>
           </ns0:p>
         </ns0:tc>
       </ns0:tr>
     </ns0:tbl>
-    <ns0:p>
-      <ns0:pPr>
-        <ns0:pStyle ns0:val="BodyText"/>
-      </ns0:pPr>
-      <ns0:r>
-        <ns0:t xml:space="preserve">Las 39 sesiones restantes de la ventana de T9 no se asignan aquí a actividades nuevas. El apartado 4.4 las incluye en la misma unidad, junto con la preparación y el cierre de NetAcad-CCNA, hasta alrededor del 5 de mayo de 2027. [PENDIENTE: desglose de esas 39 sesiones.]</ns0:t>
-      </ns0:r>
-    </ns0:p>
-    <ns0:bookmarkEnd ns0:id="111"/>
-    <ns0:bookmarkEnd ns0:id="112"/>
-    <ns0:bookmarkStart ns0:id="119" ns0:name="medidas-de-atención-a-la-diversidad"/>
+    <ns0:bookmarkEnd ns0:id="119"/>
+    <ns0:bookmarkEnd ns0:id="120"/>
+    <ns0:bookmarkEnd ns0:id="121"/>
+    <ns0:bookmarkStart ns0:id="128" ns0:name="medidas-de-atención-a-la-diversidad"/>
     <ns0:p>
       <ns0:pPr>
         <ns0:pStyle ns0:val="Heading1"/>
@@ -23076,7 +22830,7 @@
         <ns0:t xml:space="preserve">10. Medidas de atención a la diversidad</ns0:t>
       </ns0:r>
     </ns0:p>
-    <ns0:bookmarkStart ns0:id="113" ns0:name="niveles-de-respuesta-educativa"/>
+    <ns0:bookmarkStart ns0:id="122" ns0:name="niveles-de-respuesta-educativa"/>
     <ns0:p>
       <ns0:pPr>
         <ns0:pStyle ns0:val="Heading2"/>
@@ -23093,8 +22847,8 @@
         <ns0:t xml:space="preserve">Marco de inclusión valenciano (Decreto 104/2018 y Orden 20/2019): medidas universales, apoyos ordinarios y, si procede, especializados, con el departamento de orientación.</ns0:t>
       </ns0:r>
     </ns0:p>
-    <ns0:bookmarkEnd ns0:id="113"/>
-    <ns0:bookmarkStart ns0:id="114" ns0:name="Xca608893fc2e2d396c8648b8a845c0a70242dae"/>
+    <ns0:bookmarkEnd ns0:id="122"/>
+    <ns0:bookmarkStart ns0:id="123" ns0:name="Xca608893fc2e2d396c8648b8a845c0a70242dae"/>
     <ns0:p>
       <ns0:pPr>
         <ns0:pStyle ns0:val="Heading2"/>
@@ -23123,8 +22877,8 @@
         <ns0:t xml:space="preserve">, PO) y de implicación (casos, NetAcad, cooperativo, retos graduados). Instrucciones claras, checklists/rúbricas y pasos pequeños.</ns0:t>
       </ns0:r>
     </ns0:p>
-    <ns0:bookmarkEnd ns0:id="114"/>
-    <ns0:bookmarkStart ns0:id="115" ns0:name="X4af8893f1445bc130d5e8ca04348f5f55ae0963"/>
+    <ns0:bookmarkEnd ns0:id="123"/>
+    <ns0:bookmarkStart ns0:id="124" ns0:name="X4af8893f1445bc130d5e8ca04348f5f55ae0963"/>
     <ns0:p>
       <ns0:pPr>
         <ns0:pStyle ns0:val="Heading2"/>
@@ -23154,8 +22908,8 @@
         <ns0:t xml:space="preserve">rebajar el RA).</ns0:t>
       </ns0:r>
     </ns0:p>
-    <ns0:bookmarkEnd ns0:id="115"/>
-    <ns0:bookmarkStart ns0:id="116" ns0:name="X226d93695c89ee5c48369e80b52feba6beca510"/>
+    <ns0:bookmarkEnd ns0:id="124"/>
+    <ns0:bookmarkStart ns0:id="125" ns0:name="X226d93695c89ee5c48369e80b52feba6beca510"/>
     <ns0:p>
       <ns0:pPr>
         <ns0:pStyle ns0:val="Heading2"/>
@@ -23172,8 +22926,8 @@
         <ns0:t xml:space="preserve">Según dictámenes / planes individualizados del equipo educativo y orientación, manteniendo los RA como referentes.</ns0:t>
       </ns0:r>
     </ns0:p>
-    <ns0:bookmarkEnd ns0:id="116"/>
-    <ns0:bookmarkStart ns0:id="117" ns0:name="X833116416aec05ae8b01f21a05172c937f5a28c"/>
+    <ns0:bookmarkEnd ns0:id="125"/>
+    <ns0:bookmarkStart ns0:id="126" ns0:name="X833116416aec05ae8b01f21a05172c937f5a28c"/>
     <ns0:p>
       <ns0:pPr>
         <ns0:pStyle ns0:val="Heading2"/>
@@ -23205,8 +22959,8 @@
         <ns0:t xml:space="preserve">no sea barrera de acceso.</ns0:t>
       </ns0:r>
     </ns0:p>
-    <ns0:bookmarkEnd ns0:id="117"/>
-    <ns0:bookmarkStart ns0:id="118" ns0:name="X66f81b12a53ea4f630e12036d0807e87096a180"/>
+    <ns0:bookmarkEnd ns0:id="126"/>
+    <ns0:bookmarkStart ns0:id="127" ns0:name="X66f81b12a53ea4f630e12036d0807e87096a180"/>
     <ns0:p>
       <ns0:pPr>
         <ns0:pStyle ns0:val="Heading2"/>
@@ -23230,9 +22984,9 @@
         </ns0:pict>
       </ns0:r>
     </ns0:p>
-    <ns0:bookmarkEnd ns0:id="118"/>
-    <ns0:bookmarkEnd ns0:id="119"/>
-    <ns0:bookmarkStart ns0:id="125" ns0:name="X18a9d389e1ec45adcd690000640328aef658429"/>
+    <ns0:bookmarkEnd ns0:id="127"/>
+    <ns0:bookmarkEnd ns0:id="128"/>
+    <ns0:bookmarkStart ns0:id="134" ns0:name="X18a9d389e1ec45adcd690000640328aef658429"/>
     <ns0:p>
       <ns0:pPr>
         <ns0:pStyle ns0:val="Heading1"/>
@@ -23241,7 +22995,7 @@
         <ns0:t xml:space="preserve">11. Actividades complementarias y extraescolares</ns0:t>
       </ns0:r>
     </ns0:p>
-    <ns0:bookmarkStart ns0:id="120" ns0:name="objetivos-1"/>
+    <ns0:bookmarkStart ns0:id="129" ns0:name="objetivos-1"/>
     <ns0:p>
       <ns0:pPr>
         <ns0:pStyle ns0:val="Heading2"/>
@@ -23258,8 +23012,8 @@
         <ns0:t xml:space="preserve">Acercar al alumnado al entorno profesional de redes locales y a la certificación de base (NetAcad/CCNA).</ns0:t>
       </ns0:r>
     </ns0:p>
-    <ns0:bookmarkEnd ns0:id="120"/>
-    <ns0:bookmarkStart ns0:id="121" ns0:name="actividades-previstas"/>
+    <ns0:bookmarkEnd ns0:id="129"/>
+    <ns0:bookmarkStart ns0:id="130" ns0:name="actividades-previstas"/>
     <ns0:p>
       <ns0:pPr>
         <ns0:pStyle ns0:val="Heading2"/>
@@ -23482,8 +23236,8 @@
         </ns0:tc>
       </ns0:tr>
     </ns0:tbl>
-    <ns0:bookmarkEnd ns0:id="121"/>
-    <ns0:bookmarkStart ns0:id="122" ns0:name="Xd2ab8252abdd0c979245574d3b4c1c50492f573"/>
+    <ns0:bookmarkEnd ns0:id="130"/>
+    <ns0:bookmarkStart ns0:id="131" ns0:name="Xd2ab8252abdd0c979245574d3b4c1c50492f573"/>
     <ns0:p>
       <ns0:pPr>
         <ns0:pStyle ns0:val="Heading2"/>
@@ -23500,8 +23254,8 @@
         <ns0:t xml:space="preserve">Las actividades complementarias se vinculan de forma preferente a los RA2, RA3, RA4 y RA5. Si una visita o una charla se usa como evidencia, el instrumento y el RA se anuncian antes en Aules. No se duplica la carga de las prácticas ordinarias del módulo.</ns0:t>
       </ns0:r>
     </ns0:p>
-    <ns0:bookmarkEnd ns0:id="122"/>
-    <ns0:bookmarkStart ns0:id="123" ns0:name="evaluación-de-las-actividades"/>
+    <ns0:bookmarkEnd ns0:id="131"/>
+    <ns0:bookmarkStart ns0:id="132" ns0:name="evaluación-de-las-actividades"/>
     <ns0:p>
       <ns0:pPr>
         <ns0:pStyle ns0:val="Heading2"/>
@@ -23518,8 +23272,8 @@
         <ns0:t xml:space="preserve">Una actividad complementaria solo entra en la calificación si se ha anunciado como IE de un RA. En ese caso se valora con la escala del instrumento que corresponda y dentro del RA que se haya declarado. Si no se anuncia así, la actividad es formativa y no añade un porcentaje propio a la nota.</ns0:t>
       </ns0:r>
     </ns0:p>
-    <ns0:bookmarkEnd ns0:id="123"/>
-    <ns0:bookmarkStart ns0:id="124" ns0:name="organización-responsables-y-seguimiento"/>
+    <ns0:bookmarkEnd ns0:id="132"/>
+    <ns0:bookmarkStart ns0:id="133" ns0:name="organización-responsables-y-seguimiento"/>
     <ns0:p>
       <ns0:pPr>
         <ns0:pStyle ns0:val="Heading2"/>
@@ -23543,15 +23297,39 @@
         </ns0:pict>
       </ns0:r>
     </ns0:p>
-    <ns0:bookmarkEnd ns0:id="124"/>
-    <ns0:bookmarkEnd ns0:id="125"/>
-    <ns0:bookmarkStart ns0:id="127" ns0:name="formación-en-la-empresa"/>
+    <ns0:bookmarkEnd ns0:id="133"/>
+    <ns0:bookmarkEnd ns0:id="134"/>
+    <ns0:bookmarkStart ns0:id="136" ns0:name="formación-en-la-empresa"/>
     <ns0:p>
       <ns0:pPr>
         <ns0:pStyle ns0:val="Heading1"/>
       </ns0:pPr>
       <ns0:r>
         <ns0:t xml:space="preserve">12. Formación en la empresa</ns0:t>
+      </ns0:r>
+    </ns0:p>
+    <ns0:p>
+      <ns0:pPr>
+        <ns0:pStyle ns0:val="FirstParagraph"/>
+      </ns0:pPr>
+      <ns0:r>
+        <ns0:t xml:space="preserve">El módulo suma 233 horas. De ellas, 133 horas se imparten en el centro y 100 horas corresponden a la formación en empresa. En el centro hay siete sesiones semanales. El bloque de centro ocupa desde el 11 de septiembre de 2026 hasta mediados de mayo de 2027. La unidad T9 cierra hacia el 5 de mayo de 2027. Las sesiones que quedan entre ese cierre y el 17 de mayo de 2027 se dedican a la recuperación y al cierre del módulo en el centro.</ns0:t>
+      </ns0:r>
+    </ns0:p>
+    <ns0:p>
+      <ns0:pPr>
+        <ns0:pStyle ns0:val="BodyText"/>
+      </ns0:pPr>
+      <ns0:r>
+        <ns0:t xml:space="preserve">La formación en empresa del grupo de primer curso empieza el 17 de mayo de 2027. El plazo de renuncia es el 17 de abril de 2027. La aplicación SAÓ permanece abierta hasta el 7 de mayo de 2027. La secuencia de T1 a T9 se mantiene en el calendario del centro. La estancia en la empresa no desplaza T7, T8 ni T9, porque comienza cuando el bloque de centro ya ha terminado.</ns0:t>
+      </ns0:r>
+    </ns0:p>
+    <ns0:p>
+      <ns0:pPr>
+        <ns0:pStyle ns0:val="BodyText"/>
+      </ns0:pPr>
+      <ns0:r>
+        <ns0:t xml:space="preserve">La evaluación en la empresa sigue el acta del departamento del 14 de julio de 2026, resumida en el apartado 8.13. El profesorado califica el 100 % de la nota. El 80 % de cada resultado de aprendizaje se evidencia en el centro y el 20 % se vincula a la empresa, mediante el informe de apto o no apto y el plan formativo. Si la empresa no permite evidenciar ese 20 %, se usa el catálogo de este apartado. Ese reparto es un acuerdo del departamento. No es un porcentaje fijado por el Real Decreto del título. Los pesos de los resultados de aprendizaje del apartado 8.4 no cambian, y los criterios de evaluación siguen sirviendo para verificar la cobertura.</ns0:t>
       </ns0:r>
     </ns0:p>
     <ns0:tbl>
@@ -23576,6 +23354,8 @@
             <ns0:pPr>
               <ns0:pStyle ns0:val="Compact"/>
               <ns0:jc ns0:val="left"/>
+              <ns0:keepNext/>
+              <ns0:keepLines/>
             </ns0:pPr>
             <ns0:r>
               <ns0:t xml:space="preserve">Concepto</ns0:t>
@@ -23588,6 +23368,8 @@
             <ns0:pPr>
               <ns0:pStyle ns0:val="Compact"/>
               <ns0:jc ns0:val="left"/>
+              <ns0:keepNext/>
+              <ns0:keepLines/>
             </ns0:pPr>
             <ns0:r>
               <ns0:t xml:space="preserve">Detalle</ns0:t>
@@ -23605,359 +23387,161 @@
             <ns0:pPr>
               <ns0:pStyle ns0:val="Compact"/>
               <ns0:jc ns0:val="left"/>
-            </ns0:pPr>
-            <ns0:r>
-              <ns0:t xml:space="preserve">Horas FE</ns0:t>
-            </ns0:r>
-          </ns0:p>
-        </ns0:tc>
-        <ns0:tc>
-          <ns0:tcPr/>
-          <ns0:p>
-            <ns0:pPr>
-              <ns0:pStyle ns0:val="Compact"/>
-              <ns0:jc ns0:val="left"/>
-            </ns0:pPr>
-            <ns0:r>
-              <ns0:rPr>
-                <ns0:bCs/>
-                <ns0:b/>
-              </ns0:rPr>
-              <ns0:t xml:space="preserve">100 h</ns0:t>
-            </ns0:r>
-          </ns0:p>
-        </ns0:tc>
-      </ns0:tr>
-      <ns0:tr>
-        <ns0:trPr>
-          <ns0:cantSplit/>
-        </ns0:trPr>
-        <ns0:tc>
-          <ns0:tcPr/>
-          <ns0:p>
-            <ns0:pPr>
-              <ns0:pStyle ns0:val="Compact"/>
-              <ns0:jc ns0:val="left"/>
-            </ns0:pPr>
-            <ns0:r>
-              <ns0:t xml:space="preserve">Horas centro (cómputo)</ns0:t>
-            </ns0:r>
-          </ns0:p>
-        </ns0:tc>
-        <ns0:tc>
-          <ns0:tcPr/>
-          <ns0:p>
-            <ns0:pPr>
-              <ns0:pStyle ns0:val="Compact"/>
-              <ns0:jc ns0:val="left"/>
-            </ns0:pPr>
-            <ns0:r>
-              <ns0:rPr>
-                <ns0:bCs/>
-                <ns0:b/>
-              </ns0:rPr>
-              <ns0:t xml:space="preserve">133 h</ns0:t>
-            </ns0:r>
-          </ns0:p>
-        </ns0:tc>
-      </ns0:tr>
-      <ns0:tr>
-        <ns0:trPr>
-          <ns0:cantSplit/>
-        </ns0:trPr>
-        <ns0:tc>
-          <ns0:tcPr/>
-          <ns0:p>
-            <ns0:pPr>
-              <ns0:pStyle ns0:val="Compact"/>
-              <ns0:jc ns0:val="left"/>
-            </ns0:pPr>
-            <ns0:r>
-              <ns0:t xml:space="preserve">Total módulo</ns0:t>
-            </ns0:r>
-          </ns0:p>
-        </ns0:tc>
-        <ns0:tc>
-          <ns0:tcPr/>
-          <ns0:p>
-            <ns0:pPr>
-              <ns0:pStyle ns0:val="Compact"/>
-              <ns0:jc ns0:val="left"/>
-            </ns0:pPr>
-            <ns0:r>
-              <ns0:rPr>
-                <ns0:bCs/>
-                <ns0:b/>
-              </ns0:rPr>
-              <ns0:t xml:space="preserve">233 h</ns0:t>
-            </ns0:r>
-          </ns0:p>
-        </ns0:tc>
-      </ns0:tr>
-      <ns0:tr>
-        <ns0:trPr>
-          <ns0:cantSplit/>
-        </ns0:trPr>
-        <ns0:tc>
-          <ns0:tcPr/>
-          <ns0:p>
-            <ns0:pPr>
-              <ns0:pStyle ns0:val="Compact"/>
-              <ns0:jc ns0:val="left"/>
-            </ns0:pPr>
-            <ns0:r>
-              <ns0:t xml:space="preserve">Sesiones semanales en centro</ns0:t>
-            </ns0:r>
-          </ns0:p>
-        </ns0:tc>
-        <ns0:tc>
-          <ns0:tcPr/>
-          <ns0:p>
-            <ns0:pPr>
-              <ns0:pStyle ns0:val="Compact"/>
-              <ns0:jc ns0:val="left"/>
-            </ns0:pPr>
-            <ns0:r>
-              <ns0:rPr>
-                <ns0:bCs/>
-                <ns0:b/>
-              </ns0:rPr>
-              <ns0:t xml:space="preserve">7</ns0:t>
-            </ns0:r>
-          </ns0:p>
-        </ns0:tc>
-      </ns0:tr>
-      <ns0:tr>
-        <ns0:trPr>
-          <ns0:cantSplit/>
-        </ns0:trPr>
-        <ns0:tc>
-          <ns0:tcPr/>
-          <ns0:p>
-            <ns0:pPr>
-              <ns0:pStyle ns0:val="Compact"/>
-              <ns0:jc ns0:val="left"/>
-            </ns0:pPr>
-            <ns0:r>
-              <ns0:t xml:space="preserve">Fecha FE</ns0:t>
-            </ns0:r>
-          </ns0:p>
-        </ns0:tc>
-        <ns0:tc>
-          <ns0:tcPr/>
-          <ns0:p>
-            <ns0:pPr>
-              <ns0:pStyle ns0:val="Compact"/>
-              <ns0:jc ns0:val="left"/>
-            </ns0:pPr>
-            <ns0:r>
-              <ns0:rPr>
-                <ns0:bCs/>
-                <ns0:b/>
-              </ns0:rPr>
-              <ns0:t xml:space="preserve">Provisional / no fijada</ns0:t>
-            </ns0:r>
-            <ns0:r>
-              <ns0:t xml:space="preserve"> </ns0:t>
-            </ns0:r>
-            <ns0:r>
-              <ns0:t xml:space="preserve">— tras Navidad (2.º trimestre);</ns0:t>
-            </ns0:r>
-            <ns0:r>
-              <ns0:t xml:space="preserve"> </ns0:t>
-            </ns0:r>
-            <ns0:r>
-              <ns0:rPr>
-                <ns0:bCs/>
-                <ns0:b/>
-              </ns0:rPr>
-              <ns0:t xml:space="preserve">se comunicará</ns0:t>
-            </ns0:r>
-          </ns0:p>
-        </ns0:tc>
-      </ns0:tr>
-      <ns0:tr>
-        <ns0:trPr>
-          <ns0:cantSplit/>
-        </ns0:trPr>
-        <ns0:tc>
-          <ns0:tcPr/>
-          <ns0:p>
-            <ns0:pPr>
-              <ns0:pStyle ns0:val="Compact"/>
-              <ns0:jc ns0:val="left"/>
-            </ns0:pPr>
-            <ns0:r>
-              <ns0:t xml:space="preserve">Núcleo antes de FE</ns0:t>
-            </ns0:r>
-          </ns0:p>
-        </ns0:tc>
-        <ns0:tc>
-          <ns0:tcPr/>
-          <ns0:p>
-            <ns0:pPr>
-              <ns0:pStyle ns0:val="Compact"/>
-              <ns0:jc ns0:val="left"/>
-            </ns0:pPr>
-            <ns0:r>
-              <ns0:rPr>
-                <ns0:bCs/>
-                <ns0:b/>
-              </ns0:rPr>
-              <ns0:t xml:space="preserve">T4–T6</ns0:t>
-            </ns0:r>
-            <ns0:r>
-              <ns0:t xml:space="preserve"> </ns0:t>
-            </ns0:r>
-            <ns0:r>
-              <ns0:t xml:space="preserve">+</ns0:t>
-            </ns0:r>
-            <ns0:r>
-              <ns0:t xml:space="preserve"> </ns0:t>
-            </ns0:r>
-            <ns0:r>
-              <ns0:rPr>
-                <ns0:bCs/>
-                <ns0:b/>
-              </ns0:rPr>
-              <ns0:t xml:space="preserve">PR604/PR603</ns0:t>
-            </ns0:r>
-            <ns0:r>
-              <ns0:t xml:space="preserve"> </ns0:t>
-            </ns0:r>
-            <ns0:r>
-              <ns0:t xml:space="preserve">(+</ns0:t>
-            </ns0:r>
-            <ns0:r>
-              <ns0:t xml:space="preserve"> </ns0:t>
-            </ns0:r>
-            <ns0:r>
-              <ns0:rPr>
-                <ns0:bCs/>
-                <ns0:b/>
-              </ns0:rPr>
-              <ns0:t xml:space="preserve">PO2</ns0:t>
-            </ns0:r>
-            <ns0:r>
-              <ns0:t xml:space="preserve"> </ns0:t>
-            </ns0:r>
-            <ns0:r>
-              <ns0:t xml:space="preserve">~2027-01-18)</ns0:t>
-            </ns0:r>
-          </ns0:p>
-        </ns0:tc>
-      </ns0:tr>
-      <ns0:tr>
-        <ns0:trPr>
-          <ns0:cantSplit/>
-        </ns0:trPr>
-        <ns0:tc>
-          <ns0:tcPr/>
-          <ns0:p>
-            <ns0:pPr>
-              <ns0:pStyle ns0:val="Compact"/>
-              <ns0:jc ns0:val="left"/>
-            </ns0:pPr>
-            <ns0:r>
-              <ns0:t xml:space="preserve">Cierre T9</ns0:t>
-            </ns0:r>
-          </ns0:p>
-        </ns0:tc>
-        <ns0:tc>
-          <ns0:tcPr/>
-          <ns0:p>
-            <ns0:pPr>
-              <ns0:pStyle ns0:val="Compact"/>
-              <ns0:jc ns0:val="left"/>
-            </ns0:pPr>
-            <ns0:r>
-              <ns0:rPr>
-                <ns0:vertAlign ns0:val="subscript"/>
-                <ns0:bCs/>
-                <ns0:b/>
-              </ns0:rPr>
-              <ns0:t xml:space="preserve">2027-05-05** (</ns0:t>
-            </ns0:r>
-            <ns0:r>
-              <ns0:rPr>
-                <ns0:bCs/>
-                <ns0:b/>
-              </ns0:rPr>
-              <ns0:t xml:space="preserve">mayo); 133 h</ns0:t>
-            </ns0:r>
-            <ns0:r>
-              <ns0:rPr>
-                <ns0:bCs/>
-                <ns0:b/>
-              </ns0:rPr>
-              <ns0:t xml:space="preserve"> </ns0:t>
-            </ns0:r>
-            <ns0:r>
-              <ns0:t xml:space="preserve">no** cortan en febrero</ns0:t>
-            </ns0:r>
-          </ns0:p>
-        </ns0:tc>
-      </ns0:tr>
-      <ns0:tr>
-        <ns0:trPr>
-          <ns0:cantSplit/>
-        </ns0:trPr>
-        <ns0:tc>
-          <ns0:tcPr/>
-          <ns0:p>
-            <ns0:pPr>
-              <ns0:pStyle ns0:val="Compact"/>
-              <ns0:jc ns0:val="left"/>
-            </ns0:pPr>
-            <ns0:r>
-              <ns0:t xml:space="preserve">Margen</ns0:t>
-            </ns0:r>
-          </ns0:p>
-        </ns0:tc>
-        <ns0:tc>
-          <ns0:tcPr/>
-          <ns0:p>
-            <ns0:pPr>
-              <ns0:pStyle ns0:val="Compact"/>
-              <ns0:jc ns0:val="left"/>
-            </ns0:pPr>
-            <ns0:r>
-              <ns0:t xml:space="preserve">~</ns0:t>
-            </ns0:r>
-            <ns0:r>
-              <ns0:rPr>
-                <ns0:bCs/>
-                <ns0:b/>
-              </ns0:rPr>
-              <ns0:t xml:space="preserve">7</ns0:t>
-            </ns0:r>
-            <ns0:r>
-              <ns0:t xml:space="preserve"> </ns0:t>
-            </ns0:r>
-            <ns0:r>
-              <ns0:t xml:space="preserve">sesiones tras T9 + posible desplazamiento por FE</ns0:t>
+              <ns0:keepNext/>
+              <ns0:keepLines/>
+            </ns0:pPr>
+            <ns0:r>
+              <ns0:t xml:space="preserve">Horas de formación en empresa</ns0:t>
+            </ns0:r>
+          </ns0:p>
+        </ns0:tc>
+        <ns0:tc>
+          <ns0:tcPr/>
+          <ns0:p>
+            <ns0:pPr>
+              <ns0:pStyle ns0:val="Compact"/>
+              <ns0:jc ns0:val="left"/>
+              <ns0:keepNext/>
+              <ns0:keepLines/>
+            </ns0:pPr>
+            <ns0:r>
+              <ns0:t xml:space="preserve">El módulo dedica 100 horas a la formación en empresa.</ns0:t>
+            </ns0:r>
+          </ns0:p>
+        </ns0:tc>
+      </ns0:tr>
+      <ns0:tr>
+        <ns0:trPr>
+          <ns0:cantSplit/>
+        </ns0:trPr>
+        <ns0:tc>
+          <ns0:tcPr/>
+          <ns0:p>
+            <ns0:pPr>
+              <ns0:pStyle ns0:val="Compact"/>
+              <ns0:jc ns0:val="left"/>
+              <ns0:keepNext/>
+              <ns0:keepLines/>
+            </ns0:pPr>
+            <ns0:r>
+              <ns0:t xml:space="preserve">Horas de centro</ns0:t>
+            </ns0:r>
+          </ns0:p>
+        </ns0:tc>
+        <ns0:tc>
+          <ns0:tcPr/>
+          <ns0:p>
+            <ns0:pPr>
+              <ns0:pStyle ns0:val="Compact"/>
+              <ns0:jc ns0:val="left"/>
+              <ns0:keepNext/>
+              <ns0:keepLines/>
+            </ns0:pPr>
+            <ns0:r>
+              <ns0:t xml:space="preserve">El cómputo de centro es de 133 horas, organizadas en siete sesiones semanales.</ns0:t>
+            </ns0:r>
+          </ns0:p>
+        </ns0:tc>
+      </ns0:tr>
+      <ns0:tr>
+        <ns0:trPr>
+          <ns0:cantSplit/>
+        </ns0:trPr>
+        <ns0:tc>
+          <ns0:tcPr/>
+          <ns0:p>
+            <ns0:pPr>
+              <ns0:pStyle ns0:val="Compact"/>
+              <ns0:jc ns0:val="left"/>
+              <ns0:keepNext/>
+              <ns0:keepLines/>
+            </ns0:pPr>
+            <ns0:r>
+              <ns0:t xml:space="preserve">Inicio de la estancia</ns0:t>
+            </ns0:r>
+          </ns0:p>
+        </ns0:tc>
+        <ns0:tc>
+          <ns0:tcPr/>
+          <ns0:p>
+            <ns0:pPr>
+              <ns0:pStyle ns0:val="Compact"/>
+              <ns0:jc ns0:val="left"/>
+              <ns0:keepNext/>
+              <ns0:keepLines/>
+            </ns0:pPr>
+            <ns0:r>
+              <ns0:t xml:space="preserve">La formación en empresa empieza el 17 de mayo de 2027.</ns0:t>
+            </ns0:r>
+          </ns0:p>
+        </ns0:tc>
+      </ns0:tr>
+      <ns0:tr>
+        <ns0:trPr>
+          <ns0:cantSplit/>
+        </ns0:trPr>
+        <ns0:tc>
+          <ns0:tcPr/>
+          <ns0:p>
+            <ns0:pPr>
+              <ns0:pStyle ns0:val="Compact"/>
+              <ns0:jc ns0:val="left"/>
+              <ns0:keepNext/>
+              <ns0:keepLines/>
+            </ns0:pPr>
+            <ns0:r>
+              <ns0:t xml:space="preserve">Plazos previos</ns0:t>
+            </ns0:r>
+          </ns0:p>
+        </ns0:tc>
+        <ns0:tc>
+          <ns0:tcPr/>
+          <ns0:p>
+            <ns0:pPr>
+              <ns0:pStyle ns0:val="Compact"/>
+              <ns0:jc ns0:val="left"/>
+              <ns0:keepNext/>
+              <ns0:keepLines/>
+            </ns0:pPr>
+            <ns0:r>
+              <ns0:t xml:space="preserve">Las renuncias se presentan hasta el 17 de abril de 2027. La aplicación SAÓ permanece abierta hasta el 7 de mayo de 2027.</ns0:t>
+            </ns0:r>
+          </ns0:p>
+        </ns0:tc>
+      </ns0:tr>
+      <ns0:tr>
+        <ns0:trPr>
+          <ns0:cantSplit/>
+        </ns0:trPr>
+        <ns0:tc>
+          <ns0:tcPr/>
+          <ns0:p>
+            <ns0:pPr>
+              <ns0:pStyle ns0:val="Compact"/>
+              <ns0:jc ns0:val="left"/>
+              <ns0:keepNext/>
+              <ns0:keepLines/>
+            </ns0:pPr>
+            <ns0:r>
+              <ns0:t xml:space="preserve">Cierre del centro</ns0:t>
+            </ns0:r>
+          </ns0:p>
+        </ns0:tc>
+        <ns0:tc>
+          <ns0:tcPr/>
+          <ns0:p>
+            <ns0:pPr>
+              <ns0:pStyle ns0:val="Compact"/>
+              <ns0:jc ns0:val="left"/>
+            </ns0:pPr>
+            <ns0:r>
+              <ns0:t xml:space="preserve">T9 cierra hacia el 5 de mayo de 2027. El margen posterior, hasta el 17 de mayo, se usa para la recuperación y el cierre.</ns0:t>
             </ns0:r>
           </ns0:p>
         </ns0:tc>
       </ns0:tr>
     </ns0:tbl>
-    <ns0:p>
-      <ns0:pPr>
-        <ns0:pStyle ns0:val="BodyText"/>
-      </ns0:pPr>
-      <ns0:r>
-        <ns0:t xml:space="preserve">Mientras la formación en empresa no tenga fecha concreta, se mantiene la secuencia de T1 a T9 en el calendario real, con el ritmo previsto hasta la primavera. Cuando se comunique, se insertará en el segundo trimestre. Puede desplazar T7, T8 y T9, y no colocará T4, T5 ni T6 después de esa estancia. La evaluación en la empresa sigue el acta del 14 de julio de 2026, resumida en el apartado 8.13: el profesorado califica el 100 % de la nota; el 80 % de cada RA se evidencia en el centro y el 20 % se vincula a la empresa mediante el informe de apto o no apto, los planes formativos y, si falta evidencia, el catálogo de refuerzo. Ese 80/20 es el acuerdo del departamento, no un porcentaje de la norma del título.</ns0:t>
-      </ns0:r>
-    </ns0:p>
-    <ns0:p>
-      <ns0:pPr>
-        <ns0:pStyle ns0:val="BodyText"/>
-      </ns0:pPr>
-      <ns0:r>
-        <ns0:t xml:space="preserve">Cuando se fije la fecha se actualizarán este apartado y el anexo B. No se cambiarán los pesos de los RA ni el criterio de que los CE solo verifican la cobertura.</ns0:t>
-      </ns0:r>
-    </ns0:p>
-    <ns0:bookmarkStart ns0:id="126" ns0:name="catálogo-de-refuerzo"/>
+    <ns0:bookmarkStart ns0:id="135" ns0:name="catálogo-de-refuerzo"/>
     <ns0:p>
       <ns0:pPr>
         <ns0:pStyle ns0:val="Heading3"/>
@@ -23971,98 +23555,332 @@
         <ns0:pStyle ns0:val="FirstParagraph"/>
       </ns0:pPr>
       <ns0:r>
-        <ns0:t xml:space="preserve">El acta del 14 de julio de 2026 pide un catálogo de actividades de refuerzo, alineado con los RA, para el alumnado cuya empresa no permita evidenciar el 20 % previsto. El catálogo tiene que existir antes de la estancia y debe cubrir cualquier RA que el plan formativo no trabaje. Sirve para completar la evidencia, no para cambiar el peso del RA ni para convertir los CE en porcentajes de nota.</ns0:t>
-      </ns0:r>
-    </ns0:p>
-    <ns0:p>
-      <ns0:pPr>
-        <ns0:pStyle ns0:val="BodyText"/>
-      </ns0:pPr>
-      <ns0:r>
-        <ns0:t xml:space="preserve">[PENDIENTE: lista concreta de actividades de refuerzo por RA. Esta programación no la incluye porque la formación en empresa no tiene fecha ni planes formativos individualizados.]</ns0:t>
-      </ns0:r>
-    </ns0:p>
-    <ns0:p>
-      <ns0:r>
-        <ns0:pict>
-          <ns1:rect style="width:0;height:1.5pt" ns2:hralign="center" ns2:hrstd="t" ns2:hr="t"/>
-        </ns0:pict>
-      </ns0:r>
-    </ns0:p>
-    <ns0:bookmarkEnd ns0:id="126"/>
-    <ns0:bookmarkEnd ns0:id="127"/>
-    <ns0:bookmarkStart ns0:id="128" ns0:name="X9f0ed4397dcdeb3784f81071b8a0ab2e0ec76f4"/>
-    <ns0:p>
-      <ns0:pPr>
-        <ns0:pStyle ns0:val="Heading1"/>
-      </ns0:pPr>
-      <ns0:r>
-        <ns0:t xml:space="preserve">13. Evaluación de la programación y de la práctica docente</ns0:t>
-      </ns0:r>
-    </ns0:p>
-    <ns0:p>
-      <ns0:pPr>
-        <ns0:pStyle ns0:val="FirstParagraph"/>
-      </ns0:pPr>
-      <ns0:r>
-        <ns0:t xml:space="preserve">La plantilla del departamento sitúa este contenido en el apartado 8.15 y no numera un apartado 13. El desarrollo está en el apartado 8.15. Este apartado solo remite allí, para no repetir el mismo texto.</ns0:t>
-      </ns0:r>
-    </ns0:p>
-    <ns0:p>
-      <ns0:r>
-        <ns0:pict>
-          <ns1:rect style="width:0;height:1.5pt" ns2:hralign="center" ns2:hrstd="t" ns2:hr="t"/>
-        </ns0:pict>
-      </ns0:r>
-    </ns0:p>
-    <ns0:bookmarkEnd ns0:id="128"/>
-    <ns0:bookmarkStart ns0:id="136" ns0:name="anexos"/>
-    <ns0:p>
-      <ns0:pPr>
-        <ns0:pStyle ns0:val="Heading1"/>
-      </ns0:pPr>
-      <ns0:r>
-        <ns0:t xml:space="preserve">Anexos</ns0:t>
-      </ns0:r>
-    </ns0:p>
-    <ns0:bookmarkStart ns0:id="131" ns0:name="Xd4fbe9bb3c0fa6efb31e272ad66908ca285c0a5"/>
-    <ns0:p>
-      <ns0:pPr>
-        <ns0:pStyle ns0:val="Heading2"/>
-      </ns0:pPr>
-      <ns0:r>
-        <ns0:t xml:space="preserve">Anexo A. Matriz de cobertura de criterios de evaluación</ns0:t>
-      </ns0:r>
-    </ns0:p>
-    <ns0:p>
-      <ns0:pPr>
-        <ns0:pStyle ns0:val="FirstParagraph"/>
-      </ns0:pPr>
-      <ns0:r>
-        <ns0:t xml:space="preserve">La cobertura curricular es de 51 de 51 CE. Los CE verifican el logro del RA. No son sumandos con porcentaje en la nota del boletín.</ns0:t>
-      </ns0:r>
-    </ns0:p>
-    <ns0:bookmarkStart ns0:id="129" ns0:name="a.1.-resumen-por-ra"/>
-    <ns0:p>
-      <ns0:pPr>
-        <ns0:pStyle ns0:val="Heading3"/>
-      </ns0:pPr>
-      <ns0:r>
-        <ns0:t xml:space="preserve">A.1. Resumen por RA</ns0:t>
+        <ns0:t xml:space="preserve">El acta del 14 de julio de 2026 pide un catálogo de actividades de refuerzo, alineado con los resultados de aprendizaje, para el alumnado cuya empresa no permita evidenciar el 20 % previsto. Las actividades de este catálogo son prácticas y proyectos que ya existen en los apuntes. Se realizan en el centro, completan la evidencia que falta y no cambian el peso del resultado de aprendizaje. Tampoco convierten los criterios de evaluación en porcentajes de la nota.</ns0:t>
       </ns0:r>
     </ns0:p>
     <ns0:tbl>
       <ns0:tblPr>
         <ns0:tblStyle ns0:val="Table"/>
-        <ns0:tblW ns0:type="auto" ns0:w="0"/>
+        <ns0:tblW ns0:type="pct" ns0:w="5000"/>
         <ns0:tblLook ns0:firstRow="1" ns0:lastRow="0" ns0:firstColumn="0" ns0:lastColumn="0" ns0:noHBand="0" ns0:noVBand="0" ns0:val="0020"/>
         <ns0:jc ns0:val="start"/>
       </ns0:tblPr>
       <ns0:tblGrid>
-        <ns0:gridCol ns0:w="1980"/>
-        <ns0:gridCol ns0:w="1980"/>
-        <ns0:gridCol ns0:w="1980"/>
-        <ns0:gridCol ns0:w="1980"/>
+        <ns0:gridCol ns0:w="3960"/>
+        <ns0:gridCol ns0:w="3960"/>
+      </ns0:tblGrid>
+      <ns0:tr>
+        <ns0:trPr>
+          <ns0:tblHeader ns0:val="true"/>
+          <ns0:cantSplit/>
+        </ns0:trPr>
+        <ns0:tc>
+          <ns0:tcPr/>
+          <ns0:p>
+            <ns0:pPr>
+              <ns0:pStyle ns0:val="Compact"/>
+              <ns0:jc ns0:val="left"/>
+              <ns0:keepNext/>
+              <ns0:keepLines/>
+            </ns0:pPr>
+            <ns0:r>
+              <ns0:t xml:space="preserve">Resultado de aprendizaje</ns0:t>
+            </ns0:r>
+          </ns0:p>
+        </ns0:tc>
+        <ns0:tc>
+          <ns0:tcPr/>
+          <ns0:p>
+            <ns0:pPr>
+              <ns0:pStyle ns0:val="Compact"/>
+              <ns0:jc ns0:val="left"/>
+              <ns0:keepNext/>
+              <ns0:keepLines/>
+            </ns0:pPr>
+            <ns0:r>
+              <ns0:t xml:space="preserve">Actividades de centro equivalentes</ns0:t>
+            </ns0:r>
+          </ns0:p>
+        </ns0:tc>
+      </ns0:tr>
+      <ns0:tr>
+        <ns0:trPr>
+          <ns0:cantSplit/>
+        </ns0:trPr>
+        <ns0:tc>
+          <ns0:tcPr/>
+          <ns0:p>
+            <ns0:pPr>
+              <ns0:pStyle ns0:val="Compact"/>
+              <ns0:jc ns0:val="left"/>
+              <ns0:keepNext/>
+              <ns0:keepLines/>
+            </ns0:pPr>
+            <ns0:r>
+              <ns0:t xml:space="preserve">RA1</ns0:t>
+            </ns0:r>
+          </ns0:p>
+        </ns0:tc>
+        <ns0:tc>
+          <ns0:tcPr/>
+          <ns0:p>
+            <ns0:pPr>
+              <ns0:pStyle ns0:val="Compact"/>
+              <ns0:jc ns0:val="left"/>
+              <ns0:keepNext/>
+              <ns0:keepLines/>
+            </ns0:pPr>
+            <ns0:r>
+              <ns0:t xml:space="preserve">Se vuelve a realizar PR101, el mapa físico y lógico de la red, o PR401, la identificación de dominios sobre el esquema.</ns0:t>
+            </ns0:r>
+          </ns0:p>
+        </ns0:tc>
+      </ns0:tr>
+      <ns0:tr>
+        <ns0:trPr>
+          <ns0:cantSplit/>
+        </ns0:trPr>
+        <ns0:tc>
+          <ns0:tcPr/>
+          <ns0:p>
+            <ns0:pPr>
+              <ns0:pStyle ns0:val="Compact"/>
+              <ns0:jc ns0:val="left"/>
+              <ns0:keepNext/>
+              <ns0:keepLines/>
+            </ns0:pPr>
+            <ns0:r>
+              <ns0:t xml:space="preserve">RA2</ns0:t>
+            </ns0:r>
+          </ns0:p>
+        </ns0:tc>
+        <ns0:tc>
+          <ns0:tcPr/>
+          <ns0:p>
+            <ns0:pPr>
+              <ns0:pStyle ns0:val="Compact"/>
+              <ns0:jc ns0:val="left"/>
+              <ns0:keepNext/>
+              <ns0:keepLines/>
+            </ns0:pPr>
+            <ns0:r>
+              <ns0:t xml:space="preserve">Se vuelve a realizar PR201, la fabricación y la comprobación del latiguillo, o PR301, el montaje de panel, tomas y armario.</ns0:t>
+            </ns0:r>
+          </ns0:p>
+        </ns0:tc>
+      </ns0:tr>
+      <ns0:tr>
+        <ns0:trPr>
+          <ns0:cantSplit/>
+        </ns0:trPr>
+        <ns0:tc>
+          <ns0:tcPr/>
+          <ns0:p>
+            <ns0:pPr>
+              <ns0:pStyle ns0:val="Compact"/>
+              <ns0:jc ns0:val="left"/>
+              <ns0:keepNext/>
+              <ns0:keepLines/>
+            </ns0:pPr>
+            <ns0:r>
+              <ns0:t xml:space="preserve">RA3</ns0:t>
+            </ns0:r>
+          </ns0:p>
+        </ns0:tc>
+        <ns0:tc>
+          <ns0:tcPr/>
+          <ns0:p>
+            <ns0:pPr>
+              <ns0:pStyle ns0:val="Compact"/>
+              <ns0:jc ns0:val="left"/>
+              <ns0:keepNext/>
+              <ns0:keepLines/>
+            </ns0:pPr>
+            <ns0:r>
+              <ns0:t xml:space="preserve">Se vuelve a realizar PR301, la interconexión del tramo didáctico, o PR304, el empalme de fibra por fusión.</ns0:t>
+            </ns0:r>
+          </ns0:p>
+        </ns0:tc>
+      </ns0:tr>
+      <ns0:tr>
+        <ns0:trPr>
+          <ns0:cantSplit/>
+        </ns0:trPr>
+        <ns0:tc>
+          <ns0:tcPr/>
+          <ns0:p>
+            <ns0:pPr>
+              <ns0:pStyle ns0:val="Compact"/>
+              <ns0:jc ns0:val="left"/>
+              <ns0:keepNext/>
+              <ns0:keepLines/>
+            </ns0:pPr>
+            <ns0:r>
+              <ns0:t xml:space="preserve">RA4</ns0:t>
+            </ns0:r>
+          </ns0:p>
+        </ns0:tc>
+        <ns0:tc>
+          <ns0:tcPr/>
+          <ns0:p>
+            <ns0:pPr>
+              <ns0:pStyle ns0:val="Compact"/>
+              <ns0:jc ns0:val="left"/>
+              <ns0:keepNext/>
+              <ns0:keepLines/>
+            </ns0:pPr>
+            <ns0:r>
+              <ns0:t xml:space="preserve">Se vuelve a realizar PR305, la red inalámbrica real de aula, o PR604, las redes locales virtuales en el conmutador del taller.</ns0:t>
+            </ns0:r>
+          </ns0:p>
+        </ns0:tc>
+      </ns0:tr>
+      <ns0:tr>
+        <ns0:trPr>
+          <ns0:cantSplit/>
+        </ns0:trPr>
+        <ns0:tc>
+          <ns0:tcPr/>
+          <ns0:p>
+            <ns0:pPr>
+              <ns0:pStyle ns0:val="Compact"/>
+              <ns0:jc ns0:val="left"/>
+              <ns0:keepNext/>
+              <ns0:keepLines/>
+            </ns0:pPr>
+            <ns0:r>
+              <ns0:t xml:space="preserve">RA5</ns0:t>
+            </ns0:r>
+          </ns0:p>
+        </ns0:tc>
+        <ns0:tc>
+          <ns0:tcPr/>
+          <ns0:p>
+            <ns0:pPr>
+              <ns0:pStyle ns0:val="Compact"/>
+              <ns0:jc ns0:val="left"/>
+              <ns0:keepNext/>
+              <ns0:keepLines/>
+            </ns0:pPr>
+            <ns0:r>
+              <ns0:t xml:space="preserve">Se vuelve a realizar PR902, el laboratorio de diagnóstico con informe, o PY901, el incidente completo.</ns0:t>
+            </ns0:r>
+          </ns0:p>
+        </ns0:tc>
+      </ns0:tr>
+      <ns0:tr>
+        <ns0:trPr>
+          <ns0:cantSplit/>
+        </ns0:trPr>
+        <ns0:tc>
+          <ns0:tcPr/>
+          <ns0:p>
+            <ns0:pPr>
+              <ns0:pStyle ns0:val="Compact"/>
+              <ns0:jc ns0:val="left"/>
+              <ns0:keepNext/>
+              <ns0:keepLines/>
+            </ns0:pPr>
+            <ns0:r>
+              <ns0:t xml:space="preserve">RA6</ns0:t>
+            </ns0:r>
+          </ns0:p>
+        </ns0:tc>
+        <ns0:tc>
+          <ns0:tcPr/>
+          <ns0:p>
+            <ns0:pPr>
+              <ns0:pStyle ns0:val="Compact"/>
+              <ns0:jc ns0:val="left"/>
+            </ns0:pPr>
+            <ns0:r>
+              <ns0:t xml:space="preserve">Se vuelve a realizar AC908, a partir de las normas del taller, o el apartado de prevención de riesgos de PY901.</ns0:t>
+            </ns0:r>
+          </ns0:p>
+        </ns0:tc>
+      </ns0:tr>
+    </ns0:tbl>
+    <ns0:p>
+      <ns0:r>
+        <ns0:pict>
+          <ns1:rect style="width:0;height:1.5pt" ns2:hralign="center" ns2:hrstd="t" ns2:hr="t"/>
+        </ns0:pict>
+      </ns0:r>
+    </ns0:p>
+    <ns0:bookmarkEnd ns0:id="135"/>
+    <ns0:bookmarkEnd ns0:id="136"/>
+    <ns0:bookmarkStart ns0:id="137" ns0:name="X9f0ed4397dcdeb3784f81071b8a0ab2e0ec76f4"/>
+    <ns0:p>
+      <ns0:pPr>
+        <ns0:pStyle ns0:val="Heading1"/>
+      </ns0:pPr>
+      <ns0:r>
+        <ns0:t xml:space="preserve">13. Evaluación de la programación y de la práctica docente</ns0:t>
+      </ns0:r>
+    </ns0:p>
+    <ns0:p>
+      <ns0:pPr>
+        <ns0:pStyle ns0:val="FirstParagraph"/>
+      </ns0:pPr>
+      <ns0:r>
+        <ns0:t xml:space="preserve">La plantilla del departamento sitúa este contenido en el apartado 8.15 y no numera un apartado 13. El desarrollo está en el apartado 8.15. Este apartado solo remite allí, para no repetir el mismo texto.</ns0:t>
+      </ns0:r>
+    </ns0:p>
+    <ns0:p>
+      <ns0:r>
+        <ns0:pict>
+          <ns1:rect style="width:0;height:1.5pt" ns2:hralign="center" ns2:hrstd="t" ns2:hr="t"/>
+        </ns0:pict>
+      </ns0:r>
+    </ns0:p>
+    <ns0:bookmarkEnd ns0:id="137"/>
+    <ns0:bookmarkStart ns0:id="145" ns0:name="anexos"/>
+    <ns0:p>
+      <ns0:pPr>
+        <ns0:pStyle ns0:val="Heading1"/>
+      </ns0:pPr>
+      <ns0:r>
+        <ns0:t xml:space="preserve">Anexos</ns0:t>
+      </ns0:r>
+    </ns0:p>
+    <ns0:bookmarkStart ns0:id="140" ns0:name="Xd4fbe9bb3c0fa6efb31e272ad66908ca285c0a5"/>
+    <ns0:p>
+      <ns0:pPr>
+        <ns0:pStyle ns0:val="Heading2"/>
+      </ns0:pPr>
+      <ns0:r>
+        <ns0:t xml:space="preserve">Anexo A. Matriz de cobertura de criterios de evaluación</ns0:t>
+      </ns0:r>
+    </ns0:p>
+    <ns0:p>
+      <ns0:pPr>
+        <ns0:pStyle ns0:val="FirstParagraph"/>
+      </ns0:pPr>
+      <ns0:r>
+        <ns0:t xml:space="preserve">La cobertura curricular es de 51 de 51 criterios de evaluación. Esos criterios verifican el logro del resultado de aprendizaje. No son sumandos con porcentaje en la nota del boletín. Las prácticas de Packet Tracer pueden aparecer en la matriz porque permiten comprobar un criterio, pero no entran en la nota del resultado de aprendizaje (apartado 8.5).</ns0:t>
+      </ns0:r>
+    </ns0:p>
+    <ns0:bookmarkStart ns0:id="138" ns0:name="a.1.-resumen-por-ra"/>
+    <ns0:p>
+      <ns0:pPr>
+        <ns0:pStyle ns0:val="Heading3"/>
+      </ns0:pPr>
+      <ns0:r>
+        <ns0:t xml:space="preserve">A.1. Resumen por RA</ns0:t>
+      </ns0:r>
+    </ns0:p>
+    <ns0:tbl>
+      <ns0:tblPr>
+        <ns0:tblStyle ns0:val="Table"/>
+        <ns0:tblW ns0:type="pct" ns0:w="5000"/>
+        <ns0:tblLook ns0:firstRow="1" ns0:lastRow="0" ns0:firstColumn="0" ns0:lastColumn="0" ns0:noHBand="0" ns0:noVBand="0" ns0:val="0020"/>
+        <ns0:jc ns0:val="start"/>
+      </ns0:tblPr>
+      <ns0:tblGrid>
+        <ns0:gridCol ns0:w="2200"/>
+        <ns0:gridCol ns0:w="2200"/>
+        <ns0:gridCol ns0:w="2200"/>
+        <ns0:gridCol ns0:w="1320"/>
       </ns0:tblGrid>
       <ns0:tr>
         <ns0:trPr>
@@ -24381,7 +24199,7 @@
               <ns0:keepLines/>
             </ns0:pPr>
             <ns0:r>
-              <ns0:t xml:space="preserve">PR301, PR303, PR603, PR604</ns0:t>
+              <ns0:t xml:space="preserve">PR305, PR604, AC y PO. PR303 y PR603 son de certificación.</ns0:t>
             </ns0:r>
           </ns0:p>
         </ns0:tc>
@@ -24533,8 +24351,8 @@
         <ns0:t xml:space="preserve">51/51 CE cubiertos.</ns0:t>
       </ns0:r>
     </ns0:p>
-    <ns0:bookmarkEnd ns0:id="129"/>
-    <ns0:bookmarkStart ns0:id="130" ns0:name="a.2.-matriz-ce-ie-para-word"/>
+    <ns0:bookmarkEnd ns0:id="138"/>
+    <ns0:bookmarkStart ns0:id="139" ns0:name="a.2.-matriz-ce-ie-para-word"/>
     <ns0:p>
       <ns0:pPr>
         <ns0:pStyle ns0:val="Heading3"/>
@@ -28183,9 +28001,9 @@
         <ns0:t xml:space="preserve">sea autónomo.</ns0:t>
       </ns0:r>
     </ns0:p>
-    <ns0:bookmarkEnd ns0:id="130"/>
-    <ns0:bookmarkEnd ns0:id="131"/>
-    <ns0:bookmarkStart ns0:id="134" ns0:name="anexo-b.-programación-de-aula"/>
+    <ns0:bookmarkEnd ns0:id="139"/>
+    <ns0:bookmarkEnd ns0:id="140"/>
+    <ns0:bookmarkStart ns0:id="143" ns0:name="anexo-b.-programación-de-aula"/>
     <ns0:p>
       <ns0:pPr>
         <ns0:pStyle ns0:val="Heading2"/>
@@ -28194,7 +28012,7 @@
         <ns0:t xml:space="preserve">Anexo B. Programación de aula</ns0:t>
       </ns0:r>
     </ns0:p>
-    <ns0:bookmarkStart ns0:id="132" ns0:name="b.1.-sesiones-semanales"/>
+    <ns0:bookmarkStart ns0:id="141" ns0:name="b.1.-sesiones-semanales"/>
     <ns0:p>
       <ns0:pPr>
         <ns0:pStyle ns0:val="Heading3"/>
@@ -28224,8 +28042,8 @@
         <ns0:t xml:space="preserve">. Esta programación no detalla el reparto por días.</ns0:t>
       </ns0:r>
     </ns0:p>
-    <ns0:bookmarkEnd ns0:id="132"/>
-    <ns0:bookmarkStart ns0:id="133" ns0:name="b.2.-temporalización-t1t9-resumen"/>
+    <ns0:bookmarkEnd ns0:id="141"/>
+    <ns0:bookmarkStart ns0:id="142" ns0:name="b.2.-temporalización-t1t9-resumen"/>
     <ns0:p>
       <ns0:pPr>
         <ns0:pStyle ns0:val="Heading3"/>
@@ -28354,7 +28172,7 @@
               <ns0:jc ns0:val="left"/>
             </ns0:pPr>
             <ns0:r>
-              <ns0:t xml:space="preserve">S001–S019</ns0:t>
+              <ns0:t xml:space="preserve">S001–S018</ns0:t>
             </ns0:r>
           </ns0:p>
         </ns0:tc>
@@ -28423,7 +28241,7 @@
               <ns0:jc ns0:val="left"/>
             </ns0:pPr>
             <ns0:r>
-              <ns0:t xml:space="preserve">S020–S032</ns0:t>
+              <ns0:t xml:space="preserve">S019–S031</ns0:t>
             </ns0:r>
           </ns0:p>
         </ns0:tc>
@@ -28508,7 +28326,7 @@
               <ns0:jc ns0:val="left"/>
             </ns0:pPr>
             <ns0:r>
-              <ns0:t xml:space="preserve">S036–S056</ns0:t>
+              <ns0:t xml:space="preserve">S035–S055</ns0:t>
             </ns0:r>
           </ns0:p>
         </ns0:tc>
@@ -28622,7 +28440,7 @@
               <ns0:jc ns0:val="left"/>
             </ns0:pPr>
             <ns0:r>
-              <ns0:t xml:space="preserve">S057–S058</ns0:t>
+              <ns0:t xml:space="preserve">S056–S057</ns0:t>
             </ns0:r>
           </ns0:p>
         </ns0:tc>
@@ -28691,7 +28509,7 @@
               <ns0:jc ns0:val="left"/>
             </ns0:pPr>
             <ns0:r>
-              <ns0:t xml:space="preserve">S059–S072</ns0:t>
+              <ns0:t xml:space="preserve">S058–S071</ns0:t>
             </ns0:r>
           </ns0:p>
         </ns0:tc>
@@ -28760,7 +28578,7 @@
               <ns0:jc ns0:val="left"/>
             </ns0:pPr>
             <ns0:r>
-              <ns0:t xml:space="preserve">S073–S086</ns0:t>
+              <ns0:t xml:space="preserve">S072–S085</ns0:t>
             </ns0:r>
           </ns0:p>
         </ns0:tc>
@@ -28829,7 +28647,7 @@
               <ns0:jc ns0:val="left"/>
             </ns0:pPr>
             <ns0:r>
-              <ns0:t xml:space="preserve">S087–S107</ns0:t>
+              <ns0:t xml:space="preserve">S086–S106</ns0:t>
             </ns0:r>
           </ns0:p>
         </ns0:tc>
@@ -28924,7 +28742,7 @@
               <ns0:jc ns0:val="left"/>
             </ns0:pPr>
             <ns0:r>
-              <ns0:t xml:space="preserve">S108–S109</ns0:t>
+              <ns0:t xml:space="preserve">S107–S108</ns0:t>
             </ns0:r>
           </ns0:p>
         </ns0:tc>
@@ -28993,7 +28811,7 @@
               <ns0:jc ns0:val="left"/>
             </ns0:pPr>
             <ns0:r>
-              <ns0:t xml:space="preserve">S110–S127</ns0:t>
+              <ns0:t xml:space="preserve">S109–S126</ns0:t>
             </ns0:r>
           </ns0:p>
         </ns0:tc>
@@ -29062,7 +28880,7 @@
               <ns0:jc ns0:val="left"/>
             </ns0:pPr>
             <ns0:r>
-              <ns0:t xml:space="preserve">S128–S143</ns0:t>
+              <ns0:t xml:space="preserve">S127–S142</ns0:t>
             </ns0:r>
           </ns0:p>
         </ns0:tc>
@@ -29131,7 +28949,7 @@
               <ns0:jc ns0:val="left"/>
             </ns0:pPr>
             <ns0:r>
-              <ns0:t xml:space="preserve">S144–S198</ns0:t>
+              <ns0:t xml:space="preserve">S143–S197</ns0:t>
             </ns0:r>
           </ns0:p>
         </ns0:tc>
@@ -29182,68 +29000,7 @@
         <ns0:pStyle ns0:val="BodyText"/>
       </ns0:pPr>
       <ns0:r>
-        <ns0:t xml:space="preserve">El</ns0:t>
-      </ns0:r>
-      <ns0:r>
-        <ns0:t xml:space="preserve"> </ns0:t>
-      </ns0:r>
-      <ns0:r>
-        <ns0:rPr>
-          <ns0:bCs/>
-          <ns0:b/>
-        </ns0:rPr>
-        <ns0:t xml:space="preserve">19-10-2026</ns0:t>
-      </ns0:r>
-      <ns0:r>
-        <ns0:t xml:space="preserve"> </ns0:t>
-      </ns0:r>
-      <ns0:r>
-        <ns0:t xml:space="preserve">(S033–S035) fue la prueba de T1–T2 (no cuenta como T2). El T3 empieza el</ns0:t>
-      </ns0:r>
-      <ns0:r>
-        <ns0:t xml:space="preserve"> </ns0:t>
-      </ns0:r>
-      <ns0:r>
-        <ns0:rPr>
-          <ns0:bCs/>
-          <ns0:b/>
-        </ns0:rPr>
-        <ns0:t xml:space="preserve">21-10-2026</ns0:t>
-      </ns0:r>
-      <ns0:r>
-        <ns0:t xml:space="preserve">. El</ns0:t>
-      </ns0:r>
-      <ns0:r>
-        <ns0:t xml:space="preserve"> </ns0:t>
-      </ns0:r>
-      <ns0:r>
-        <ns0:rPr>
-          <ns0:bCs/>
-          <ns0:b/>
-        </ns0:rPr>
-        <ns0:t xml:space="preserve">02-11-2026</ns0:t>
-      </ns0:r>
-      <ns0:r>
-        <ns0:t xml:space="preserve"> </ns0:t>
-      </ns0:r>
-      <ns0:r>
-        <ns0:t xml:space="preserve">es lectivo (confirmado por el centro). El</ns0:t>
-      </ns0:r>
-      <ns0:r>
-        <ns0:t xml:space="preserve"> </ns0:t>
-      </ns0:r>
-      <ns0:r>
-        <ns0:rPr>
-          <ns0:bCs/>
-          <ns0:b/>
-        </ns0:rPr>
-        <ns0:t xml:space="preserve">07-12-2026</ns0:t>
-      </ns0:r>
-      <ns0:r>
-        <ns0:t xml:space="preserve"> </ns0:t>
-      </ns0:r>
-      <ns0:r>
-        <ns0:t xml:space="preserve">es festivo local.</ns0:t>
+        <ns0:t xml:space="preserve">El 19 de octubre de 2026 (sesiones S032 a S034) fue la prueba de T1 y T2, y esas tres sesiones no cuentan como T2. T3 empieza el 21 de octubre de 2026. El 2 de noviembre de 2026 es lectivo, según confirmó el centro. El 7 de diciembre de 2026 es festivo local.</ns0:t>
       </ns0:r>
     </ns0:p>
     <ns0:p>
@@ -29251,62 +29008,7 @@
         <ns0:pStyle ns0:val="BodyText"/>
       </ns0:pPr>
       <ns0:r>
-        <ns0:rPr>
-          <ns0:bCs/>
-          <ns0:b/>
-        </ns0:rPr>
-        <ns0:t xml:space="preserve">Hipótesis C3:</ns0:t>
-      </ns0:r>
-      <ns0:r>
-        <ns0:t xml:space="preserve"> </ns0:t>
-      </ns0:r>
-      <ns0:r>
-        <ns0:t xml:space="preserve">cómputo</ns0:t>
-      </ns0:r>
-      <ns0:r>
-        <ns0:t xml:space="preserve"> </ns0:t>
-      </ns0:r>
-      <ns0:r>
-        <ns0:rPr>
-          <ns0:bCs/>
-          <ns0:b/>
-        </ns0:rPr>
-        <ns0:t xml:space="preserve">133 h</ns0:t>
-      </ns0:r>
-      <ns0:r>
-        <ns0:t xml:space="preserve"> </ns0:t>
-      </ns0:r>
-      <ns0:r>
-        <ns0:t xml:space="preserve">≠ fin de clase en febrero; cierre orientativo</ns0:t>
-      </ns0:r>
-      <ns0:r>
-        <ns0:t xml:space="preserve"> </ns0:t>
-      </ns0:r>
-      <ns0:r>
-        <ns0:rPr>
-          <ns0:bCs/>
-          <ns0:b/>
-        </ns0:rPr>
-        <ns0:t xml:space="preserve">T9 ~mayo 2027</ns0:t>
-      </ns0:r>
-      <ns0:r>
-        <ns0:t xml:space="preserve">. FE</ns0:t>
-      </ns0:r>
-      <ns0:r>
-        <ns0:t xml:space="preserve"> </ns0:t>
-      </ns0:r>
-      <ns0:r>
-        <ns0:rPr>
-          <ns0:bCs/>
-          <ns0:b/>
-        </ns0:rPr>
-        <ns0:t xml:space="preserve">provisional</ns0:t>
-      </ns0:r>
-      <ns0:r>
-        <ns0:t xml:space="preserve"> </ns0:t>
-      </ns0:r>
-      <ns0:r>
-        <ns0:t xml:space="preserve">(tras Navidad / 2.º trimestre; se comunicará).</ns0:t>
+        <ns0:t xml:space="preserve">Las 133 horas de centro no terminan en febrero. T9 cierra hacia el 5 de mayo de 2027. La formación en empresa empieza el 17 de mayo de 2027. Las renuncias se presentan hasta el 17 de abril de 2027 y la aplicación SAÓ permanece abierta hasta el 7 de mayo de 2027. El margen entre el cierre de T9 y el 17 de mayo se usa para la recuperación y el cierre.</ns0:t>
       </ns0:r>
     </ns0:p>
     <ns0:p>
@@ -29329,9 +29031,9 @@
         <ns0:t xml:space="preserve">.</ns0:t>
       </ns0:r>
     </ns0:p>
-    <ns0:bookmarkEnd ns0:id="133"/>
-    <ns0:bookmarkEnd ns0:id="134"/>
-    <ns0:bookmarkStart ns0:id="135" ns0:name="anexo-c.-sitio-web-de-apuntes"/>
+    <ns0:bookmarkEnd ns0:id="142"/>
+    <ns0:bookmarkEnd ns0:id="143"/>
+    <ns0:bookmarkStart ns0:id="144" ns0:name="anexo-c.-sitio-web-de-apuntes"/>
     <ns0:p>
       <ns0:pPr>
         <ns0:pStyle ns0:val="Heading2"/>
@@ -29410,11 +29112,11 @@
           <ns0:iCs/>
           <ns0:i/>
         </ns0:rPr>
-        <ns0:t xml:space="preserve">Última actualización: 2026-10-28 (fichas del apartado 9, evaluación por RA y exportación a Word). Actualización anterior: 2026-09-16.</ns0:t>
-      </ns0:r>
-    </ns0:p>
-    <ns0:bookmarkEnd ns0:id="135"/>
-    <ns0:bookmarkEnd ns0:id="136"/>
+        <ns0:t xml:space="preserve">Última actualización: 2026-10-28 (fecha de la formación en empresa, pesos enteros de las unidades, certificación y catálogo de refuerzo). Actualización anterior: 2026-09-16.</ns0:t>
+      </ns0:r>
+    </ns0:p>
+    <ns0:bookmarkEnd ns0:id="144"/>
+    <ns0:bookmarkEnd ns0:id="145"/>
     <ns0:sectPr>
       <ns0:pgSz ns0:h="16838" ns0:orient="portrait" ns0:w="11906"/>
       <ns0:pgMar ns0:bottom="1134" ns0:footer="708" ns0:gutter="0" ns0:header="708" ns0:left="1418" ns0:right="1134" ns0:top="1134"/>
@@ -29833,9 +29535,6 @@
     <w:abstractNumId w:val="991"/>
   </w:num>
   <w:num w:numId="1031">
-    <w:abstractNumId w:val="991"/>
-  </w:num>
-  <w:num w:numId="1032">
     <w:abstractNumId w:val="99411"/>
     <w:lvlOverride w:ilvl="0">
       <w:startOverride w:val="1"/>
@@ -29865,7 +29564,7 @@
       <w:startOverride w:val="1"/>
     </w:lvlOverride>
   </w:num>
-  <w:num w:numId="1033">
+  <w:num w:numId="1032">
     <w:abstractNumId w:val="991"/>
   </w:num>
 </w:numbering>

--- a/Planificación/PD_RAL_2026_27.docx
+++ b/Planificación/PD_RAL_2026_27.docx
@@ -523,12 +523,12 @@
           <ns0:numId ns0:val="1006"/>
         </ns0:numPr>
       </ns0:pPr>
-      <ns0:hyperlink ns0:anchor="cómo-se-calcula-la-nota-figura-para-word">
+      <ns0:hyperlink ns0:anchor="cómo-se-calcula-la-nota">
         <ns0:r>
           <ns0:rPr>
             <ns0:rStyle ns0:val="Hyperlink"/>
           </ns0:rPr>
-          <ns0:t xml:space="preserve">Cómo se calcula la nota (figura para Word)</ns0:t>
+          <ns0:t xml:space="preserve">Cómo se calcula la nota</ns0:t>
         </ns0:r>
       </ns0:hyperlink>
     </ns0:p>
@@ -540,12 +540,12 @@
           <ns0:numId ns0:val="1006"/>
         </ns0:numPr>
       </ns0:pPr>
-      <ns0:hyperlink ns0:anchor="peso-de-cada-ra-figura-para-word">
+      <ns0:hyperlink ns0:anchor="peso-de-cada-ra">
         <ns0:r>
           <ns0:rPr>
             <ns0:rStyle ns0:val="Hyperlink"/>
           </ns0:rPr>
-          <ns0:t xml:space="preserve">Peso de cada RA (figura para Word)</ns0:t>
+          <ns0:t xml:space="preserve">Peso de cada RA</ns0:t>
         </ns0:r>
       </ns0:hyperlink>
     </ns0:p>
@@ -1764,12 +1764,12 @@
           <ns0:numId ns0:val="1021"/>
         </ns0:numPr>
       </ns0:pPr>
-      <ns0:hyperlink ns0:anchor="a.2.-matriz-ce-ie-para-word">
+      <ns0:hyperlink ns0:anchor="a.2.-matriz-ce-ie">
         <ns0:r>
           <ns0:rPr>
             <ns0:rStyle ns0:val="Hyperlink"/>
           </ns0:rPr>
-          <ns0:t xml:space="preserve">A.2. Matriz CE × IE (para Word)</ns0:t>
+          <ns0:t xml:space="preserve">A.2. Matriz CE × IE</ns0:t>
         </ns0:r>
       </ns0:hyperlink>
     </ns0:p>
@@ -2554,7 +2554,7 @@
         <ns0:pStyle ns0:val="BodyText"/>
       </ns0:pPr>
       <ns0:r>
-        <ns0:t xml:space="preserve">En el ámbito autonómico se tienen en cuenta la Orden 8/2025, de evaluación en Formación Profesional; el Decreto 114/2025, de currículos; la Resolución de 16 de julio de 2026, de instrucciones para los grados D y E en el curso 2026-2027 (documento 2026_24495_es, DOGV); la resolución del calendario escolar 2026-2027; el Decreto 104/2018 y la Orden 20/2019, de inclusión; el Decreto 252/2019, de centros; y el currículo autonómico de Sistemas Microinformáticos y Redes que esté vigente.</ns0:t>
+        <ns0:t xml:space="preserve">En el ámbito autonómico se tienen en cuenta la Orden 8/2025, de evaluación en Formación Profesional; el Decreto 114/2025, de currículos; la Resolución de 16 de julio de 2026, de instrucciones para los grados D y E en el curso 2026-2027 (DOGV núm. 10408); la resolución del calendario escolar 2026-2027; el Decreto 104/2018 y la Orden 20/2019, de inclusión; el Decreto 252/2019, de centros; y el currículo autonómico de Sistemas Microinformáticos y Redes que esté vigente.</ns0:t>
       </ns0:r>
     </ns0:p>
     <ns0:p>
@@ -2676,7 +2676,7 @@
               <ns0:t xml:space="preserve"> </ns0:t>
             </ns0:r>
             <ns0:r>
-              <ns0:t xml:space="preserve">(T1–T9; tradicionalmente UT), con núcleo enlace/IP/VLAN antes del margen FE</ns0:t>
+              <ns0:t xml:space="preserve">(T1–T9; tradicionalmente UT), con el bloque de enlace, direccionamiento IP y VLAN antes de la formación en empresa</ns0:t>
             </ns0:r>
           </ns0:p>
         </ns0:tc>
@@ -3320,7 +3320,7 @@
           <ns0:b/>
           <ns0:bCs/>
         </ns0:rPr>
-        <ns0:t xml:space="preserve">0225 Redes locales</ns0:t>
+        <ns0:t xml:space="preserve">0225 Redes de área local</ns0:t>
       </ns0:r>
       <ns0:r>
         <ns0:t xml:space="preserve"> </ns0:t>
@@ -5660,13 +5660,13 @@
         <ns0:t xml:space="preserve">(no dividir la nota en % conceptual/procedimental/actitudinal al evaluar CE).</ns0:t>
       </ns0:r>
     </ns0:p>
-    <ns0:bookmarkStart ns0:id="33" ns0:name="cómo-se-calcula-la-nota-figura-para-word"/>
+    <ns0:bookmarkStart ns0:id="33" ns0:name="cómo-se-calcula-la-nota"/>
     <ns0:p>
       <ns0:pPr>
         <ns0:pStyle ns0:val="Heading3"/>
       </ns0:pPr>
       <ns0:r>
-        <ns0:t xml:space="preserve">Cómo se calcula la nota (figura para Word)</ns0:t>
+        <ns0:t xml:space="preserve">Cómo se calcula la nota</ns0:t>
       </ns0:r>
     </ns0:p>
     <ns0:p>
@@ -5678,7 +5678,7 @@
           <ns4:inline>
             <ns4:extent cx="5930900" cy="5105353"/>
             <ns4:effectExtent b="0" l="0" r="0" t="0"/>
-            <ns4:docPr descr="Cálculo de la nota: Instrumentos → RA → nota final (+1 NetAcad)" title="" id="31" name="Picture"/>
+            <ns4:docPr descr="Cálculo de la nota: instrumentos → RA → nota final (+1 de certificación)" title="" id="31" name="Picture"/>
             <ns5:graphic>
               <ns5:graphicData uri="http://schemas.openxmlformats.org/drawingml/2006/picture">
                 <ns6:pic>
@@ -5721,7 +5721,7 @@
         <ns0:pStyle ns0:val="ImageCaption"/>
       </ns0:pPr>
       <ns0:r>
-        <ns0:t xml:space="preserve">Cálculo de la nota: Instrumentos → RA → nota final (+1 NetAcad)</ns0:t>
+        <ns0:t xml:space="preserve">Cálculo de la nota: instrumentos → RA → nota final (+1 de certificación)</ns0:t>
       </ns0:r>
     </ns0:p>
     <ns0:tbl>
@@ -5955,13 +5955,13 @@
       </ns0:tr>
     </ns0:tbl>
     <ns0:bookmarkEnd ns0:id="33"/>
-    <ns0:bookmarkStart ns0:id="37" ns0:name="peso-de-cada-ra-figura-para-word"/>
+    <ns0:bookmarkStart ns0:id="37" ns0:name="peso-de-cada-ra"/>
     <ns0:p>
       <ns0:pPr>
         <ns0:pStyle ns0:val="Heading3"/>
       </ns0:pPr>
       <ns0:r>
-        <ns0:t xml:space="preserve">Peso de cada RA (figura para Word)</ns0:t>
+        <ns0:t xml:space="preserve">Peso de cada RA</ns0:t>
       </ns0:r>
     </ns0:p>
     <ns0:p>
@@ -8846,10 +8846,13 @@
                 <ns0:b/>
                 <ns0:bCs/>
               </ns0:rPr>
-              <ns0:t xml:space="preserve">PR303 NetAcad WLAN</ns0:t>
-            </ns0:r>
-            <ns0:r>
-              <ns0:t xml:space="preserve">, PR302</ns0:t>
+              <ns0:t xml:space="preserve">PR305</ns0:t>
+            </ns0:r>
+            <ns0:r>
+              <ns0:t xml:space="preserve"> </ns0:t>
+            </ns0:r>
+            <ns0:r>
+              <ns0:t xml:space="preserve">(red inalámbrica real), PR302, PR303 (certificación)</ns0:t>
             </ns0:r>
           </ns0:p>
         </ns0:tc>
@@ -9109,7 +9112,7 @@
               <ns0:pStyle ns0:val="Compact"/>
             </ns0:pPr>
             <ns0:r>
-              <ns0:t xml:space="preserve">Enrutamiento / VLAN · PR601, PR602,</ns0:t>
+              <ns0:t xml:space="preserve">Enrutamiento / VLAN ·</ns0:t>
             </ns0:r>
             <ns0:r>
               <ns0:t xml:space="preserve"> </ns0:t>
@@ -9125,17 +9128,7 @@
               <ns0:t xml:space="preserve"> </ns0:t>
             </ns0:r>
             <ns0:r>
-              <ns0:t xml:space="preserve">(VLAN taller),</ns0:t>
-            </ns0:r>
-            <ns0:r>
-              <ns0:t xml:space="preserve"> </ns0:t>
-            </ns0:r>
-            <ns0:r>
-              <ns0:rPr>
-                <ns0:b/>
-                <ns0:bCs/>
-              </ns0:rPr>
-              <ns0:t xml:space="preserve">PR603 NetAcad</ns0:t>
+              <ns0:t xml:space="preserve">(VLAN taller), PR601, PR602 y PR603 (certificación)</ns0:t>
             </ns0:r>
           </ns0:p>
         </ns0:tc>
@@ -9936,7 +9929,7 @@
         <ns0:pStyle ns0:val="FirstParagraph"/>
       </ns0:pPr>
       <ns0:r>
-        <ns0:t xml:space="preserve">Prácticas de laboratorio/simulación (PT/NetAcad); proyectos (PY901); trabajo colaborativo; apoyo MkDocs (clase invertida parcial); resolución de problemas de diagnóstico (RA5).</ns0:t>
+        <ns0:t xml:space="preserve">Prácticas de taller y de laboratorio; simulación con Packet Tracer y NetAcad como trabajo del apartado de certificación; proyectos (PY901); trabajo colaborativo; apoyo MkDocs (clase invertida parcial); resolución de problemas de diagnóstico (RA5).</ns0:t>
       </ns0:r>
     </ns0:p>
     <ns0:bookmarkEnd ns0:id="49"/>
@@ -9970,14 +9963,15 @@
     <ns0:tbl>
       <ns0:tblPr>
         <ns0:tblStyle ns0:val="Table"/>
-        <ns0:tblW ns0:type="auto" ns0:w="0"/>
+        <ns0:tblW ns0:type="pct" ns0:w="5000"/>
+        <ns0:tblLayout ns0:type="fixed"/>
         <ns0:tblLook ns0:firstRow="1" ns0:lastRow="0" ns0:firstColumn="0" ns0:lastColumn="0" ns0:noHBand="0" ns0:noVBand="0" ns0:val="0020"/>
       </ns0:tblPr>
       <ns0:tblGrid>
-        <ns0:gridCol ns0:w="1980"/>
-        <ns0:gridCol ns0:w="1980"/>
-        <ns0:gridCol ns0:w="1980"/>
-        <ns0:gridCol ns0:w="1980"/>
+        <ns0:gridCol ns0:w="1697"/>
+        <ns0:gridCol ns0:w="2828"/>
+        <ns0:gridCol ns0:w="1697"/>
+        <ns0:gridCol ns0:w="1697"/>
       </ns0:tblGrid>
       <ns0:tr>
         <ns0:trPr>
@@ -10144,7 +10138,7 @@
               <ns0:keepLines/>
             </ns0:pPr>
             <ns0:r>
-              <ns0:t xml:space="preserve">Laboratorio, simulación, NetAcad</ns0:t>
+              <ns0:t xml:space="preserve">Práctica de taller o de laboratorio. Las de Packet Tracer son de certificación y no puntúan en el RA</ns0:t>
             </ns0:r>
           </ns0:p>
         </ns0:tc>
@@ -10429,7 +10423,7 @@
         <ns0:pStyle ns0:val="FirstParagraph"/>
       </ns0:pPr>
       <ns0:r>
-        <ns0:t xml:space="preserve">Coordinación con el equipo de 1SMR (SO, aplicaciones, seguridad). Si el centro desarrolla proyecto intermodular, se alinearán evidencias de red sin duplicar carga. La FE (sección 12) se insertará al fijarse la fecha.</ns0:t>
+        <ns0:t xml:space="preserve">Coordinación con el equipo docente de 1.º de SMR (sistemas operativos, aplicaciones y seguridad). Si el centro desarrolla proyecto intermodular, se alinearán evidencias de red sin duplicar carga. La formación en empresa se desarrolla en el apartado 12 y empieza el 17 de mayo de 2027.</ns0:t>
       </ns0:r>
     </ns0:p>
     <ns0:bookmarkEnd ns0:id="53"/>
@@ -13255,7 +13249,7 @@
               <ns0:t xml:space="preserve">PR304</ns0:t>
             </ns0:r>
             <ns0:r>
-              <ns0:t xml:space="preserve">, PR302,</ns0:t>
+              <ns0:t xml:space="preserve">,</ns0:t>
             </ns0:r>
             <ns0:r>
               <ns0:t xml:space="preserve"> </ns0:t>
@@ -13265,13 +13259,10 @@
                 <ns0:b/>
                 <ns0:bCs/>
               </ns0:rPr>
-              <ns0:t xml:space="preserve">PR303</ns0:t>
-            </ns0:r>
-            <ns0:r>
-              <ns0:t xml:space="preserve"> </ns0:t>
-            </ns0:r>
-            <ns0:r>
-              <ns0:t xml:space="preserve">· +</ns0:t>
+              <ns0:t xml:space="preserve">PR305</ns0:t>
+            </ns0:r>
+            <ns0:r>
+              <ns0:t xml:space="preserve">, PR302, PR303 (certificación) · +</ns0:t>
             </ns0:r>
             <ns0:r>
               <ns0:t xml:space="preserve"> </ns0:t>
@@ -13465,23 +13456,7 @@
               <ns0:t xml:space="preserve">PR604</ns0:t>
             </ns0:r>
             <ns0:r>
-              <ns0:t xml:space="preserve">,</ns0:t>
-            </ns0:r>
-            <ns0:r>
-              <ns0:t xml:space="preserve"> </ns0:t>
-            </ns0:r>
-            <ns0:r>
-              <ns0:rPr>
-                <ns0:b/>
-                <ns0:bCs/>
-              </ns0:rPr>
-              <ns0:t xml:space="preserve">PR603</ns0:t>
-            </ns0:r>
-            <ns0:r>
-              <ns0:t xml:space="preserve"> </ns0:t>
-            </ns0:r>
-            <ns0:r>
-              <ns0:t xml:space="preserve">· +</ns0:t>
+              <ns0:t xml:space="preserve">, PR603 (certificación) · +</ns0:t>
             </ns0:r>
             <ns0:r>
               <ns0:t xml:space="preserve"> </ns0:t>
@@ -14872,13 +14847,13 @@
         </ns0:tc>
       </ns0:tr>
     </ns0:tbl>
-    <ns0:bookmarkStart ns0:id="92" ns0:name="X215161717732c072a24f5b6e22762d1a88005a5"/>
+    <ns0:bookmarkStart ns0:id="92" ns0:name="Xa20dd10e726e08b6d6707f7a93f011da01dac3b"/>
     <ns0:p>
       <ns0:pPr>
         <ns0:pStyle ns0:val="Heading4"/>
       </ns0:pPr>
       <ns0:r>
-        <ns0:t xml:space="preserve">Secuencia orientativa de la UP 1 (18 sesiones).</ns0:t>
+        <ns0:t xml:space="preserve">Secuencia orientativa de la UP 1 (18 sesiones)</ns0:t>
       </ns0:r>
     </ns0:p>
     <ns0:tbl>
@@ -15736,13 +15711,13 @@
         </ns0:tc>
       </ns0:tr>
     </ns0:tbl>
-    <ns0:bookmarkStart ns0:id="94" ns0:name="Xde127ac5cb20e55e4c762019a2b6250262d38c0"/>
+    <ns0:bookmarkStart ns0:id="94" ns0:name="Xc595d85ab019d3c9b91d131d60dda6d0e7661b3"/>
     <ns0:p>
       <ns0:pPr>
         <ns0:pStyle ns0:val="Heading4"/>
       </ns0:pPr>
       <ns0:r>
-        <ns0:t xml:space="preserve">Secuencia orientativa de la UP 2 (13 sesiones).</ns0:t>
+        <ns0:t xml:space="preserve">Secuencia orientativa de la UP 2 (13 sesiones)</ns0:t>
       </ns0:r>
     </ns0:p>
     <ns0:tbl>
@@ -16513,7 +16488,7 @@
               <ns0:pStyle ns0:val="Compact"/>
             </ns0:pPr>
             <ns0:r>
-              <ns0:t xml:space="preserve">El reparto por fase suma las veintiuna sesiones. Actividades de los apuntes: cuestionario inicial, AC301, AC302, AC303, AC304, AC305, PR301, PR304, PR305, PR302, PR303 (casa), «Para el examen» y autocheck. PR305 figura en los apuntes y no en la columna de instrumentos clave del apartado 4.4; se incluye porque es la práctica real de red inalámbrica del tema.</ns0:t>
+              <ns0:t xml:space="preserve">El reparto por fase suma las veintiuna sesiones. Actividades de los apuntes: cuestionario inicial, AC301, AC302, AC303, AC304, AC305, PR301, PR304, PR305, PR302, PR303 (casa), «Para el examen» y autocheck.</ns0:t>
             </ns0:r>
           </ns0:p>
         </ns0:tc>
@@ -16600,13 +16575,13 @@
         </ns0:tc>
       </ns0:tr>
     </ns0:tbl>
-    <ns0:bookmarkStart ns0:id="96" ns0:name="Xeddd22854bdb15ed5c6fd5da839b1fabb32182e"/>
+    <ns0:bookmarkStart ns0:id="96" ns0:name="Xfb3b9b5a420a2c4736348caa2b94a37234f1c92"/>
     <ns0:p>
       <ns0:pPr>
         <ns0:pStyle ns0:val="Heading4"/>
       </ns0:pPr>
       <ns0:r>
-        <ns0:t xml:space="preserve">Secuencia orientativa de la UP 3 (21 sesiones).</ns0:t>
+        <ns0:t xml:space="preserve">Secuencia orientativa de la UP 3 (21 sesiones)</ns0:t>
       </ns0:r>
     </ns0:p>
     <ns0:tbl>
@@ -17574,13 +17549,13 @@
         </ns0:tc>
       </ns0:tr>
     </ns0:tbl>
-    <ns0:bookmarkStart ns0:id="98" ns0:name="X5268c7c1fb9acd79fad8c13f0c644043e63d031"/>
+    <ns0:bookmarkStart ns0:id="98" ns0:name="X3a4df294d3d6f59ba933c2bdc9589042340d3f4"/>
     <ns0:p>
       <ns0:pPr>
         <ns0:pStyle ns0:val="Heading4"/>
       </ns0:pPr>
       <ns0:r>
-        <ns0:t xml:space="preserve">Secuencia orientativa de la UP 4 (14 sesiones).</ns0:t>
+        <ns0:t xml:space="preserve">Secuencia orientativa de la UP 4 (14 sesiones)</ns0:t>
       </ns0:r>
     </ns0:p>
     <ns0:tbl>
@@ -18438,13 +18413,13 @@
         </ns0:tc>
       </ns0:tr>
     </ns0:tbl>
-    <ns0:bookmarkStart ns0:id="100" ns0:name="X97ae1db1f70317825230114ea04e9cc787c5df9"/>
+    <ns0:bookmarkStart ns0:id="100" ns0:name="Xe7721c3a0029e0ca2d49034cf45c2197d9b1c7a"/>
     <ns0:p>
       <ns0:pPr>
         <ns0:pStyle ns0:val="Heading4"/>
       </ns0:pPr>
       <ns0:r>
-        <ns0:t xml:space="preserve">Secuencia orientativa de la UP 5 (14 sesiones).</ns0:t>
+        <ns0:t xml:space="preserve">Secuencia orientativa de la UP 5 (14 sesiones)</ns0:t>
       </ns0:r>
     </ns0:p>
     <ns0:tbl>
@@ -19302,13 +19277,13 @@
         </ns0:tc>
       </ns0:tr>
     </ns0:tbl>
-    <ns0:bookmarkStart ns0:id="102" ns0:name="X44d9230965189102f13420d95bdb09b5d10c4c4"/>
+    <ns0:bookmarkStart ns0:id="102" ns0:name="X0cd39da10b72ce2c018511fdb51bcd64121749e"/>
     <ns0:p>
       <ns0:pPr>
         <ns0:pStyle ns0:val="Heading4"/>
       </ns0:pPr>
       <ns0:r>
-        <ns0:t xml:space="preserve">Secuencia orientativa de la UP 6 (21 sesiones).</ns0:t>
+        <ns0:t xml:space="preserve">Secuencia orientativa de la UP 6 (21 sesiones)</ns0:t>
       </ns0:r>
     </ns0:p>
     <ns0:tbl>
@@ -19919,7 +19894,7 @@
               <ns0:pStyle ns0:val="Compact"/>
             </ns0:pPr>
             <ns0:r>
-              <ns0:t xml:space="preserve">Anexo A para este tema: CE4g, CE4h, CE5a, CE5b, CE5d, CE5e y CE5h. También constan CE1a y CE1c, porque varias actividades del tema los etiquetan. El mapa del apartado 4.3 no asigna el RA1 a T7, así que el peso del RA1 no se traslada aquí. Los apuntes citan además CE5a y el anexo sí incluye T7 en CE5a.</ns0:t>
+              <ns0:t xml:space="preserve">Anexo A para este tema: CE4g, CE4h, CE5a, CE5b, CE5d, CE5e y CE5h. También constan CE1a y CE1c, porque varias actividades del tema los etiquetan. El mapa del apartado 4.3 no asigna el RA1 a T7, así que el peso del RA1 no se traslada aquí.</ns0:t>
             </ns0:r>
           </ns0:p>
         </ns0:tc>
@@ -20081,7 +20056,7 @@
               <ns0:pStyle ns0:val="Compact"/>
             </ns0:pPr>
             <ns0:r>
-              <ns0:t xml:space="preserve">El supuesto es el aula-taller del IES Macià Abela. Hay que saber qué puertos escuchan los equipos de práctica, escanear solo un equipo autorizado y proponer qué tráfico saliente e entrante tendría sentido permitir en un instituto. No se escanea ninguna red ajena al permiso del profesorado.</ns0:t>
+              <ns0:t xml:space="preserve">El supuesto es el aula-taller del IES Macià Abela. Hay que saber qué puertos escuchan los equipos de práctica, escanear solo un equipo autorizado y proponer qué tráfico saliente y entrante tendría sentido permitir en un instituto. No se escanea ninguna red ajena al permiso del profesorado.</ns0:t>
             </ns0:r>
           </ns0:p>
         </ns0:tc>
@@ -20276,13 +20251,13 @@
         </ns0:tc>
       </ns0:tr>
     </ns0:tbl>
-    <ns0:bookmarkStart ns0:id="104" ns0:name="X8ebb36a39023778131c7a994ddf7214e32e72cb"/>
+    <ns0:bookmarkStart ns0:id="104" ns0:name="X89e2e25738db1a97ecaae7d837e2dbe4201a3d9"/>
     <ns0:p>
       <ns0:pPr>
         <ns0:pStyle ns0:val="Heading4"/>
       </ns0:pPr>
       <ns0:r>
-        <ns0:t xml:space="preserve">Secuencia orientativa de la UP 7 (18 sesiones).</ns0:t>
+        <ns0:t xml:space="preserve">Secuencia orientativa de la UP 7 (18 sesiones)</ns0:t>
       </ns0:r>
     </ns0:p>
     <ns0:tbl>
@@ -21140,13 +21115,13 @@
         </ns0:tc>
       </ns0:tr>
     </ns0:tbl>
-    <ns0:bookmarkStart ns0:id="106" ns0:name="X4ed642a9cc790a5d62d15a25c7d9e9341b86159"/>
+    <ns0:bookmarkStart ns0:id="106" ns0:name="X647404cdb0f439751c8e355a4f505dbdb452218"/>
     <ns0:p>
       <ns0:pPr>
         <ns0:pStyle ns0:val="Heading4"/>
       </ns0:pPr>
       <ns0:r>
-        <ns0:t xml:space="preserve">Secuencia orientativa de la UP 8 (16 sesiones).</ns0:t>
+        <ns0:t xml:space="preserve">Secuencia orientativa de la UP 8 (16 sesiones)</ns0:t>
       </ns0:r>
     </ns0:p>
     <ns0:tbl>
@@ -21593,7 +21568,7 @@
               <ns0:pStyle ns0:val="Compact"/>
             </ns0:pPr>
             <ns0:r>
-              <ns0:t xml:space="preserve">Tercera evaluación, hasta el cierre orientativo de hacia el 5 de mayo de 2027. PO901 forma parte de los instrumentos de esta unidad y no tiene una fila propia en el apartado 4.4, a diferencia de PO1 y PO2.</ns0:t>
+              <ns0:t xml:space="preserve">Tercera evaluación, hasta el cierre orientativo, hacia el 5 de mayo de 2027. PO901 forma parte de los instrumentos de esta unidad y no tiene una fila propia en el apartado 4.4, a diferencia de PO1 y PO2.</ns0:t>
             </ns0:r>
           </ns0:p>
         </ns0:tc>
@@ -22004,13 +21979,13 @@
         </ns0:tc>
       </ns0:tr>
     </ns0:tbl>
-    <ns0:bookmarkStart ns0:id="108" ns0:name="reparto-de-la-up-9-55-sesiones."/>
+    <ns0:bookmarkStart ns0:id="108" ns0:name="reparto-de-la-up-9-55-sesiones"/>
     <ns0:p>
       <ns0:pPr>
         <ns0:pStyle ns0:val="Heading4"/>
       </ns0:pPr>
       <ns0:r>
-        <ns0:t xml:space="preserve">Reparto de la UP 9 (55 sesiones).</ns0:t>
+        <ns0:t xml:space="preserve">Reparto de la UP 9 (55 sesiones)</ns0:t>
       </ns0:r>
     </ns0:p>
     <ns0:p>
@@ -22332,7 +22307,7 @@
         <ns0:pStyle ns0:val="FirstParagraph"/>
       </ns0:pPr>
       <ns0:r>
-        <ns0:t xml:space="preserve">Múltiples formas de representación (MkDocs, diagramas, taller, simulador), de acción/expresión (práctica, diagrama,</ns0:t>
+        <ns0:t xml:space="preserve">Múltiples formas de representación (MkDocs, diagramas, taller, simulador), de acción y expresión (práctica, diagrama,</ns0:t>
       </ns0:r>
       <ns0:r>
         <ns0:t xml:space="preserve"> </ns0:t>
@@ -22344,7 +22319,7 @@
         <ns0:t xml:space="preserve">.md</ns0:t>
       </ns0:r>
       <ns0:r>
-        <ns0:t xml:space="preserve">, PO) y de implicación (casos, NetAcad, cooperativo, retos graduados). Instrucciones claras, checklists/rúbricas y pasos pequeños.</ns0:t>
+        <ns0:t xml:space="preserve">, PO) y de implicación (casos, NetAcad, cooperativo, retos graduados). Instrucciones claras, listas de comprobación, rúbricas y tareas en pasos cortos.</ns0:t>
       </ns0:r>
     </ns0:p>
     <ns0:bookmarkEnd ns0:id="112"/>
@@ -22393,7 +22368,7 @@
         <ns0:pStyle ns0:val="FirstParagraph"/>
       </ns0:pPr>
       <ns0:r>
-        <ns0:t xml:space="preserve">Según dictámenes / planes individualizados del equipo educativo y orientación, manteniendo los RA como referentes.</ns0:t>
+        <ns0:t xml:space="preserve">Según los dictámenes y planes individualizados del equipo educativo y del departamento de orientación, manteniendo los RA como referentes.</ns0:t>
       </ns0:r>
     </ns0:p>
     <ns0:bookmarkEnd ns0:id="114"/>
@@ -22444,7 +22419,7 @@
         <ns0:pStyle ns0:val="FirstParagraph"/>
       </ns0:pPr>
       <ns0:r>
-        <ns0:t xml:space="preserve">Coordinación con tutor/a y orientación; registro según protocolos del centro; revisión tras evaluación inicial y en sesiones de evaluación.</ns0:t>
+        <ns0:t xml:space="preserve">Coordinación con la tutoría del grupo y con el departamento de orientación; registro según protocolos del centro; revisión tras evaluación inicial y en sesiones de evaluación.</ns0:t>
       </ns0:r>
     </ns0:p>
     <ns0:p>
@@ -22598,7 +22573,7 @@
               <ns0:keepLines/>
             </ns0:pPr>
             <ns0:r>
-              <ns0:t xml:space="preserve">Integrado en PR303 / PR603</ns0:t>
+              <ns0:t xml:space="preserve">Vinculado al apartado de certificación (prácticas de Packet Tracer, como PR303 y PR603)</ns0:t>
             </ns0:r>
           </ns0:p>
         </ns0:tc>
@@ -23738,7 +23713,7 @@
               <ns0:keepLines/>
             </ns0:pPr>
             <ns0:r>
-              <ns0:t xml:space="preserve">PR701, PR801, PR902, PY901</ns0:t>
+              <ns0:t xml:space="preserve">PR701, PR902, PY901, PO901</ns0:t>
             </ns0:r>
           </ns0:p>
         </ns0:tc>
@@ -23833,13 +23808,13 @@
       </ns0:r>
     </ns0:p>
     <ns0:bookmarkEnd ns0:id="127"/>
-    <ns0:bookmarkStart ns0:id="128" ns0:name="a.2.-matriz-ce-ie-para-word"/>
+    <ns0:bookmarkStart ns0:id="128" ns0:name="a.2.-matriz-ce-ie"/>
     <ns0:p>
       <ns0:pPr>
         <ns0:pStyle ns0:val="Heading3"/>
       </ns0:pPr>
       <ns0:r>
-        <ns0:t xml:space="preserve">A.2. Matriz CE × IE (para Word)</ns0:t>
+        <ns0:t xml:space="preserve">A.2. Matriz CE × IE</ns0:t>
       </ns0:r>
     </ns0:p>
     <ns0:tbl>
@@ -23998,7 +23973,7 @@
               <ns0:pStyle ns0:val="Compact"/>
             </ns0:pPr>
             <ns0:r>
-              <ns0:t xml:space="preserve">AC102, AC103, AC104, AC401, AC402, AC403, AC404, AC501, AC502, AC503, AC504, AC505, AC5…</ns0:t>
+              <ns0:t xml:space="preserve">AC102, AC103, AC104, AC401, AC402, AC403, AC404, AC501, AC502, AC503, AC504, AC505, AC506, AC701, AC801, AC807, PR102, PR401, PR402, PR501, PR801</ns0:t>
             </ns0:r>
           </ns0:p>
         </ns0:tc>
@@ -24148,7 +24123,7 @@
               <ns0:pStyle ns0:val="Compact"/>
             </ns0:pPr>
             <ns0:r>
-              <ns0:t xml:space="preserve">AC102, AC103, AC401, AC403, AC501, AC701, AC707, AC801, PR101, PR102, PR401, PR402, PR5…</ns0:t>
+              <ns0:t xml:space="preserve">AC102, AC103, AC401, AC403, AC501, AC701, AC707, AC801, PR101, PR102, PR401, PR402, PR501, PR801</ns0:t>
             </ns0:r>
           </ns0:p>
         </ns0:tc>
@@ -25348,7 +25323,7 @@
               <ns0:pStyle ns0:val="Compact"/>
             </ns0:pPr>
             <ns0:r>
-              <ns0:t xml:space="preserve">AC305, AC601, AC602, AC603, AC604, AC605, AC606, AC607, AC608, PR301, PR302, PR601, PR6…</ns0:t>
+              <ns0:t xml:space="preserve">AC305, AC601, AC602, AC603, AC604, AC605, AC606, AC607, AC608, PR301, PR302, PR601, PR602</ns0:t>
             </ns0:r>
           </ns0:p>
         </ns0:tc>
@@ -25423,7 +25398,7 @@
               <ns0:pStyle ns0:val="Compact"/>
             </ns0:pPr>
             <ns0:r>
-              <ns0:t xml:space="preserve">AC301</ns0:t>
+              <ns0:t xml:space="preserve">AC301, PR305</ns0:t>
             </ns0:r>
           </ns0:p>
         </ns0:tc>
@@ -25873,7 +25848,7 @@
               <ns0:pStyle ns0:val="Compact"/>
             </ns0:pPr>
             <ns0:r>
-              <ns0:t xml:space="preserve">AC301, AC303, PR303</ns0:t>
+              <ns0:t xml:space="preserve">AC301, AC303, PR303, PR305</ns0:t>
             </ns0:r>
           </ns0:p>
         </ns0:tc>
@@ -25948,7 +25923,7 @@
               <ns0:pStyle ns0:val="Compact"/>
             </ns0:pPr>
             <ns0:r>
-              <ns0:t xml:space="preserve">AC303, PR303</ns0:t>
+              <ns0:t xml:space="preserve">AC303, PR303, PR305</ns0:t>
             </ns0:r>
           </ns0:p>
         </ns0:tc>
@@ -26023,7 +25998,7 @@
               <ns0:pStyle ns0:val="Compact"/>
             </ns0:pPr>
             <ns0:r>
-              <ns0:t xml:space="preserve">AC305, PR303</ns0:t>
+              <ns0:t xml:space="preserve">AC305, PR303, PR305</ns0:t>
             </ns0:r>
           </ns0:p>
         </ns0:tc>
@@ -26098,7 +26073,7 @@
               <ns0:pStyle ns0:val="Compact"/>
             </ns0:pPr>
             <ns0:r>
-              <ns0:t xml:space="preserve">PR303</ns0:t>
+              <ns0:t xml:space="preserve">PR303, PR305</ns0:t>
             </ns0:r>
           </ns0:p>
         </ns0:tc>
@@ -26173,7 +26148,7 @@
               <ns0:pStyle ns0:val="Compact"/>
             </ns0:pPr>
             <ns0:r>
-              <ns0:t xml:space="preserve">PR303</ns0:t>
+              <ns0:t xml:space="preserve">PR303, PR305</ns0:t>
             </ns0:r>
           </ns0:p>
         </ns0:tc>
@@ -26248,7 +26223,7 @@
               <ns0:pStyle ns0:val="Compact"/>
             </ns0:pPr>
             <ns0:r>
-              <ns0:t xml:space="preserve">PR303</ns0:t>
+              <ns0:t xml:space="preserve">PR303, PR305</ns0:t>
             </ns0:r>
           </ns0:p>
         </ns0:tc>
@@ -26323,7 +26298,7 @@
               <ns0:pStyle ns0:val="Compact"/>
             </ns0:pPr>
             <ns0:r>
-              <ns0:t xml:space="preserve">AC404, AC506, AC607, AC609, AC701, AC702, AC703, AC707, AC802, AC803, AC804, AC805, AC8…</ns0:t>
+              <ns0:t xml:space="preserve">AC404, AC506, AC607, AC609, AC701, AC702, AC703, AC707, AC802, AC803, AC804, AC805, AC807, AC808, PR402, PR501, PR601, PR602, PR701, PR702, PR801</ns0:t>
             </ns0:r>
           </ns0:p>
         </ns0:tc>
@@ -26473,7 +26448,7 @@
               <ns0:pStyle ns0:val="Compact"/>
             </ns0:pPr>
             <ns0:r>
-              <ns0:t xml:space="preserve">PR303</ns0:t>
+              <ns0:t xml:space="preserve">PR303, PR305</ns0:t>
             </ns0:r>
           </ns0:p>
         </ns0:tc>
@@ -26848,7 +26823,7 @@
               <ns0:pStyle ns0:val="Compact"/>
             </ns0:pPr>
             <ns0:r>
-              <ns0:t xml:space="preserve">AC704, AC705, AC804, AC901, AC902, AC903, AC905, AC906, PR701, PR702, PR801, PR901, PR9…</ns0:t>
+              <ns0:t xml:space="preserve">AC704, AC705, AC804, AC901, AC902, AC903, AC905, AC906, PR701, PR702, PR801, PR901, PR902, PY901</ns0:t>
             </ns0:r>
           </ns0:p>
         </ns0:tc>
@@ -28129,10 +28104,13 @@
                 <ns0:b/>
                 <ns0:bCs/>
               </ns0:rPr>
-              <ns0:t xml:space="preserve">PR303 NetAcad WLAN</ns0:t>
-            </ns0:r>
-            <ns0:r>
-              <ns0:t xml:space="preserve">, PR302</ns0:t>
+              <ns0:t xml:space="preserve">PR305</ns0:t>
+            </ns0:r>
+            <ns0:r>
+              <ns0:t xml:space="preserve"> </ns0:t>
+            </ns0:r>
+            <ns0:r>
+              <ns0:t xml:space="preserve">(red inalámbrica real), PR302, PR303 (certificación)</ns0:t>
             </ns0:r>
           </ns0:p>
         </ns0:tc>
@@ -28392,7 +28370,7 @@
               <ns0:pStyle ns0:val="Compact"/>
             </ns0:pPr>
             <ns0:r>
-              <ns0:t xml:space="preserve">Enrutamiento / VLAN · PR601, PR602,</ns0:t>
+              <ns0:t xml:space="preserve">Enrutamiento / VLAN ·</ns0:t>
             </ns0:r>
             <ns0:r>
               <ns0:t xml:space="preserve"> </ns0:t>
@@ -28408,17 +28386,7 @@
               <ns0:t xml:space="preserve"> </ns0:t>
             </ns0:r>
             <ns0:r>
-              <ns0:t xml:space="preserve">(VLAN taller),</ns0:t>
-            </ns0:r>
-            <ns0:r>
-              <ns0:t xml:space="preserve"> </ns0:t>
-            </ns0:r>
-            <ns0:r>
-              <ns0:rPr>
-                <ns0:b/>
-                <ns0:bCs/>
-              </ns0:rPr>
-              <ns0:t xml:space="preserve">PR603 NetAcad</ns0:t>
+              <ns0:t xml:space="preserve">(VLAN taller), PR601, PR602 y PR603 (certificación)</ns0:t>
             </ns0:r>
           </ns0:p>
         </ns0:tc>
@@ -28797,7 +28765,7 @@
           <ns0:i/>
           <ns0:iCs/>
         </ns0:rPr>
-        <ns0:t xml:space="preserve">Última actualización: 2026-10-28 (fecha de la formación en empresa, pesos enteros de las unidades, certificación y catálogo de refuerzo). Actualización anterior: 2026-09-16.</ns0:t>
+        <ns0:t xml:space="preserve">Última actualización: 2026-10-29 (revisión de jefatura de departamento: coherencia de instrumentos, anexo A completo y erratas). Actualización anterior: 2026-10-28.</ns0:t>
       </ns0:r>
     </ns0:p>
     <ns0:bookmarkEnd ns0:id="133"/>

--- a/Planificación/PD_RAL_2026_27.docx
+++ b/Planificación/PD_RAL_2026_27.docx
@@ -58,7 +58,7 @@
           <ns0:bCs/>
           <ns0:b/>
         </ns0:rPr>
-        <ns0:t xml:space="preserve">168</ns0:t>
+        <ns0:t xml:space="preserve">186</ns0:t>
       </ns0:r>
       <ns0:r>
         <ns0:t xml:space="preserve"> </ns0:t>
@@ -74,7 +74,7 @@
           <ns0:bCs/>
           <ns0:b/>
         </ns0:rPr>
-        <ns0:t xml:space="preserve">65</ns0:t>
+        <ns0:t xml:space="preserve">47</ns0:t>
       </ns0:r>
       <ns0:r>
         <ns0:t xml:space="preserve"> </ns0:t>
@@ -1991,7 +1991,7 @@
           <ns0:bCs/>
           <ns0:b/>
         </ns0:rPr>
-        <ns0:t xml:space="preserve">168</ns0:t>
+        <ns0:t xml:space="preserve">186</ns0:t>
       </ns0:r>
       <ns0:r>
         <ns0:t xml:space="preserve"> </ns0:t>
@@ -2007,13 +2007,13 @@
           <ns0:bCs/>
           <ns0:b/>
         </ns0:rPr>
-        <ns0:t xml:space="preserve">65</ns0:t>
+        <ns0:t xml:space="preserve">47</ns0:t>
       </ns0:r>
       <ns0:r>
         <ns0:t xml:space="preserve"> </ns0:t>
       </ns0:r>
       <ns0:r>
-        <ns0:t xml:space="preserve">de formación en empresa. El 28 % de 233 horas es 65,24, redondeado a la baja a 65; el 72 % restante son las 168 horas de centro. El grupo es de primer curso. La formación en empresa empieza el</ns0:t>
+        <ns0:t xml:space="preserve">de formación en empresa, el reparto 80/20 cerrado el 17 de octubre de 2026. El grupo es de primer curso. La formación en empresa empieza el</ns0:t>
       </ns0:r>
       <ns0:r>
         <ns0:t xml:space="preserve"> </ns0:t>
@@ -2060,7 +2060,7 @@
         <ns0:pStyle ns0:val="BodyText"/>
       </ns0:pPr>
       <ns0:r>
-        <ns0:t xml:space="preserve">Los referentes de la evaluación son los resultados de aprendizaje (RA). Los criterios de evaluación (CE) sirven para verificar la cobertura: se trabajan y se comprueban todos, pero no son sumandos con porcentaje en la nota del boletín. La nota de cada RA es la media ponderada de los instrumentos de evaluación (IE) que lo evalúan, y la nota final del módulo es la media ponderada de los RA, con los pesos del apartado 8.4. El peso de cada IE dentro de su RA depende de los CE más importantes que ese instrumento evidencia. Los RA no son compensables entre sí. Este criterio se adoptó el 16 de septiembre de 2026 y se desarrolla en el apartado 8. El módulo se vincula a la unidad de competencia</ns0:t>
+        <ns0:t xml:space="preserve">Los referentes de la evaluación son los resultados de aprendizaje (RA). Los criterios de evaluación (CE) sirven para verificar la cobertura: se trabajan y se comprueban todos, pero no son sumandos con porcentaje en la nota del boletín. La nota de centro de cada RA es la media ponderada de los instrumentos de evaluación (IE) que lo evalúan. La nota del RA es el 80 % de esa nota de centro más el 20 % de la formación en empresa, y la nota final del módulo es la media ponderada de los RA, con los pesos del apartado 8.4. El peso de cada IE dentro de su RA depende de los CE más importantes que ese instrumento evidencia. Los RA no son compensables entre sí. Este criterio se adoptó el 16 de septiembre de 2026 y se desarrolla en el apartado 8. El módulo se vincula a la unidad de competencia</ns0:t>
       </ns0:r>
       <ns0:r>
         <ns0:t xml:space="preserve"> </ns0:t>
@@ -2343,7 +2343,7 @@
               <ns0:jc ns0:val="left"/>
             </ns0:pPr>
             <ns0:r>
-              <ns0:t xml:space="preserve">233 h (168 centro + 65 FE)</ns0:t>
+              <ns0:t xml:space="preserve">233 h (186 centro + 47 FE)</ns0:t>
             </ns0:r>
           </ns0:p>
         </ns0:tc>
@@ -4099,7 +4099,7 @@
         <ns0:pStyle ns0:val="BodyText"/>
       </ns0:pPr>
       <ns0:r>
-        <ns0:t xml:space="preserve">El peso de cada RA es el del apartado 8.4 y no se modifica aquí. Las horas de referencia reparten las</ns0:t>
+        <ns0:t xml:space="preserve">El peso de cada RA es el del apartado 8.4. Dentro de ese peso, el 80 % corresponde al centro y el 20 % a la formación en empresa. Las horas de centro reparten las</ns0:t>
       </ns0:r>
       <ns0:r>
         <ns0:t xml:space="preserve"> </ns0:t>
@@ -4109,13 +4109,13 @@
           <ns0:bCs/>
           <ns0:b/>
         </ns0:rPr>
-        <ns0:t xml:space="preserve">168 horas de centro</ns0:t>
+        <ns0:t xml:space="preserve">186 horas</ns0:t>
       </ns0:r>
       <ns0:r>
         <ns0:t xml:space="preserve"> </ns0:t>
       </ns0:r>
       <ns0:r>
-        <ns0:t xml:space="preserve">en la misma proporción que ese peso. Son una distribución de referencia, no una temporalización nueva: no cambian las sesiones de las unidades ni convierten las</ns0:t>
+        <ns0:t xml:space="preserve">en la misma proporción que el peso del RA, y las horas de empresa reparten las</ns0:t>
       </ns0:r>
       <ns0:r>
         <ns0:t xml:space="preserve"> </ns0:t>
@@ -4125,13 +4125,10 @@
           <ns0:bCs/>
           <ns0:b/>
         </ns0:rPr>
-        <ns0:t xml:space="preserve">65 horas</ns0:t>
-      </ns0:r>
-      <ns0:r>
-        <ns0:t xml:space="preserve"> </ns0:t>
-      </ns0:r>
-      <ns0:r>
-        <ns0:t xml:space="preserve">de formación en empresa en sesiones de aula. El apartado 8.7.4 considera necesarios todos los RA del módulo, con umbral de 5 y sin compensación entre ellos; por eso todos figuran como esenciales.</ns0:t>
+        <ns0:t xml:space="preserve">47 horas</ns0:t>
+      </ns0:r>
+      <ns0:r>
+        <ns0:t xml:space="preserve">. Son una distribución de referencia, no una temporalización nueva: no cambian las sesiones de las unidades. El 80 % exacto de 233 horas es 186,4 y el 20 % exacto es 46,6. El cierre del 17 de octubre de 2026 fija 186 y 47, que suman 233. La nota usa el 80/20 exacto del acuerdo. El apartado 8.7.4 considera necesarios todos los RA del módulo, con umbral de 5 y sin compensación entre ellos; por eso todos figuran como esenciales.</ns0:t>
       </ns0:r>
     </ns0:p>
     <ns0:tbl>
@@ -4142,10 +4139,13 @@
         <ns0:jc ns0:val="start"/>
       </ns0:tblPr>
       <ns0:tblGrid>
-        <ns0:gridCol ns0:w="2475"/>
-        <ns0:gridCol ns0:w="1980"/>
-        <ns0:gridCol ns0:w="1980"/>
-        <ns0:gridCol ns0:w="1485"/>
+        <ns0:gridCol ns0:w="1414"/>
+        <ns0:gridCol ns0:w="1131"/>
+        <ns0:gridCol ns0:w="1131"/>
+        <ns0:gridCol ns0:w="1131"/>
+        <ns0:gridCol ns0:w="1131"/>
+        <ns0:gridCol ns0:w="1131"/>
+        <ns0:gridCol ns0:w="848"/>
       </ns0:tblGrid>
       <ns0:tr>
         <ns0:trPr>
@@ -4190,7 +4190,49 @@
               <ns0:keepLines/>
             </ns0:pPr>
             <ns0:r>
-              <ns0:t xml:space="preserve">Horas de referencia (168 h de centro × peso)</ns0:t>
+              <ns0:t xml:space="preserve">Centro (80 %)</ns0:t>
+            </ns0:r>
+          </ns0:p>
+        </ns0:tc>
+        <ns0:tc>
+          <ns0:tcPr/>
+          <ns0:p>
+            <ns0:pPr>
+              <ns0:pStyle ns0:val="Compact"/>
+              <ns0:jc ns0:val="right"/>
+              <ns0:keepNext/>
+              <ns0:keepLines/>
+            </ns0:pPr>
+            <ns0:r>
+              <ns0:t xml:space="preserve">FE (20 %)</ns0:t>
+            </ns0:r>
+          </ns0:p>
+        </ns0:tc>
+        <ns0:tc>
+          <ns0:tcPr/>
+          <ns0:p>
+            <ns0:pPr>
+              <ns0:pStyle ns0:val="Compact"/>
+              <ns0:jc ns0:val="right"/>
+              <ns0:keepNext/>
+              <ns0:keepLines/>
+            </ns0:pPr>
+            <ns0:r>
+              <ns0:t xml:space="preserve">Horas de centro (186 h × peso)</ns0:t>
+            </ns0:r>
+          </ns0:p>
+        </ns0:tc>
+        <ns0:tc>
+          <ns0:tcPr/>
+          <ns0:p>
+            <ns0:pPr>
+              <ns0:pStyle ns0:val="Compact"/>
+              <ns0:jc ns0:val="right"/>
+              <ns0:keepNext/>
+              <ns0:keepLines/>
+            </ns0:pPr>
+            <ns0:r>
+              <ns0:t xml:space="preserve">Horas de FE (47 h × peso)</ns0:t>
             </ns0:r>
           </ns0:p>
         </ns0:tc>
@@ -4251,7 +4293,49 @@
               <ns0:keepLines/>
             </ns0:pPr>
             <ns0:r>
-              <ns0:t xml:space="preserve">33,60 h</ns0:t>
+              <ns0:t xml:space="preserve">16,00 %</ns0:t>
+            </ns0:r>
+          </ns0:p>
+        </ns0:tc>
+        <ns0:tc>
+          <ns0:tcPr/>
+          <ns0:p>
+            <ns0:pPr>
+              <ns0:pStyle ns0:val="Compact"/>
+              <ns0:jc ns0:val="right"/>
+              <ns0:keepNext/>
+              <ns0:keepLines/>
+            </ns0:pPr>
+            <ns0:r>
+              <ns0:t xml:space="preserve">4,00 %</ns0:t>
+            </ns0:r>
+          </ns0:p>
+        </ns0:tc>
+        <ns0:tc>
+          <ns0:tcPr/>
+          <ns0:p>
+            <ns0:pPr>
+              <ns0:pStyle ns0:val="Compact"/>
+              <ns0:jc ns0:val="right"/>
+              <ns0:keepNext/>
+              <ns0:keepLines/>
+            </ns0:pPr>
+            <ns0:r>
+              <ns0:t xml:space="preserve">37,20 h</ns0:t>
+            </ns0:r>
+          </ns0:p>
+        </ns0:tc>
+        <ns0:tc>
+          <ns0:tcPr/>
+          <ns0:p>
+            <ns0:pPr>
+              <ns0:pStyle ns0:val="Compact"/>
+              <ns0:jc ns0:val="right"/>
+              <ns0:keepNext/>
+              <ns0:keepLines/>
+            </ns0:pPr>
+            <ns0:r>
+              <ns0:t xml:space="preserve">9,40 h</ns0:t>
             </ns0:r>
           </ns0:p>
         </ns0:tc>
@@ -4312,7 +4396,49 @@
               <ns0:keepLines/>
             </ns0:pPr>
             <ns0:r>
-              <ns0:t xml:space="preserve">20,16 h</ns0:t>
+              <ns0:t xml:space="preserve">9,60 %</ns0:t>
+            </ns0:r>
+          </ns0:p>
+        </ns0:tc>
+        <ns0:tc>
+          <ns0:tcPr/>
+          <ns0:p>
+            <ns0:pPr>
+              <ns0:pStyle ns0:val="Compact"/>
+              <ns0:jc ns0:val="right"/>
+              <ns0:keepNext/>
+              <ns0:keepLines/>
+            </ns0:pPr>
+            <ns0:r>
+              <ns0:t xml:space="preserve">2,40 %</ns0:t>
+            </ns0:r>
+          </ns0:p>
+        </ns0:tc>
+        <ns0:tc>
+          <ns0:tcPr/>
+          <ns0:p>
+            <ns0:pPr>
+              <ns0:pStyle ns0:val="Compact"/>
+              <ns0:jc ns0:val="right"/>
+              <ns0:keepNext/>
+              <ns0:keepLines/>
+            </ns0:pPr>
+            <ns0:r>
+              <ns0:t xml:space="preserve">22,32 h</ns0:t>
+            </ns0:r>
+          </ns0:p>
+        </ns0:tc>
+        <ns0:tc>
+          <ns0:tcPr/>
+          <ns0:p>
+            <ns0:pPr>
+              <ns0:pStyle ns0:val="Compact"/>
+              <ns0:jc ns0:val="right"/>
+              <ns0:keepNext/>
+              <ns0:keepLines/>
+            </ns0:pPr>
+            <ns0:r>
+              <ns0:t xml:space="preserve">5,64 h</ns0:t>
             </ns0:r>
           </ns0:p>
         </ns0:tc>
@@ -4373,7 +4499,49 @@
               <ns0:keepLines/>
             </ns0:pPr>
             <ns0:r>
-              <ns0:t xml:space="preserve">30,24 h</ns0:t>
+              <ns0:t xml:space="preserve">14,40 %</ns0:t>
+            </ns0:r>
+          </ns0:p>
+        </ns0:tc>
+        <ns0:tc>
+          <ns0:tcPr/>
+          <ns0:p>
+            <ns0:pPr>
+              <ns0:pStyle ns0:val="Compact"/>
+              <ns0:jc ns0:val="right"/>
+              <ns0:keepNext/>
+              <ns0:keepLines/>
+            </ns0:pPr>
+            <ns0:r>
+              <ns0:t xml:space="preserve">3,60 %</ns0:t>
+            </ns0:r>
+          </ns0:p>
+        </ns0:tc>
+        <ns0:tc>
+          <ns0:tcPr/>
+          <ns0:p>
+            <ns0:pPr>
+              <ns0:pStyle ns0:val="Compact"/>
+              <ns0:jc ns0:val="right"/>
+              <ns0:keepNext/>
+              <ns0:keepLines/>
+            </ns0:pPr>
+            <ns0:r>
+              <ns0:t xml:space="preserve">33,48 h</ns0:t>
+            </ns0:r>
+          </ns0:p>
+        </ns0:tc>
+        <ns0:tc>
+          <ns0:tcPr/>
+          <ns0:p>
+            <ns0:pPr>
+              <ns0:pStyle ns0:val="Compact"/>
+              <ns0:jc ns0:val="right"/>
+              <ns0:keepNext/>
+              <ns0:keepLines/>
+            </ns0:pPr>
+            <ns0:r>
+              <ns0:t xml:space="preserve">8,46 h</ns0:t>
             </ns0:r>
           </ns0:p>
         </ns0:tc>
@@ -4434,7 +4602,49 @@
               <ns0:keepLines/>
             </ns0:pPr>
             <ns0:r>
-              <ns0:t xml:space="preserve">42,00 h</ns0:t>
+              <ns0:t xml:space="preserve">20,00 %</ns0:t>
+            </ns0:r>
+          </ns0:p>
+        </ns0:tc>
+        <ns0:tc>
+          <ns0:tcPr/>
+          <ns0:p>
+            <ns0:pPr>
+              <ns0:pStyle ns0:val="Compact"/>
+              <ns0:jc ns0:val="right"/>
+              <ns0:keepNext/>
+              <ns0:keepLines/>
+            </ns0:pPr>
+            <ns0:r>
+              <ns0:t xml:space="preserve">5,00 %</ns0:t>
+            </ns0:r>
+          </ns0:p>
+        </ns0:tc>
+        <ns0:tc>
+          <ns0:tcPr/>
+          <ns0:p>
+            <ns0:pPr>
+              <ns0:pStyle ns0:val="Compact"/>
+              <ns0:jc ns0:val="right"/>
+              <ns0:keepNext/>
+              <ns0:keepLines/>
+            </ns0:pPr>
+            <ns0:r>
+              <ns0:t xml:space="preserve">46,50 h</ns0:t>
+            </ns0:r>
+          </ns0:p>
+        </ns0:tc>
+        <ns0:tc>
+          <ns0:tcPr/>
+          <ns0:p>
+            <ns0:pPr>
+              <ns0:pStyle ns0:val="Compact"/>
+              <ns0:jc ns0:val="right"/>
+              <ns0:keepNext/>
+              <ns0:keepLines/>
+            </ns0:pPr>
+            <ns0:r>
+              <ns0:t xml:space="preserve">11,75 h</ns0:t>
             </ns0:r>
           </ns0:p>
         </ns0:tc>
@@ -4495,7 +4705,49 @@
               <ns0:keepLines/>
             </ns0:pPr>
             <ns0:r>
-              <ns0:t xml:space="preserve">25,20 h</ns0:t>
+              <ns0:t xml:space="preserve">12,00 %</ns0:t>
+            </ns0:r>
+          </ns0:p>
+        </ns0:tc>
+        <ns0:tc>
+          <ns0:tcPr/>
+          <ns0:p>
+            <ns0:pPr>
+              <ns0:pStyle ns0:val="Compact"/>
+              <ns0:jc ns0:val="right"/>
+              <ns0:keepNext/>
+              <ns0:keepLines/>
+            </ns0:pPr>
+            <ns0:r>
+              <ns0:t xml:space="preserve">3,00 %</ns0:t>
+            </ns0:r>
+          </ns0:p>
+        </ns0:tc>
+        <ns0:tc>
+          <ns0:tcPr/>
+          <ns0:p>
+            <ns0:pPr>
+              <ns0:pStyle ns0:val="Compact"/>
+              <ns0:jc ns0:val="right"/>
+              <ns0:keepNext/>
+              <ns0:keepLines/>
+            </ns0:pPr>
+            <ns0:r>
+              <ns0:t xml:space="preserve">27,90 h</ns0:t>
+            </ns0:r>
+          </ns0:p>
+        </ns0:tc>
+        <ns0:tc>
+          <ns0:tcPr/>
+          <ns0:p>
+            <ns0:pPr>
+              <ns0:pStyle ns0:val="Compact"/>
+              <ns0:jc ns0:val="right"/>
+              <ns0:keepNext/>
+              <ns0:keepLines/>
+            </ns0:pPr>
+            <ns0:r>
+              <ns0:t xml:space="preserve">7,05 h</ns0:t>
             </ns0:r>
           </ns0:p>
         </ns0:tc>
@@ -4556,7 +4808,49 @@
               <ns0:keepLines/>
             </ns0:pPr>
             <ns0:r>
-              <ns0:t xml:space="preserve">16,80 h</ns0:t>
+              <ns0:t xml:space="preserve">8,00 %</ns0:t>
+            </ns0:r>
+          </ns0:p>
+        </ns0:tc>
+        <ns0:tc>
+          <ns0:tcPr/>
+          <ns0:p>
+            <ns0:pPr>
+              <ns0:pStyle ns0:val="Compact"/>
+              <ns0:jc ns0:val="right"/>
+              <ns0:keepNext/>
+              <ns0:keepLines/>
+            </ns0:pPr>
+            <ns0:r>
+              <ns0:t xml:space="preserve">2,00 %</ns0:t>
+            </ns0:r>
+          </ns0:p>
+        </ns0:tc>
+        <ns0:tc>
+          <ns0:tcPr/>
+          <ns0:p>
+            <ns0:pPr>
+              <ns0:pStyle ns0:val="Compact"/>
+              <ns0:jc ns0:val="right"/>
+              <ns0:keepNext/>
+              <ns0:keepLines/>
+            </ns0:pPr>
+            <ns0:r>
+              <ns0:t xml:space="preserve">18,60 h</ns0:t>
+            </ns0:r>
+          </ns0:p>
+        </ns0:tc>
+        <ns0:tc>
+          <ns0:tcPr/>
+          <ns0:p>
+            <ns0:pPr>
+              <ns0:pStyle ns0:val="Compact"/>
+              <ns0:jc ns0:val="right"/>
+              <ns0:keepNext/>
+              <ns0:keepLines/>
+            </ns0:pPr>
+            <ns0:r>
+              <ns0:t xml:space="preserve">4,70 h</ns0:t>
             </ns0:r>
           </ns0:p>
         </ns0:tc>
@@ -4629,7 +4923,61 @@
                 <ns0:bCs/>
                 <ns0:b/>
               </ns0:rPr>
-              <ns0:t xml:space="preserve">168,00 h</ns0:t>
+              <ns0:t xml:space="preserve">80,00 %</ns0:t>
+            </ns0:r>
+          </ns0:p>
+        </ns0:tc>
+        <ns0:tc>
+          <ns0:tcPr/>
+          <ns0:p>
+            <ns0:pPr>
+              <ns0:pStyle ns0:val="Compact"/>
+              <ns0:jc ns0:val="right"/>
+              <ns0:keepNext/>
+              <ns0:keepLines/>
+            </ns0:pPr>
+            <ns0:r>
+              <ns0:rPr>
+                <ns0:bCs/>
+                <ns0:b/>
+              </ns0:rPr>
+              <ns0:t xml:space="preserve">20,00 %</ns0:t>
+            </ns0:r>
+          </ns0:p>
+        </ns0:tc>
+        <ns0:tc>
+          <ns0:tcPr/>
+          <ns0:p>
+            <ns0:pPr>
+              <ns0:pStyle ns0:val="Compact"/>
+              <ns0:jc ns0:val="right"/>
+              <ns0:keepNext/>
+              <ns0:keepLines/>
+            </ns0:pPr>
+            <ns0:r>
+              <ns0:rPr>
+                <ns0:bCs/>
+                <ns0:b/>
+              </ns0:rPr>
+              <ns0:t xml:space="preserve">186,00 h</ns0:t>
+            </ns0:r>
+          </ns0:p>
+        </ns0:tc>
+        <ns0:tc>
+          <ns0:tcPr/>
+          <ns0:p>
+            <ns0:pPr>
+              <ns0:pStyle ns0:val="Compact"/>
+              <ns0:jc ns0:val="right"/>
+              <ns0:keepNext/>
+              <ns0:keepLines/>
+            </ns0:pPr>
+            <ns0:r>
+              <ns0:rPr>
+                <ns0:bCs/>
+                <ns0:b/>
+              </ns0:rPr>
+              <ns0:t xml:space="preserve">47,00 h</ns0:t>
             </ns0:r>
           </ns0:p>
         </ns0:tc>
@@ -6003,7 +6351,7 @@
               <ns0:keepLines/>
             </ns0:pPr>
             <ns0:r>
-              <ns0:t xml:space="preserve">Nota de cada</ns0:t>
+              <ns0:t xml:space="preserve">Nota de centro de cada</ns0:t>
             </ns0:r>
             <ns0:r>
               <ns0:t xml:space="preserve"> </ns0:t>
@@ -6019,7 +6367,7 @@
               <ns0:t xml:space="preserve"> </ns0:t>
             </ns0:r>
             <ns0:r>
-              <ns0:t xml:space="preserve">= media (ponderada) de los IE de ese RA</ns0:t>
+              <ns0:t xml:space="preserve">= media ponderada de los IE de ese RA. La nota del RA es el 80 % de esa nota de centro más el 20 % de la formación en empresa.</ns0:t>
             </ns0:r>
           </ns0:p>
         </ns0:tc>
@@ -6981,7 +7329,7 @@
         <ns0:t xml:space="preserve"> </ns0:t>
       </ns0:r>
       <ns0:r>
-        <ns0:t xml:space="preserve">(168 de centro y 65 de formación en empresa), conforme a la organización del ciclo y a la programación de aula.</ns0:t>
+        <ns0:t xml:space="preserve">(186 de centro y 47 de formación en empresa), conforme al acuerdo de departamento del 17 de octubre de 2026 y a la programación de aula.</ns0:t>
       </ns0:r>
     </ns0:p>
     <ns0:bookmarkEnd ns0:id="52"/>
@@ -7109,7 +7457,7 @@
         <ns0:t xml:space="preserve"> </ns0:t>
       </ns0:r>
       <ns0:r>
-        <ns0:t xml:space="preserve">Las 168 horas de centro son el cómputo curricular y se reparten entre los resultados de aprendizaje según el peso del apartado 8.4. Las sesiones de aula son los huecos lectivos del calendario: hay 197 identificadores, de S001 a S197. Una hora de cómputo no equivale a una sesión. No se recorta el calendario para forzar esa igualdad.</ns0:t>
+        <ns0:t xml:space="preserve">Las 186 horas de centro son el cómputo curricular del 80 % y se reparten entre los resultados de aprendizaje según el peso del apartado 8.4. Las 47 horas de empresa son el 20 %. Las sesiones de aula son los huecos lectivos del calendario: hay 197 identificadores, de S001 a S197. Una hora de cómputo no equivale a una sesión. No se recorta el calendario para forzar esa igualdad.</ns0:t>
       </ns0:r>
     </ns0:p>
     <ns0:bookmarkEnd ns0:id="53"/>
@@ -8536,7 +8884,7 @@
               <ns0:jc ns0:val="left"/>
             </ns0:pPr>
             <ns0:r>
-              <ns0:t xml:space="preserve">El cómputo de centro es de 168 horas, el 72 % del módulo.</ns0:t>
+              <ns0:t xml:space="preserve">El cómputo de centro es de 186 horas, el 80 % del acuerdo.</ns0:t>
             </ns0:r>
           </ns0:p>
         </ns0:tc>
@@ -8565,7 +8913,7 @@
               <ns0:jc ns0:val="left"/>
             </ns0:pPr>
             <ns0:r>
-              <ns0:t xml:space="preserve">Son 65 horas, el 28 % de 233 horas redondeado a la baja, y empiezan el 17 de mayo de 2027. Las renuncias se presentan hasta el 17 de abril de 2027 y la aplicación SAÓ permanece abierta hasta el 7 de mayo de 2027.</ns0:t>
+              <ns0:t xml:space="preserve">Son 47 horas, el 20 % del acuerdo, y empiezan el 17 de mayo de 2027. Las renuncias se presentan hasta el 17 de abril de 2027 y la aplicación SAÓ permanece abierta hasta el 7 de mayo de 2027.</ns0:t>
             </ns0:r>
           </ns0:p>
         </ns0:tc>
@@ -8652,7 +9000,7 @@
               <ns0:jc ns0:val="left"/>
             </ns0:pPr>
             <ns0:r>
-              <ns0:t xml:space="preserve">Las 168 horas de cómputo y las 197 sesiones de aula no se equivalen una a una. La hora reparte el currículo y la sesión organiza el calendario.</ns0:t>
+              <ns0:t xml:space="preserve">Las 186 horas de centro y las 197 sesiones de aula no se equivalen una a una. La hora reparte el currículo y la sesión organiza el calendario.</ns0:t>
             </ns0:r>
           </ns0:p>
         </ns0:tc>
@@ -9758,13 +10106,13 @@
           <ns0:bCs/>
           <ns0:b/>
         </ns0:rPr>
-        <ns0:t xml:space="preserve">168 horas</ns0:t>
+        <ns0:t xml:space="preserve">186 horas</ns0:t>
       </ns0:r>
       <ns0:r>
         <ns0:t xml:space="preserve"> </ns0:t>
       </ns0:r>
       <ns0:r>
-        <ns0:t xml:space="preserve">de cómputo de centro: la hora es la unidad del currículo y la sesión es la de la programación de aula. Las sesiones posteriores al 5 de mayo, hasta el inicio de la formación en empresa el 17 de mayo de 2027, se dedican a la recuperación y al cierre.</ns0:t>
+        <ns0:t xml:space="preserve">de centro: la hora es la unidad del currículo y la sesión es la de la programación de aula. Las sesiones posteriores al 5 de mayo, hasta el inicio de la formación en empresa el 17 de mayo de 2027, se dedican a la recuperación y al cierre.</ns0:t>
       </ns0:r>
     </ns0:p>
     <ns0:p>
@@ -9772,7 +10120,7 @@
         <ns0:pStyle ns0:val="BodyText"/>
       </ns0:pPr>
       <ns0:r>
-        <ns0:t xml:space="preserve">Los CE de cada unidad se toman del anexo A. Se trabajan y se comprueban, y no llevan porcentaje en la nota del boletín. El anexo A.3 calcula un porcentaje de comprobación a partir de los pesos ya decididos. Cuando un CE aparece en varias unidades, la tabla de cobertura lo repite: esa repetición no parte el CE en tantos por ciento de la nota. El peso informativo de cada unidad, calculado en el apartado 9 a partir de los pesos de los RA del apartado 8.4, no cambia esos pesos. Las horas de referencia del apartado 2.4 salen de multiplicar el peso del RA por 168.</ns0:t>
+        <ns0:t xml:space="preserve">Los CE de cada unidad se toman del anexo A. Se trabajan y se comprueban, y no llevan porcentaje en la nota del boletín. El anexo A.3 calcula un porcentaje de comprobación a partir de los pesos ya decididos. Cuando un CE aparece en varias unidades, la tabla de cobertura lo repite: esa repetición no parte el CE en tantos por ciento de la nota. El peso informativo de cada unidad, calculado en el apartado 9 a partir de los pesos de los RA del apartado 8.4, no cambia esos pesos. Las horas de centro del apartado 2.4 salen de multiplicar el peso del RA por 186, y las de empresa por 47.</ns0:t>
       </ns0:r>
     </ns0:p>
     <ns0:tbl>
@@ -12011,8 +12359,10 @@
         <ns0:jc ns0:val="start"/>
       </ns0:tblPr>
       <ns0:tblGrid>
-        <ns0:gridCol ns0:w="3960"/>
-        <ns0:gridCol ns0:w="3960"/>
+        <ns0:gridCol ns0:w="1980"/>
+        <ns0:gridCol ns0:w="1980"/>
+        <ns0:gridCol ns0:w="1980"/>
+        <ns0:gridCol ns0:w="1980"/>
       </ns0:tblGrid>
       <ns0:tr>
         <ns0:trPr>
@@ -12043,7 +12393,35 @@
               <ns0:keepLines/>
             </ns0:pPr>
             <ns0:r>
-              <ns0:t xml:space="preserve">Peso</ns0:t>
+              <ns0:t xml:space="preserve">Peso en el módulo</ns0:t>
+            </ns0:r>
+          </ns0:p>
+        </ns0:tc>
+        <ns0:tc>
+          <ns0:tcPr/>
+          <ns0:p>
+            <ns0:pPr>
+              <ns0:pStyle ns0:val="Compact"/>
+              <ns0:jc ns0:val="right"/>
+              <ns0:keepNext/>
+              <ns0:keepLines/>
+            </ns0:pPr>
+            <ns0:r>
+              <ns0:t xml:space="preserve">Centro (80 %)</ns0:t>
+            </ns0:r>
+          </ns0:p>
+        </ns0:tc>
+        <ns0:tc>
+          <ns0:tcPr/>
+          <ns0:p>
+            <ns0:pPr>
+              <ns0:pStyle ns0:val="Compact"/>
+              <ns0:jc ns0:val="right"/>
+              <ns0:keepNext/>
+              <ns0:keepLines/>
+            </ns0:pPr>
+            <ns0:r>
+              <ns0:t xml:space="preserve">FE (20 %)</ns0:t>
             </ns0:r>
           </ns0:p>
         </ns0:tc>
@@ -12080,6 +12458,34 @@
             </ns0:r>
           </ns0:p>
         </ns0:tc>
+        <ns0:tc>
+          <ns0:tcPr/>
+          <ns0:p>
+            <ns0:pPr>
+              <ns0:pStyle ns0:val="Compact"/>
+              <ns0:jc ns0:val="right"/>
+              <ns0:keepNext/>
+              <ns0:keepLines/>
+            </ns0:pPr>
+            <ns0:r>
+              <ns0:t xml:space="preserve">16,00 %</ns0:t>
+            </ns0:r>
+          </ns0:p>
+        </ns0:tc>
+        <ns0:tc>
+          <ns0:tcPr/>
+          <ns0:p>
+            <ns0:pPr>
+              <ns0:pStyle ns0:val="Compact"/>
+              <ns0:jc ns0:val="right"/>
+              <ns0:keepNext/>
+              <ns0:keepLines/>
+            </ns0:pPr>
+            <ns0:r>
+              <ns0:t xml:space="preserve">4,00 %</ns0:t>
+            </ns0:r>
+          </ns0:p>
+        </ns0:tc>
       </ns0:tr>
       <ns0:tr>
         <ns0:trPr>
@@ -12113,6 +12519,34 @@
             </ns0:r>
           </ns0:p>
         </ns0:tc>
+        <ns0:tc>
+          <ns0:tcPr/>
+          <ns0:p>
+            <ns0:pPr>
+              <ns0:pStyle ns0:val="Compact"/>
+              <ns0:jc ns0:val="right"/>
+              <ns0:keepNext/>
+              <ns0:keepLines/>
+            </ns0:pPr>
+            <ns0:r>
+              <ns0:t xml:space="preserve">9,60 %</ns0:t>
+            </ns0:r>
+          </ns0:p>
+        </ns0:tc>
+        <ns0:tc>
+          <ns0:tcPr/>
+          <ns0:p>
+            <ns0:pPr>
+              <ns0:pStyle ns0:val="Compact"/>
+              <ns0:jc ns0:val="right"/>
+              <ns0:keepNext/>
+              <ns0:keepLines/>
+            </ns0:pPr>
+            <ns0:r>
+              <ns0:t xml:space="preserve">2,40 %</ns0:t>
+            </ns0:r>
+          </ns0:p>
+        </ns0:tc>
       </ns0:tr>
       <ns0:tr>
         <ns0:trPr>
@@ -12146,6 +12580,34 @@
             </ns0:r>
           </ns0:p>
         </ns0:tc>
+        <ns0:tc>
+          <ns0:tcPr/>
+          <ns0:p>
+            <ns0:pPr>
+              <ns0:pStyle ns0:val="Compact"/>
+              <ns0:jc ns0:val="right"/>
+              <ns0:keepNext/>
+              <ns0:keepLines/>
+            </ns0:pPr>
+            <ns0:r>
+              <ns0:t xml:space="preserve">14,40 %</ns0:t>
+            </ns0:r>
+          </ns0:p>
+        </ns0:tc>
+        <ns0:tc>
+          <ns0:tcPr/>
+          <ns0:p>
+            <ns0:pPr>
+              <ns0:pStyle ns0:val="Compact"/>
+              <ns0:jc ns0:val="right"/>
+              <ns0:keepNext/>
+              <ns0:keepLines/>
+            </ns0:pPr>
+            <ns0:r>
+              <ns0:t xml:space="preserve">3,60 %</ns0:t>
+            </ns0:r>
+          </ns0:p>
+        </ns0:tc>
       </ns0:tr>
       <ns0:tr>
         <ns0:trPr>
@@ -12179,6 +12641,34 @@
             </ns0:r>
           </ns0:p>
         </ns0:tc>
+        <ns0:tc>
+          <ns0:tcPr/>
+          <ns0:p>
+            <ns0:pPr>
+              <ns0:pStyle ns0:val="Compact"/>
+              <ns0:jc ns0:val="right"/>
+              <ns0:keepNext/>
+              <ns0:keepLines/>
+            </ns0:pPr>
+            <ns0:r>
+              <ns0:t xml:space="preserve">20,00 %</ns0:t>
+            </ns0:r>
+          </ns0:p>
+        </ns0:tc>
+        <ns0:tc>
+          <ns0:tcPr/>
+          <ns0:p>
+            <ns0:pPr>
+              <ns0:pStyle ns0:val="Compact"/>
+              <ns0:jc ns0:val="right"/>
+              <ns0:keepNext/>
+              <ns0:keepLines/>
+            </ns0:pPr>
+            <ns0:r>
+              <ns0:t xml:space="preserve">5,00 %</ns0:t>
+            </ns0:r>
+          </ns0:p>
+        </ns0:tc>
       </ns0:tr>
       <ns0:tr>
         <ns0:trPr>
@@ -12212,6 +12702,34 @@
             </ns0:r>
           </ns0:p>
         </ns0:tc>
+        <ns0:tc>
+          <ns0:tcPr/>
+          <ns0:p>
+            <ns0:pPr>
+              <ns0:pStyle ns0:val="Compact"/>
+              <ns0:jc ns0:val="right"/>
+              <ns0:keepNext/>
+              <ns0:keepLines/>
+            </ns0:pPr>
+            <ns0:r>
+              <ns0:t xml:space="preserve">12,00 %</ns0:t>
+            </ns0:r>
+          </ns0:p>
+        </ns0:tc>
+        <ns0:tc>
+          <ns0:tcPr/>
+          <ns0:p>
+            <ns0:pPr>
+              <ns0:pStyle ns0:val="Compact"/>
+              <ns0:jc ns0:val="right"/>
+              <ns0:keepNext/>
+              <ns0:keepLines/>
+            </ns0:pPr>
+            <ns0:r>
+              <ns0:t xml:space="preserve">3,00 %</ns0:t>
+            </ns0:r>
+          </ns0:p>
+        </ns0:tc>
       </ns0:tr>
       <ns0:tr>
         <ns0:trPr>
@@ -12242,6 +12760,34 @@
             </ns0:pPr>
             <ns0:r>
               <ns0:t xml:space="preserve">10 %</ns0:t>
+            </ns0:r>
+          </ns0:p>
+        </ns0:tc>
+        <ns0:tc>
+          <ns0:tcPr/>
+          <ns0:p>
+            <ns0:pPr>
+              <ns0:pStyle ns0:val="Compact"/>
+              <ns0:jc ns0:val="right"/>
+              <ns0:keepNext/>
+              <ns0:keepLines/>
+            </ns0:pPr>
+            <ns0:r>
+              <ns0:t xml:space="preserve">8,00 %</ns0:t>
+            </ns0:r>
+          </ns0:p>
+        </ns0:tc>
+        <ns0:tc>
+          <ns0:tcPr/>
+          <ns0:p>
+            <ns0:pPr>
+              <ns0:pStyle ns0:val="Compact"/>
+              <ns0:jc ns0:val="right"/>
+              <ns0:keepNext/>
+              <ns0:keepLines/>
+            </ns0:pPr>
+            <ns0:r>
+              <ns0:t xml:space="preserve">2,00 %</ns0:t>
             </ns0:r>
           </ns0:p>
         </ns0:tc>
@@ -12274,6 +12820,8 @@
             <ns0:pPr>
               <ns0:pStyle ns0:val="Compact"/>
               <ns0:jc ns0:val="right"/>
+              <ns0:keepNext/>
+              <ns0:keepLines/>
             </ns0:pPr>
             <ns0:r>
               <ns0:rPr>
@@ -12281,6 +12829,40 @@
                 <ns0:b/>
               </ns0:rPr>
               <ns0:t xml:space="preserve">100 %</ns0:t>
+            </ns0:r>
+          </ns0:p>
+        </ns0:tc>
+        <ns0:tc>
+          <ns0:tcPr/>
+          <ns0:p>
+            <ns0:pPr>
+              <ns0:pStyle ns0:val="Compact"/>
+              <ns0:jc ns0:val="right"/>
+              <ns0:keepNext/>
+              <ns0:keepLines/>
+            </ns0:pPr>
+            <ns0:r>
+              <ns0:rPr>
+                <ns0:bCs/>
+                <ns0:b/>
+              </ns0:rPr>
+              <ns0:t xml:space="preserve">80,00 %</ns0:t>
+            </ns0:r>
+          </ns0:p>
+        </ns0:tc>
+        <ns0:tc>
+          <ns0:tcPr/>
+          <ns0:p>
+            <ns0:pPr>
+              <ns0:pStyle ns0:val="Compact"/>
+              <ns0:jc ns0:val="right"/>
+            </ns0:pPr>
+            <ns0:r>
+              <ns0:rPr>
+                <ns0:bCs/>
+                <ns0:b/>
+              </ns0:rPr>
+              <ns0:t xml:space="preserve">20,00 %</ns0:t>
             </ns0:r>
           </ns0:p>
         </ns0:tc>
@@ -12687,7 +13269,7 @@
         <ns0:pStyle ns0:val="Compact"/>
       </ns0:pPr>
       <ns0:r>
-        <ns0:t xml:space="preserve">Se toman los IE que lo evalúan: AC (escala de 0 a 1), PR (de 0 a 10), PY (de 0 a 30) y PO (de 0 a 100).</ns0:t>
+        <ns0:t xml:space="preserve">Se toman los IE de centro que lo evalúan: AC (escala de 0 a 1), PR (de 0 a 10), PY (de 0 a 30) y PO (de 0 a 100).</ns0:t>
       </ns0:r>
     </ns0:p>
     <ns0:p>
@@ -12699,7 +13281,7 @@
         <ns0:pStyle ns0:val="Compact"/>
       </ns0:pPr>
       <ns0:r>
-        <ns0:t xml:space="preserve">Cuando hay que promediarlos, se normalizan a una escala común de 0 a 10.</ns0:t>
+        <ns0:t xml:space="preserve">Cuando hay que promediarlos, se normalizan a una escala común de 0 a 10. Esa media es la nota de centro del RA. El peso de cada actividad dentro del resultado de aprendizaje se publica en Aules al plantearla, según los criterios de evaluación que evidencia. Las prácticas de Packet Tracer no entran en esta media: pertenecen al apartado de certificación (apartado 8.5).</ns0:t>
       </ns0:r>
     </ns0:p>
     <ns0:p>
@@ -12711,7 +13293,7 @@
         <ns0:pStyle ns0:val="Compact"/>
       </ns0:pPr>
       <ns0:r>
-        <ns0:t xml:space="preserve">La nota del resultado de aprendizaje es la media ponderada de esos instrumentos. El peso de cada actividad dentro del resultado de aprendizaje se publica en Aules al plantearla, según los criterios de evaluación que evidencia. Las prácticas de Packet Tracer no entran en esta media: pertenecen al apartado de certificación (apartado 8.5).</ns0:t>
+        <ns0:t xml:space="preserve">La nota del RA es el 80 % de la nota de centro más el 20 % de la formación en empresa. La nota de empresa la pone el profesorado, de 0 a 10, a partir del informe de apto o no apto y del plan formativo. Si la empresa no cubre la evidencia, se usa el catálogo de refuerzo del apartado 12. El profesorado califica el 100 % de la nota.</ns0:t>
       </ns0:r>
     </ns0:p>
     <ns0:p>
@@ -12743,6 +13325,191 @@
       <ns0:r>
         <ns0:t xml:space="preserve">8.7.3. Calificación final del módulo</ns0:t>
       </ns0:r>
+    </ns0:p>
+    <ns0:p>
+      <ns0:pPr>
+        <ns0:pStyle ns0:val="FirstParagraph"/>
+      </ns0:pPr>
+      <ns0:r>
+        <ns0:t xml:space="preserve">La nota de cada resultado de aprendizaje ya incluye el acuerdo: el 80 % es la nota de centro y el 20 % es la de la empresa.</ns0:t>
+      </ns0:r>
+    </ns0:p>
+    <ns0:p>
+      <ns0:pPr>
+        <ns0:pStyle ns0:val="BodyText"/>
+      </ns0:pPr>
+      <ns7:oMathPara>
+        <ns7:oMathParaPr>
+          <ns7:jc ns7:val="center"/>
+        </ns7:oMathParaPr>
+        <ns7:oMath>
+          <ns7:sSub>
+            <ns7:e>
+              <ns7:r>
+                <ns7:t>N</ns7:t>
+              </ns7:r>
+            </ns7:e>
+            <ns7:sub>
+              <ns7:r>
+                <ns7:rPr>
+                  <ns7:sty ns7:val="p"/>
+                </ns7:rPr>
+                <ns7:t>R</ns7:t>
+              </ns7:r>
+              <ns7:r>
+                <ns7:rPr>
+                  <ns7:sty ns7:val="p"/>
+                </ns7:rPr>
+                <ns7:t>A</ns7:t>
+              </ns7:r>
+            </ns7:sub>
+          </ns7:sSub>
+          <ns7:r>
+            <ns7:rPr>
+              <ns7:sty ns7:val="p"/>
+            </ns7:rPr>
+            <ns7:t>=</ns7:t>
+          </ns7:r>
+          <ns7:r>
+            <ns7:t>0</ns7:t>
+          </ns7:r>
+          <ns7:r>
+            <ns7:rPr>
+              <ns7:sty ns7:val="p"/>
+            </ns7:rPr>
+            <ns7:t>,</ns7:t>
+          </ns7:r>
+          <ns7:r>
+            <ns7:t>80</ns7:t>
+          </ns7:r>
+          <ns7:r>
+            <ns7:t> </ns7:t>
+          </ns7:r>
+          <ns7:sSub>
+            <ns7:e>
+              <ns7:r>
+                <ns7:t>N</ns7:t>
+              </ns7:r>
+            </ns7:e>
+            <ns7:sub>
+              <ns7:r>
+                <ns7:rPr>
+                  <ns7:sty ns7:val="p"/>
+                </ns7:rPr>
+                <ns7:t>R</ns7:t>
+              </ns7:r>
+              <ns7:r>
+                <ns7:rPr>
+                  <ns7:sty ns7:val="p"/>
+                </ns7:rPr>
+                <ns7:t>A</ns7:t>
+              </ns7:r>
+              <ns7:r>
+                <ns7:rPr>
+                  <ns7:sty ns7:val="p"/>
+                </ns7:rPr>
+                <ns7:t>,</ns7:t>
+              </ns7:r>
+              <ns7:r>
+                <ns7:rPr>
+                  <ns7:sty ns7:val="p"/>
+                </ns7:rPr>
+                <ns7:t>c</ns7:t>
+              </ns7:r>
+              <ns7:r>
+                <ns7:rPr>
+                  <ns7:sty ns7:val="p"/>
+                </ns7:rPr>
+                <ns7:t>e</ns7:t>
+              </ns7:r>
+              <ns7:r>
+                <ns7:rPr>
+                  <ns7:sty ns7:val="p"/>
+                </ns7:rPr>
+                <ns7:t>n</ns7:t>
+              </ns7:r>
+              <ns7:r>
+                <ns7:rPr>
+                  <ns7:sty ns7:val="p"/>
+                </ns7:rPr>
+                <ns7:t>t</ns7:t>
+              </ns7:r>
+              <ns7:r>
+                <ns7:rPr>
+                  <ns7:sty ns7:val="p"/>
+                </ns7:rPr>
+                <ns7:t>r</ns7:t>
+              </ns7:r>
+              <ns7:r>
+                <ns7:rPr>
+                  <ns7:sty ns7:val="p"/>
+                </ns7:rPr>
+                <ns7:t>o</ns7:t>
+              </ns7:r>
+            </ns7:sub>
+          </ns7:sSub>
+          <ns7:r>
+            <ns7:rPr>
+              <ns7:sty ns7:val="p"/>
+            </ns7:rPr>
+            <ns7:t>+</ns7:t>
+          </ns7:r>
+          <ns7:r>
+            <ns7:t>0</ns7:t>
+          </ns7:r>
+          <ns7:r>
+            <ns7:rPr>
+              <ns7:sty ns7:val="p"/>
+            </ns7:rPr>
+            <ns7:t>,</ns7:t>
+          </ns7:r>
+          <ns7:r>
+            <ns7:t>20</ns7:t>
+          </ns7:r>
+          <ns7:r>
+            <ns7:t> </ns7:t>
+          </ns7:r>
+          <ns7:sSub>
+            <ns7:e>
+              <ns7:r>
+                <ns7:t>N</ns7:t>
+              </ns7:r>
+            </ns7:e>
+            <ns7:sub>
+              <ns7:r>
+                <ns7:rPr>
+                  <ns7:sty ns7:val="p"/>
+                </ns7:rPr>
+                <ns7:t>R</ns7:t>
+              </ns7:r>
+              <ns7:r>
+                <ns7:rPr>
+                  <ns7:sty ns7:val="p"/>
+                </ns7:rPr>
+                <ns7:t>A</ns7:t>
+              </ns7:r>
+              <ns7:r>
+                <ns7:rPr>
+                  <ns7:sty ns7:val="p"/>
+                </ns7:rPr>
+                <ns7:t>,</ns7:t>
+              </ns7:r>
+              <ns7:r>
+                <ns7:rPr>
+                  <ns7:sty ns7:val="p"/>
+                </ns7:rPr>
+                <ns7:t>F</ns7:t>
+              </ns7:r>
+              <ns7:r>
+                <ns7:rPr>
+                  <ns7:sty ns7:val="p"/>
+                </ns7:rPr>
+                <ns7:t>E</ns7:t>
+              </ns7:r>
+            </ns7:sub>
+          </ns7:sSub>
+        </ns7:oMath>
+      </ns7:oMathPara>
     </ns0:p>
     <ns0:p>
       <ns0:pPr>
@@ -13532,7 +14299,7 @@
         <ns0:pStyle ns0:val="FirstParagraph"/>
       </ns0:pPr>
       <ns0:r>
-        <ns0:t xml:space="preserve">El profesorado del módulo califica el 100 % de la nota. El 72 % de cada resultado de aprendizaje se evidencia en el centro y el 28 % se vincula a la formación en empresa, mediante el informe de apto o no apto y el plan formativo. Si la empresa no cubre esa parte, se usa el catálogo de refuerzo del apartado 12.</ns0:t>
+        <ns0:t xml:space="preserve">El profesorado del módulo califica el 100 % de la nota. El 80 % de cada resultado de aprendizaje se evidencia en el centro y el 20 % se vincula a la formación en empresa, mediante el informe de apto o no apto y el plan formativo. Si la empresa no cubre esa parte, se usa el catálogo de refuerzo del apartado 12.</ns0:t>
       </ns0:r>
     </ns0:p>
     <ns0:p>
@@ -13540,7 +14307,7 @@
         <ns0:pStyle ns0:val="BodyText"/>
       </ns0:pPr>
       <ns0:r>
-        <ns0:t xml:space="preserve">El acta del departamento del 14 de julio de 2026 fijó el principio: la calificación íntegra corresponde al profesorado, los planes formativos indican qué resultados se trabajan en cada empresa y hace falta un catálogo de refuerzo cuando la estancia no permite evidenciar la parte vinculada a la empresa. Aquel texto escribía un reparto del 80 % en el centro y del 20 % en la empresa. No era un porcentaje del Real Decreto del título. El porcentaje que aplica esta programación es la decisión posterior del departamento, común a los módulos del ciclo: 72 % en el centro y 28 % en la empresa. Sobre las 233 horas, el 28 % son 65,24 horas, redondeadas a la baja a 65 horas de formación en empresa. Las 168 horas restantes son el cómputo de centro. El 20 % del RA1 en el apartado 8.4 es su peso en la nota y no cambia.</ns0:t>
+        <ns0:t xml:space="preserve">El acta del departamento del 14 de julio de 2026 fijó ese reparto. No es un porcentaje del Real Decreto del título. La decisión del 30 de octubre de 2026 lo mantiene en este módulo presencial de primer curso. Sobre las 233 horas, el cierre del 17 de octubre de 2026 es de 186 horas de centro y 47 horas de empresa. El 20 % del RA1 en el apartado 8.4 es su peso en la nota del módulo y no es el porcentaje de empresa: de ese 20 %, el 16 % es centro y el 4 % es empresa.</ns0:t>
       </ns0:r>
     </ns0:p>
     <ns0:p>
@@ -13556,7 +14323,7 @@
         <ns0:pStyle ns0:val="BodyText"/>
       </ns0:pPr>
       <ns0:r>
-        <ns0:t xml:space="preserve">En este módulo la formación en empresa empieza el 17 de mayo de 2027. El bloque de centro no se interrumpe para insertarla: T9 cierra hacia el 5 de mayo y el margen hasta el 17 de mayo se dedica a la recuperación y al cierre. El catálogo de refuerzo está en el apartado 12. Esas actividades completan la evidencia cuando la empresa no permite trabajar el 28 % vinculado a la estancia, y no cambian el peso del resultado de aprendizaje. La calificación íntegra corresponde al profesorado del módulo.</ns0:t>
+        <ns0:t xml:space="preserve">En este módulo la formación en empresa empieza el 17 de mayo de 2027. El bloque de centro no se interrumpe para insertarla: T9 cierra hacia el 5 de mayo y el margen hasta el 17 de mayo se dedica a la recuperación y al cierre. El catálogo de refuerzo está en el apartado 12. Esas actividades completan la evidencia cuando la empresa no permite trabajar el 20 % vinculado a la estancia, y no cambian el peso del resultado de aprendizaje. La calificación íntegra corresponde al profesorado del módulo.</ns0:t>
       </ns0:r>
     </ns0:p>
     <ns0:bookmarkEnd ns0:id="97"/>
@@ -13592,7 +14359,7 @@
         <ns0:pStyle ns0:val="FirstParagraph"/>
       </ns0:pPr>
       <ns0:r>
-        <ns0:t xml:space="preserve">La programación y la práctica docente se revisarán a lo largo del curso. Se analizarán los resultados por resultado de aprendizaje después de cada evaluación parcial, el grado de cumplimiento de la temporalización (168 horas de centro, cierre de T9 hacia el 5 de mayo de 2027 e inicio de la formación en empresa el 17 de mayo de 2027), la adecuación de los instrumentos y la carga de trabajo del alumnado, el uso del apartado de certificación y del sitio de apuntes, y la claridad de la calificación por resultados de aprendizaje frente a la cobertura de los criterios de evaluación. Las propuestas de mejora para el curso siguiente se recogerán en la memoria del departamento.</ns0:t>
+        <ns0:t xml:space="preserve">La programación y la práctica docente se revisarán a lo largo del curso. Se analizarán los resultados por resultado de aprendizaje después de cada evaluación parcial, el grado de cumplimiento de la temporalización (186 horas de centro y 47 de empresa, cierre de T9 hacia el 5 de mayo de 2027 e inicio de la formación en empresa el 17 de mayo de 2027), la adecuación de los instrumentos y la carga de trabajo del alumnado, el uso del apartado de certificación y del sitio de apuntes, y la claridad de la calificación por resultados de aprendizaje frente a la cobertura de los criterios de evaluación. Las propuestas de mejora para el curso siguiente se recogerán en la memoria del departamento.</ns0:t>
       </ns0:r>
     </ns0:p>
     <ns0:p>
@@ -13644,7 +14411,7 @@
         <ns0:t xml:space="preserve">Local Area Network</ns0:t>
       </ns0:r>
       <ns0:r>
-        <ns0:t xml:space="preserve">). Las horas de referencia reparten las 168 horas de centro. Las sesiones de la ficha son los huecos lectivos del calendario y no equivalen una a una a esas horas (apartado 4.2). El detalle de cada fase está en el anexo B.3.</ns0:t>
+        <ns0:t xml:space="preserve">). Las horas de referencia de las fichas reparten las 186 horas de centro. El 20 % de cada resultado de aprendizaje corresponde a la empresa y no se convierte en sesiones de estas fichas. Las sesiones de la ficha son los huecos lectivos del calendario y no equivalen una a una a esas horas (apartado 4.2). El detalle de cada fase está en el anexo B.3.</ns0:t>
       </ns0:r>
     </ns0:p>
     <ns0:tbl>
@@ -14471,7 +15238,7 @@
               <ns0:jc ns0:val="right"/>
             </ns0:pPr>
             <ns0:r>
-              <ns0:t xml:space="preserve">Horas de referencia</ns0:t>
+              <ns0:t xml:space="preserve">Horas de centro</ns0:t>
             </ns0:r>
           </ns0:p>
         </ns0:tc>
@@ -14536,7 +15303,7 @@
               <ns0:jc ns0:val="right"/>
             </ns0:pPr>
             <ns0:r>
-              <ns0:t xml:space="preserve">11,76 h</ns0:t>
+              <ns0:t xml:space="preserve">13,02 h</ns0:t>
             </ns0:r>
           </ns0:p>
         </ns0:tc>
@@ -14601,7 +15368,7 @@
               <ns0:jc ns0:val="right"/>
             </ns0:pPr>
             <ns0:r>
-              <ns0:t xml:space="preserve">20,16 h</ns0:t>
+              <ns0:t xml:space="preserve">22,32 h</ns0:t>
             </ns0:r>
           </ns0:p>
         </ns0:tc>
@@ -14666,7 +15433,7 @@
               <ns0:jc ns0:val="right"/>
             </ns0:pPr>
             <ns0:r>
-              <ns0:t xml:space="preserve">26,88 h</ns0:t>
+              <ns0:t xml:space="preserve">29,76 h</ns0:t>
             </ns0:r>
           </ns0:p>
         </ns0:tc>
@@ -14731,7 +15498,7 @@
               <ns0:jc ns0:val="right"/>
             </ns0:pPr>
             <ns0:r>
-              <ns0:t xml:space="preserve">18,48 h</ns0:t>
+              <ns0:t xml:space="preserve">20,46 h</ns0:t>
             </ns0:r>
           </ns0:p>
         </ns0:tc>
@@ -14796,7 +15563,7 @@
               <ns0:jc ns0:val="right"/>
             </ns0:pPr>
             <ns0:r>
-              <ns0:t xml:space="preserve">18,48 h</ns0:t>
+              <ns0:t xml:space="preserve">20,46 h</ns0:t>
             </ns0:r>
           </ns0:p>
         </ns0:tc>
@@ -14861,7 +15628,7 @@
               <ns0:jc ns0:val="right"/>
             </ns0:pPr>
             <ns0:r>
-              <ns0:t xml:space="preserve">16,80 h</ns0:t>
+              <ns0:t xml:space="preserve">18,60 h</ns0:t>
             </ns0:r>
           </ns0:p>
         </ns0:tc>
@@ -14926,7 +15693,7 @@
               <ns0:jc ns0:val="right"/>
             </ns0:pPr>
             <ns0:r>
-              <ns0:t xml:space="preserve">15,12 h</ns0:t>
+              <ns0:t xml:space="preserve">16,74 h</ns0:t>
             </ns0:r>
           </ns0:p>
         </ns0:tc>
@@ -14991,7 +15758,7 @@
               <ns0:jc ns0:val="right"/>
             </ns0:pPr>
             <ns0:r>
-              <ns0:t xml:space="preserve">15,12 h</ns0:t>
+              <ns0:t xml:space="preserve">16,74 h</ns0:t>
             </ns0:r>
           </ns0:p>
         </ns0:tc>
@@ -15056,7 +15823,7 @@
               <ns0:jc ns0:val="right"/>
             </ns0:pPr>
             <ns0:r>
-              <ns0:t xml:space="preserve">25,20 h</ns0:t>
+              <ns0:t xml:space="preserve">27,90 h</ns0:t>
             </ns0:r>
           </ns0:p>
         </ns0:tc>
@@ -15125,7 +15892,7 @@
                 <ns0:bCs/>
                 <ns0:b/>
               </ns0:rPr>
-              <ns0:t xml:space="preserve">168,00 h</ns0:t>
+              <ns0:t xml:space="preserve">186,00 h</ns0:t>
             </ns0:r>
           </ns0:p>
         </ns0:tc>
@@ -15136,7 +15903,7 @@
         <ns0:pStyle ns0:val="BodyText"/>
       </ns0:pPr>
       <ns0:r>
-        <ns0:t xml:space="preserve">Esos porcentajes redondean a enteros el reparto de cada resultado de aprendizaje entre las unidades del mapa del apartado 4.3, del mismo modo que la web del módulo, y suman 100. Las horas de referencia multiplican ese entero por las 168 horas de centro. No coinciden con el número de sesiones de aula. La nota del boletín se calcula por resultados de aprendizaje, con los pesos del apartado 8.4.</ns0:t>
+        <ns0:t xml:space="preserve">Esos porcentajes redondean a enteros el reparto de cada resultado de aprendizaje entre las unidades del mapa del apartado 4.3, del mismo modo que la web del módulo, y suman 100. Las horas de centro multiplican ese entero por las 186 horas. No coinciden con el número de sesiones de aula ni incluyen las 47 horas de empresa. La nota del boletín se calcula por resultados de aprendizaje, con el 80/20 dentro de cada RA y los pesos del apartado 8.4.</ns0:t>
       </ns0:r>
     </ns0:p>
     <ns0:bookmarkEnd ns0:id="101"/>
@@ -15262,7 +16029,7 @@
               <ns0:keepLines/>
             </ns0:pPr>
             <ns0:r>
-              <ns0:t xml:space="preserve">Horas de referencia: 11,76 h (7 % de las 168 h de centro). Sesiones de aula: 18 (S001–S018). Evaluación: primera, antes de PO1. Peso informativo: 7 %, la tercera parte del RA1. La nota del boletín se calcula por resultados de aprendizaje (apartado 8.7.3). Rigen las medidas del apartado 10, sin rebajar el RA.</ns0:t>
+              <ns0:t xml:space="preserve">Horas de referencia de centro: 13,02 h (7 % de las 186 h). Sesiones de aula: 18 (S001–S018). Evaluación: primera, antes de PO1. Peso informativo: 7 %, la tercera parte del RA1. La nota del boletín se calcula por resultados de aprendizaje (apartado 8.7.3). Rigen las medidas del apartado 10, sin rebajar el RA.</ns0:t>
             </ns0:r>
           </ns0:p>
         </ns0:tc>
@@ -15299,7 +16066,7 @@
               <ns0:keepLines/>
             </ns0:pPr>
             <ns0:r>
-              <ns0:t xml:space="preserve">RA1 (20 %; 33,60 h): reconoce la estructura de las redes locales cableadas. CE1a a CE1h. CE1a y CE1c se comprueban también en temas posteriores. Los CE verifican la cobertura y no suman la nota. Competencias d y e. Empleabilidad, sin nota propia: E2, E3 y E6. Objetivo general d.</ns0:t>
+              <ns0:t xml:space="preserve">RA1 (20 % del módulo: 16 % en el centro y 4 % en la empresa; 37,20 h de centro): reconoce la estructura de las redes locales cableadas. CE1a a CE1h. CE1a y CE1c se comprueban también en temas posteriores. Los CE verifican la cobertura y no suman la nota. Competencias d y e. Empleabilidad, sin nota propia: E2, E3 y E6. Objetivo general d.</ns0:t>
             </ns0:r>
           </ns0:p>
         </ns0:tc>
@@ -15511,7 +16278,7 @@
               <ns0:keepLines/>
             </ns0:pPr>
             <ns0:r>
-              <ns0:t xml:space="preserve">Horas de referencia: 20,16 h (12 % de las 168 h de centro). Sesiones de aula: 13 (S019–S031). Evaluación: primera, antes de PO1. Peso informativo: 12 %, la mitad del RA2 y la tercera parte del RA3. La nota se calcula por resultados de aprendizaje. Rigen las medidas del apartado 10, sin rebajar el RA.</ns0:t>
+              <ns0:t xml:space="preserve">Horas de referencia de centro: 22,32 h (12 % de las 186 h). Sesiones de aula: 13 (S019–S031). Evaluación: primera, antes de PO1. Peso informativo: 12 %, la mitad del RA2 y la tercera parte del RA3. La nota se calcula por resultados de aprendizaje. Rigen las medidas del apartado 10, sin rebajar el RA.</ns0:t>
             </ns0:r>
           </ns0:p>
         </ns0:tc>
@@ -15548,7 +16315,7 @@
               <ns0:keepLines/>
             </ns0:pPr>
             <ns0:r>
-              <ns0:t xml:space="preserve">RA2 (12 %; 20,16 h), despliegue del cableado, y RA3 (18 %; 30,24 h), interconexión. CE2a, CE2b, CE2c, CE2d, CE2h y CE2j; CE3c, CE3f y CE3g. PR201 evidencia también CE6b y CE6e; el peso del RA6 permanece en T9. Competencias d, e y f. Empleabilidad, sin nota propia: E2, E5 y E6. Objetivos d, e y f.</ns0:t>
+              <ns0:t xml:space="preserve">RA2 (12 %: 9,60 % centro y 2,40 % empresa; 22,32 h de centro), despliegue del cableado, y RA3 (18 %: 14,40 % centro y 3,60 % empresa; 33,48 h de centro), interconexión. CE2a, CE2b, CE2c, CE2d, CE2h y CE2j; CE3c, CE3f y CE3g. PR201 evidencia también CE6b y CE6e; el peso del RA6 permanece en T9. Competencias d, e y f. Empleabilidad, sin nota propia: E2, E5 y E6. Objetivos d, e y f.</ns0:t>
             </ns0:r>
           </ns0:p>
         </ns0:tc>
@@ -15760,7 +16527,7 @@
               <ns0:keepLines/>
             </ns0:pPr>
             <ns0:r>
-              <ns0:t xml:space="preserve">Horas de referencia: 26,88 h (16 % de las 168 h de centro). Sesiones de aula: 21 (S035–S055). Evaluación: primera. Peso informativo: 16 %, la mitad del RA2, la tercera parte del RA3 y la sexta parte del RA4. La nota se calcula por resultados de aprendizaje. Rigen las medidas del apartado 10, sin rebajar el RA.</ns0:t>
+              <ns0:t xml:space="preserve">Horas de referencia de centro: 29,76 h (16 % de las 186 h). Sesiones de aula: 21 (S035–S055). Evaluación: primera. Peso informativo: 16 %, la mitad del RA2, la tercera parte del RA3 y la sexta parte del RA4. La nota se calcula por resultados de aprendizaje. Rigen las medidas del apartado 10, sin rebajar el RA.</ns0:t>
             </ns0:r>
           </ns0:p>
         </ns0:tc>
@@ -16009,7 +16776,7 @@
               <ns0:keepLines/>
             </ns0:pPr>
             <ns0:r>
-              <ns0:t xml:space="preserve">Horas de referencia: 18,48 h (11 % de las 168 h de centro). Sesiones de aula: 14 (S058–S071). Evaluación: segunda, antes de PO2. Peso informativo: 11 %, la tercera parte del RA1 y la sexta parte del RA4. La nota se calcula por resultados de aprendizaje. Rigen las medidas del apartado 10, sin rebajar el RA.</ns0:t>
+              <ns0:t xml:space="preserve">Horas de referencia de centro: 20,46 h (11 % de las 186 h). Sesiones de aula: 14 (S058–S071). Evaluación: segunda, antes de PO2. Peso informativo: 11 %, la tercera parte del RA1 y la sexta parte del RA4. La nota se calcula por resultados de aprendizaje. Rigen las medidas del apartado 10, sin rebajar el RA.</ns0:t>
             </ns0:r>
           </ns0:p>
         </ns0:tc>
@@ -16258,7 +17025,7 @@
               <ns0:keepLines/>
             </ns0:pPr>
             <ns0:r>
-              <ns0:t xml:space="preserve">Horas de referencia: 18,48 h (11 % de las 168 h de centro). Sesiones de aula: 14 (S072–S085). Evaluación: segunda, antes de PO2. Peso informativo: 11 %, igual que T4. La nota se calcula por resultados de aprendizaje. Rigen las medidas del apartado 10, sin rebajar el RA.</ns0:t>
+              <ns0:t xml:space="preserve">Horas de referencia de centro: 20,46 h (11 % de las 186 h). Sesiones de aula: 14 (S072–S085). Evaluación: segunda, antes de PO2. Peso informativo: 11 %, igual que T4. La nota se calcula por resultados de aprendizaje. Rigen las medidas del apartado 10, sin rebajar el RA.</ns0:t>
             </ns0:r>
           </ns0:p>
         </ns0:tc>
@@ -16507,7 +17274,7 @@
               <ns0:keepLines/>
             </ns0:pPr>
             <ns0:r>
-              <ns0:t xml:space="preserve">Horas de referencia: 16,80 h (10 % de las 168 h de centro). Sesiones de aula: 21 (S086–S106). Evaluación: segunda. Peso informativo: 10 %, la tercera parte del RA3 y la sexta parte del RA4. La nota se calcula por resultados de aprendizaje. Rigen las medidas del apartado 10, sin rebajar el RA.</ns0:t>
+              <ns0:t xml:space="preserve">Horas de referencia de centro: 18,60 h (10 % de las 186 h). Sesiones de aula: 21 (S086–S106). Evaluación: segunda. Peso informativo: 10 %, la tercera parte del RA3 y la sexta parte del RA4. La nota se calcula por resultados de aprendizaje. Rigen las medidas del apartado 10, sin rebajar el RA.</ns0:t>
             </ns0:r>
           </ns0:p>
         </ns0:tc>
@@ -16756,7 +17523,7 @@
               <ns0:keepLines/>
             </ns0:pPr>
             <ns0:r>
-              <ns0:t xml:space="preserve">Horas de referencia: 15,12 h (9 % de las 168 h de centro). Sesiones de aula: 18 (S109–S126). Evaluación: tercera. Peso informativo: 9 %, la sexta parte del RA4 y la tercera parte del RA5. La nota se calcula por resultados de aprendizaje. Rigen las medidas del apartado 10, sin rebajar el RA.</ns0:t>
+              <ns0:t xml:space="preserve">Horas de referencia de centro: 16,74 h (9 % de las 186 h). Sesiones de aula: 18 (S109–S126). Evaluación: tercera. Peso informativo: 9 %, la sexta parte del RA4 y la tercera parte del RA5. La nota se calcula por resultados de aprendizaje. Rigen las medidas del apartado 10, sin rebajar el RA.</ns0:t>
             </ns0:r>
           </ns0:p>
         </ns0:tc>
@@ -17005,7 +17772,7 @@
               <ns0:keepLines/>
             </ns0:pPr>
             <ns0:r>
-              <ns0:t xml:space="preserve">Horas de referencia: 15,12 h (9 % de las 168 h de centro). Sesiones de aula: 16 (S127–S142). Evaluación: tercera. Peso informativo: 9 %, igual que T7. La nota se calcula por resultados de aprendizaje. Rigen las medidas del apartado 10, sin rebajar el RA.</ns0:t>
+              <ns0:t xml:space="preserve">Horas de referencia de centro: 16,74 h (9 % de las 186 h). Sesiones de aula: 16 (S127–S142). Evaluación: tercera. Peso informativo: 9 %, igual que T7. La nota se calcula por resultados de aprendizaje. Rigen las medidas del apartado 10, sin rebajar el RA.</ns0:t>
             </ns0:r>
           </ns0:p>
         </ns0:tc>
@@ -17254,7 +18021,7 @@
               <ns0:keepLines/>
             </ns0:pPr>
             <ns0:r>
-              <ns0:t xml:space="preserve">Horas de referencia: 25,20 h (15 % de las 168 h de centro). Sesiones de aula: 55 (S143–S197). Evaluación: tercera. Peso informativo: 15 %, la tercera parte del RA5 y el RA6 completo. Esas 25,20 h no son las 55 sesiones. La nota se calcula por resultados de aprendizaje. Rigen las medidas del apartado 10, sin rebajar el RA.</ns0:t>
+              <ns0:t xml:space="preserve">Horas de referencia de centro: 27,90 h (15 % de las 186 h). Sesiones de aula: 55 (S143–S197). Evaluación: tercera. Peso informativo: 15 %, la tercera parte del RA5 y el RA6 completo. Esas 27,90 h de centro no son las 55 sesiones. La nota se calcula por resultados de aprendizaje. Rigen las medidas del apartado 10, sin rebajar el RA.</ns0:t>
             </ns0:r>
           </ns0:p>
         </ns0:tc>
@@ -17291,7 +18058,7 @@
               <ns0:keepLines/>
             </ns0:pPr>
             <ns0:r>
-              <ns0:t xml:space="preserve">RA5 (15 %; 25,20 h), mantenimiento, y RA6 (10 %; 16,80 h), prevención de riesgos y protección ambiental. CE5a a CE5h y CE6a a CE6h. CE6b y CE6e ya se evidenciaron en T2 y T3. Competencias e, g y h. Empleabilidad, sin nota propia: E2, E3, E5 y E6. Objetivos g y h.</ns0:t>
+              <ns0:t xml:space="preserve">RA5 (15 %: 12 % centro y 3 % empresa; 27,90 h de centro), mantenimiento, y RA6 (10 %: 8 % centro y 2 % empresa; 18,60 h de centro), prevención de riesgos y protección ambiental. CE5a a CE5h y CE6a a CE6h. CE6b y CE6e ya se evidenciaron en T2 y T3. Competencias e, g y h. Empleabilidad, sin nota propia: E2, E3, E5 y E6. Objetivos g y h.</ns0:t>
             </ns0:r>
           </ns0:p>
         </ns0:tc>
@@ -17905,7 +18672,7 @@
         <ns0:pStyle ns0:val="FirstParagraph"/>
       </ns0:pPr>
       <ns0:r>
-        <ns0:t xml:space="preserve">El módulo suma 233 horas. El departamento sitúa en la empresa el 28 % de cada módulo. El 28 % de 233 horas es 65,24, que se redondea a la baja a 65 horas de formación en empresa. Las 168 horas restantes, el 72 % del módulo, se imparten en el centro. En el centro hay siete sesiones semanales. Esas sesiones de aula son 197 huecos lectivos, de S001 a S197, y no equivalen una a una a las 168 horas de cómputo (apartado 4.2). El bloque de centro ocupa desde el 11 de septiembre de 2026 hasta mediados de mayo de 2027. La unidad T9 cierra hacia el 5 de mayo de 2027. Las sesiones que quedan entre ese cierre y el 17 de mayo de 2027 se dedican a la recuperación y al cierre del módulo en el centro.</ns0:t>
+        <ns0:t xml:space="preserve">El módulo suma 233 horas. El acuerdo de departamento, cerrado el 17 de octubre de 2026 y mantenido el 30 de octubre de 2026 para este módulo presencial, sitúa el 80 % en el centro y el 20 % en la empresa: 186 horas de centro y 47 horas de formación en empresa. En el centro hay siete sesiones semanales. Esas sesiones de aula son 197 huecos lectivos, de S001 a S197, y no equivalen una a una a las 186 horas de cómputo (apartado 4.2). El bloque de centro ocupa desde el 11 de septiembre de 2026 hasta mediados de mayo de 2027. La unidad T9 cierra hacia el 5 de mayo de 2027. Las sesiones que quedan entre ese cierre y el 17 de mayo de 2027 se dedican a la recuperación y al cierre del módulo en el centro.</ns0:t>
       </ns0:r>
     </ns0:p>
     <ns0:p>
@@ -17921,7 +18688,7 @@
         <ns0:pStyle ns0:val="BodyText"/>
       </ns0:pPr>
       <ns0:r>
-        <ns0:t xml:space="preserve">El artículo 106.a del Real Decreto 659/2023 y la pregunta 44 de las FAQ de la Dirección General de Formación Profesional establecen un mínimo de 500 horas de formación en empresa en el ciclo. El Proyecto Intermodular no se dualiza, conforme al artículo 5.6 del Decreto 114/2025. Aplicando el 28 % módulo a módulo, el ciclo de Sistemas Microinformáticos y Redes alcanza 539 horas de formación en empresa. Esta programación no reparte las horas de los demás módulos.</ns0:t>
+        <ns0:t xml:space="preserve">El artículo 106.a del Real Decreto 659/2023 y la pregunta 44 de las FAQ de la Dirección General de Formación Profesional establecen un mínimo de 500 horas de formación en empresa en el ciclo. El Proyecto Intermodular no se dualiza, conforme al artículo 5.6 del Decreto 114/2025. Esta programación no reparte las horas de los demás módulos. El 80/20 de este módulo es el acuerdo de departamento y no es un porcentaje del Real Decreto del título.</ns0:t>
       </ns0:r>
     </ns0:p>
     <ns0:p>
@@ -17929,7 +18696,7 @@
         <ns0:pStyle ns0:val="BodyText"/>
       </ns0:pPr>
       <ns0:r>
-        <ns0:t xml:space="preserve">La evaluación en la empresa sigue el principio del acta del departamento del 14 de julio de 2026, resumida en el apartado 8.13. El profesorado califica el 100 % de la nota. El 72 % de cada resultado de aprendizaje se evidencia en el centro y el 28 % se vincula a la empresa, mediante el informe de apto o no apto y el plan formativo. Si la empresa no permite evidenciar ese 28 %, se usa el catálogo de este apartado. El acta escribió en su día un 80/20. El porcentaje que aplica esta programación es el 72/28 de la decisión posterior del departamento, no un porcentaje del Real Decreto del título. Los pesos de los resultados de aprendizaje del apartado 8.4 no cambian, y los criterios de evaluación siguen sirviendo para verificar la cobertura.</ns0:t>
+        <ns0:t xml:space="preserve">La evaluación en la empresa sigue el acta del departamento del 14 de julio de 2026, resumida en el apartado 8.13. El profesorado califica el 100 % de la nota. El 80 % de cada resultado de aprendizaje se evidencia en el centro y el 20 % se vincula a la empresa, mediante el informe de apto o no apto y el plan formativo. Si la empresa no permite evidenciar ese 20 %, se usa el catálogo de este apartado. Los pesos de los resultados de aprendizaje del apartado 8.4 no cambian, y los criterios de evaluación siguen sirviendo para verificar la cobertura.</ns0:t>
       </ns0:r>
     </ns0:p>
     <ns0:tbl>
@@ -18005,7 +18772,7 @@
               <ns0:keepLines/>
             </ns0:pPr>
             <ns0:r>
-              <ns0:t xml:space="preserve">El módulo dedica 65 horas a la formación en empresa, el 28 % de 233 horas redondeado a la baja.</ns0:t>
+              <ns0:t xml:space="preserve">El módulo dedica 47 horas a la formación en empresa, el 20 % del acuerdo.</ns0:t>
             </ns0:r>
           </ns0:p>
         </ns0:tc>
@@ -18038,7 +18805,7 @@
               <ns0:keepLines/>
             </ns0:pPr>
             <ns0:r>
-              <ns0:t xml:space="preserve">El cómputo de centro es de 168 horas, el 72 % del módulo, organizadas en siete sesiones semanales.</ns0:t>
+              <ns0:t xml:space="preserve">El cómputo de centro es de 186 horas, el 80 % del acuerdo, organizadas en siete sesiones semanales.</ns0:t>
             </ns0:r>
           </ns0:p>
         </ns0:tc>
@@ -18155,7 +18922,7 @@
         <ns0:pStyle ns0:val="FirstParagraph"/>
       </ns0:pPr>
       <ns0:r>
-        <ns0:t xml:space="preserve">El acta del 14 de julio de 2026 pide un catálogo de actividades de refuerzo, alineado con los resultados de aprendizaje, para el alumnado cuya empresa no permita evidenciar el 28 % vinculado a la estancia. Las actividades de este catálogo son prácticas y proyectos que ya existen en los apuntes. Se realizan en el centro, completan la evidencia que falta y no cambian el peso del resultado de aprendizaje. Tampoco convierten los criterios de evaluación en porcentajes de la nota.</ns0:t>
+        <ns0:t xml:space="preserve">El acta del 14 de julio de 2026 pide un catálogo de actividades de refuerzo, alineado con los resultados de aprendizaje, para el alumnado cuya empresa no permita evidenciar el 20 % vinculado a la estancia. Las actividades de este catálogo son prácticas y proyectos que ya existen en los apuntes. Se realizan en el centro, completan la evidencia que falta y no cambian el peso del resultado de aprendizaje. Tampoco convierten los criterios de evaluación en porcentajes de la nota.</ns0:t>
       </ns0:r>
     </ns0:p>
     <ns0:tbl>
@@ -23162,7 +23929,7 @@
         <ns0:pStyle ns0:val="BodyText"/>
       </ns0:pPr>
       <ns0:r>
-        <ns0:t xml:space="preserve">El porcentaje de un criterio es el peso de su resultado de aprendizaje multiplicado por la fracción que le toca al repartir a partes iguales, entre los criterios que evidencia, el peso informativo de la unidad de cada actividad que puntúa.</ns0:t>
+        <ns0:t xml:space="preserve">El porcentaje de un criterio es el peso de su resultado de aprendizaje multiplicado por la fracción que le toca al repartir a partes iguales, entre los criterios que evidencia, el peso informativo de la unidad de cada actividad que puntúa en el centro. De ese porcentaje, el 80 % queda en el centro y el 20 % en la formación en empresa, el mismo reparto del acuerdo dentro de cada resultado.</ns0:t>
       </ns0:r>
     </ns0:p>
     <ns0:p>
@@ -23170,7 +23937,7 @@
         <ns0:pStyle ns0:val="BodyText"/>
       </ns0:pPr>
       <ns0:r>
-        <ns0:t xml:space="preserve">Entran las actividades de clase, las prácticas de taller y de laboratorio, el proyecto y las pruebas que la matriz asigna a un criterio. No entran las prácticas de Packet Tracer, porque no puntúan el resultado de aprendizaje. PO1, PO2 y PO901 puntúan el resultado de aprendizaje, pero esta matriz no las asigna a un criterio concreto, así que tampoco entran. Los porcentajes se muestran con dos decimales y el criterio de mayor peso de cada resultado absorbe la diferencia de redondeo, de modo que la suma impresa coincide con el peso de ese resultado y el total es 100 %.</ns0:t>
+        <ns0:t xml:space="preserve">Entran las actividades de clase, las prácticas de taller y de laboratorio, el proyecto y las pruebas que la matriz asigna a un criterio. No entran las prácticas de Packet Tracer, porque no puntúan el resultado de aprendizaje. PO1, PO2 y PO901 puntúan el resultado de aprendizaje, pero esta matriz no las asigna a un criterio concreto, así que tampoco entran en el reparto interno. La empresa no tiene un instrumento por criterio en la matriz: su 20 % sigue la misma proporción que la parte de centro. Los porcentajes se muestran con dos decimales y el criterio de mayor peso de cada resultado absorbe la diferencia de redondeo. La columna de centro suma 80 %, la de empresa suma 20 % y el total es 100 %.</ns0:t>
       </ns0:r>
     </ns0:p>
     <ns0:p>
@@ -23178,7 +23945,7 @@
         <ns0:pStyle ns0:val="BodyText"/>
       </ns0:pPr>
       <ns0:r>
-        <ns0:t xml:space="preserve">Quedan muy por debajo del resto CE1b, CE1e, CE1f y CE1h (0,14 % cada uno), CE2h (0,19 %), CE5f y CE5g (0,28 %), CE1d (0,29 %), CE3e (0,30 %) y CE4d, CE4e, CE4f y CE4i (0,32 %). Concentran mucho peso CE1a (13,51 %), CE4g (12,99 %), CE3a (11,70 %), CE5d (6,75 %) y CE1c (5,06 %). Esta comprobación no cambia los pesos de los resultados de aprendizaje ni la nota del boletín.</ns0:t>
+        <ns0:t xml:space="preserve">Quedan muy por debajo del resto CE1b (0,15 %), CE1e (0,15 %), CE1f (0,15 %), CE1h (0,15 %), CE2h (0,19 %), CE5f (0,28 %). Concentran mucho peso CE1a (13,47 %), CE4g (13,06 %), CE3a (11,70 %), CE5d (6,74 %), CE1c (5,06 %). El porcentaje de la tabla es de comprobación: no cambia los pesos de los resultados de aprendizaje ni la nota del boletín.</ns0:t>
       </ns0:r>
     </ns0:p>
     <ns0:tbl>
@@ -23190,9 +23957,11 @@
         <ns0:jc ns0:val="start"/>
       </ns0:tblPr>
       <ns0:tblGrid>
-        <ns0:gridCol ns0:w="1742"/>
         <ns0:gridCol ns0:w="1267"/>
-        <ns0:gridCol ns0:w="4910"/>
+        <ns0:gridCol ns0:w="950"/>
+        <ns0:gridCol ns0:w="1901"/>
+        <ns0:gridCol ns0:w="1901"/>
+        <ns0:gridCol ns0:w="1901"/>
       </ns0:tblGrid>
       <ns0:tr>
         <ns0:trPr>
@@ -23201,7 +23970,7 @@
         </ns0:trPr>
         <ns0:tc>
           <ns0:tcPr>
-            <ns0:tcW ns0:type="pct" ns0:w="1100"/>
+            <ns0:tcW ns0:type="pct" ns0:w="800"/>
           </ns0:tcPr>
           <ns0:p>
             <ns0:pPr>
@@ -23215,51 +23984,140 @@
         </ns0:tc>
         <ns0:tc>
           <ns0:tcPr>
+            <ns0:tcW ns0:type="pct" ns0:w="600"/>
+          </ns0:tcPr>
+          <ns0:p>
+            <ns0:pPr>
+              <ns0:pStyle ns0:val="Compact"/>
+              <ns0:jc ns0:val="center"/>
+            </ns0:pPr>
+            <ns0:r>
+              <ns0:t xml:space="preserve">RA</ns0:t>
+            </ns0:r>
+          </ns0:p>
+        </ns0:tc>
+        <ns0:tc>
+          <ns0:tcPr>
+            <ns0:tcW ns0:type="pct" ns0:w="1200"/>
+          </ns0:tcPr>
+          <ns0:p>
+            <ns0:pPr>
+              <ns0:pStyle ns0:val="Compact"/>
+              <ns0:jc ns0:val="right"/>
+            </ns0:pPr>
+            <ns0:r>
+              <ns0:t xml:space="preserve">Centro</ns0:t>
+            </ns0:r>
+          </ns0:p>
+        </ns0:tc>
+        <ns0:tc>
+          <ns0:tcPr>
+            <ns0:tcW ns0:type="pct" ns0:w="1200"/>
+          </ns0:tcPr>
+          <ns0:p>
+            <ns0:pPr>
+              <ns0:pStyle ns0:val="Compact"/>
+              <ns0:jc ns0:val="right"/>
+            </ns0:pPr>
+            <ns0:r>
+              <ns0:t xml:space="preserve">FE</ns0:t>
+            </ns0:r>
+          </ns0:p>
+        </ns0:tc>
+        <ns0:tc>
+          <ns0:tcPr>
+            <ns0:tcW ns0:type="pct" ns0:w="1200"/>
+          </ns0:tcPr>
+          <ns0:p>
+            <ns0:pPr>
+              <ns0:pStyle ns0:val="Compact"/>
+              <ns0:jc ns0:val="right"/>
+            </ns0:pPr>
+            <ns0:r>
+              <ns0:t xml:space="preserve">Total</ns0:t>
+            </ns0:r>
+          </ns0:p>
+        </ns0:tc>
+      </ns0:tr>
+      <ns0:tr>
+        <ns0:trPr>
+          <ns0:cantSplit/>
+        </ns0:trPr>
+        <ns0:tc>
+          <ns0:tcPr>
             <ns0:tcW ns0:type="pct" ns0:w="800"/>
           </ns0:tcPr>
           <ns0:p>
             <ns0:pPr>
               <ns0:pStyle ns0:val="Compact"/>
+              <ns0:jc ns0:val="left"/>
+            </ns0:pPr>
+            <ns0:r>
+              <ns0:t xml:space="preserve">CE1a</ns0:t>
+            </ns0:r>
+          </ns0:p>
+        </ns0:tc>
+        <ns0:tc>
+          <ns0:tcPr>
+            <ns0:tcW ns0:type="pct" ns0:w="600"/>
+          </ns0:tcPr>
+          <ns0:p>
+            <ns0:pPr>
+              <ns0:pStyle ns0:val="Compact"/>
               <ns0:jc ns0:val="center"/>
             </ns0:pPr>
             <ns0:r>
-              <ns0:t xml:space="preserve">RA</ns0:t>
-            </ns0:r>
-          </ns0:p>
-        </ns0:tc>
-        <ns0:tc>
-          <ns0:tcPr>
-            <ns0:tcW ns0:type="pct" ns0:w="3100"/>
-          </ns0:tcPr>
-          <ns0:p>
-            <ns0:pPr>
-              <ns0:pStyle ns0:val="Compact"/>
-              <ns0:jc ns0:val="right"/>
-            </ns0:pPr>
-            <ns0:r>
-              <ns0:t xml:space="preserve">Porcentaje del módulo</ns0:t>
-            </ns0:r>
-          </ns0:p>
-        </ns0:tc>
-      </ns0:tr>
-      <ns0:tr>
-        <ns0:trPr>
-          <ns0:cantSplit/>
-        </ns0:trPr>
-        <ns0:tc>
-          <ns0:tcPr>
-            <ns0:tcW ns0:type="pct" ns0:w="1100"/>
-          </ns0:tcPr>
-          <ns0:p>
-            <ns0:pPr>
-              <ns0:pStyle ns0:val="Compact"/>
-              <ns0:jc ns0:val="left"/>
-            </ns0:pPr>
-            <ns0:r>
-              <ns0:t xml:space="preserve">CE1a</ns0:t>
-            </ns0:r>
-          </ns0:p>
-        </ns0:tc>
+              <ns0:t xml:space="preserve">RA1</ns0:t>
+            </ns0:r>
+          </ns0:p>
+        </ns0:tc>
+        <ns0:tc>
+          <ns0:tcPr>
+            <ns0:tcW ns0:type="pct" ns0:w="1200"/>
+          </ns0:tcPr>
+          <ns0:p>
+            <ns0:pPr>
+              <ns0:pStyle ns0:val="Compact"/>
+              <ns0:jc ns0:val="right"/>
+            </ns0:pPr>
+            <ns0:r>
+              <ns0:t xml:space="preserve">10,78 %</ns0:t>
+            </ns0:r>
+          </ns0:p>
+        </ns0:tc>
+        <ns0:tc>
+          <ns0:tcPr>
+            <ns0:tcW ns0:type="pct" ns0:w="1200"/>
+          </ns0:tcPr>
+          <ns0:p>
+            <ns0:pPr>
+              <ns0:pStyle ns0:val="Compact"/>
+              <ns0:jc ns0:val="right"/>
+            </ns0:pPr>
+            <ns0:r>
+              <ns0:t xml:space="preserve">2,69 %</ns0:t>
+            </ns0:r>
+          </ns0:p>
+        </ns0:tc>
+        <ns0:tc>
+          <ns0:tcPr>
+            <ns0:tcW ns0:type="pct" ns0:w="1200"/>
+          </ns0:tcPr>
+          <ns0:p>
+            <ns0:pPr>
+              <ns0:pStyle ns0:val="Compact"/>
+              <ns0:jc ns0:val="right"/>
+            </ns0:pPr>
+            <ns0:r>
+              <ns0:t xml:space="preserve">13,47 %</ns0:t>
+            </ns0:r>
+          </ns0:p>
+        </ns0:tc>
+      </ns0:tr>
+      <ns0:tr>
+        <ns0:trPr>
+          <ns0:cantSplit/>
+        </ns0:trPr>
         <ns0:tc>
           <ns0:tcPr>
             <ns0:tcW ns0:type="pct" ns0:w="800"/>
@@ -23267,6 +24125,20 @@
           <ns0:p>
             <ns0:pPr>
               <ns0:pStyle ns0:val="Compact"/>
+              <ns0:jc ns0:val="left"/>
+            </ns0:pPr>
+            <ns0:r>
+              <ns0:t xml:space="preserve">CE1b</ns0:t>
+            </ns0:r>
+          </ns0:p>
+        </ns0:tc>
+        <ns0:tc>
+          <ns0:tcPr>
+            <ns0:tcW ns0:type="pct" ns0:w="600"/>
+          </ns0:tcPr>
+          <ns0:p>
+            <ns0:pPr>
+              <ns0:pStyle ns0:val="Compact"/>
               <ns0:jc ns0:val="center"/>
             </ns0:pPr>
             <ns0:r>
@@ -23276,37 +24148,51 @@
         </ns0:tc>
         <ns0:tc>
           <ns0:tcPr>
-            <ns0:tcW ns0:type="pct" ns0:w="3100"/>
-          </ns0:tcPr>
-          <ns0:p>
-            <ns0:pPr>
-              <ns0:pStyle ns0:val="Compact"/>
-              <ns0:jc ns0:val="right"/>
-            </ns0:pPr>
-            <ns0:r>
-              <ns0:t xml:space="preserve">13,51 %</ns0:t>
-            </ns0:r>
-          </ns0:p>
-        </ns0:tc>
-      </ns0:tr>
-      <ns0:tr>
-        <ns0:trPr>
-          <ns0:cantSplit/>
-        </ns0:trPr>
-        <ns0:tc>
-          <ns0:tcPr>
-            <ns0:tcW ns0:type="pct" ns0:w="1100"/>
-          </ns0:tcPr>
-          <ns0:p>
-            <ns0:pPr>
-              <ns0:pStyle ns0:val="Compact"/>
-              <ns0:jc ns0:val="left"/>
-            </ns0:pPr>
-            <ns0:r>
-              <ns0:t xml:space="preserve">CE1b</ns0:t>
-            </ns0:r>
-          </ns0:p>
-        </ns0:tc>
+            <ns0:tcW ns0:type="pct" ns0:w="1200"/>
+          </ns0:tcPr>
+          <ns0:p>
+            <ns0:pPr>
+              <ns0:pStyle ns0:val="Compact"/>
+              <ns0:jc ns0:val="right"/>
+            </ns0:pPr>
+            <ns0:r>
+              <ns0:t xml:space="preserve">0,12 %</ns0:t>
+            </ns0:r>
+          </ns0:p>
+        </ns0:tc>
+        <ns0:tc>
+          <ns0:tcPr>
+            <ns0:tcW ns0:type="pct" ns0:w="1200"/>
+          </ns0:tcPr>
+          <ns0:p>
+            <ns0:pPr>
+              <ns0:pStyle ns0:val="Compact"/>
+              <ns0:jc ns0:val="right"/>
+            </ns0:pPr>
+            <ns0:r>
+              <ns0:t xml:space="preserve">0,03 %</ns0:t>
+            </ns0:r>
+          </ns0:p>
+        </ns0:tc>
+        <ns0:tc>
+          <ns0:tcPr>
+            <ns0:tcW ns0:type="pct" ns0:w="1200"/>
+          </ns0:tcPr>
+          <ns0:p>
+            <ns0:pPr>
+              <ns0:pStyle ns0:val="Compact"/>
+              <ns0:jc ns0:val="right"/>
+            </ns0:pPr>
+            <ns0:r>
+              <ns0:t xml:space="preserve">0,15 %</ns0:t>
+            </ns0:r>
+          </ns0:p>
+        </ns0:tc>
+      </ns0:tr>
+      <ns0:tr>
+        <ns0:trPr>
+          <ns0:cantSplit/>
+        </ns0:trPr>
         <ns0:tc>
           <ns0:tcPr>
             <ns0:tcW ns0:type="pct" ns0:w="800"/>
@@ -23314,6 +24200,20 @@
           <ns0:p>
             <ns0:pPr>
               <ns0:pStyle ns0:val="Compact"/>
+              <ns0:jc ns0:val="left"/>
+            </ns0:pPr>
+            <ns0:r>
+              <ns0:t xml:space="preserve">CE1c</ns0:t>
+            </ns0:r>
+          </ns0:p>
+        </ns0:tc>
+        <ns0:tc>
+          <ns0:tcPr>
+            <ns0:tcW ns0:type="pct" ns0:w="600"/>
+          </ns0:tcPr>
+          <ns0:p>
+            <ns0:pPr>
+              <ns0:pStyle ns0:val="Compact"/>
               <ns0:jc ns0:val="center"/>
             </ns0:pPr>
             <ns0:r>
@@ -23323,37 +24223,51 @@
         </ns0:tc>
         <ns0:tc>
           <ns0:tcPr>
-            <ns0:tcW ns0:type="pct" ns0:w="3100"/>
-          </ns0:tcPr>
-          <ns0:p>
-            <ns0:pPr>
-              <ns0:pStyle ns0:val="Compact"/>
-              <ns0:jc ns0:val="right"/>
-            </ns0:pPr>
-            <ns0:r>
-              <ns0:t xml:space="preserve">0,14 %</ns0:t>
-            </ns0:r>
-          </ns0:p>
-        </ns0:tc>
-      </ns0:tr>
-      <ns0:tr>
-        <ns0:trPr>
-          <ns0:cantSplit/>
-        </ns0:trPr>
-        <ns0:tc>
-          <ns0:tcPr>
-            <ns0:tcW ns0:type="pct" ns0:w="1100"/>
-          </ns0:tcPr>
-          <ns0:p>
-            <ns0:pPr>
-              <ns0:pStyle ns0:val="Compact"/>
-              <ns0:jc ns0:val="left"/>
-            </ns0:pPr>
-            <ns0:r>
-              <ns0:t xml:space="preserve">CE1c</ns0:t>
-            </ns0:r>
-          </ns0:p>
-        </ns0:tc>
+            <ns0:tcW ns0:type="pct" ns0:w="1200"/>
+          </ns0:tcPr>
+          <ns0:p>
+            <ns0:pPr>
+              <ns0:pStyle ns0:val="Compact"/>
+              <ns0:jc ns0:val="right"/>
+            </ns0:pPr>
+            <ns0:r>
+              <ns0:t xml:space="preserve">4,05 %</ns0:t>
+            </ns0:r>
+          </ns0:p>
+        </ns0:tc>
+        <ns0:tc>
+          <ns0:tcPr>
+            <ns0:tcW ns0:type="pct" ns0:w="1200"/>
+          </ns0:tcPr>
+          <ns0:p>
+            <ns0:pPr>
+              <ns0:pStyle ns0:val="Compact"/>
+              <ns0:jc ns0:val="right"/>
+            </ns0:pPr>
+            <ns0:r>
+              <ns0:t xml:space="preserve">1,01 %</ns0:t>
+            </ns0:r>
+          </ns0:p>
+        </ns0:tc>
+        <ns0:tc>
+          <ns0:tcPr>
+            <ns0:tcW ns0:type="pct" ns0:w="1200"/>
+          </ns0:tcPr>
+          <ns0:p>
+            <ns0:pPr>
+              <ns0:pStyle ns0:val="Compact"/>
+              <ns0:jc ns0:val="right"/>
+            </ns0:pPr>
+            <ns0:r>
+              <ns0:t xml:space="preserve">5,06 %</ns0:t>
+            </ns0:r>
+          </ns0:p>
+        </ns0:tc>
+      </ns0:tr>
+      <ns0:tr>
+        <ns0:trPr>
+          <ns0:cantSplit/>
+        </ns0:trPr>
         <ns0:tc>
           <ns0:tcPr>
             <ns0:tcW ns0:type="pct" ns0:w="800"/>
@@ -23361,6 +24275,20 @@
           <ns0:p>
             <ns0:pPr>
               <ns0:pStyle ns0:val="Compact"/>
+              <ns0:jc ns0:val="left"/>
+            </ns0:pPr>
+            <ns0:r>
+              <ns0:t xml:space="preserve">CE1d</ns0:t>
+            </ns0:r>
+          </ns0:p>
+        </ns0:tc>
+        <ns0:tc>
+          <ns0:tcPr>
+            <ns0:tcW ns0:type="pct" ns0:w="600"/>
+          </ns0:tcPr>
+          <ns0:p>
+            <ns0:pPr>
+              <ns0:pStyle ns0:val="Compact"/>
               <ns0:jc ns0:val="center"/>
             </ns0:pPr>
             <ns0:r>
@@ -23370,37 +24298,51 @@
         </ns0:tc>
         <ns0:tc>
           <ns0:tcPr>
-            <ns0:tcW ns0:type="pct" ns0:w="3100"/>
-          </ns0:tcPr>
-          <ns0:p>
-            <ns0:pPr>
-              <ns0:pStyle ns0:val="Compact"/>
-              <ns0:jc ns0:val="right"/>
-            </ns0:pPr>
-            <ns0:r>
-              <ns0:t xml:space="preserve">5,06 %</ns0:t>
-            </ns0:r>
-          </ns0:p>
-        </ns0:tc>
-      </ns0:tr>
-      <ns0:tr>
-        <ns0:trPr>
-          <ns0:cantSplit/>
-        </ns0:trPr>
-        <ns0:tc>
-          <ns0:tcPr>
-            <ns0:tcW ns0:type="pct" ns0:w="1100"/>
-          </ns0:tcPr>
-          <ns0:p>
-            <ns0:pPr>
-              <ns0:pStyle ns0:val="Compact"/>
-              <ns0:jc ns0:val="left"/>
-            </ns0:pPr>
-            <ns0:r>
-              <ns0:t xml:space="preserve">CE1d</ns0:t>
-            </ns0:r>
-          </ns0:p>
-        </ns0:tc>
+            <ns0:tcW ns0:type="pct" ns0:w="1200"/>
+          </ns0:tcPr>
+          <ns0:p>
+            <ns0:pPr>
+              <ns0:pStyle ns0:val="Compact"/>
+              <ns0:jc ns0:val="right"/>
+            </ns0:pPr>
+            <ns0:r>
+              <ns0:t xml:space="preserve">0,23 %</ns0:t>
+            </ns0:r>
+          </ns0:p>
+        </ns0:tc>
+        <ns0:tc>
+          <ns0:tcPr>
+            <ns0:tcW ns0:type="pct" ns0:w="1200"/>
+          </ns0:tcPr>
+          <ns0:p>
+            <ns0:pPr>
+              <ns0:pStyle ns0:val="Compact"/>
+              <ns0:jc ns0:val="right"/>
+            </ns0:pPr>
+            <ns0:r>
+              <ns0:t xml:space="preserve">0,06 %</ns0:t>
+            </ns0:r>
+          </ns0:p>
+        </ns0:tc>
+        <ns0:tc>
+          <ns0:tcPr>
+            <ns0:tcW ns0:type="pct" ns0:w="1200"/>
+          </ns0:tcPr>
+          <ns0:p>
+            <ns0:pPr>
+              <ns0:pStyle ns0:val="Compact"/>
+              <ns0:jc ns0:val="right"/>
+            </ns0:pPr>
+            <ns0:r>
+              <ns0:t xml:space="preserve">0,29 %</ns0:t>
+            </ns0:r>
+          </ns0:p>
+        </ns0:tc>
+      </ns0:tr>
+      <ns0:tr>
+        <ns0:trPr>
+          <ns0:cantSplit/>
+        </ns0:trPr>
         <ns0:tc>
           <ns0:tcPr>
             <ns0:tcW ns0:type="pct" ns0:w="800"/>
@@ -23408,6 +24350,20 @@
           <ns0:p>
             <ns0:pPr>
               <ns0:pStyle ns0:val="Compact"/>
+              <ns0:jc ns0:val="left"/>
+            </ns0:pPr>
+            <ns0:r>
+              <ns0:t xml:space="preserve">CE1e</ns0:t>
+            </ns0:r>
+          </ns0:p>
+        </ns0:tc>
+        <ns0:tc>
+          <ns0:tcPr>
+            <ns0:tcW ns0:type="pct" ns0:w="600"/>
+          </ns0:tcPr>
+          <ns0:p>
+            <ns0:pPr>
+              <ns0:pStyle ns0:val="Compact"/>
               <ns0:jc ns0:val="center"/>
             </ns0:pPr>
             <ns0:r>
@@ -23417,37 +24373,51 @@
         </ns0:tc>
         <ns0:tc>
           <ns0:tcPr>
-            <ns0:tcW ns0:type="pct" ns0:w="3100"/>
-          </ns0:tcPr>
-          <ns0:p>
-            <ns0:pPr>
-              <ns0:pStyle ns0:val="Compact"/>
-              <ns0:jc ns0:val="right"/>
-            </ns0:pPr>
-            <ns0:r>
-              <ns0:t xml:space="preserve">0,29 %</ns0:t>
-            </ns0:r>
-          </ns0:p>
-        </ns0:tc>
-      </ns0:tr>
-      <ns0:tr>
-        <ns0:trPr>
-          <ns0:cantSplit/>
-        </ns0:trPr>
-        <ns0:tc>
-          <ns0:tcPr>
-            <ns0:tcW ns0:type="pct" ns0:w="1100"/>
-          </ns0:tcPr>
-          <ns0:p>
-            <ns0:pPr>
-              <ns0:pStyle ns0:val="Compact"/>
-              <ns0:jc ns0:val="left"/>
-            </ns0:pPr>
-            <ns0:r>
-              <ns0:t xml:space="preserve">CE1e</ns0:t>
-            </ns0:r>
-          </ns0:p>
-        </ns0:tc>
+            <ns0:tcW ns0:type="pct" ns0:w="1200"/>
+          </ns0:tcPr>
+          <ns0:p>
+            <ns0:pPr>
+              <ns0:pStyle ns0:val="Compact"/>
+              <ns0:jc ns0:val="right"/>
+            </ns0:pPr>
+            <ns0:r>
+              <ns0:t xml:space="preserve">0,12 %</ns0:t>
+            </ns0:r>
+          </ns0:p>
+        </ns0:tc>
+        <ns0:tc>
+          <ns0:tcPr>
+            <ns0:tcW ns0:type="pct" ns0:w="1200"/>
+          </ns0:tcPr>
+          <ns0:p>
+            <ns0:pPr>
+              <ns0:pStyle ns0:val="Compact"/>
+              <ns0:jc ns0:val="right"/>
+            </ns0:pPr>
+            <ns0:r>
+              <ns0:t xml:space="preserve">0,03 %</ns0:t>
+            </ns0:r>
+          </ns0:p>
+        </ns0:tc>
+        <ns0:tc>
+          <ns0:tcPr>
+            <ns0:tcW ns0:type="pct" ns0:w="1200"/>
+          </ns0:tcPr>
+          <ns0:p>
+            <ns0:pPr>
+              <ns0:pStyle ns0:val="Compact"/>
+              <ns0:jc ns0:val="right"/>
+            </ns0:pPr>
+            <ns0:r>
+              <ns0:t xml:space="preserve">0,15 %</ns0:t>
+            </ns0:r>
+          </ns0:p>
+        </ns0:tc>
+      </ns0:tr>
+      <ns0:tr>
+        <ns0:trPr>
+          <ns0:cantSplit/>
+        </ns0:trPr>
         <ns0:tc>
           <ns0:tcPr>
             <ns0:tcW ns0:type="pct" ns0:w="800"/>
@@ -23455,6 +24425,20 @@
           <ns0:p>
             <ns0:pPr>
               <ns0:pStyle ns0:val="Compact"/>
+              <ns0:jc ns0:val="left"/>
+            </ns0:pPr>
+            <ns0:r>
+              <ns0:t xml:space="preserve">CE1f</ns0:t>
+            </ns0:r>
+          </ns0:p>
+        </ns0:tc>
+        <ns0:tc>
+          <ns0:tcPr>
+            <ns0:tcW ns0:type="pct" ns0:w="600"/>
+          </ns0:tcPr>
+          <ns0:p>
+            <ns0:pPr>
+              <ns0:pStyle ns0:val="Compact"/>
               <ns0:jc ns0:val="center"/>
             </ns0:pPr>
             <ns0:r>
@@ -23464,37 +24448,51 @@
         </ns0:tc>
         <ns0:tc>
           <ns0:tcPr>
-            <ns0:tcW ns0:type="pct" ns0:w="3100"/>
-          </ns0:tcPr>
-          <ns0:p>
-            <ns0:pPr>
-              <ns0:pStyle ns0:val="Compact"/>
-              <ns0:jc ns0:val="right"/>
-            </ns0:pPr>
-            <ns0:r>
-              <ns0:t xml:space="preserve">0,14 %</ns0:t>
-            </ns0:r>
-          </ns0:p>
-        </ns0:tc>
-      </ns0:tr>
-      <ns0:tr>
-        <ns0:trPr>
-          <ns0:cantSplit/>
-        </ns0:trPr>
-        <ns0:tc>
-          <ns0:tcPr>
-            <ns0:tcW ns0:type="pct" ns0:w="1100"/>
-          </ns0:tcPr>
-          <ns0:p>
-            <ns0:pPr>
-              <ns0:pStyle ns0:val="Compact"/>
-              <ns0:jc ns0:val="left"/>
-            </ns0:pPr>
-            <ns0:r>
-              <ns0:t xml:space="preserve">CE1f</ns0:t>
-            </ns0:r>
-          </ns0:p>
-        </ns0:tc>
+            <ns0:tcW ns0:type="pct" ns0:w="1200"/>
+          </ns0:tcPr>
+          <ns0:p>
+            <ns0:pPr>
+              <ns0:pStyle ns0:val="Compact"/>
+              <ns0:jc ns0:val="right"/>
+            </ns0:pPr>
+            <ns0:r>
+              <ns0:t xml:space="preserve">0,12 %</ns0:t>
+            </ns0:r>
+          </ns0:p>
+        </ns0:tc>
+        <ns0:tc>
+          <ns0:tcPr>
+            <ns0:tcW ns0:type="pct" ns0:w="1200"/>
+          </ns0:tcPr>
+          <ns0:p>
+            <ns0:pPr>
+              <ns0:pStyle ns0:val="Compact"/>
+              <ns0:jc ns0:val="right"/>
+            </ns0:pPr>
+            <ns0:r>
+              <ns0:t xml:space="preserve">0,03 %</ns0:t>
+            </ns0:r>
+          </ns0:p>
+        </ns0:tc>
+        <ns0:tc>
+          <ns0:tcPr>
+            <ns0:tcW ns0:type="pct" ns0:w="1200"/>
+          </ns0:tcPr>
+          <ns0:p>
+            <ns0:pPr>
+              <ns0:pStyle ns0:val="Compact"/>
+              <ns0:jc ns0:val="right"/>
+            </ns0:pPr>
+            <ns0:r>
+              <ns0:t xml:space="preserve">0,15 %</ns0:t>
+            </ns0:r>
+          </ns0:p>
+        </ns0:tc>
+      </ns0:tr>
+      <ns0:tr>
+        <ns0:trPr>
+          <ns0:cantSplit/>
+        </ns0:trPr>
         <ns0:tc>
           <ns0:tcPr>
             <ns0:tcW ns0:type="pct" ns0:w="800"/>
@@ -23502,6 +24500,20 @@
           <ns0:p>
             <ns0:pPr>
               <ns0:pStyle ns0:val="Compact"/>
+              <ns0:jc ns0:val="left"/>
+            </ns0:pPr>
+            <ns0:r>
+              <ns0:t xml:space="preserve">CE1g</ns0:t>
+            </ns0:r>
+          </ns0:p>
+        </ns0:tc>
+        <ns0:tc>
+          <ns0:tcPr>
+            <ns0:tcW ns0:type="pct" ns0:w="600"/>
+          </ns0:tcPr>
+          <ns0:p>
+            <ns0:pPr>
+              <ns0:pStyle ns0:val="Compact"/>
               <ns0:jc ns0:val="center"/>
             </ns0:pPr>
             <ns0:r>
@@ -23511,37 +24523,51 @@
         </ns0:tc>
         <ns0:tc>
           <ns0:tcPr>
-            <ns0:tcW ns0:type="pct" ns0:w="3100"/>
-          </ns0:tcPr>
-          <ns0:p>
-            <ns0:pPr>
-              <ns0:pStyle ns0:val="Compact"/>
-              <ns0:jc ns0:val="right"/>
-            </ns0:pPr>
-            <ns0:r>
-              <ns0:t xml:space="preserve">0,14 %</ns0:t>
-            </ns0:r>
-          </ns0:p>
-        </ns0:tc>
-      </ns0:tr>
-      <ns0:tr>
-        <ns0:trPr>
-          <ns0:cantSplit/>
-        </ns0:trPr>
-        <ns0:tc>
-          <ns0:tcPr>
-            <ns0:tcW ns0:type="pct" ns0:w="1100"/>
-          </ns0:tcPr>
-          <ns0:p>
-            <ns0:pPr>
-              <ns0:pStyle ns0:val="Compact"/>
-              <ns0:jc ns0:val="left"/>
-            </ns0:pPr>
-            <ns0:r>
-              <ns0:t xml:space="preserve">CE1g</ns0:t>
-            </ns0:r>
-          </ns0:p>
-        </ns0:tc>
+            <ns0:tcW ns0:type="pct" ns0:w="1200"/>
+          </ns0:tcPr>
+          <ns0:p>
+            <ns0:pPr>
+              <ns0:pStyle ns0:val="Compact"/>
+              <ns0:jc ns0:val="right"/>
+            </ns0:pPr>
+            <ns0:r>
+              <ns0:t xml:space="preserve">0,46 %</ns0:t>
+            </ns0:r>
+          </ns0:p>
+        </ns0:tc>
+        <ns0:tc>
+          <ns0:tcPr>
+            <ns0:tcW ns0:type="pct" ns0:w="1200"/>
+          </ns0:tcPr>
+          <ns0:p>
+            <ns0:pPr>
+              <ns0:pStyle ns0:val="Compact"/>
+              <ns0:jc ns0:val="right"/>
+            </ns0:pPr>
+            <ns0:r>
+              <ns0:t xml:space="preserve">0,12 %</ns0:t>
+            </ns0:r>
+          </ns0:p>
+        </ns0:tc>
+        <ns0:tc>
+          <ns0:tcPr>
+            <ns0:tcW ns0:type="pct" ns0:w="1200"/>
+          </ns0:tcPr>
+          <ns0:p>
+            <ns0:pPr>
+              <ns0:pStyle ns0:val="Compact"/>
+              <ns0:jc ns0:val="right"/>
+            </ns0:pPr>
+            <ns0:r>
+              <ns0:t xml:space="preserve">0,58 %</ns0:t>
+            </ns0:r>
+          </ns0:p>
+        </ns0:tc>
+      </ns0:tr>
+      <ns0:tr>
+        <ns0:trPr>
+          <ns0:cantSplit/>
+        </ns0:trPr>
         <ns0:tc>
           <ns0:tcPr>
             <ns0:tcW ns0:type="pct" ns0:w="800"/>
@@ -23549,6 +24575,20 @@
           <ns0:p>
             <ns0:pPr>
               <ns0:pStyle ns0:val="Compact"/>
+              <ns0:jc ns0:val="left"/>
+            </ns0:pPr>
+            <ns0:r>
+              <ns0:t xml:space="preserve">CE1h</ns0:t>
+            </ns0:r>
+          </ns0:p>
+        </ns0:tc>
+        <ns0:tc>
+          <ns0:tcPr>
+            <ns0:tcW ns0:type="pct" ns0:w="600"/>
+          </ns0:tcPr>
+          <ns0:p>
+            <ns0:pPr>
+              <ns0:pStyle ns0:val="Compact"/>
               <ns0:jc ns0:val="center"/>
             </ns0:pPr>
             <ns0:r>
@@ -23558,73 +24598,54 @@
         </ns0:tc>
         <ns0:tc>
           <ns0:tcPr>
-            <ns0:tcW ns0:type="pct" ns0:w="3100"/>
-          </ns0:tcPr>
-          <ns0:p>
-            <ns0:pPr>
-              <ns0:pStyle ns0:val="Compact"/>
-              <ns0:jc ns0:val="right"/>
-            </ns0:pPr>
-            <ns0:r>
-              <ns0:t xml:space="preserve">0,58 %</ns0:t>
-            </ns0:r>
-          </ns0:p>
-        </ns0:tc>
-      </ns0:tr>
-      <ns0:tr>
-        <ns0:trPr>
-          <ns0:cantSplit/>
-        </ns0:trPr>
-        <ns0:tc>
-          <ns0:tcPr>
-            <ns0:tcW ns0:type="pct" ns0:w="1100"/>
-          </ns0:tcPr>
-          <ns0:p>
-            <ns0:pPr>
-              <ns0:pStyle ns0:val="Compact"/>
-              <ns0:jc ns0:val="left"/>
-            </ns0:pPr>
-            <ns0:r>
-              <ns0:t xml:space="preserve">CE1h</ns0:t>
-            </ns0:r>
-          </ns0:p>
-        </ns0:tc>
+            <ns0:tcW ns0:type="pct" ns0:w="1200"/>
+          </ns0:tcPr>
+          <ns0:p>
+            <ns0:pPr>
+              <ns0:pStyle ns0:val="Compact"/>
+              <ns0:jc ns0:val="right"/>
+            </ns0:pPr>
+            <ns0:r>
+              <ns0:t xml:space="preserve">0,12 %</ns0:t>
+            </ns0:r>
+          </ns0:p>
+        </ns0:tc>
+        <ns0:tc>
+          <ns0:tcPr>
+            <ns0:tcW ns0:type="pct" ns0:w="1200"/>
+          </ns0:tcPr>
+          <ns0:p>
+            <ns0:pPr>
+              <ns0:pStyle ns0:val="Compact"/>
+              <ns0:jc ns0:val="right"/>
+            </ns0:pPr>
+            <ns0:r>
+              <ns0:t xml:space="preserve">0,03 %</ns0:t>
+            </ns0:r>
+          </ns0:p>
+        </ns0:tc>
+        <ns0:tc>
+          <ns0:tcPr>
+            <ns0:tcW ns0:type="pct" ns0:w="1200"/>
+          </ns0:tcPr>
+          <ns0:p>
+            <ns0:pPr>
+              <ns0:pStyle ns0:val="Compact"/>
+              <ns0:jc ns0:val="right"/>
+            </ns0:pPr>
+            <ns0:r>
+              <ns0:t xml:space="preserve">0,15 %</ns0:t>
+            </ns0:r>
+          </ns0:p>
+        </ns0:tc>
+      </ns0:tr>
+      <ns0:tr>
+        <ns0:trPr>
+          <ns0:cantSplit/>
+        </ns0:trPr>
         <ns0:tc>
           <ns0:tcPr>
             <ns0:tcW ns0:type="pct" ns0:w="800"/>
-          </ns0:tcPr>
-          <ns0:p>
-            <ns0:pPr>
-              <ns0:pStyle ns0:val="Compact"/>
-              <ns0:jc ns0:val="center"/>
-            </ns0:pPr>
-            <ns0:r>
-              <ns0:t xml:space="preserve">RA1</ns0:t>
-            </ns0:r>
-          </ns0:p>
-        </ns0:tc>
-        <ns0:tc>
-          <ns0:tcPr>
-            <ns0:tcW ns0:type="pct" ns0:w="3100"/>
-          </ns0:tcPr>
-          <ns0:p>
-            <ns0:pPr>
-              <ns0:pStyle ns0:val="Compact"/>
-              <ns0:jc ns0:val="right"/>
-            </ns0:pPr>
-            <ns0:r>
-              <ns0:t xml:space="preserve">0,14 %</ns0:t>
-            </ns0:r>
-          </ns0:p>
-        </ns0:tc>
-      </ns0:tr>
-      <ns0:tr>
-        <ns0:trPr>
-          <ns0:cantSplit/>
-        </ns0:trPr>
-        <ns0:tc>
-          <ns0:tcPr>
-            <ns0:tcW ns0:type="pct" ns0:w="1100"/>
           </ns0:tcPr>
           <ns0:p>
             <ns0:pPr>
@@ -23642,7 +24663,7 @@
         </ns0:tc>
         <ns0:tc>
           <ns0:tcPr>
-            <ns0:tcW ns0:type="pct" ns0:w="800"/>
+            <ns0:tcW ns0:type="pct" ns0:w="600"/>
           </ns0:tcPr>
           <ns0:p>
             <ns0:pPr>
@@ -23656,7 +24677,43 @@
         </ns0:tc>
         <ns0:tc>
           <ns0:tcPr>
-            <ns0:tcW ns0:type="pct" ns0:w="3100"/>
+            <ns0:tcW ns0:type="pct" ns0:w="1200"/>
+          </ns0:tcPr>
+          <ns0:p>
+            <ns0:pPr>
+              <ns0:pStyle ns0:val="Compact"/>
+              <ns0:jc ns0:val="right"/>
+            </ns0:pPr>
+            <ns0:r>
+              <ns0:rPr>
+                <ns0:bCs/>
+                <ns0:b/>
+              </ns0:rPr>
+              <ns0:t xml:space="preserve">16,00 %</ns0:t>
+            </ns0:r>
+          </ns0:p>
+        </ns0:tc>
+        <ns0:tc>
+          <ns0:tcPr>
+            <ns0:tcW ns0:type="pct" ns0:w="1200"/>
+          </ns0:tcPr>
+          <ns0:p>
+            <ns0:pPr>
+              <ns0:pStyle ns0:val="Compact"/>
+              <ns0:jc ns0:val="right"/>
+            </ns0:pPr>
+            <ns0:r>
+              <ns0:rPr>
+                <ns0:bCs/>
+                <ns0:b/>
+              </ns0:rPr>
+              <ns0:t xml:space="preserve">4,00 %</ns0:t>
+            </ns0:r>
+          </ns0:p>
+        </ns0:tc>
+        <ns0:tc>
+          <ns0:tcPr>
+            <ns0:tcW ns0:type="pct" ns0:w="1200"/>
           </ns0:tcPr>
           <ns0:p>
             <ns0:pPr>
@@ -23679,7 +24736,7 @@
         </ns0:trPr>
         <ns0:tc>
           <ns0:tcPr>
-            <ns0:tcW ns0:type="pct" ns0:w="1100"/>
+            <ns0:tcW ns0:type="pct" ns0:w="800"/>
           </ns0:tcPr>
           <ns0:p>
             <ns0:pPr>
@@ -23693,11 +24750,86 @@
         </ns0:tc>
         <ns0:tc>
           <ns0:tcPr>
+            <ns0:tcW ns0:type="pct" ns0:w="600"/>
+          </ns0:tcPr>
+          <ns0:p>
+            <ns0:pPr>
+              <ns0:pStyle ns0:val="Compact"/>
+              <ns0:jc ns0:val="center"/>
+            </ns0:pPr>
+            <ns0:r>
+              <ns0:t xml:space="preserve">RA2</ns0:t>
+            </ns0:r>
+          </ns0:p>
+        </ns0:tc>
+        <ns0:tc>
+          <ns0:tcPr>
+            <ns0:tcW ns0:type="pct" ns0:w="1200"/>
+          </ns0:tcPr>
+          <ns0:p>
+            <ns0:pPr>
+              <ns0:pStyle ns0:val="Compact"/>
+              <ns0:jc ns0:val="right"/>
+            </ns0:pPr>
+            <ns0:r>
+              <ns0:t xml:space="preserve">0,35 %</ns0:t>
+            </ns0:r>
+          </ns0:p>
+        </ns0:tc>
+        <ns0:tc>
+          <ns0:tcPr>
+            <ns0:tcW ns0:type="pct" ns0:w="1200"/>
+          </ns0:tcPr>
+          <ns0:p>
+            <ns0:pPr>
+              <ns0:pStyle ns0:val="Compact"/>
+              <ns0:jc ns0:val="right"/>
+            </ns0:pPr>
+            <ns0:r>
+              <ns0:t xml:space="preserve">0,09 %</ns0:t>
+            </ns0:r>
+          </ns0:p>
+        </ns0:tc>
+        <ns0:tc>
+          <ns0:tcPr>
+            <ns0:tcW ns0:type="pct" ns0:w="1200"/>
+          </ns0:tcPr>
+          <ns0:p>
+            <ns0:pPr>
+              <ns0:pStyle ns0:val="Compact"/>
+              <ns0:jc ns0:val="right"/>
+            </ns0:pPr>
+            <ns0:r>
+              <ns0:t xml:space="preserve">0,44 %</ns0:t>
+            </ns0:r>
+          </ns0:p>
+        </ns0:tc>
+      </ns0:tr>
+      <ns0:tr>
+        <ns0:trPr>
+          <ns0:cantSplit/>
+        </ns0:trPr>
+        <ns0:tc>
+          <ns0:tcPr>
             <ns0:tcW ns0:type="pct" ns0:w="800"/>
           </ns0:tcPr>
           <ns0:p>
             <ns0:pPr>
               <ns0:pStyle ns0:val="Compact"/>
+              <ns0:jc ns0:val="left"/>
+            </ns0:pPr>
+            <ns0:r>
+              <ns0:t xml:space="preserve">CE2b</ns0:t>
+            </ns0:r>
+          </ns0:p>
+        </ns0:tc>
+        <ns0:tc>
+          <ns0:tcPr>
+            <ns0:tcW ns0:type="pct" ns0:w="600"/>
+          </ns0:tcPr>
+          <ns0:p>
+            <ns0:pPr>
+              <ns0:pStyle ns0:val="Compact"/>
               <ns0:jc ns0:val="center"/>
             </ns0:pPr>
             <ns0:r>
@@ -23707,7 +24839,35 @@
         </ns0:tc>
         <ns0:tc>
           <ns0:tcPr>
-            <ns0:tcW ns0:type="pct" ns0:w="3100"/>
+            <ns0:tcW ns0:type="pct" ns0:w="1200"/>
+          </ns0:tcPr>
+          <ns0:p>
+            <ns0:pPr>
+              <ns0:pStyle ns0:val="Compact"/>
+              <ns0:jc ns0:val="right"/>
+            </ns0:pPr>
+            <ns0:r>
+              <ns0:t xml:space="preserve">0,35 %</ns0:t>
+            </ns0:r>
+          </ns0:p>
+        </ns0:tc>
+        <ns0:tc>
+          <ns0:tcPr>
+            <ns0:tcW ns0:type="pct" ns0:w="1200"/>
+          </ns0:tcPr>
+          <ns0:p>
+            <ns0:pPr>
+              <ns0:pStyle ns0:val="Compact"/>
+              <ns0:jc ns0:val="right"/>
+            </ns0:pPr>
+            <ns0:r>
+              <ns0:t xml:space="preserve">0,09 %</ns0:t>
+            </ns0:r>
+          </ns0:p>
+        </ns0:tc>
+        <ns0:tc>
+          <ns0:tcPr>
+            <ns0:tcW ns0:type="pct" ns0:w="1200"/>
           </ns0:tcPr>
           <ns0:p>
             <ns0:pPr>
@@ -23726,25 +24886,25 @@
         </ns0:trPr>
         <ns0:tc>
           <ns0:tcPr>
-            <ns0:tcW ns0:type="pct" ns0:w="1100"/>
-          </ns0:tcPr>
-          <ns0:p>
-            <ns0:pPr>
-              <ns0:pStyle ns0:val="Compact"/>
-              <ns0:jc ns0:val="left"/>
-            </ns0:pPr>
-            <ns0:r>
-              <ns0:t xml:space="preserve">CE2b</ns0:t>
-            </ns0:r>
-          </ns0:p>
-        </ns0:tc>
-        <ns0:tc>
-          <ns0:tcPr>
             <ns0:tcW ns0:type="pct" ns0:w="800"/>
           </ns0:tcPr>
           <ns0:p>
             <ns0:pPr>
               <ns0:pStyle ns0:val="Compact"/>
+              <ns0:jc ns0:val="left"/>
+            </ns0:pPr>
+            <ns0:r>
+              <ns0:t xml:space="preserve">CE2c</ns0:t>
+            </ns0:r>
+          </ns0:p>
+        </ns0:tc>
+        <ns0:tc>
+          <ns0:tcPr>
+            <ns0:tcW ns0:type="pct" ns0:w="600"/>
+          </ns0:tcPr>
+          <ns0:p>
+            <ns0:pPr>
+              <ns0:pStyle ns0:val="Compact"/>
               <ns0:jc ns0:val="center"/>
             </ns0:pPr>
             <ns0:r>
@@ -23754,7 +24914,246 @@
         </ns0:tc>
         <ns0:tc>
           <ns0:tcPr>
-            <ns0:tcW ns0:type="pct" ns0:w="3100"/>
+            <ns0:tcW ns0:type="pct" ns0:w="1200"/>
+          </ns0:tcPr>
+          <ns0:p>
+            <ns0:pPr>
+              <ns0:pStyle ns0:val="Compact"/>
+              <ns0:jc ns0:val="right"/>
+            </ns0:pPr>
+            <ns0:r>
+              <ns0:t xml:space="preserve">3,16 %</ns0:t>
+            </ns0:r>
+          </ns0:p>
+        </ns0:tc>
+        <ns0:tc>
+          <ns0:tcPr>
+            <ns0:tcW ns0:type="pct" ns0:w="1200"/>
+          </ns0:tcPr>
+          <ns0:p>
+            <ns0:pPr>
+              <ns0:pStyle ns0:val="Compact"/>
+              <ns0:jc ns0:val="right"/>
+            </ns0:pPr>
+            <ns0:r>
+              <ns0:t xml:space="preserve">0,79 %</ns0:t>
+            </ns0:r>
+          </ns0:p>
+        </ns0:tc>
+        <ns0:tc>
+          <ns0:tcPr>
+            <ns0:tcW ns0:type="pct" ns0:w="1200"/>
+          </ns0:tcPr>
+          <ns0:p>
+            <ns0:pPr>
+              <ns0:pStyle ns0:val="Compact"/>
+              <ns0:jc ns0:val="right"/>
+            </ns0:pPr>
+            <ns0:r>
+              <ns0:t xml:space="preserve">3,95 %</ns0:t>
+            </ns0:r>
+          </ns0:p>
+        </ns0:tc>
+      </ns0:tr>
+      <ns0:tr>
+        <ns0:trPr>
+          <ns0:cantSplit/>
+        </ns0:trPr>
+        <ns0:tc>
+          <ns0:tcPr>
+            <ns0:tcW ns0:type="pct" ns0:w="800"/>
+          </ns0:tcPr>
+          <ns0:p>
+            <ns0:pPr>
+              <ns0:pStyle ns0:val="Compact"/>
+              <ns0:jc ns0:val="left"/>
+            </ns0:pPr>
+            <ns0:r>
+              <ns0:t xml:space="preserve">CE2d</ns0:t>
+            </ns0:r>
+          </ns0:p>
+        </ns0:tc>
+        <ns0:tc>
+          <ns0:tcPr>
+            <ns0:tcW ns0:type="pct" ns0:w="600"/>
+          </ns0:tcPr>
+          <ns0:p>
+            <ns0:pPr>
+              <ns0:pStyle ns0:val="Compact"/>
+              <ns0:jc ns0:val="center"/>
+            </ns0:pPr>
+            <ns0:r>
+              <ns0:t xml:space="preserve">RA2</ns0:t>
+            </ns0:r>
+          </ns0:p>
+        </ns0:tc>
+        <ns0:tc>
+          <ns0:tcPr>
+            <ns0:tcW ns0:type="pct" ns0:w="1200"/>
+          </ns0:tcPr>
+          <ns0:p>
+            <ns0:pPr>
+              <ns0:pStyle ns0:val="Compact"/>
+              <ns0:jc ns0:val="right"/>
+            </ns0:pPr>
+            <ns0:r>
+              <ns0:t xml:space="preserve">1,25 %</ns0:t>
+            </ns0:r>
+          </ns0:p>
+        </ns0:tc>
+        <ns0:tc>
+          <ns0:tcPr>
+            <ns0:tcW ns0:type="pct" ns0:w="1200"/>
+          </ns0:tcPr>
+          <ns0:p>
+            <ns0:pPr>
+              <ns0:pStyle ns0:val="Compact"/>
+              <ns0:jc ns0:val="right"/>
+            </ns0:pPr>
+            <ns0:r>
+              <ns0:t xml:space="preserve">0,31 %</ns0:t>
+            </ns0:r>
+          </ns0:p>
+        </ns0:tc>
+        <ns0:tc>
+          <ns0:tcPr>
+            <ns0:tcW ns0:type="pct" ns0:w="1200"/>
+          </ns0:tcPr>
+          <ns0:p>
+            <ns0:pPr>
+              <ns0:pStyle ns0:val="Compact"/>
+              <ns0:jc ns0:val="right"/>
+            </ns0:pPr>
+            <ns0:r>
+              <ns0:t xml:space="preserve">1,56 %</ns0:t>
+            </ns0:r>
+          </ns0:p>
+        </ns0:tc>
+      </ns0:tr>
+      <ns0:tr>
+        <ns0:trPr>
+          <ns0:cantSplit/>
+        </ns0:trPr>
+        <ns0:tc>
+          <ns0:tcPr>
+            <ns0:tcW ns0:type="pct" ns0:w="800"/>
+          </ns0:tcPr>
+          <ns0:p>
+            <ns0:pPr>
+              <ns0:pStyle ns0:val="Compact"/>
+              <ns0:jc ns0:val="left"/>
+            </ns0:pPr>
+            <ns0:r>
+              <ns0:t xml:space="preserve">CE2e</ns0:t>
+            </ns0:r>
+          </ns0:p>
+        </ns0:tc>
+        <ns0:tc>
+          <ns0:tcPr>
+            <ns0:tcW ns0:type="pct" ns0:w="600"/>
+          </ns0:tcPr>
+          <ns0:p>
+            <ns0:pPr>
+              <ns0:pStyle ns0:val="Compact"/>
+              <ns0:jc ns0:val="center"/>
+            </ns0:pPr>
+            <ns0:r>
+              <ns0:t xml:space="preserve">RA2</ns0:t>
+            </ns0:r>
+          </ns0:p>
+        </ns0:tc>
+        <ns0:tc>
+          <ns0:tcPr>
+            <ns0:tcW ns0:type="pct" ns0:w="1200"/>
+          </ns0:tcPr>
+          <ns0:p>
+            <ns0:pPr>
+              <ns0:pStyle ns0:val="Compact"/>
+              <ns0:jc ns0:val="right"/>
+            </ns0:pPr>
+            <ns0:r>
+              <ns0:t xml:space="preserve">0,55 %</ns0:t>
+            </ns0:r>
+          </ns0:p>
+        </ns0:tc>
+        <ns0:tc>
+          <ns0:tcPr>
+            <ns0:tcW ns0:type="pct" ns0:w="1200"/>
+          </ns0:tcPr>
+          <ns0:p>
+            <ns0:pPr>
+              <ns0:pStyle ns0:val="Compact"/>
+              <ns0:jc ns0:val="right"/>
+            </ns0:pPr>
+            <ns0:r>
+              <ns0:t xml:space="preserve">0,14 %</ns0:t>
+            </ns0:r>
+          </ns0:p>
+        </ns0:tc>
+        <ns0:tc>
+          <ns0:tcPr>
+            <ns0:tcW ns0:type="pct" ns0:w="1200"/>
+          </ns0:tcPr>
+          <ns0:p>
+            <ns0:pPr>
+              <ns0:pStyle ns0:val="Compact"/>
+              <ns0:jc ns0:val="right"/>
+            </ns0:pPr>
+            <ns0:r>
+              <ns0:t xml:space="preserve">0,69 %</ns0:t>
+            </ns0:r>
+          </ns0:p>
+        </ns0:tc>
+      </ns0:tr>
+      <ns0:tr>
+        <ns0:trPr>
+          <ns0:cantSplit/>
+        </ns0:trPr>
+        <ns0:tc>
+          <ns0:tcPr>
+            <ns0:tcW ns0:type="pct" ns0:w="800"/>
+          </ns0:tcPr>
+          <ns0:p>
+            <ns0:pPr>
+              <ns0:pStyle ns0:val="Compact"/>
+              <ns0:jc ns0:val="left"/>
+            </ns0:pPr>
+            <ns0:r>
+              <ns0:t xml:space="preserve">CE2f</ns0:t>
+            </ns0:r>
+          </ns0:p>
+        </ns0:tc>
+        <ns0:tc>
+          <ns0:tcPr>
+            <ns0:tcW ns0:type="pct" ns0:w="600"/>
+          </ns0:tcPr>
+          <ns0:p>
+            <ns0:pPr>
+              <ns0:pStyle ns0:val="Compact"/>
+              <ns0:jc ns0:val="center"/>
+            </ns0:pPr>
+            <ns0:r>
+              <ns0:t xml:space="preserve">RA2</ns0:t>
+            </ns0:r>
+          </ns0:p>
+        </ns0:tc>
+        <ns0:tc>
+          <ns0:tcPr>
+            <ns0:tcW ns0:type="pct" ns0:w="1200"/>
+          </ns0:tcPr>
+          <ns0:p>
+            <ns0:pPr>
+              <ns0:pStyle ns0:val="Compact"/>
+              <ns0:jc ns0:val="right"/>
+            </ns0:pPr>
+            <ns0:r>
+              <ns0:t xml:space="preserve">1,78 %</ns0:t>
+            </ns0:r>
+          </ns0:p>
+        </ns0:tc>
+        <ns0:tc>
+          <ns0:tcPr>
+            <ns0:tcW ns0:type="pct" ns0:w="1200"/>
           </ns0:tcPr>
           <ns0:p>
             <ns0:pPr>
@@ -23766,25 +25165,25 @@
             </ns0:r>
           </ns0:p>
         </ns0:tc>
-      </ns0:tr>
-      <ns0:tr>
-        <ns0:trPr>
-          <ns0:cantSplit/>
-        </ns0:trPr>
-        <ns0:tc>
-          <ns0:tcPr>
-            <ns0:tcW ns0:type="pct" ns0:w="1100"/>
-          </ns0:tcPr>
-          <ns0:p>
-            <ns0:pPr>
-              <ns0:pStyle ns0:val="Compact"/>
-              <ns0:jc ns0:val="left"/>
-            </ns0:pPr>
-            <ns0:r>
-              <ns0:t xml:space="preserve">CE2c</ns0:t>
-            </ns0:r>
-          </ns0:p>
-        </ns0:tc>
+        <ns0:tc>
+          <ns0:tcPr>
+            <ns0:tcW ns0:type="pct" ns0:w="1200"/>
+          </ns0:tcPr>
+          <ns0:p>
+            <ns0:pPr>
+              <ns0:pStyle ns0:val="Compact"/>
+              <ns0:jc ns0:val="right"/>
+            </ns0:pPr>
+            <ns0:r>
+              <ns0:t xml:space="preserve">2,22 %</ns0:t>
+            </ns0:r>
+          </ns0:p>
+        </ns0:tc>
+      </ns0:tr>
+      <ns0:tr>
+        <ns0:trPr>
+          <ns0:cantSplit/>
+        </ns0:trPr>
         <ns0:tc>
           <ns0:tcPr>
             <ns0:tcW ns0:type="pct" ns0:w="800"/>
@@ -23792,6 +25191,20 @@
           <ns0:p>
             <ns0:pPr>
               <ns0:pStyle ns0:val="Compact"/>
+              <ns0:jc ns0:val="left"/>
+            </ns0:pPr>
+            <ns0:r>
+              <ns0:t xml:space="preserve">CE2g</ns0:t>
+            </ns0:r>
+          </ns0:p>
+        </ns0:tc>
+        <ns0:tc>
+          <ns0:tcPr>
+            <ns0:tcW ns0:type="pct" ns0:w="600"/>
+          </ns0:tcPr>
+          <ns0:p>
+            <ns0:pPr>
+              <ns0:pStyle ns0:val="Compact"/>
               <ns0:jc ns0:val="center"/>
             </ns0:pPr>
             <ns0:r>
@@ -23801,37 +25214,51 @@
         </ns0:tc>
         <ns0:tc>
           <ns0:tcPr>
-            <ns0:tcW ns0:type="pct" ns0:w="3100"/>
-          </ns0:tcPr>
-          <ns0:p>
-            <ns0:pPr>
-              <ns0:pStyle ns0:val="Compact"/>
-              <ns0:jc ns0:val="right"/>
-            </ns0:pPr>
-            <ns0:r>
-              <ns0:t xml:space="preserve">3,95 %</ns0:t>
-            </ns0:r>
-          </ns0:p>
-        </ns0:tc>
-      </ns0:tr>
-      <ns0:tr>
-        <ns0:trPr>
-          <ns0:cantSplit/>
-        </ns0:trPr>
-        <ns0:tc>
-          <ns0:tcPr>
-            <ns0:tcW ns0:type="pct" ns0:w="1100"/>
-          </ns0:tcPr>
-          <ns0:p>
-            <ns0:pPr>
-              <ns0:pStyle ns0:val="Compact"/>
-              <ns0:jc ns0:val="left"/>
-            </ns0:pPr>
-            <ns0:r>
-              <ns0:t xml:space="preserve">CE2d</ns0:t>
-            </ns0:r>
-          </ns0:p>
-        </ns0:tc>
+            <ns0:tcW ns0:type="pct" ns0:w="1200"/>
+          </ns0:tcPr>
+          <ns0:p>
+            <ns0:pPr>
+              <ns0:pStyle ns0:val="Compact"/>
+              <ns0:jc ns0:val="right"/>
+            </ns0:pPr>
+            <ns0:r>
+              <ns0:t xml:space="preserve">0,73 %</ns0:t>
+            </ns0:r>
+          </ns0:p>
+        </ns0:tc>
+        <ns0:tc>
+          <ns0:tcPr>
+            <ns0:tcW ns0:type="pct" ns0:w="1200"/>
+          </ns0:tcPr>
+          <ns0:p>
+            <ns0:pPr>
+              <ns0:pStyle ns0:val="Compact"/>
+              <ns0:jc ns0:val="right"/>
+            </ns0:pPr>
+            <ns0:r>
+              <ns0:t xml:space="preserve">0,18 %</ns0:t>
+            </ns0:r>
+          </ns0:p>
+        </ns0:tc>
+        <ns0:tc>
+          <ns0:tcPr>
+            <ns0:tcW ns0:type="pct" ns0:w="1200"/>
+          </ns0:tcPr>
+          <ns0:p>
+            <ns0:pPr>
+              <ns0:pStyle ns0:val="Compact"/>
+              <ns0:jc ns0:val="right"/>
+            </ns0:pPr>
+            <ns0:r>
+              <ns0:t xml:space="preserve">0,91 %</ns0:t>
+            </ns0:r>
+          </ns0:p>
+        </ns0:tc>
+      </ns0:tr>
+      <ns0:tr>
+        <ns0:trPr>
+          <ns0:cantSplit/>
+        </ns0:trPr>
         <ns0:tc>
           <ns0:tcPr>
             <ns0:tcW ns0:type="pct" ns0:w="800"/>
@@ -23839,6 +25266,20 @@
           <ns0:p>
             <ns0:pPr>
               <ns0:pStyle ns0:val="Compact"/>
+              <ns0:jc ns0:val="left"/>
+            </ns0:pPr>
+            <ns0:r>
+              <ns0:t xml:space="preserve">CE2h</ns0:t>
+            </ns0:r>
+          </ns0:p>
+        </ns0:tc>
+        <ns0:tc>
+          <ns0:tcPr>
+            <ns0:tcW ns0:type="pct" ns0:w="600"/>
+          </ns0:tcPr>
+          <ns0:p>
+            <ns0:pPr>
+              <ns0:pStyle ns0:val="Compact"/>
               <ns0:jc ns0:val="center"/>
             </ns0:pPr>
             <ns0:r>
@@ -23848,37 +25289,51 @@
         </ns0:tc>
         <ns0:tc>
           <ns0:tcPr>
-            <ns0:tcW ns0:type="pct" ns0:w="3100"/>
-          </ns0:tcPr>
-          <ns0:p>
-            <ns0:pPr>
-              <ns0:pStyle ns0:val="Compact"/>
-              <ns0:jc ns0:val="right"/>
-            </ns0:pPr>
-            <ns0:r>
-              <ns0:t xml:space="preserve">1,56 %</ns0:t>
-            </ns0:r>
-          </ns0:p>
-        </ns0:tc>
-      </ns0:tr>
-      <ns0:tr>
-        <ns0:trPr>
-          <ns0:cantSplit/>
-        </ns0:trPr>
-        <ns0:tc>
-          <ns0:tcPr>
-            <ns0:tcW ns0:type="pct" ns0:w="1100"/>
-          </ns0:tcPr>
-          <ns0:p>
-            <ns0:pPr>
-              <ns0:pStyle ns0:val="Compact"/>
-              <ns0:jc ns0:val="left"/>
-            </ns0:pPr>
-            <ns0:r>
-              <ns0:t xml:space="preserve">CE2e</ns0:t>
-            </ns0:r>
-          </ns0:p>
-        </ns0:tc>
+            <ns0:tcW ns0:type="pct" ns0:w="1200"/>
+          </ns0:tcPr>
+          <ns0:p>
+            <ns0:pPr>
+              <ns0:pStyle ns0:val="Compact"/>
+              <ns0:jc ns0:val="right"/>
+            </ns0:pPr>
+            <ns0:r>
+              <ns0:t xml:space="preserve">0,15 %</ns0:t>
+            </ns0:r>
+          </ns0:p>
+        </ns0:tc>
+        <ns0:tc>
+          <ns0:tcPr>
+            <ns0:tcW ns0:type="pct" ns0:w="1200"/>
+          </ns0:tcPr>
+          <ns0:p>
+            <ns0:pPr>
+              <ns0:pStyle ns0:val="Compact"/>
+              <ns0:jc ns0:val="right"/>
+            </ns0:pPr>
+            <ns0:r>
+              <ns0:t xml:space="preserve">0,04 %</ns0:t>
+            </ns0:r>
+          </ns0:p>
+        </ns0:tc>
+        <ns0:tc>
+          <ns0:tcPr>
+            <ns0:tcW ns0:type="pct" ns0:w="1200"/>
+          </ns0:tcPr>
+          <ns0:p>
+            <ns0:pPr>
+              <ns0:pStyle ns0:val="Compact"/>
+              <ns0:jc ns0:val="right"/>
+            </ns0:pPr>
+            <ns0:r>
+              <ns0:t xml:space="preserve">0,19 %</ns0:t>
+            </ns0:r>
+          </ns0:p>
+        </ns0:tc>
+      </ns0:tr>
+      <ns0:tr>
+        <ns0:trPr>
+          <ns0:cantSplit/>
+        </ns0:trPr>
         <ns0:tc>
           <ns0:tcPr>
             <ns0:tcW ns0:type="pct" ns0:w="800"/>
@@ -23886,6 +25341,20 @@
           <ns0:p>
             <ns0:pPr>
               <ns0:pStyle ns0:val="Compact"/>
+              <ns0:jc ns0:val="left"/>
+            </ns0:pPr>
+            <ns0:r>
+              <ns0:t xml:space="preserve">CE2i</ns0:t>
+            </ns0:r>
+          </ns0:p>
+        </ns0:tc>
+        <ns0:tc>
+          <ns0:tcPr>
+            <ns0:tcW ns0:type="pct" ns0:w="600"/>
+          </ns0:tcPr>
+          <ns0:p>
+            <ns0:pPr>
+              <ns0:pStyle ns0:val="Compact"/>
               <ns0:jc ns0:val="center"/>
             </ns0:pPr>
             <ns0:r>
@@ -23895,7 +25364,35 @@
         </ns0:tc>
         <ns0:tc>
           <ns0:tcPr>
-            <ns0:tcW ns0:type="pct" ns0:w="3100"/>
+            <ns0:tcW ns0:type="pct" ns0:w="1200"/>
+          </ns0:tcPr>
+          <ns0:p>
+            <ns0:pPr>
+              <ns0:pStyle ns0:val="Compact"/>
+              <ns0:jc ns0:val="right"/>
+            </ns0:pPr>
+            <ns0:r>
+              <ns0:t xml:space="preserve">0,55 %</ns0:t>
+            </ns0:r>
+          </ns0:p>
+        </ns0:tc>
+        <ns0:tc>
+          <ns0:tcPr>
+            <ns0:tcW ns0:type="pct" ns0:w="1200"/>
+          </ns0:tcPr>
+          <ns0:p>
+            <ns0:pPr>
+              <ns0:pStyle ns0:val="Compact"/>
+              <ns0:jc ns0:val="right"/>
+            </ns0:pPr>
+            <ns0:r>
+              <ns0:t xml:space="preserve">0,14 %</ns0:t>
+            </ns0:r>
+          </ns0:p>
+        </ns0:tc>
+        <ns0:tc>
+          <ns0:tcPr>
+            <ns0:tcW ns0:type="pct" ns0:w="1200"/>
           </ns0:tcPr>
           <ns0:p>
             <ns0:pPr>
@@ -23914,25 +25411,25 @@
         </ns0:trPr>
         <ns0:tc>
           <ns0:tcPr>
-            <ns0:tcW ns0:type="pct" ns0:w="1100"/>
-          </ns0:tcPr>
-          <ns0:p>
-            <ns0:pPr>
-              <ns0:pStyle ns0:val="Compact"/>
-              <ns0:jc ns0:val="left"/>
-            </ns0:pPr>
-            <ns0:r>
-              <ns0:t xml:space="preserve">CE2f</ns0:t>
-            </ns0:r>
-          </ns0:p>
-        </ns0:tc>
-        <ns0:tc>
-          <ns0:tcPr>
             <ns0:tcW ns0:type="pct" ns0:w="800"/>
           </ns0:tcPr>
           <ns0:p>
             <ns0:pPr>
               <ns0:pStyle ns0:val="Compact"/>
+              <ns0:jc ns0:val="left"/>
+            </ns0:pPr>
+            <ns0:r>
+              <ns0:t xml:space="preserve">CE2j</ns0:t>
+            </ns0:r>
+          </ns0:p>
+        </ns0:tc>
+        <ns0:tc>
+          <ns0:tcPr>
+            <ns0:tcW ns0:type="pct" ns0:w="600"/>
+          </ns0:tcPr>
+          <ns0:p>
+            <ns0:pPr>
+              <ns0:pStyle ns0:val="Compact"/>
               <ns0:jc ns0:val="center"/>
             </ns0:pPr>
             <ns0:r>
@@ -23942,214 +25439,54 @@
         </ns0:tc>
         <ns0:tc>
           <ns0:tcPr>
-            <ns0:tcW ns0:type="pct" ns0:w="3100"/>
-          </ns0:tcPr>
-          <ns0:p>
-            <ns0:pPr>
-              <ns0:pStyle ns0:val="Compact"/>
-              <ns0:jc ns0:val="right"/>
-            </ns0:pPr>
-            <ns0:r>
-              <ns0:t xml:space="preserve">2,22 %</ns0:t>
-            </ns0:r>
-          </ns0:p>
-        </ns0:tc>
-      </ns0:tr>
-      <ns0:tr>
-        <ns0:trPr>
-          <ns0:cantSplit/>
-        </ns0:trPr>
-        <ns0:tc>
-          <ns0:tcPr>
-            <ns0:tcW ns0:type="pct" ns0:w="1100"/>
-          </ns0:tcPr>
-          <ns0:p>
-            <ns0:pPr>
-              <ns0:pStyle ns0:val="Compact"/>
-              <ns0:jc ns0:val="left"/>
-            </ns0:pPr>
-            <ns0:r>
-              <ns0:t xml:space="preserve">CE2g</ns0:t>
-            </ns0:r>
-          </ns0:p>
-        </ns0:tc>
+            <ns0:tcW ns0:type="pct" ns0:w="1200"/>
+          </ns0:tcPr>
+          <ns0:p>
+            <ns0:pPr>
+              <ns0:pStyle ns0:val="Compact"/>
+              <ns0:jc ns0:val="right"/>
+            </ns0:pPr>
+            <ns0:r>
+              <ns0:t xml:space="preserve">0,73 %</ns0:t>
+            </ns0:r>
+          </ns0:p>
+        </ns0:tc>
+        <ns0:tc>
+          <ns0:tcPr>
+            <ns0:tcW ns0:type="pct" ns0:w="1200"/>
+          </ns0:tcPr>
+          <ns0:p>
+            <ns0:pPr>
+              <ns0:pStyle ns0:val="Compact"/>
+              <ns0:jc ns0:val="right"/>
+            </ns0:pPr>
+            <ns0:r>
+              <ns0:t xml:space="preserve">0,18 %</ns0:t>
+            </ns0:r>
+          </ns0:p>
+        </ns0:tc>
+        <ns0:tc>
+          <ns0:tcPr>
+            <ns0:tcW ns0:type="pct" ns0:w="1200"/>
+          </ns0:tcPr>
+          <ns0:p>
+            <ns0:pPr>
+              <ns0:pStyle ns0:val="Compact"/>
+              <ns0:jc ns0:val="right"/>
+            </ns0:pPr>
+            <ns0:r>
+              <ns0:t xml:space="preserve">0,91 %</ns0:t>
+            </ns0:r>
+          </ns0:p>
+        </ns0:tc>
+      </ns0:tr>
+      <ns0:tr>
+        <ns0:trPr>
+          <ns0:cantSplit/>
+        </ns0:trPr>
         <ns0:tc>
           <ns0:tcPr>
             <ns0:tcW ns0:type="pct" ns0:w="800"/>
-          </ns0:tcPr>
-          <ns0:p>
-            <ns0:pPr>
-              <ns0:pStyle ns0:val="Compact"/>
-              <ns0:jc ns0:val="center"/>
-            </ns0:pPr>
-            <ns0:r>
-              <ns0:t xml:space="preserve">RA2</ns0:t>
-            </ns0:r>
-          </ns0:p>
-        </ns0:tc>
-        <ns0:tc>
-          <ns0:tcPr>
-            <ns0:tcW ns0:type="pct" ns0:w="3100"/>
-          </ns0:tcPr>
-          <ns0:p>
-            <ns0:pPr>
-              <ns0:pStyle ns0:val="Compact"/>
-              <ns0:jc ns0:val="right"/>
-            </ns0:pPr>
-            <ns0:r>
-              <ns0:t xml:space="preserve">0,91 %</ns0:t>
-            </ns0:r>
-          </ns0:p>
-        </ns0:tc>
-      </ns0:tr>
-      <ns0:tr>
-        <ns0:trPr>
-          <ns0:cantSplit/>
-        </ns0:trPr>
-        <ns0:tc>
-          <ns0:tcPr>
-            <ns0:tcW ns0:type="pct" ns0:w="1100"/>
-          </ns0:tcPr>
-          <ns0:p>
-            <ns0:pPr>
-              <ns0:pStyle ns0:val="Compact"/>
-              <ns0:jc ns0:val="left"/>
-            </ns0:pPr>
-            <ns0:r>
-              <ns0:t xml:space="preserve">CE2h</ns0:t>
-            </ns0:r>
-          </ns0:p>
-        </ns0:tc>
-        <ns0:tc>
-          <ns0:tcPr>
-            <ns0:tcW ns0:type="pct" ns0:w="800"/>
-          </ns0:tcPr>
-          <ns0:p>
-            <ns0:pPr>
-              <ns0:pStyle ns0:val="Compact"/>
-              <ns0:jc ns0:val="center"/>
-            </ns0:pPr>
-            <ns0:r>
-              <ns0:t xml:space="preserve">RA2</ns0:t>
-            </ns0:r>
-          </ns0:p>
-        </ns0:tc>
-        <ns0:tc>
-          <ns0:tcPr>
-            <ns0:tcW ns0:type="pct" ns0:w="3100"/>
-          </ns0:tcPr>
-          <ns0:p>
-            <ns0:pPr>
-              <ns0:pStyle ns0:val="Compact"/>
-              <ns0:jc ns0:val="right"/>
-            </ns0:pPr>
-            <ns0:r>
-              <ns0:t xml:space="preserve">0,19 %</ns0:t>
-            </ns0:r>
-          </ns0:p>
-        </ns0:tc>
-      </ns0:tr>
-      <ns0:tr>
-        <ns0:trPr>
-          <ns0:cantSplit/>
-        </ns0:trPr>
-        <ns0:tc>
-          <ns0:tcPr>
-            <ns0:tcW ns0:type="pct" ns0:w="1100"/>
-          </ns0:tcPr>
-          <ns0:p>
-            <ns0:pPr>
-              <ns0:pStyle ns0:val="Compact"/>
-              <ns0:jc ns0:val="left"/>
-            </ns0:pPr>
-            <ns0:r>
-              <ns0:t xml:space="preserve">CE2i</ns0:t>
-            </ns0:r>
-          </ns0:p>
-        </ns0:tc>
-        <ns0:tc>
-          <ns0:tcPr>
-            <ns0:tcW ns0:type="pct" ns0:w="800"/>
-          </ns0:tcPr>
-          <ns0:p>
-            <ns0:pPr>
-              <ns0:pStyle ns0:val="Compact"/>
-              <ns0:jc ns0:val="center"/>
-            </ns0:pPr>
-            <ns0:r>
-              <ns0:t xml:space="preserve">RA2</ns0:t>
-            </ns0:r>
-          </ns0:p>
-        </ns0:tc>
-        <ns0:tc>
-          <ns0:tcPr>
-            <ns0:tcW ns0:type="pct" ns0:w="3100"/>
-          </ns0:tcPr>
-          <ns0:p>
-            <ns0:pPr>
-              <ns0:pStyle ns0:val="Compact"/>
-              <ns0:jc ns0:val="right"/>
-            </ns0:pPr>
-            <ns0:r>
-              <ns0:t xml:space="preserve">0,69 %</ns0:t>
-            </ns0:r>
-          </ns0:p>
-        </ns0:tc>
-      </ns0:tr>
-      <ns0:tr>
-        <ns0:trPr>
-          <ns0:cantSplit/>
-        </ns0:trPr>
-        <ns0:tc>
-          <ns0:tcPr>
-            <ns0:tcW ns0:type="pct" ns0:w="1100"/>
-          </ns0:tcPr>
-          <ns0:p>
-            <ns0:pPr>
-              <ns0:pStyle ns0:val="Compact"/>
-              <ns0:jc ns0:val="left"/>
-            </ns0:pPr>
-            <ns0:r>
-              <ns0:t xml:space="preserve">CE2j</ns0:t>
-            </ns0:r>
-          </ns0:p>
-        </ns0:tc>
-        <ns0:tc>
-          <ns0:tcPr>
-            <ns0:tcW ns0:type="pct" ns0:w="800"/>
-          </ns0:tcPr>
-          <ns0:p>
-            <ns0:pPr>
-              <ns0:pStyle ns0:val="Compact"/>
-              <ns0:jc ns0:val="center"/>
-            </ns0:pPr>
-            <ns0:r>
-              <ns0:t xml:space="preserve">RA2</ns0:t>
-            </ns0:r>
-          </ns0:p>
-        </ns0:tc>
-        <ns0:tc>
-          <ns0:tcPr>
-            <ns0:tcW ns0:type="pct" ns0:w="3100"/>
-          </ns0:tcPr>
-          <ns0:p>
-            <ns0:pPr>
-              <ns0:pStyle ns0:val="Compact"/>
-              <ns0:jc ns0:val="right"/>
-            </ns0:pPr>
-            <ns0:r>
-              <ns0:t xml:space="preserve">0,91 %</ns0:t>
-            </ns0:r>
-          </ns0:p>
-        </ns0:tc>
-      </ns0:tr>
-      <ns0:tr>
-        <ns0:trPr>
-          <ns0:cantSplit/>
-        </ns0:trPr>
-        <ns0:tc>
-          <ns0:tcPr>
-            <ns0:tcW ns0:type="pct" ns0:w="1100"/>
           </ns0:tcPr>
           <ns0:p>
             <ns0:pPr>
@@ -24167,7 +25504,7 @@
         </ns0:tc>
         <ns0:tc>
           <ns0:tcPr>
-            <ns0:tcW ns0:type="pct" ns0:w="800"/>
+            <ns0:tcW ns0:type="pct" ns0:w="600"/>
           </ns0:tcPr>
           <ns0:p>
             <ns0:pPr>
@@ -24181,7 +25518,43 @@
         </ns0:tc>
         <ns0:tc>
           <ns0:tcPr>
-            <ns0:tcW ns0:type="pct" ns0:w="3100"/>
+            <ns0:tcW ns0:type="pct" ns0:w="1200"/>
+          </ns0:tcPr>
+          <ns0:p>
+            <ns0:pPr>
+              <ns0:pStyle ns0:val="Compact"/>
+              <ns0:jc ns0:val="right"/>
+            </ns0:pPr>
+            <ns0:r>
+              <ns0:rPr>
+                <ns0:bCs/>
+                <ns0:b/>
+              </ns0:rPr>
+              <ns0:t xml:space="preserve">9,60 %</ns0:t>
+            </ns0:r>
+          </ns0:p>
+        </ns0:tc>
+        <ns0:tc>
+          <ns0:tcPr>
+            <ns0:tcW ns0:type="pct" ns0:w="1200"/>
+          </ns0:tcPr>
+          <ns0:p>
+            <ns0:pPr>
+              <ns0:pStyle ns0:val="Compact"/>
+              <ns0:jc ns0:val="right"/>
+            </ns0:pPr>
+            <ns0:r>
+              <ns0:rPr>
+                <ns0:bCs/>
+                <ns0:b/>
+              </ns0:rPr>
+              <ns0:t xml:space="preserve">2,40 %</ns0:t>
+            </ns0:r>
+          </ns0:p>
+        </ns0:tc>
+        <ns0:tc>
+          <ns0:tcPr>
+            <ns0:tcW ns0:type="pct" ns0:w="1200"/>
           </ns0:tcPr>
           <ns0:p>
             <ns0:pPr>
@@ -24204,7 +25577,7 @@
         </ns0:trPr>
         <ns0:tc>
           <ns0:tcPr>
-            <ns0:tcW ns0:type="pct" ns0:w="1100"/>
+            <ns0:tcW ns0:type="pct" ns0:w="800"/>
           </ns0:tcPr>
           <ns0:p>
             <ns0:pPr>
@@ -24218,11 +25591,86 @@
         </ns0:tc>
         <ns0:tc>
           <ns0:tcPr>
+            <ns0:tcW ns0:type="pct" ns0:w="600"/>
+          </ns0:tcPr>
+          <ns0:p>
+            <ns0:pPr>
+              <ns0:pStyle ns0:val="Compact"/>
+              <ns0:jc ns0:val="center"/>
+            </ns0:pPr>
+            <ns0:r>
+              <ns0:t xml:space="preserve">RA3</ns0:t>
+            </ns0:r>
+          </ns0:p>
+        </ns0:tc>
+        <ns0:tc>
+          <ns0:tcPr>
+            <ns0:tcW ns0:type="pct" ns0:w="1200"/>
+          </ns0:tcPr>
+          <ns0:p>
+            <ns0:pPr>
+              <ns0:pStyle ns0:val="Compact"/>
+              <ns0:jc ns0:val="right"/>
+            </ns0:pPr>
+            <ns0:r>
+              <ns0:t xml:space="preserve">9,36 %</ns0:t>
+            </ns0:r>
+          </ns0:p>
+        </ns0:tc>
+        <ns0:tc>
+          <ns0:tcPr>
+            <ns0:tcW ns0:type="pct" ns0:w="1200"/>
+          </ns0:tcPr>
+          <ns0:p>
+            <ns0:pPr>
+              <ns0:pStyle ns0:val="Compact"/>
+              <ns0:jc ns0:val="right"/>
+            </ns0:pPr>
+            <ns0:r>
+              <ns0:t xml:space="preserve">2,34 %</ns0:t>
+            </ns0:r>
+          </ns0:p>
+        </ns0:tc>
+        <ns0:tc>
+          <ns0:tcPr>
+            <ns0:tcW ns0:type="pct" ns0:w="1200"/>
+          </ns0:tcPr>
+          <ns0:p>
+            <ns0:pPr>
+              <ns0:pStyle ns0:val="Compact"/>
+              <ns0:jc ns0:val="right"/>
+            </ns0:pPr>
+            <ns0:r>
+              <ns0:t xml:space="preserve">11,70 %</ns0:t>
+            </ns0:r>
+          </ns0:p>
+        </ns0:tc>
+      </ns0:tr>
+      <ns0:tr>
+        <ns0:trPr>
+          <ns0:cantSplit/>
+        </ns0:trPr>
+        <ns0:tc>
+          <ns0:tcPr>
             <ns0:tcW ns0:type="pct" ns0:w="800"/>
           </ns0:tcPr>
           <ns0:p>
             <ns0:pPr>
               <ns0:pStyle ns0:val="Compact"/>
+              <ns0:jc ns0:val="left"/>
+            </ns0:pPr>
+            <ns0:r>
+              <ns0:t xml:space="preserve">CE3b</ns0:t>
+            </ns0:r>
+          </ns0:p>
+        </ns0:tc>
+        <ns0:tc>
+          <ns0:tcPr>
+            <ns0:tcW ns0:type="pct" ns0:w="600"/>
+          </ns0:tcPr>
+          <ns0:p>
+            <ns0:pPr>
+              <ns0:pStyle ns0:val="Compact"/>
               <ns0:jc ns0:val="center"/>
             </ns0:pPr>
             <ns0:r>
@@ -24232,37 +25680,51 @@
         </ns0:tc>
         <ns0:tc>
           <ns0:tcPr>
-            <ns0:tcW ns0:type="pct" ns0:w="3100"/>
-          </ns0:tcPr>
-          <ns0:p>
-            <ns0:pPr>
-              <ns0:pStyle ns0:val="Compact"/>
-              <ns0:jc ns0:val="right"/>
-            </ns0:pPr>
-            <ns0:r>
-              <ns0:t xml:space="preserve">11,70 %</ns0:t>
-            </ns0:r>
-          </ns0:p>
-        </ns0:tc>
-      </ns0:tr>
-      <ns0:tr>
-        <ns0:trPr>
-          <ns0:cantSplit/>
-        </ns0:trPr>
-        <ns0:tc>
-          <ns0:tcPr>
-            <ns0:tcW ns0:type="pct" ns0:w="1100"/>
-          </ns0:tcPr>
-          <ns0:p>
-            <ns0:pPr>
-              <ns0:pStyle ns0:val="Compact"/>
-              <ns0:jc ns0:val="left"/>
-            </ns0:pPr>
-            <ns0:r>
-              <ns0:t xml:space="preserve">CE3b</ns0:t>
-            </ns0:r>
-          </ns0:p>
-        </ns0:tc>
+            <ns0:tcW ns0:type="pct" ns0:w="1200"/>
+          </ns0:tcPr>
+          <ns0:p>
+            <ns0:pPr>
+              <ns0:pStyle ns0:val="Compact"/>
+              <ns0:jc ns0:val="right"/>
+            </ns0:pPr>
+            <ns0:r>
+              <ns0:t xml:space="preserve">1,20 %</ns0:t>
+            </ns0:r>
+          </ns0:p>
+        </ns0:tc>
+        <ns0:tc>
+          <ns0:tcPr>
+            <ns0:tcW ns0:type="pct" ns0:w="1200"/>
+          </ns0:tcPr>
+          <ns0:p>
+            <ns0:pPr>
+              <ns0:pStyle ns0:val="Compact"/>
+              <ns0:jc ns0:val="right"/>
+            </ns0:pPr>
+            <ns0:r>
+              <ns0:t xml:space="preserve">0,30 %</ns0:t>
+            </ns0:r>
+          </ns0:p>
+        </ns0:tc>
+        <ns0:tc>
+          <ns0:tcPr>
+            <ns0:tcW ns0:type="pct" ns0:w="1200"/>
+          </ns0:tcPr>
+          <ns0:p>
+            <ns0:pPr>
+              <ns0:pStyle ns0:val="Compact"/>
+              <ns0:jc ns0:val="right"/>
+            </ns0:pPr>
+            <ns0:r>
+              <ns0:t xml:space="preserve">1,50 %</ns0:t>
+            </ns0:r>
+          </ns0:p>
+        </ns0:tc>
+      </ns0:tr>
+      <ns0:tr>
+        <ns0:trPr>
+          <ns0:cantSplit/>
+        </ns0:trPr>
         <ns0:tc>
           <ns0:tcPr>
             <ns0:tcW ns0:type="pct" ns0:w="800"/>
@@ -24270,6 +25732,20 @@
           <ns0:p>
             <ns0:pPr>
               <ns0:pStyle ns0:val="Compact"/>
+              <ns0:jc ns0:val="left"/>
+            </ns0:pPr>
+            <ns0:r>
+              <ns0:t xml:space="preserve">CE3c</ns0:t>
+            </ns0:r>
+          </ns0:p>
+        </ns0:tc>
+        <ns0:tc>
+          <ns0:tcPr>
+            <ns0:tcW ns0:type="pct" ns0:w="600"/>
+          </ns0:tcPr>
+          <ns0:p>
+            <ns0:pPr>
+              <ns0:pStyle ns0:val="Compact"/>
               <ns0:jc ns0:val="center"/>
             </ns0:pPr>
             <ns0:r>
@@ -24279,37 +25755,51 @@
         </ns0:tc>
         <ns0:tc>
           <ns0:tcPr>
-            <ns0:tcW ns0:type="pct" ns0:w="3100"/>
-          </ns0:tcPr>
-          <ns0:p>
-            <ns0:pPr>
-              <ns0:pStyle ns0:val="Compact"/>
-              <ns0:jc ns0:val="right"/>
-            </ns0:pPr>
-            <ns0:r>
-              <ns0:t xml:space="preserve">1,50 %</ns0:t>
-            </ns0:r>
-          </ns0:p>
-        </ns0:tc>
-      </ns0:tr>
-      <ns0:tr>
-        <ns0:trPr>
-          <ns0:cantSplit/>
-        </ns0:trPr>
-        <ns0:tc>
-          <ns0:tcPr>
-            <ns0:tcW ns0:type="pct" ns0:w="1100"/>
-          </ns0:tcPr>
-          <ns0:p>
-            <ns0:pPr>
-              <ns0:pStyle ns0:val="Compact"/>
-              <ns0:jc ns0:val="left"/>
-            </ns0:pPr>
-            <ns0:r>
-              <ns0:t xml:space="preserve">CE3c</ns0:t>
-            </ns0:r>
-          </ns0:p>
-        </ns0:tc>
+            <ns0:tcW ns0:type="pct" ns0:w="1200"/>
+          </ns0:tcPr>
+          <ns0:p>
+            <ns0:pPr>
+              <ns0:pStyle ns0:val="Compact"/>
+              <ns0:jc ns0:val="right"/>
+            </ns0:pPr>
+            <ns0:r>
+              <ns0:t xml:space="preserve">0,48 %</ns0:t>
+            </ns0:r>
+          </ns0:p>
+        </ns0:tc>
+        <ns0:tc>
+          <ns0:tcPr>
+            <ns0:tcW ns0:type="pct" ns0:w="1200"/>
+          </ns0:tcPr>
+          <ns0:p>
+            <ns0:pPr>
+              <ns0:pStyle ns0:val="Compact"/>
+              <ns0:jc ns0:val="right"/>
+            </ns0:pPr>
+            <ns0:r>
+              <ns0:t xml:space="preserve">0,12 %</ns0:t>
+            </ns0:r>
+          </ns0:p>
+        </ns0:tc>
+        <ns0:tc>
+          <ns0:tcPr>
+            <ns0:tcW ns0:type="pct" ns0:w="1200"/>
+          </ns0:tcPr>
+          <ns0:p>
+            <ns0:pPr>
+              <ns0:pStyle ns0:val="Compact"/>
+              <ns0:jc ns0:val="right"/>
+            </ns0:pPr>
+            <ns0:r>
+              <ns0:t xml:space="preserve">0,60 %</ns0:t>
+            </ns0:r>
+          </ns0:p>
+        </ns0:tc>
+      </ns0:tr>
+      <ns0:tr>
+        <ns0:trPr>
+          <ns0:cantSplit/>
+        </ns0:trPr>
         <ns0:tc>
           <ns0:tcPr>
             <ns0:tcW ns0:type="pct" ns0:w="800"/>
@@ -24317,6 +25807,20 @@
           <ns0:p>
             <ns0:pPr>
               <ns0:pStyle ns0:val="Compact"/>
+              <ns0:jc ns0:val="left"/>
+            </ns0:pPr>
+            <ns0:r>
+              <ns0:t xml:space="preserve">CE3d</ns0:t>
+            </ns0:r>
+          </ns0:p>
+        </ns0:tc>
+        <ns0:tc>
+          <ns0:tcPr>
+            <ns0:tcW ns0:type="pct" ns0:w="600"/>
+          </ns0:tcPr>
+          <ns0:p>
+            <ns0:pPr>
+              <ns0:pStyle ns0:val="Compact"/>
               <ns0:jc ns0:val="center"/>
             </ns0:pPr>
             <ns0:r>
@@ -24326,7 +25830,260 @@
         </ns0:tc>
         <ns0:tc>
           <ns0:tcPr>
-            <ns0:tcW ns0:type="pct" ns0:w="3100"/>
+            <ns0:tcW ns0:type="pct" ns0:w="1200"/>
+          </ns0:tcPr>
+          <ns0:p>
+            <ns0:pPr>
+              <ns0:pStyle ns0:val="Compact"/>
+              <ns0:jc ns0:val="right"/>
+            </ns0:pPr>
+            <ns0:r>
+              <ns0:t xml:space="preserve">1,52 %</ns0:t>
+            </ns0:r>
+          </ns0:p>
+        </ns0:tc>
+        <ns0:tc>
+          <ns0:tcPr>
+            <ns0:tcW ns0:type="pct" ns0:w="1200"/>
+          </ns0:tcPr>
+          <ns0:p>
+            <ns0:pPr>
+              <ns0:pStyle ns0:val="Compact"/>
+              <ns0:jc ns0:val="right"/>
+            </ns0:pPr>
+            <ns0:r>
+              <ns0:t xml:space="preserve">0,38 %</ns0:t>
+            </ns0:r>
+          </ns0:p>
+        </ns0:tc>
+        <ns0:tc>
+          <ns0:tcPr>
+            <ns0:tcW ns0:type="pct" ns0:w="1200"/>
+          </ns0:tcPr>
+          <ns0:p>
+            <ns0:pPr>
+              <ns0:pStyle ns0:val="Compact"/>
+              <ns0:jc ns0:val="right"/>
+            </ns0:pPr>
+            <ns0:r>
+              <ns0:t xml:space="preserve">1,90 %</ns0:t>
+            </ns0:r>
+          </ns0:p>
+        </ns0:tc>
+      </ns0:tr>
+      <ns0:tr>
+        <ns0:trPr>
+          <ns0:cantSplit/>
+        </ns0:trPr>
+        <ns0:tc>
+          <ns0:tcPr>
+            <ns0:tcW ns0:type="pct" ns0:w="800"/>
+          </ns0:tcPr>
+          <ns0:p>
+            <ns0:pPr>
+              <ns0:pStyle ns0:val="Compact"/>
+              <ns0:jc ns0:val="left"/>
+            </ns0:pPr>
+            <ns0:r>
+              <ns0:t xml:space="preserve">CE3e</ns0:t>
+            </ns0:r>
+          </ns0:p>
+        </ns0:tc>
+        <ns0:tc>
+          <ns0:tcPr>
+            <ns0:tcW ns0:type="pct" ns0:w="600"/>
+          </ns0:tcPr>
+          <ns0:p>
+            <ns0:pPr>
+              <ns0:pStyle ns0:val="Compact"/>
+              <ns0:jc ns0:val="center"/>
+            </ns0:pPr>
+            <ns0:r>
+              <ns0:t xml:space="preserve">RA3</ns0:t>
+            </ns0:r>
+          </ns0:p>
+        </ns0:tc>
+        <ns0:tc>
+          <ns0:tcPr>
+            <ns0:tcW ns0:type="pct" ns0:w="1200"/>
+          </ns0:tcPr>
+          <ns0:p>
+            <ns0:pPr>
+              <ns0:pStyle ns0:val="Compact"/>
+              <ns0:jc ns0:val="right"/>
+            </ns0:pPr>
+            <ns0:r>
+              <ns0:t xml:space="preserve">0,24 %</ns0:t>
+            </ns0:r>
+          </ns0:p>
+        </ns0:tc>
+        <ns0:tc>
+          <ns0:tcPr>
+            <ns0:tcW ns0:type="pct" ns0:w="1200"/>
+          </ns0:tcPr>
+          <ns0:p>
+            <ns0:pPr>
+              <ns0:pStyle ns0:val="Compact"/>
+              <ns0:jc ns0:val="right"/>
+            </ns0:pPr>
+            <ns0:r>
+              <ns0:t xml:space="preserve">0,06 %</ns0:t>
+            </ns0:r>
+          </ns0:p>
+        </ns0:tc>
+        <ns0:tc>
+          <ns0:tcPr>
+            <ns0:tcW ns0:type="pct" ns0:w="1200"/>
+          </ns0:tcPr>
+          <ns0:p>
+            <ns0:pPr>
+              <ns0:pStyle ns0:val="Compact"/>
+              <ns0:jc ns0:val="right"/>
+            </ns0:pPr>
+            <ns0:r>
+              <ns0:t xml:space="preserve">0,30 %</ns0:t>
+            </ns0:r>
+          </ns0:p>
+        </ns0:tc>
+      </ns0:tr>
+      <ns0:tr>
+        <ns0:trPr>
+          <ns0:cantSplit/>
+        </ns0:trPr>
+        <ns0:tc>
+          <ns0:tcPr>
+            <ns0:tcW ns0:type="pct" ns0:w="800"/>
+          </ns0:tcPr>
+          <ns0:p>
+            <ns0:pPr>
+              <ns0:pStyle ns0:val="Compact"/>
+              <ns0:jc ns0:val="left"/>
+            </ns0:pPr>
+            <ns0:r>
+              <ns0:t xml:space="preserve">CE3f</ns0:t>
+            </ns0:r>
+          </ns0:p>
+        </ns0:tc>
+        <ns0:tc>
+          <ns0:tcPr>
+            <ns0:tcW ns0:type="pct" ns0:w="600"/>
+          </ns0:tcPr>
+          <ns0:p>
+            <ns0:pPr>
+              <ns0:pStyle ns0:val="Compact"/>
+              <ns0:jc ns0:val="center"/>
+            </ns0:pPr>
+            <ns0:r>
+              <ns0:t xml:space="preserve">RA3</ns0:t>
+            </ns0:r>
+          </ns0:p>
+        </ns0:tc>
+        <ns0:tc>
+          <ns0:tcPr>
+            <ns0:tcW ns0:type="pct" ns0:w="1200"/>
+          </ns0:tcPr>
+          <ns0:p>
+            <ns0:pPr>
+              <ns0:pStyle ns0:val="Compact"/>
+              <ns0:jc ns0:val="right"/>
+            </ns0:pPr>
+            <ns0:r>
+              <ns0:t xml:space="preserve">1,12 %</ns0:t>
+            </ns0:r>
+          </ns0:p>
+        </ns0:tc>
+        <ns0:tc>
+          <ns0:tcPr>
+            <ns0:tcW ns0:type="pct" ns0:w="1200"/>
+          </ns0:tcPr>
+          <ns0:p>
+            <ns0:pPr>
+              <ns0:pStyle ns0:val="Compact"/>
+              <ns0:jc ns0:val="right"/>
+            </ns0:pPr>
+            <ns0:r>
+              <ns0:t xml:space="preserve">0,28 %</ns0:t>
+            </ns0:r>
+          </ns0:p>
+        </ns0:tc>
+        <ns0:tc>
+          <ns0:tcPr>
+            <ns0:tcW ns0:type="pct" ns0:w="1200"/>
+          </ns0:tcPr>
+          <ns0:p>
+            <ns0:pPr>
+              <ns0:pStyle ns0:val="Compact"/>
+              <ns0:jc ns0:val="right"/>
+            </ns0:pPr>
+            <ns0:r>
+              <ns0:t xml:space="preserve">1,40 %</ns0:t>
+            </ns0:r>
+          </ns0:p>
+        </ns0:tc>
+      </ns0:tr>
+      <ns0:tr>
+        <ns0:trPr>
+          <ns0:cantSplit/>
+        </ns0:trPr>
+        <ns0:tc>
+          <ns0:tcPr>
+            <ns0:tcW ns0:type="pct" ns0:w="800"/>
+          </ns0:tcPr>
+          <ns0:p>
+            <ns0:pPr>
+              <ns0:pStyle ns0:val="Compact"/>
+              <ns0:jc ns0:val="left"/>
+            </ns0:pPr>
+            <ns0:r>
+              <ns0:t xml:space="preserve">CE3g</ns0:t>
+            </ns0:r>
+          </ns0:p>
+        </ns0:tc>
+        <ns0:tc>
+          <ns0:tcPr>
+            <ns0:tcW ns0:type="pct" ns0:w="600"/>
+          </ns0:tcPr>
+          <ns0:p>
+            <ns0:pPr>
+              <ns0:pStyle ns0:val="Compact"/>
+              <ns0:jc ns0:val="center"/>
+            </ns0:pPr>
+            <ns0:r>
+              <ns0:t xml:space="preserve">RA3</ns0:t>
+            </ns0:r>
+          </ns0:p>
+        </ns0:tc>
+        <ns0:tc>
+          <ns0:tcPr>
+            <ns0:tcW ns0:type="pct" ns0:w="1200"/>
+          </ns0:tcPr>
+          <ns0:p>
+            <ns0:pPr>
+              <ns0:pStyle ns0:val="Compact"/>
+              <ns0:jc ns0:val="right"/>
+            </ns0:pPr>
+            <ns0:r>
+              <ns0:t xml:space="preserve">0,48 %</ns0:t>
+            </ns0:r>
+          </ns0:p>
+        </ns0:tc>
+        <ns0:tc>
+          <ns0:tcPr>
+            <ns0:tcW ns0:type="pct" ns0:w="1200"/>
+          </ns0:tcPr>
+          <ns0:p>
+            <ns0:pPr>
+              <ns0:pStyle ns0:val="Compact"/>
+              <ns0:jc ns0:val="right"/>
+            </ns0:pPr>
+            <ns0:r>
+              <ns0:t xml:space="preserve">0,12 %</ns0:t>
+            </ns0:r>
+          </ns0:p>
+        </ns0:tc>
+        <ns0:tc>
+          <ns0:tcPr>
+            <ns0:tcW ns0:type="pct" ns0:w="1200"/>
           </ns0:tcPr>
           <ns0:p>
             <ns0:pPr>
@@ -24345,195 +26102,7 @@
         </ns0:trPr>
         <ns0:tc>
           <ns0:tcPr>
-            <ns0:tcW ns0:type="pct" ns0:w="1100"/>
-          </ns0:tcPr>
-          <ns0:p>
-            <ns0:pPr>
-              <ns0:pStyle ns0:val="Compact"/>
-              <ns0:jc ns0:val="left"/>
-            </ns0:pPr>
-            <ns0:r>
-              <ns0:t xml:space="preserve">CE3d</ns0:t>
-            </ns0:r>
-          </ns0:p>
-        </ns0:tc>
-        <ns0:tc>
-          <ns0:tcPr>
             <ns0:tcW ns0:type="pct" ns0:w="800"/>
-          </ns0:tcPr>
-          <ns0:p>
-            <ns0:pPr>
-              <ns0:pStyle ns0:val="Compact"/>
-              <ns0:jc ns0:val="center"/>
-            </ns0:pPr>
-            <ns0:r>
-              <ns0:t xml:space="preserve">RA3</ns0:t>
-            </ns0:r>
-          </ns0:p>
-        </ns0:tc>
-        <ns0:tc>
-          <ns0:tcPr>
-            <ns0:tcW ns0:type="pct" ns0:w="3100"/>
-          </ns0:tcPr>
-          <ns0:p>
-            <ns0:pPr>
-              <ns0:pStyle ns0:val="Compact"/>
-              <ns0:jc ns0:val="right"/>
-            </ns0:pPr>
-            <ns0:r>
-              <ns0:t xml:space="preserve">1,90 %</ns0:t>
-            </ns0:r>
-          </ns0:p>
-        </ns0:tc>
-      </ns0:tr>
-      <ns0:tr>
-        <ns0:trPr>
-          <ns0:cantSplit/>
-        </ns0:trPr>
-        <ns0:tc>
-          <ns0:tcPr>
-            <ns0:tcW ns0:type="pct" ns0:w="1100"/>
-          </ns0:tcPr>
-          <ns0:p>
-            <ns0:pPr>
-              <ns0:pStyle ns0:val="Compact"/>
-              <ns0:jc ns0:val="left"/>
-            </ns0:pPr>
-            <ns0:r>
-              <ns0:t xml:space="preserve">CE3e</ns0:t>
-            </ns0:r>
-          </ns0:p>
-        </ns0:tc>
-        <ns0:tc>
-          <ns0:tcPr>
-            <ns0:tcW ns0:type="pct" ns0:w="800"/>
-          </ns0:tcPr>
-          <ns0:p>
-            <ns0:pPr>
-              <ns0:pStyle ns0:val="Compact"/>
-              <ns0:jc ns0:val="center"/>
-            </ns0:pPr>
-            <ns0:r>
-              <ns0:t xml:space="preserve">RA3</ns0:t>
-            </ns0:r>
-          </ns0:p>
-        </ns0:tc>
-        <ns0:tc>
-          <ns0:tcPr>
-            <ns0:tcW ns0:type="pct" ns0:w="3100"/>
-          </ns0:tcPr>
-          <ns0:p>
-            <ns0:pPr>
-              <ns0:pStyle ns0:val="Compact"/>
-              <ns0:jc ns0:val="right"/>
-            </ns0:pPr>
-            <ns0:r>
-              <ns0:t xml:space="preserve">0,30 %</ns0:t>
-            </ns0:r>
-          </ns0:p>
-        </ns0:tc>
-      </ns0:tr>
-      <ns0:tr>
-        <ns0:trPr>
-          <ns0:cantSplit/>
-        </ns0:trPr>
-        <ns0:tc>
-          <ns0:tcPr>
-            <ns0:tcW ns0:type="pct" ns0:w="1100"/>
-          </ns0:tcPr>
-          <ns0:p>
-            <ns0:pPr>
-              <ns0:pStyle ns0:val="Compact"/>
-              <ns0:jc ns0:val="left"/>
-            </ns0:pPr>
-            <ns0:r>
-              <ns0:t xml:space="preserve">CE3f</ns0:t>
-            </ns0:r>
-          </ns0:p>
-        </ns0:tc>
-        <ns0:tc>
-          <ns0:tcPr>
-            <ns0:tcW ns0:type="pct" ns0:w="800"/>
-          </ns0:tcPr>
-          <ns0:p>
-            <ns0:pPr>
-              <ns0:pStyle ns0:val="Compact"/>
-              <ns0:jc ns0:val="center"/>
-            </ns0:pPr>
-            <ns0:r>
-              <ns0:t xml:space="preserve">RA3</ns0:t>
-            </ns0:r>
-          </ns0:p>
-        </ns0:tc>
-        <ns0:tc>
-          <ns0:tcPr>
-            <ns0:tcW ns0:type="pct" ns0:w="3100"/>
-          </ns0:tcPr>
-          <ns0:p>
-            <ns0:pPr>
-              <ns0:pStyle ns0:val="Compact"/>
-              <ns0:jc ns0:val="right"/>
-            </ns0:pPr>
-            <ns0:r>
-              <ns0:t xml:space="preserve">1,40 %</ns0:t>
-            </ns0:r>
-          </ns0:p>
-        </ns0:tc>
-      </ns0:tr>
-      <ns0:tr>
-        <ns0:trPr>
-          <ns0:cantSplit/>
-        </ns0:trPr>
-        <ns0:tc>
-          <ns0:tcPr>
-            <ns0:tcW ns0:type="pct" ns0:w="1100"/>
-          </ns0:tcPr>
-          <ns0:p>
-            <ns0:pPr>
-              <ns0:pStyle ns0:val="Compact"/>
-              <ns0:jc ns0:val="left"/>
-            </ns0:pPr>
-            <ns0:r>
-              <ns0:t xml:space="preserve">CE3g</ns0:t>
-            </ns0:r>
-          </ns0:p>
-        </ns0:tc>
-        <ns0:tc>
-          <ns0:tcPr>
-            <ns0:tcW ns0:type="pct" ns0:w="800"/>
-          </ns0:tcPr>
-          <ns0:p>
-            <ns0:pPr>
-              <ns0:pStyle ns0:val="Compact"/>
-              <ns0:jc ns0:val="center"/>
-            </ns0:pPr>
-            <ns0:r>
-              <ns0:t xml:space="preserve">RA3</ns0:t>
-            </ns0:r>
-          </ns0:p>
-        </ns0:tc>
-        <ns0:tc>
-          <ns0:tcPr>
-            <ns0:tcW ns0:type="pct" ns0:w="3100"/>
-          </ns0:tcPr>
-          <ns0:p>
-            <ns0:pPr>
-              <ns0:pStyle ns0:val="Compact"/>
-              <ns0:jc ns0:val="right"/>
-            </ns0:pPr>
-            <ns0:r>
-              <ns0:t xml:space="preserve">0,60 %</ns0:t>
-            </ns0:r>
-          </ns0:p>
-        </ns0:tc>
-      </ns0:tr>
-      <ns0:tr>
-        <ns0:trPr>
-          <ns0:cantSplit/>
-        </ns0:trPr>
-        <ns0:tc>
-          <ns0:tcPr>
-            <ns0:tcW ns0:type="pct" ns0:w="1100"/>
           </ns0:tcPr>
           <ns0:p>
             <ns0:pPr>
@@ -24551,7 +26120,7 @@
         </ns0:tc>
         <ns0:tc>
           <ns0:tcPr>
-            <ns0:tcW ns0:type="pct" ns0:w="800"/>
+            <ns0:tcW ns0:type="pct" ns0:w="600"/>
           </ns0:tcPr>
           <ns0:p>
             <ns0:pPr>
@@ -24565,7 +26134,43 @@
         </ns0:tc>
         <ns0:tc>
           <ns0:tcPr>
-            <ns0:tcW ns0:type="pct" ns0:w="3100"/>
+            <ns0:tcW ns0:type="pct" ns0:w="1200"/>
+          </ns0:tcPr>
+          <ns0:p>
+            <ns0:pPr>
+              <ns0:pStyle ns0:val="Compact"/>
+              <ns0:jc ns0:val="right"/>
+            </ns0:pPr>
+            <ns0:r>
+              <ns0:rPr>
+                <ns0:bCs/>
+                <ns0:b/>
+              </ns0:rPr>
+              <ns0:t xml:space="preserve">14,40 %</ns0:t>
+            </ns0:r>
+          </ns0:p>
+        </ns0:tc>
+        <ns0:tc>
+          <ns0:tcPr>
+            <ns0:tcW ns0:type="pct" ns0:w="1200"/>
+          </ns0:tcPr>
+          <ns0:p>
+            <ns0:pPr>
+              <ns0:pStyle ns0:val="Compact"/>
+              <ns0:jc ns0:val="right"/>
+            </ns0:pPr>
+            <ns0:r>
+              <ns0:rPr>
+                <ns0:bCs/>
+                <ns0:b/>
+              </ns0:rPr>
+              <ns0:t xml:space="preserve">3,60 %</ns0:t>
+            </ns0:r>
+          </ns0:p>
+        </ns0:tc>
+        <ns0:tc>
+          <ns0:tcPr>
+            <ns0:tcW ns0:type="pct" ns0:w="1200"/>
           </ns0:tcPr>
           <ns0:p>
             <ns0:pPr>
@@ -24588,7 +26193,7 @@
         </ns0:trPr>
         <ns0:tc>
           <ns0:tcPr>
-            <ns0:tcW ns0:type="pct" ns0:w="1100"/>
+            <ns0:tcW ns0:type="pct" ns0:w="800"/>
           </ns0:tcPr>
           <ns0:p>
             <ns0:pPr>
@@ -24602,11 +26207,86 @@
         </ns0:tc>
         <ns0:tc>
           <ns0:tcPr>
+            <ns0:tcW ns0:type="pct" ns0:w="600"/>
+          </ns0:tcPr>
+          <ns0:p>
+            <ns0:pPr>
+              <ns0:pStyle ns0:val="Compact"/>
+              <ns0:jc ns0:val="center"/>
+            </ns0:pPr>
+            <ns0:r>
+              <ns0:t xml:space="preserve">RA4</ns0:t>
+            </ns0:r>
+          </ns0:p>
+        </ns0:tc>
+        <ns0:tc>
+          <ns0:tcPr>
+            <ns0:tcW ns0:type="pct" ns0:w="1200"/>
+          </ns0:tcPr>
+          <ns0:p>
+            <ns0:pPr>
+              <ns0:pStyle ns0:val="Compact"/>
+              <ns0:jc ns0:val="right"/>
+            </ns0:pPr>
+            <ns0:r>
+              <ns0:t xml:space="preserve">1,93 %</ns0:t>
+            </ns0:r>
+          </ns0:p>
+        </ns0:tc>
+        <ns0:tc>
+          <ns0:tcPr>
+            <ns0:tcW ns0:type="pct" ns0:w="1200"/>
+          </ns0:tcPr>
+          <ns0:p>
+            <ns0:pPr>
+              <ns0:pStyle ns0:val="Compact"/>
+              <ns0:jc ns0:val="right"/>
+            </ns0:pPr>
+            <ns0:r>
+              <ns0:t xml:space="preserve">0,48 %</ns0:t>
+            </ns0:r>
+          </ns0:p>
+        </ns0:tc>
+        <ns0:tc>
+          <ns0:tcPr>
+            <ns0:tcW ns0:type="pct" ns0:w="1200"/>
+          </ns0:tcPr>
+          <ns0:p>
+            <ns0:pPr>
+              <ns0:pStyle ns0:val="Compact"/>
+              <ns0:jc ns0:val="right"/>
+            </ns0:pPr>
+            <ns0:r>
+              <ns0:t xml:space="preserve">2,41 %</ns0:t>
+            </ns0:r>
+          </ns0:p>
+        </ns0:tc>
+      </ns0:tr>
+      <ns0:tr>
+        <ns0:trPr>
+          <ns0:cantSplit/>
+        </ns0:trPr>
+        <ns0:tc>
+          <ns0:tcPr>
             <ns0:tcW ns0:type="pct" ns0:w="800"/>
           </ns0:tcPr>
           <ns0:p>
             <ns0:pPr>
               <ns0:pStyle ns0:val="Compact"/>
+              <ns0:jc ns0:val="left"/>
+            </ns0:pPr>
+            <ns0:r>
+              <ns0:t xml:space="preserve">CE4b</ns0:t>
+            </ns0:r>
+          </ns0:p>
+        </ns0:tc>
+        <ns0:tc>
+          <ns0:tcPr>
+            <ns0:tcW ns0:type="pct" ns0:w="600"/>
+          </ns0:tcPr>
+          <ns0:p>
+            <ns0:pPr>
+              <ns0:pStyle ns0:val="Compact"/>
               <ns0:jc ns0:val="center"/>
             </ns0:pPr>
             <ns0:r>
@@ -24616,37 +26296,51 @@
         </ns0:tc>
         <ns0:tc>
           <ns0:tcPr>
-            <ns0:tcW ns0:type="pct" ns0:w="3100"/>
-          </ns0:tcPr>
-          <ns0:p>
-            <ns0:pPr>
-              <ns0:pStyle ns0:val="Compact"/>
-              <ns0:jc ns0:val="right"/>
-            </ns0:pPr>
-            <ns0:r>
-              <ns0:t xml:space="preserve">2,42 %</ns0:t>
-            </ns0:r>
-          </ns0:p>
-        </ns0:tc>
-      </ns0:tr>
-      <ns0:tr>
-        <ns0:trPr>
-          <ns0:cantSplit/>
-        </ns0:trPr>
-        <ns0:tc>
-          <ns0:tcPr>
-            <ns0:tcW ns0:type="pct" ns0:w="1100"/>
-          </ns0:tcPr>
-          <ns0:p>
-            <ns0:pPr>
-              <ns0:pStyle ns0:val="Compact"/>
-              <ns0:jc ns0:val="left"/>
-            </ns0:pPr>
-            <ns0:r>
-              <ns0:t xml:space="preserve">CE4b</ns0:t>
-            </ns0:r>
-          </ns0:p>
-        </ns0:tc>
+            <ns0:tcW ns0:type="pct" ns0:w="1200"/>
+          </ns0:tcPr>
+          <ns0:p>
+            <ns0:pPr>
+              <ns0:pStyle ns0:val="Compact"/>
+              <ns0:jc ns0:val="right"/>
+            </ns0:pPr>
+            <ns0:r>
+              <ns0:t xml:space="preserve">0,92 %</ns0:t>
+            </ns0:r>
+          </ns0:p>
+        </ns0:tc>
+        <ns0:tc>
+          <ns0:tcPr>
+            <ns0:tcW ns0:type="pct" ns0:w="1200"/>
+          </ns0:tcPr>
+          <ns0:p>
+            <ns0:pPr>
+              <ns0:pStyle ns0:val="Compact"/>
+              <ns0:jc ns0:val="right"/>
+            </ns0:pPr>
+            <ns0:r>
+              <ns0:t xml:space="preserve">0,23 %</ns0:t>
+            </ns0:r>
+          </ns0:p>
+        </ns0:tc>
+        <ns0:tc>
+          <ns0:tcPr>
+            <ns0:tcW ns0:type="pct" ns0:w="1200"/>
+          </ns0:tcPr>
+          <ns0:p>
+            <ns0:pPr>
+              <ns0:pStyle ns0:val="Compact"/>
+              <ns0:jc ns0:val="right"/>
+            </ns0:pPr>
+            <ns0:r>
+              <ns0:t xml:space="preserve">1,15 %</ns0:t>
+            </ns0:r>
+          </ns0:p>
+        </ns0:tc>
+      </ns0:tr>
+      <ns0:tr>
+        <ns0:trPr>
+          <ns0:cantSplit/>
+        </ns0:trPr>
         <ns0:tc>
           <ns0:tcPr>
             <ns0:tcW ns0:type="pct" ns0:w="800"/>
@@ -24654,6 +26348,20 @@
           <ns0:p>
             <ns0:pPr>
               <ns0:pStyle ns0:val="Compact"/>
+              <ns0:jc ns0:val="left"/>
+            </ns0:pPr>
+            <ns0:r>
+              <ns0:t xml:space="preserve">CE4c</ns0:t>
+            </ns0:r>
+          </ns0:p>
+        </ns0:tc>
+        <ns0:tc>
+          <ns0:tcPr>
+            <ns0:tcW ns0:type="pct" ns0:w="600"/>
+          </ns0:tcPr>
+          <ns0:p>
+            <ns0:pPr>
+              <ns0:pStyle ns0:val="Compact"/>
               <ns0:jc ns0:val="center"/>
             </ns0:pPr>
             <ns0:r>
@@ -24663,37 +26371,51 @@
         </ns0:tc>
         <ns0:tc>
           <ns0:tcPr>
-            <ns0:tcW ns0:type="pct" ns0:w="3100"/>
-          </ns0:tcPr>
-          <ns0:p>
-            <ns0:pPr>
-              <ns0:pStyle ns0:val="Compact"/>
-              <ns0:jc ns0:val="right"/>
-            </ns0:pPr>
-            <ns0:r>
-              <ns0:t xml:space="preserve">1,16 %</ns0:t>
-            </ns0:r>
-          </ns0:p>
-        </ns0:tc>
-      </ns0:tr>
-      <ns0:tr>
-        <ns0:trPr>
-          <ns0:cantSplit/>
-        </ns0:trPr>
-        <ns0:tc>
-          <ns0:tcPr>
-            <ns0:tcW ns0:type="pct" ns0:w="1100"/>
-          </ns0:tcPr>
-          <ns0:p>
-            <ns0:pPr>
-              <ns0:pStyle ns0:val="Compact"/>
-              <ns0:jc ns0:val="left"/>
-            </ns0:pPr>
-            <ns0:r>
-              <ns0:t xml:space="preserve">CE4c</ns0:t>
-            </ns0:r>
-          </ns0:p>
-        </ns0:tc>
+            <ns0:tcW ns0:type="pct" ns0:w="1200"/>
+          </ns0:tcPr>
+          <ns0:p>
+            <ns0:pPr>
+              <ns0:pStyle ns0:val="Compact"/>
+              <ns0:jc ns0:val="right"/>
+            </ns0:pPr>
+            <ns0:r>
+              <ns0:t xml:space="preserve">0,92 %</ns0:t>
+            </ns0:r>
+          </ns0:p>
+        </ns0:tc>
+        <ns0:tc>
+          <ns0:tcPr>
+            <ns0:tcW ns0:type="pct" ns0:w="1200"/>
+          </ns0:tcPr>
+          <ns0:p>
+            <ns0:pPr>
+              <ns0:pStyle ns0:val="Compact"/>
+              <ns0:jc ns0:val="right"/>
+            </ns0:pPr>
+            <ns0:r>
+              <ns0:t xml:space="preserve">0,23 %</ns0:t>
+            </ns0:r>
+          </ns0:p>
+        </ns0:tc>
+        <ns0:tc>
+          <ns0:tcPr>
+            <ns0:tcW ns0:type="pct" ns0:w="1200"/>
+          </ns0:tcPr>
+          <ns0:p>
+            <ns0:pPr>
+              <ns0:pStyle ns0:val="Compact"/>
+              <ns0:jc ns0:val="right"/>
+            </ns0:pPr>
+            <ns0:r>
+              <ns0:t xml:space="preserve">1,15 %</ns0:t>
+            </ns0:r>
+          </ns0:p>
+        </ns0:tc>
+      </ns0:tr>
+      <ns0:tr>
+        <ns0:trPr>
+          <ns0:cantSplit/>
+        </ns0:trPr>
         <ns0:tc>
           <ns0:tcPr>
             <ns0:tcW ns0:type="pct" ns0:w="800"/>
@@ -24701,6 +26423,20 @@
           <ns0:p>
             <ns0:pPr>
               <ns0:pStyle ns0:val="Compact"/>
+              <ns0:jc ns0:val="left"/>
+            </ns0:pPr>
+            <ns0:r>
+              <ns0:t xml:space="preserve">CE4d</ns0:t>
+            </ns0:r>
+          </ns0:p>
+        </ns0:tc>
+        <ns0:tc>
+          <ns0:tcPr>
+            <ns0:tcW ns0:type="pct" ns0:w="600"/>
+          </ns0:tcPr>
+          <ns0:p>
+            <ns0:pPr>
+              <ns0:pStyle ns0:val="Compact"/>
               <ns0:jc ns0:val="center"/>
             </ns0:pPr>
             <ns0:r>
@@ -24710,37 +26446,51 @@
         </ns0:tc>
         <ns0:tc>
           <ns0:tcPr>
-            <ns0:tcW ns0:type="pct" ns0:w="3100"/>
-          </ns0:tcPr>
-          <ns0:p>
-            <ns0:pPr>
-              <ns0:pStyle ns0:val="Compact"/>
-              <ns0:jc ns0:val="right"/>
-            </ns0:pPr>
-            <ns0:r>
-              <ns0:t xml:space="preserve">1,16 %</ns0:t>
-            </ns0:r>
-          </ns0:p>
-        </ns0:tc>
-      </ns0:tr>
-      <ns0:tr>
-        <ns0:trPr>
-          <ns0:cantSplit/>
-        </ns0:trPr>
-        <ns0:tc>
-          <ns0:tcPr>
-            <ns0:tcW ns0:type="pct" ns0:w="1100"/>
-          </ns0:tcPr>
-          <ns0:p>
-            <ns0:pPr>
-              <ns0:pStyle ns0:val="Compact"/>
-              <ns0:jc ns0:val="left"/>
-            </ns0:pPr>
-            <ns0:r>
-              <ns0:t xml:space="preserve">CE4d</ns0:t>
-            </ns0:r>
-          </ns0:p>
-        </ns0:tc>
+            <ns0:tcW ns0:type="pct" ns0:w="1200"/>
+          </ns0:tcPr>
+          <ns0:p>
+            <ns0:pPr>
+              <ns0:pStyle ns0:val="Compact"/>
+              <ns0:jc ns0:val="right"/>
+            </ns0:pPr>
+            <ns0:r>
+              <ns0:t xml:space="preserve">0,25 %</ns0:t>
+            </ns0:r>
+          </ns0:p>
+        </ns0:tc>
+        <ns0:tc>
+          <ns0:tcPr>
+            <ns0:tcW ns0:type="pct" ns0:w="1200"/>
+          </ns0:tcPr>
+          <ns0:p>
+            <ns0:pPr>
+              <ns0:pStyle ns0:val="Compact"/>
+              <ns0:jc ns0:val="right"/>
+            </ns0:pPr>
+            <ns0:r>
+              <ns0:t xml:space="preserve">0,06 %</ns0:t>
+            </ns0:r>
+          </ns0:p>
+        </ns0:tc>
+        <ns0:tc>
+          <ns0:tcPr>
+            <ns0:tcW ns0:type="pct" ns0:w="1200"/>
+          </ns0:tcPr>
+          <ns0:p>
+            <ns0:pPr>
+              <ns0:pStyle ns0:val="Compact"/>
+              <ns0:jc ns0:val="right"/>
+            </ns0:pPr>
+            <ns0:r>
+              <ns0:t xml:space="preserve">0,31 %</ns0:t>
+            </ns0:r>
+          </ns0:p>
+        </ns0:tc>
+      </ns0:tr>
+      <ns0:tr>
+        <ns0:trPr>
+          <ns0:cantSplit/>
+        </ns0:trPr>
         <ns0:tc>
           <ns0:tcPr>
             <ns0:tcW ns0:type="pct" ns0:w="800"/>
@@ -24748,6 +26498,20 @@
           <ns0:p>
             <ns0:pPr>
               <ns0:pStyle ns0:val="Compact"/>
+              <ns0:jc ns0:val="left"/>
+            </ns0:pPr>
+            <ns0:r>
+              <ns0:t xml:space="preserve">CE4e</ns0:t>
+            </ns0:r>
+          </ns0:p>
+        </ns0:tc>
+        <ns0:tc>
+          <ns0:tcPr>
+            <ns0:tcW ns0:type="pct" ns0:w="600"/>
+          </ns0:tcPr>
+          <ns0:p>
+            <ns0:pPr>
+              <ns0:pStyle ns0:val="Compact"/>
               <ns0:jc ns0:val="center"/>
             </ns0:pPr>
             <ns0:r>
@@ -24757,37 +26521,51 @@
         </ns0:tc>
         <ns0:tc>
           <ns0:tcPr>
-            <ns0:tcW ns0:type="pct" ns0:w="3100"/>
-          </ns0:tcPr>
-          <ns0:p>
-            <ns0:pPr>
-              <ns0:pStyle ns0:val="Compact"/>
-              <ns0:jc ns0:val="right"/>
-            </ns0:pPr>
-            <ns0:r>
-              <ns0:t xml:space="preserve">0,32 %</ns0:t>
-            </ns0:r>
-          </ns0:p>
-        </ns0:tc>
-      </ns0:tr>
-      <ns0:tr>
-        <ns0:trPr>
-          <ns0:cantSplit/>
-        </ns0:trPr>
-        <ns0:tc>
-          <ns0:tcPr>
-            <ns0:tcW ns0:type="pct" ns0:w="1100"/>
-          </ns0:tcPr>
-          <ns0:p>
-            <ns0:pPr>
-              <ns0:pStyle ns0:val="Compact"/>
-              <ns0:jc ns0:val="left"/>
-            </ns0:pPr>
-            <ns0:r>
-              <ns0:t xml:space="preserve">CE4e</ns0:t>
-            </ns0:r>
-          </ns0:p>
-        </ns0:tc>
+            <ns0:tcW ns0:type="pct" ns0:w="1200"/>
+          </ns0:tcPr>
+          <ns0:p>
+            <ns0:pPr>
+              <ns0:pStyle ns0:val="Compact"/>
+              <ns0:jc ns0:val="right"/>
+            </ns0:pPr>
+            <ns0:r>
+              <ns0:t xml:space="preserve">0,25 %</ns0:t>
+            </ns0:r>
+          </ns0:p>
+        </ns0:tc>
+        <ns0:tc>
+          <ns0:tcPr>
+            <ns0:tcW ns0:type="pct" ns0:w="1200"/>
+          </ns0:tcPr>
+          <ns0:p>
+            <ns0:pPr>
+              <ns0:pStyle ns0:val="Compact"/>
+              <ns0:jc ns0:val="right"/>
+            </ns0:pPr>
+            <ns0:r>
+              <ns0:t xml:space="preserve">0,06 %</ns0:t>
+            </ns0:r>
+          </ns0:p>
+        </ns0:tc>
+        <ns0:tc>
+          <ns0:tcPr>
+            <ns0:tcW ns0:type="pct" ns0:w="1200"/>
+          </ns0:tcPr>
+          <ns0:p>
+            <ns0:pPr>
+              <ns0:pStyle ns0:val="Compact"/>
+              <ns0:jc ns0:val="right"/>
+            </ns0:pPr>
+            <ns0:r>
+              <ns0:t xml:space="preserve">0,31 %</ns0:t>
+            </ns0:r>
+          </ns0:p>
+        </ns0:tc>
+      </ns0:tr>
+      <ns0:tr>
+        <ns0:trPr>
+          <ns0:cantSplit/>
+        </ns0:trPr>
         <ns0:tc>
           <ns0:tcPr>
             <ns0:tcW ns0:type="pct" ns0:w="800"/>
@@ -24795,6 +26573,20 @@
           <ns0:p>
             <ns0:pPr>
               <ns0:pStyle ns0:val="Compact"/>
+              <ns0:jc ns0:val="left"/>
+            </ns0:pPr>
+            <ns0:r>
+              <ns0:t xml:space="preserve">CE4f</ns0:t>
+            </ns0:r>
+          </ns0:p>
+        </ns0:tc>
+        <ns0:tc>
+          <ns0:tcPr>
+            <ns0:tcW ns0:type="pct" ns0:w="600"/>
+          </ns0:tcPr>
+          <ns0:p>
+            <ns0:pPr>
+              <ns0:pStyle ns0:val="Compact"/>
               <ns0:jc ns0:val="center"/>
             </ns0:pPr>
             <ns0:r>
@@ -24804,37 +26596,51 @@
         </ns0:tc>
         <ns0:tc>
           <ns0:tcPr>
-            <ns0:tcW ns0:type="pct" ns0:w="3100"/>
-          </ns0:tcPr>
-          <ns0:p>
-            <ns0:pPr>
-              <ns0:pStyle ns0:val="Compact"/>
-              <ns0:jc ns0:val="right"/>
-            </ns0:pPr>
-            <ns0:r>
-              <ns0:t xml:space="preserve">0,32 %</ns0:t>
-            </ns0:r>
-          </ns0:p>
-        </ns0:tc>
-      </ns0:tr>
-      <ns0:tr>
-        <ns0:trPr>
-          <ns0:cantSplit/>
-        </ns0:trPr>
-        <ns0:tc>
-          <ns0:tcPr>
-            <ns0:tcW ns0:type="pct" ns0:w="1100"/>
-          </ns0:tcPr>
-          <ns0:p>
-            <ns0:pPr>
-              <ns0:pStyle ns0:val="Compact"/>
-              <ns0:jc ns0:val="left"/>
-            </ns0:pPr>
-            <ns0:r>
-              <ns0:t xml:space="preserve">CE4f</ns0:t>
-            </ns0:r>
-          </ns0:p>
-        </ns0:tc>
+            <ns0:tcW ns0:type="pct" ns0:w="1200"/>
+          </ns0:tcPr>
+          <ns0:p>
+            <ns0:pPr>
+              <ns0:pStyle ns0:val="Compact"/>
+              <ns0:jc ns0:val="right"/>
+            </ns0:pPr>
+            <ns0:r>
+              <ns0:t xml:space="preserve">0,25 %</ns0:t>
+            </ns0:r>
+          </ns0:p>
+        </ns0:tc>
+        <ns0:tc>
+          <ns0:tcPr>
+            <ns0:tcW ns0:type="pct" ns0:w="1200"/>
+          </ns0:tcPr>
+          <ns0:p>
+            <ns0:pPr>
+              <ns0:pStyle ns0:val="Compact"/>
+              <ns0:jc ns0:val="right"/>
+            </ns0:pPr>
+            <ns0:r>
+              <ns0:t xml:space="preserve">0,06 %</ns0:t>
+            </ns0:r>
+          </ns0:p>
+        </ns0:tc>
+        <ns0:tc>
+          <ns0:tcPr>
+            <ns0:tcW ns0:type="pct" ns0:w="1200"/>
+          </ns0:tcPr>
+          <ns0:p>
+            <ns0:pPr>
+              <ns0:pStyle ns0:val="Compact"/>
+              <ns0:jc ns0:val="right"/>
+            </ns0:pPr>
+            <ns0:r>
+              <ns0:t xml:space="preserve">0,31 %</ns0:t>
+            </ns0:r>
+          </ns0:p>
+        </ns0:tc>
+      </ns0:tr>
+      <ns0:tr>
+        <ns0:trPr>
+          <ns0:cantSplit/>
+        </ns0:trPr>
         <ns0:tc>
           <ns0:tcPr>
             <ns0:tcW ns0:type="pct" ns0:w="800"/>
@@ -24842,6 +26648,20 @@
           <ns0:p>
             <ns0:pPr>
               <ns0:pStyle ns0:val="Compact"/>
+              <ns0:jc ns0:val="left"/>
+            </ns0:pPr>
+            <ns0:r>
+              <ns0:t xml:space="preserve">CE4g</ns0:t>
+            </ns0:r>
+          </ns0:p>
+        </ns0:tc>
+        <ns0:tc>
+          <ns0:tcPr>
+            <ns0:tcW ns0:type="pct" ns0:w="600"/>
+          </ns0:tcPr>
+          <ns0:p>
+            <ns0:pPr>
+              <ns0:pStyle ns0:val="Compact"/>
               <ns0:jc ns0:val="center"/>
             </ns0:pPr>
             <ns0:r>
@@ -24851,37 +26671,51 @@
         </ns0:tc>
         <ns0:tc>
           <ns0:tcPr>
-            <ns0:tcW ns0:type="pct" ns0:w="3100"/>
-          </ns0:tcPr>
-          <ns0:p>
-            <ns0:pPr>
-              <ns0:pStyle ns0:val="Compact"/>
-              <ns0:jc ns0:val="right"/>
-            </ns0:pPr>
-            <ns0:r>
-              <ns0:t xml:space="preserve">0,32 %</ns0:t>
-            </ns0:r>
-          </ns0:p>
-        </ns0:tc>
-      </ns0:tr>
-      <ns0:tr>
-        <ns0:trPr>
-          <ns0:cantSplit/>
-        </ns0:trPr>
-        <ns0:tc>
-          <ns0:tcPr>
-            <ns0:tcW ns0:type="pct" ns0:w="1100"/>
-          </ns0:tcPr>
-          <ns0:p>
-            <ns0:pPr>
-              <ns0:pStyle ns0:val="Compact"/>
-              <ns0:jc ns0:val="left"/>
-            </ns0:pPr>
-            <ns0:r>
-              <ns0:t xml:space="preserve">CE4g</ns0:t>
-            </ns0:r>
-          </ns0:p>
-        </ns0:tc>
+            <ns0:tcW ns0:type="pct" ns0:w="1200"/>
+          </ns0:tcPr>
+          <ns0:p>
+            <ns0:pPr>
+              <ns0:pStyle ns0:val="Compact"/>
+              <ns0:jc ns0:val="right"/>
+            </ns0:pPr>
+            <ns0:r>
+              <ns0:t xml:space="preserve">10,44 %</ns0:t>
+            </ns0:r>
+          </ns0:p>
+        </ns0:tc>
+        <ns0:tc>
+          <ns0:tcPr>
+            <ns0:tcW ns0:type="pct" ns0:w="1200"/>
+          </ns0:tcPr>
+          <ns0:p>
+            <ns0:pPr>
+              <ns0:pStyle ns0:val="Compact"/>
+              <ns0:jc ns0:val="right"/>
+            </ns0:pPr>
+            <ns0:r>
+              <ns0:t xml:space="preserve">2,62 %</ns0:t>
+            </ns0:r>
+          </ns0:p>
+        </ns0:tc>
+        <ns0:tc>
+          <ns0:tcPr>
+            <ns0:tcW ns0:type="pct" ns0:w="1200"/>
+          </ns0:tcPr>
+          <ns0:p>
+            <ns0:pPr>
+              <ns0:pStyle ns0:val="Compact"/>
+              <ns0:jc ns0:val="right"/>
+            </ns0:pPr>
+            <ns0:r>
+              <ns0:t xml:space="preserve">13,06 %</ns0:t>
+            </ns0:r>
+          </ns0:p>
+        </ns0:tc>
+      </ns0:tr>
+      <ns0:tr>
+        <ns0:trPr>
+          <ns0:cantSplit/>
+        </ns0:trPr>
         <ns0:tc>
           <ns0:tcPr>
             <ns0:tcW ns0:type="pct" ns0:w="800"/>
@@ -24889,6 +26723,20 @@
           <ns0:p>
             <ns0:pPr>
               <ns0:pStyle ns0:val="Compact"/>
+              <ns0:jc ns0:val="left"/>
+            </ns0:pPr>
+            <ns0:r>
+              <ns0:t xml:space="preserve">CE4h</ns0:t>
+            </ns0:r>
+          </ns0:p>
+        </ns0:tc>
+        <ns0:tc>
+          <ns0:tcPr>
+            <ns0:tcW ns0:type="pct" ns0:w="600"/>
+          </ns0:tcPr>
+          <ns0:p>
+            <ns0:pPr>
+              <ns0:pStyle ns0:val="Compact"/>
               <ns0:jc ns0:val="center"/>
             </ns0:pPr>
             <ns0:r>
@@ -24898,37 +26746,51 @@
         </ns0:tc>
         <ns0:tc>
           <ns0:tcPr>
-            <ns0:tcW ns0:type="pct" ns0:w="3100"/>
-          </ns0:tcPr>
-          <ns0:p>
-            <ns0:pPr>
-              <ns0:pStyle ns0:val="Compact"/>
-              <ns0:jc ns0:val="right"/>
-            </ns0:pPr>
-            <ns0:r>
-              <ns0:t xml:space="preserve">12,99 %</ns0:t>
-            </ns0:r>
-          </ns0:p>
-        </ns0:tc>
-      </ns0:tr>
-      <ns0:tr>
-        <ns0:trPr>
-          <ns0:cantSplit/>
-        </ns0:trPr>
-        <ns0:tc>
-          <ns0:tcPr>
-            <ns0:tcW ns0:type="pct" ns0:w="1100"/>
-          </ns0:tcPr>
-          <ns0:p>
-            <ns0:pPr>
-              <ns0:pStyle ns0:val="Compact"/>
-              <ns0:jc ns0:val="left"/>
-            </ns0:pPr>
-            <ns0:r>
-              <ns0:t xml:space="preserve">CE4h</ns0:t>
-            </ns0:r>
-          </ns0:p>
-        </ns0:tc>
+            <ns0:tcW ns0:type="pct" ns0:w="1200"/>
+          </ns0:tcPr>
+          <ns0:p>
+            <ns0:pPr>
+              <ns0:pStyle ns0:val="Compact"/>
+              <ns0:jc ns0:val="right"/>
+            </ns0:pPr>
+            <ns0:r>
+              <ns0:t xml:space="preserve">3,11 %</ns0:t>
+            </ns0:r>
+          </ns0:p>
+        </ns0:tc>
+        <ns0:tc>
+          <ns0:tcPr>
+            <ns0:tcW ns0:type="pct" ns0:w="1200"/>
+          </ns0:tcPr>
+          <ns0:p>
+            <ns0:pPr>
+              <ns0:pStyle ns0:val="Compact"/>
+              <ns0:jc ns0:val="right"/>
+            </ns0:pPr>
+            <ns0:r>
+              <ns0:t xml:space="preserve">0,78 %</ns0:t>
+            </ns0:r>
+          </ns0:p>
+        </ns0:tc>
+        <ns0:tc>
+          <ns0:tcPr>
+            <ns0:tcW ns0:type="pct" ns0:w="1200"/>
+          </ns0:tcPr>
+          <ns0:p>
+            <ns0:pPr>
+              <ns0:pStyle ns0:val="Compact"/>
+              <ns0:jc ns0:val="right"/>
+            </ns0:pPr>
+            <ns0:r>
+              <ns0:t xml:space="preserve">3,89 %</ns0:t>
+            </ns0:r>
+          </ns0:p>
+        </ns0:tc>
+      </ns0:tr>
+      <ns0:tr>
+        <ns0:trPr>
+          <ns0:cantSplit/>
+        </ns0:trPr>
         <ns0:tc>
           <ns0:tcPr>
             <ns0:tcW ns0:type="pct" ns0:w="800"/>
@@ -24936,6 +26798,20 @@
           <ns0:p>
             <ns0:pPr>
               <ns0:pStyle ns0:val="Compact"/>
+              <ns0:jc ns0:val="left"/>
+            </ns0:pPr>
+            <ns0:r>
+              <ns0:t xml:space="preserve">CE4i</ns0:t>
+            </ns0:r>
+          </ns0:p>
+        </ns0:tc>
+        <ns0:tc>
+          <ns0:tcPr>
+            <ns0:tcW ns0:type="pct" ns0:w="600"/>
+          </ns0:tcPr>
+          <ns0:p>
+            <ns0:pPr>
+              <ns0:pStyle ns0:val="Compact"/>
               <ns0:jc ns0:val="center"/>
             </ns0:pPr>
             <ns0:r>
@@ -24945,37 +26821,51 @@
         </ns0:tc>
         <ns0:tc>
           <ns0:tcPr>
-            <ns0:tcW ns0:type="pct" ns0:w="3100"/>
-          </ns0:tcPr>
-          <ns0:p>
-            <ns0:pPr>
-              <ns0:pStyle ns0:val="Compact"/>
-              <ns0:jc ns0:val="right"/>
-            </ns0:pPr>
-            <ns0:r>
-              <ns0:t xml:space="preserve">3,89 %</ns0:t>
-            </ns0:r>
-          </ns0:p>
-        </ns0:tc>
-      </ns0:tr>
-      <ns0:tr>
-        <ns0:trPr>
-          <ns0:cantSplit/>
-        </ns0:trPr>
-        <ns0:tc>
-          <ns0:tcPr>
-            <ns0:tcW ns0:type="pct" ns0:w="1100"/>
-          </ns0:tcPr>
-          <ns0:p>
-            <ns0:pPr>
-              <ns0:pStyle ns0:val="Compact"/>
-              <ns0:jc ns0:val="left"/>
-            </ns0:pPr>
-            <ns0:r>
-              <ns0:t xml:space="preserve">CE4i</ns0:t>
-            </ns0:r>
-          </ns0:p>
-        </ns0:tc>
+            <ns0:tcW ns0:type="pct" ns0:w="1200"/>
+          </ns0:tcPr>
+          <ns0:p>
+            <ns0:pPr>
+              <ns0:pStyle ns0:val="Compact"/>
+              <ns0:jc ns0:val="right"/>
+            </ns0:pPr>
+            <ns0:r>
+              <ns0:t xml:space="preserve">0,25 %</ns0:t>
+            </ns0:r>
+          </ns0:p>
+        </ns0:tc>
+        <ns0:tc>
+          <ns0:tcPr>
+            <ns0:tcW ns0:type="pct" ns0:w="1200"/>
+          </ns0:tcPr>
+          <ns0:p>
+            <ns0:pPr>
+              <ns0:pStyle ns0:val="Compact"/>
+              <ns0:jc ns0:val="right"/>
+            </ns0:pPr>
+            <ns0:r>
+              <ns0:t xml:space="preserve">0,06 %</ns0:t>
+            </ns0:r>
+          </ns0:p>
+        </ns0:tc>
+        <ns0:tc>
+          <ns0:tcPr>
+            <ns0:tcW ns0:type="pct" ns0:w="1200"/>
+          </ns0:tcPr>
+          <ns0:p>
+            <ns0:pPr>
+              <ns0:pStyle ns0:val="Compact"/>
+              <ns0:jc ns0:val="right"/>
+            </ns0:pPr>
+            <ns0:r>
+              <ns0:t xml:space="preserve">0,31 %</ns0:t>
+            </ns0:r>
+          </ns0:p>
+        </ns0:tc>
+      </ns0:tr>
+      <ns0:tr>
+        <ns0:trPr>
+          <ns0:cantSplit/>
+        </ns0:trPr>
         <ns0:tc>
           <ns0:tcPr>
             <ns0:tcW ns0:type="pct" ns0:w="800"/>
@@ -24983,6 +26873,20 @@
           <ns0:p>
             <ns0:pPr>
               <ns0:pStyle ns0:val="Compact"/>
+              <ns0:jc ns0:val="left"/>
+            </ns0:pPr>
+            <ns0:r>
+              <ns0:t xml:space="preserve">CE4j</ns0:t>
+            </ns0:r>
+          </ns0:p>
+        </ns0:tc>
+        <ns0:tc>
+          <ns0:tcPr>
+            <ns0:tcW ns0:type="pct" ns0:w="600"/>
+          </ns0:tcPr>
+          <ns0:p>
+            <ns0:pPr>
+              <ns0:pStyle ns0:val="Compact"/>
               <ns0:jc ns0:val="center"/>
             </ns0:pPr>
             <ns0:r>
@@ -24992,73 +26896,54 @@
         </ns0:tc>
         <ns0:tc>
           <ns0:tcPr>
-            <ns0:tcW ns0:type="pct" ns0:w="3100"/>
-          </ns0:tcPr>
-          <ns0:p>
-            <ns0:pPr>
-              <ns0:pStyle ns0:val="Compact"/>
-              <ns0:jc ns0:val="right"/>
-            </ns0:pPr>
-            <ns0:r>
-              <ns0:t xml:space="preserve">0,32 %</ns0:t>
-            </ns0:r>
-          </ns0:p>
-        </ns0:tc>
-      </ns0:tr>
-      <ns0:tr>
-        <ns0:trPr>
-          <ns0:cantSplit/>
-        </ns0:trPr>
-        <ns0:tc>
-          <ns0:tcPr>
-            <ns0:tcW ns0:type="pct" ns0:w="1100"/>
-          </ns0:tcPr>
-          <ns0:p>
-            <ns0:pPr>
-              <ns0:pStyle ns0:val="Compact"/>
-              <ns0:jc ns0:val="left"/>
-            </ns0:pPr>
-            <ns0:r>
-              <ns0:t xml:space="preserve">CE4j</ns0:t>
-            </ns0:r>
-          </ns0:p>
-        </ns0:tc>
+            <ns0:tcW ns0:type="pct" ns0:w="1200"/>
+          </ns0:tcPr>
+          <ns0:p>
+            <ns0:pPr>
+              <ns0:pStyle ns0:val="Compact"/>
+              <ns0:jc ns0:val="right"/>
+            </ns0:pPr>
+            <ns0:r>
+              <ns0:t xml:space="preserve">1,68 %</ns0:t>
+            </ns0:r>
+          </ns0:p>
+        </ns0:tc>
+        <ns0:tc>
+          <ns0:tcPr>
+            <ns0:tcW ns0:type="pct" ns0:w="1200"/>
+          </ns0:tcPr>
+          <ns0:p>
+            <ns0:pPr>
+              <ns0:pStyle ns0:val="Compact"/>
+              <ns0:jc ns0:val="right"/>
+            </ns0:pPr>
+            <ns0:r>
+              <ns0:t xml:space="preserve">0,42 %</ns0:t>
+            </ns0:r>
+          </ns0:p>
+        </ns0:tc>
+        <ns0:tc>
+          <ns0:tcPr>
+            <ns0:tcW ns0:type="pct" ns0:w="1200"/>
+          </ns0:tcPr>
+          <ns0:p>
+            <ns0:pPr>
+              <ns0:pStyle ns0:val="Compact"/>
+              <ns0:jc ns0:val="right"/>
+            </ns0:pPr>
+            <ns0:r>
+              <ns0:t xml:space="preserve">2,10 %</ns0:t>
+            </ns0:r>
+          </ns0:p>
+        </ns0:tc>
+      </ns0:tr>
+      <ns0:tr>
+        <ns0:trPr>
+          <ns0:cantSplit/>
+        </ns0:trPr>
         <ns0:tc>
           <ns0:tcPr>
             <ns0:tcW ns0:type="pct" ns0:w="800"/>
-          </ns0:tcPr>
-          <ns0:p>
-            <ns0:pPr>
-              <ns0:pStyle ns0:val="Compact"/>
-              <ns0:jc ns0:val="center"/>
-            </ns0:pPr>
-            <ns0:r>
-              <ns0:t xml:space="preserve">RA4</ns0:t>
-            </ns0:r>
-          </ns0:p>
-        </ns0:tc>
-        <ns0:tc>
-          <ns0:tcPr>
-            <ns0:tcW ns0:type="pct" ns0:w="3100"/>
-          </ns0:tcPr>
-          <ns0:p>
-            <ns0:pPr>
-              <ns0:pStyle ns0:val="Compact"/>
-              <ns0:jc ns0:val="right"/>
-            </ns0:pPr>
-            <ns0:r>
-              <ns0:t xml:space="preserve">2,10 %</ns0:t>
-            </ns0:r>
-          </ns0:p>
-        </ns0:tc>
-      </ns0:tr>
-      <ns0:tr>
-        <ns0:trPr>
-          <ns0:cantSplit/>
-        </ns0:trPr>
-        <ns0:tc>
-          <ns0:tcPr>
-            <ns0:tcW ns0:type="pct" ns0:w="1100"/>
           </ns0:tcPr>
           <ns0:p>
             <ns0:pPr>
@@ -25076,7 +26961,7 @@
         </ns0:tc>
         <ns0:tc>
           <ns0:tcPr>
-            <ns0:tcW ns0:type="pct" ns0:w="800"/>
+            <ns0:tcW ns0:type="pct" ns0:w="600"/>
           </ns0:tcPr>
           <ns0:p>
             <ns0:pPr>
@@ -25090,7 +26975,43 @@
         </ns0:tc>
         <ns0:tc>
           <ns0:tcPr>
-            <ns0:tcW ns0:type="pct" ns0:w="3100"/>
+            <ns0:tcW ns0:type="pct" ns0:w="1200"/>
+          </ns0:tcPr>
+          <ns0:p>
+            <ns0:pPr>
+              <ns0:pStyle ns0:val="Compact"/>
+              <ns0:jc ns0:val="right"/>
+            </ns0:pPr>
+            <ns0:r>
+              <ns0:rPr>
+                <ns0:bCs/>
+                <ns0:b/>
+              </ns0:rPr>
+              <ns0:t xml:space="preserve">20,00 %</ns0:t>
+            </ns0:r>
+          </ns0:p>
+        </ns0:tc>
+        <ns0:tc>
+          <ns0:tcPr>
+            <ns0:tcW ns0:type="pct" ns0:w="1200"/>
+          </ns0:tcPr>
+          <ns0:p>
+            <ns0:pPr>
+              <ns0:pStyle ns0:val="Compact"/>
+              <ns0:jc ns0:val="right"/>
+            </ns0:pPr>
+            <ns0:r>
+              <ns0:rPr>
+                <ns0:bCs/>
+                <ns0:b/>
+              </ns0:rPr>
+              <ns0:t xml:space="preserve">5,00 %</ns0:t>
+            </ns0:r>
+          </ns0:p>
+        </ns0:tc>
+        <ns0:tc>
+          <ns0:tcPr>
+            <ns0:tcW ns0:type="pct" ns0:w="1200"/>
           </ns0:tcPr>
           <ns0:p>
             <ns0:pPr>
@@ -25113,7 +27034,7 @@
         </ns0:trPr>
         <ns0:tc>
           <ns0:tcPr>
-            <ns0:tcW ns0:type="pct" ns0:w="1100"/>
+            <ns0:tcW ns0:type="pct" ns0:w="800"/>
           </ns0:tcPr>
           <ns0:p>
             <ns0:pPr>
@@ -25127,11 +27048,86 @@
         </ns0:tc>
         <ns0:tc>
           <ns0:tcPr>
+            <ns0:tcW ns0:type="pct" ns0:w="600"/>
+          </ns0:tcPr>
+          <ns0:p>
+            <ns0:pPr>
+              <ns0:pStyle ns0:val="Compact"/>
+              <ns0:jc ns0:val="center"/>
+            </ns0:pPr>
+            <ns0:r>
+              <ns0:t xml:space="preserve">RA5</ns0:t>
+            </ns0:r>
+          </ns0:p>
+        </ns0:tc>
+        <ns0:tc>
+          <ns0:tcPr>
+            <ns0:tcW ns0:type="pct" ns0:w="1200"/>
+          </ns0:tcPr>
+          <ns0:p>
+            <ns0:pPr>
+              <ns0:pStyle ns0:val="Compact"/>
+              <ns0:jc ns0:val="right"/>
+            </ns0:pPr>
+            <ns0:r>
+              <ns0:t xml:space="preserve">1,75 %</ns0:t>
+            </ns0:r>
+          </ns0:p>
+        </ns0:tc>
+        <ns0:tc>
+          <ns0:tcPr>
+            <ns0:tcW ns0:type="pct" ns0:w="1200"/>
+          </ns0:tcPr>
+          <ns0:p>
+            <ns0:pPr>
+              <ns0:pStyle ns0:val="Compact"/>
+              <ns0:jc ns0:val="right"/>
+            </ns0:pPr>
+            <ns0:r>
+              <ns0:t xml:space="preserve">0,44 %</ns0:t>
+            </ns0:r>
+          </ns0:p>
+        </ns0:tc>
+        <ns0:tc>
+          <ns0:tcPr>
+            <ns0:tcW ns0:type="pct" ns0:w="1200"/>
+          </ns0:tcPr>
+          <ns0:p>
+            <ns0:pPr>
+              <ns0:pStyle ns0:val="Compact"/>
+              <ns0:jc ns0:val="right"/>
+            </ns0:pPr>
+            <ns0:r>
+              <ns0:t xml:space="preserve">2,19 %</ns0:t>
+            </ns0:r>
+          </ns0:p>
+        </ns0:tc>
+      </ns0:tr>
+      <ns0:tr>
+        <ns0:trPr>
+          <ns0:cantSplit/>
+        </ns0:trPr>
+        <ns0:tc>
+          <ns0:tcPr>
             <ns0:tcW ns0:type="pct" ns0:w="800"/>
           </ns0:tcPr>
           <ns0:p>
             <ns0:pPr>
               <ns0:pStyle ns0:val="Compact"/>
+              <ns0:jc ns0:val="left"/>
+            </ns0:pPr>
+            <ns0:r>
+              <ns0:t xml:space="preserve">CE5b</ns0:t>
+            </ns0:r>
+          </ns0:p>
+        </ns0:tc>
+        <ns0:tc>
+          <ns0:tcPr>
+            <ns0:tcW ns0:type="pct" ns0:w="600"/>
+          </ns0:tcPr>
+          <ns0:p>
+            <ns0:pPr>
+              <ns0:pStyle ns0:val="Compact"/>
               <ns0:jc ns0:val="center"/>
             </ns0:pPr>
             <ns0:r>
@@ -25141,37 +27137,51 @@
         </ns0:tc>
         <ns0:tc>
           <ns0:tcPr>
-            <ns0:tcW ns0:type="pct" ns0:w="3100"/>
-          </ns0:tcPr>
-          <ns0:p>
-            <ns0:pPr>
-              <ns0:pStyle ns0:val="Compact"/>
-              <ns0:jc ns0:val="right"/>
-            </ns0:pPr>
-            <ns0:r>
-              <ns0:t xml:space="preserve">2,19 %</ns0:t>
-            </ns0:r>
-          </ns0:p>
-        </ns0:tc>
-      </ns0:tr>
-      <ns0:tr>
-        <ns0:trPr>
-          <ns0:cantSplit/>
-        </ns0:trPr>
-        <ns0:tc>
-          <ns0:tcPr>
-            <ns0:tcW ns0:type="pct" ns0:w="1100"/>
-          </ns0:tcPr>
-          <ns0:p>
-            <ns0:pPr>
-              <ns0:pStyle ns0:val="Compact"/>
-              <ns0:jc ns0:val="left"/>
-            </ns0:pPr>
-            <ns0:r>
-              <ns0:t xml:space="preserve">CE5b</ns0:t>
-            </ns0:r>
-          </ns0:p>
-        </ns0:tc>
+            <ns0:tcW ns0:type="pct" ns0:w="1200"/>
+          </ns0:tcPr>
+          <ns0:p>
+            <ns0:pPr>
+              <ns0:pStyle ns0:val="Compact"/>
+              <ns0:jc ns0:val="right"/>
+            </ns0:pPr>
+            <ns0:r>
+              <ns0:t xml:space="preserve">1,35 %</ns0:t>
+            </ns0:r>
+          </ns0:p>
+        </ns0:tc>
+        <ns0:tc>
+          <ns0:tcPr>
+            <ns0:tcW ns0:type="pct" ns0:w="1200"/>
+          </ns0:tcPr>
+          <ns0:p>
+            <ns0:pPr>
+              <ns0:pStyle ns0:val="Compact"/>
+              <ns0:jc ns0:val="right"/>
+            </ns0:pPr>
+            <ns0:r>
+              <ns0:t xml:space="preserve">0,34 %</ns0:t>
+            </ns0:r>
+          </ns0:p>
+        </ns0:tc>
+        <ns0:tc>
+          <ns0:tcPr>
+            <ns0:tcW ns0:type="pct" ns0:w="1200"/>
+          </ns0:tcPr>
+          <ns0:p>
+            <ns0:pPr>
+              <ns0:pStyle ns0:val="Compact"/>
+              <ns0:jc ns0:val="right"/>
+            </ns0:pPr>
+            <ns0:r>
+              <ns0:t xml:space="preserve">1,69 %</ns0:t>
+            </ns0:r>
+          </ns0:p>
+        </ns0:tc>
+      </ns0:tr>
+      <ns0:tr>
+        <ns0:trPr>
+          <ns0:cantSplit/>
+        </ns0:trPr>
         <ns0:tc>
           <ns0:tcPr>
             <ns0:tcW ns0:type="pct" ns0:w="800"/>
@@ -25179,6 +27189,20 @@
           <ns0:p>
             <ns0:pPr>
               <ns0:pStyle ns0:val="Compact"/>
+              <ns0:jc ns0:val="left"/>
+            </ns0:pPr>
+            <ns0:r>
+              <ns0:t xml:space="preserve">CE5c</ns0:t>
+            </ns0:r>
+          </ns0:p>
+        </ns0:tc>
+        <ns0:tc>
+          <ns0:tcPr>
+            <ns0:tcW ns0:type="pct" ns0:w="600"/>
+          </ns0:tcPr>
+          <ns0:p>
+            <ns0:pPr>
+              <ns0:pStyle ns0:val="Compact"/>
               <ns0:jc ns0:val="center"/>
             </ns0:pPr>
             <ns0:r>
@@ -25188,37 +27212,51 @@
         </ns0:tc>
         <ns0:tc>
           <ns0:tcPr>
-            <ns0:tcW ns0:type="pct" ns0:w="3100"/>
-          </ns0:tcPr>
-          <ns0:p>
-            <ns0:pPr>
-              <ns0:pStyle ns0:val="Compact"/>
-              <ns0:jc ns0:val="right"/>
-            </ns0:pPr>
-            <ns0:r>
-              <ns0:t xml:space="preserve">1,68 %</ns0:t>
-            </ns0:r>
-          </ns0:p>
-        </ns0:tc>
-      </ns0:tr>
-      <ns0:tr>
-        <ns0:trPr>
-          <ns0:cantSplit/>
-        </ns0:trPr>
-        <ns0:tc>
-          <ns0:tcPr>
-            <ns0:tcW ns0:type="pct" ns0:w="1100"/>
-          </ns0:tcPr>
-          <ns0:p>
-            <ns0:pPr>
-              <ns0:pStyle ns0:val="Compact"/>
-              <ns0:jc ns0:val="left"/>
-            </ns0:pPr>
-            <ns0:r>
-              <ns0:t xml:space="preserve">CE5c</ns0:t>
-            </ns0:r>
-          </ns0:p>
-        </ns0:tc>
+            <ns0:tcW ns0:type="pct" ns0:w="1200"/>
+          </ns0:tcPr>
+          <ns0:p>
+            <ns0:pPr>
+              <ns0:pStyle ns0:val="Compact"/>
+              <ns0:jc ns0:val="right"/>
+            </ns0:pPr>
+            <ns0:r>
+              <ns0:t xml:space="preserve">0,58 %</ns0:t>
+            </ns0:r>
+          </ns0:p>
+        </ns0:tc>
+        <ns0:tc>
+          <ns0:tcPr>
+            <ns0:tcW ns0:type="pct" ns0:w="1200"/>
+          </ns0:tcPr>
+          <ns0:p>
+            <ns0:pPr>
+              <ns0:pStyle ns0:val="Compact"/>
+              <ns0:jc ns0:val="right"/>
+            </ns0:pPr>
+            <ns0:r>
+              <ns0:t xml:space="preserve">0,14 %</ns0:t>
+            </ns0:r>
+          </ns0:p>
+        </ns0:tc>
+        <ns0:tc>
+          <ns0:tcPr>
+            <ns0:tcW ns0:type="pct" ns0:w="1200"/>
+          </ns0:tcPr>
+          <ns0:p>
+            <ns0:pPr>
+              <ns0:pStyle ns0:val="Compact"/>
+              <ns0:jc ns0:val="right"/>
+            </ns0:pPr>
+            <ns0:r>
+              <ns0:t xml:space="preserve">0,72 %</ns0:t>
+            </ns0:r>
+          </ns0:p>
+        </ns0:tc>
+      </ns0:tr>
+      <ns0:tr>
+        <ns0:trPr>
+          <ns0:cantSplit/>
+        </ns0:trPr>
         <ns0:tc>
           <ns0:tcPr>
             <ns0:tcW ns0:type="pct" ns0:w="800"/>
@@ -25226,6 +27264,20 @@
           <ns0:p>
             <ns0:pPr>
               <ns0:pStyle ns0:val="Compact"/>
+              <ns0:jc ns0:val="left"/>
+            </ns0:pPr>
+            <ns0:r>
+              <ns0:t xml:space="preserve">CE5d</ns0:t>
+            </ns0:r>
+          </ns0:p>
+        </ns0:tc>
+        <ns0:tc>
+          <ns0:tcPr>
+            <ns0:tcW ns0:type="pct" ns0:w="600"/>
+          </ns0:tcPr>
+          <ns0:p>
+            <ns0:pPr>
+              <ns0:pStyle ns0:val="Compact"/>
               <ns0:jc ns0:val="center"/>
             </ns0:pPr>
             <ns0:r>
@@ -25235,37 +27287,51 @@
         </ns0:tc>
         <ns0:tc>
           <ns0:tcPr>
-            <ns0:tcW ns0:type="pct" ns0:w="3100"/>
-          </ns0:tcPr>
-          <ns0:p>
-            <ns0:pPr>
-              <ns0:pStyle ns0:val="Compact"/>
-              <ns0:jc ns0:val="right"/>
-            </ns0:pPr>
-            <ns0:r>
-              <ns0:t xml:space="preserve">0,72 %</ns0:t>
-            </ns0:r>
-          </ns0:p>
-        </ns0:tc>
-      </ns0:tr>
-      <ns0:tr>
-        <ns0:trPr>
-          <ns0:cantSplit/>
-        </ns0:trPr>
-        <ns0:tc>
-          <ns0:tcPr>
-            <ns0:tcW ns0:type="pct" ns0:w="1100"/>
-          </ns0:tcPr>
-          <ns0:p>
-            <ns0:pPr>
-              <ns0:pStyle ns0:val="Compact"/>
-              <ns0:jc ns0:val="left"/>
-            </ns0:pPr>
-            <ns0:r>
-              <ns0:t xml:space="preserve">CE5d</ns0:t>
-            </ns0:r>
-          </ns0:p>
-        </ns0:tc>
+            <ns0:tcW ns0:type="pct" ns0:w="1200"/>
+          </ns0:tcPr>
+          <ns0:p>
+            <ns0:pPr>
+              <ns0:pStyle ns0:val="Compact"/>
+              <ns0:jc ns0:val="right"/>
+            </ns0:pPr>
+            <ns0:r>
+              <ns0:t xml:space="preserve">5,40 %</ns0:t>
+            </ns0:r>
+          </ns0:p>
+        </ns0:tc>
+        <ns0:tc>
+          <ns0:tcPr>
+            <ns0:tcW ns0:type="pct" ns0:w="1200"/>
+          </ns0:tcPr>
+          <ns0:p>
+            <ns0:pPr>
+              <ns0:pStyle ns0:val="Compact"/>
+              <ns0:jc ns0:val="right"/>
+            </ns0:pPr>
+            <ns0:r>
+              <ns0:t xml:space="preserve">1,34 %</ns0:t>
+            </ns0:r>
+          </ns0:p>
+        </ns0:tc>
+        <ns0:tc>
+          <ns0:tcPr>
+            <ns0:tcW ns0:type="pct" ns0:w="1200"/>
+          </ns0:tcPr>
+          <ns0:p>
+            <ns0:pPr>
+              <ns0:pStyle ns0:val="Compact"/>
+              <ns0:jc ns0:val="right"/>
+            </ns0:pPr>
+            <ns0:r>
+              <ns0:t xml:space="preserve">6,74 %</ns0:t>
+            </ns0:r>
+          </ns0:p>
+        </ns0:tc>
+      </ns0:tr>
+      <ns0:tr>
+        <ns0:trPr>
+          <ns0:cantSplit/>
+        </ns0:trPr>
         <ns0:tc>
           <ns0:tcPr>
             <ns0:tcW ns0:type="pct" ns0:w="800"/>
@@ -25273,6 +27339,20 @@
           <ns0:p>
             <ns0:pPr>
               <ns0:pStyle ns0:val="Compact"/>
+              <ns0:jc ns0:val="left"/>
+            </ns0:pPr>
+            <ns0:r>
+              <ns0:t xml:space="preserve">CE5e</ns0:t>
+            </ns0:r>
+          </ns0:p>
+        </ns0:tc>
+        <ns0:tc>
+          <ns0:tcPr>
+            <ns0:tcW ns0:type="pct" ns0:w="600"/>
+          </ns0:tcPr>
+          <ns0:p>
+            <ns0:pPr>
+              <ns0:pStyle ns0:val="Compact"/>
               <ns0:jc ns0:val="center"/>
             </ns0:pPr>
             <ns0:r>
@@ -25282,37 +27362,51 @@
         </ns0:tc>
         <ns0:tc>
           <ns0:tcPr>
-            <ns0:tcW ns0:type="pct" ns0:w="3100"/>
-          </ns0:tcPr>
-          <ns0:p>
-            <ns0:pPr>
-              <ns0:pStyle ns0:val="Compact"/>
-              <ns0:jc ns0:val="right"/>
-            </ns0:pPr>
-            <ns0:r>
-              <ns0:t xml:space="preserve">6,75 %</ns0:t>
-            </ns0:r>
-          </ns0:p>
-        </ns0:tc>
-      </ns0:tr>
-      <ns0:tr>
-        <ns0:trPr>
-          <ns0:cantSplit/>
-        </ns0:trPr>
-        <ns0:tc>
-          <ns0:tcPr>
-            <ns0:tcW ns0:type="pct" ns0:w="1100"/>
-          </ns0:tcPr>
-          <ns0:p>
-            <ns0:pPr>
-              <ns0:pStyle ns0:val="Compact"/>
-              <ns0:jc ns0:val="left"/>
-            </ns0:pPr>
-            <ns0:r>
-              <ns0:t xml:space="preserve">CE5e</ns0:t>
-            </ns0:r>
-          </ns0:p>
-        </ns0:tc>
+            <ns0:tcW ns0:type="pct" ns0:w="1200"/>
+          </ns0:tcPr>
+          <ns0:p>
+            <ns0:pPr>
+              <ns0:pStyle ns0:val="Compact"/>
+              <ns0:jc ns0:val="right"/>
+            </ns0:pPr>
+            <ns0:r>
+              <ns0:t xml:space="preserve">1,06 %</ns0:t>
+            </ns0:r>
+          </ns0:p>
+        </ns0:tc>
+        <ns0:tc>
+          <ns0:tcPr>
+            <ns0:tcW ns0:type="pct" ns0:w="1200"/>
+          </ns0:tcPr>
+          <ns0:p>
+            <ns0:pPr>
+              <ns0:pStyle ns0:val="Compact"/>
+              <ns0:jc ns0:val="right"/>
+            </ns0:pPr>
+            <ns0:r>
+              <ns0:t xml:space="preserve">0,27 %</ns0:t>
+            </ns0:r>
+          </ns0:p>
+        </ns0:tc>
+        <ns0:tc>
+          <ns0:tcPr>
+            <ns0:tcW ns0:type="pct" ns0:w="1200"/>
+          </ns0:tcPr>
+          <ns0:p>
+            <ns0:pPr>
+              <ns0:pStyle ns0:val="Compact"/>
+              <ns0:jc ns0:val="right"/>
+            </ns0:pPr>
+            <ns0:r>
+              <ns0:t xml:space="preserve">1,33 %</ns0:t>
+            </ns0:r>
+          </ns0:p>
+        </ns0:tc>
+      </ns0:tr>
+      <ns0:tr>
+        <ns0:trPr>
+          <ns0:cantSplit/>
+        </ns0:trPr>
         <ns0:tc>
           <ns0:tcPr>
             <ns0:tcW ns0:type="pct" ns0:w="800"/>
@@ -25320,6 +27414,20 @@
           <ns0:p>
             <ns0:pPr>
               <ns0:pStyle ns0:val="Compact"/>
+              <ns0:jc ns0:val="left"/>
+            </ns0:pPr>
+            <ns0:r>
+              <ns0:t xml:space="preserve">CE5f</ns0:t>
+            </ns0:r>
+          </ns0:p>
+        </ns0:tc>
+        <ns0:tc>
+          <ns0:tcPr>
+            <ns0:tcW ns0:type="pct" ns0:w="600"/>
+          </ns0:tcPr>
+          <ns0:p>
+            <ns0:pPr>
+              <ns0:pStyle ns0:val="Compact"/>
               <ns0:jc ns0:val="center"/>
             </ns0:pPr>
             <ns0:r>
@@ -25329,37 +27437,51 @@
         </ns0:tc>
         <ns0:tc>
           <ns0:tcPr>
-            <ns0:tcW ns0:type="pct" ns0:w="3100"/>
-          </ns0:tcPr>
-          <ns0:p>
-            <ns0:pPr>
-              <ns0:pStyle ns0:val="Compact"/>
-              <ns0:jc ns0:val="right"/>
-            </ns0:pPr>
-            <ns0:r>
-              <ns0:t xml:space="preserve">1,33 %</ns0:t>
-            </ns0:r>
-          </ns0:p>
-        </ns0:tc>
-      </ns0:tr>
-      <ns0:tr>
-        <ns0:trPr>
-          <ns0:cantSplit/>
-        </ns0:trPr>
-        <ns0:tc>
-          <ns0:tcPr>
-            <ns0:tcW ns0:type="pct" ns0:w="1100"/>
-          </ns0:tcPr>
-          <ns0:p>
-            <ns0:pPr>
-              <ns0:pStyle ns0:val="Compact"/>
-              <ns0:jc ns0:val="left"/>
-            </ns0:pPr>
-            <ns0:r>
-              <ns0:t xml:space="preserve">CE5f</ns0:t>
-            </ns0:r>
-          </ns0:p>
-        </ns0:tc>
+            <ns0:tcW ns0:type="pct" ns0:w="1200"/>
+          </ns0:tcPr>
+          <ns0:p>
+            <ns0:pPr>
+              <ns0:pStyle ns0:val="Compact"/>
+              <ns0:jc ns0:val="right"/>
+            </ns0:pPr>
+            <ns0:r>
+              <ns0:t xml:space="preserve">0,22 %</ns0:t>
+            </ns0:r>
+          </ns0:p>
+        </ns0:tc>
+        <ns0:tc>
+          <ns0:tcPr>
+            <ns0:tcW ns0:type="pct" ns0:w="1200"/>
+          </ns0:tcPr>
+          <ns0:p>
+            <ns0:pPr>
+              <ns0:pStyle ns0:val="Compact"/>
+              <ns0:jc ns0:val="right"/>
+            </ns0:pPr>
+            <ns0:r>
+              <ns0:t xml:space="preserve">0,06 %</ns0:t>
+            </ns0:r>
+          </ns0:p>
+        </ns0:tc>
+        <ns0:tc>
+          <ns0:tcPr>
+            <ns0:tcW ns0:type="pct" ns0:w="1200"/>
+          </ns0:tcPr>
+          <ns0:p>
+            <ns0:pPr>
+              <ns0:pStyle ns0:val="Compact"/>
+              <ns0:jc ns0:val="right"/>
+            </ns0:pPr>
+            <ns0:r>
+              <ns0:t xml:space="preserve">0,28 %</ns0:t>
+            </ns0:r>
+          </ns0:p>
+        </ns0:tc>
+      </ns0:tr>
+      <ns0:tr>
+        <ns0:trPr>
+          <ns0:cantSplit/>
+        </ns0:trPr>
         <ns0:tc>
           <ns0:tcPr>
             <ns0:tcW ns0:type="pct" ns0:w="800"/>
@@ -25367,6 +27489,20 @@
           <ns0:p>
             <ns0:pPr>
               <ns0:pStyle ns0:val="Compact"/>
+              <ns0:jc ns0:val="left"/>
+            </ns0:pPr>
+            <ns0:r>
+              <ns0:t xml:space="preserve">CE5g</ns0:t>
+            </ns0:r>
+          </ns0:p>
+        </ns0:tc>
+        <ns0:tc>
+          <ns0:tcPr>
+            <ns0:tcW ns0:type="pct" ns0:w="600"/>
+          </ns0:tcPr>
+          <ns0:p>
+            <ns0:pPr>
+              <ns0:pStyle ns0:val="Compact"/>
               <ns0:jc ns0:val="center"/>
             </ns0:pPr>
             <ns0:r>
@@ -25376,7 +27512,35 @@
         </ns0:tc>
         <ns0:tc>
           <ns0:tcPr>
-            <ns0:tcW ns0:type="pct" ns0:w="3100"/>
+            <ns0:tcW ns0:type="pct" ns0:w="1200"/>
+          </ns0:tcPr>
+          <ns0:p>
+            <ns0:pPr>
+              <ns0:pStyle ns0:val="Compact"/>
+              <ns0:jc ns0:val="right"/>
+            </ns0:pPr>
+            <ns0:r>
+              <ns0:t xml:space="preserve">0,22 %</ns0:t>
+            </ns0:r>
+          </ns0:p>
+        </ns0:tc>
+        <ns0:tc>
+          <ns0:tcPr>
+            <ns0:tcW ns0:type="pct" ns0:w="1200"/>
+          </ns0:tcPr>
+          <ns0:p>
+            <ns0:pPr>
+              <ns0:pStyle ns0:val="Compact"/>
+              <ns0:jc ns0:val="right"/>
+            </ns0:pPr>
+            <ns0:r>
+              <ns0:t xml:space="preserve">0,06 %</ns0:t>
+            </ns0:r>
+          </ns0:p>
+        </ns0:tc>
+        <ns0:tc>
+          <ns0:tcPr>
+            <ns0:tcW ns0:type="pct" ns0:w="1200"/>
           </ns0:tcPr>
           <ns0:p>
             <ns0:pPr>
@@ -25395,25 +27559,25 @@
         </ns0:trPr>
         <ns0:tc>
           <ns0:tcPr>
-            <ns0:tcW ns0:type="pct" ns0:w="1100"/>
-          </ns0:tcPr>
-          <ns0:p>
-            <ns0:pPr>
-              <ns0:pStyle ns0:val="Compact"/>
-              <ns0:jc ns0:val="left"/>
-            </ns0:pPr>
-            <ns0:r>
-              <ns0:t xml:space="preserve">CE5g</ns0:t>
-            </ns0:r>
-          </ns0:p>
-        </ns0:tc>
-        <ns0:tc>
-          <ns0:tcPr>
             <ns0:tcW ns0:type="pct" ns0:w="800"/>
           </ns0:tcPr>
           <ns0:p>
             <ns0:pPr>
               <ns0:pStyle ns0:val="Compact"/>
+              <ns0:jc ns0:val="left"/>
+            </ns0:pPr>
+            <ns0:r>
+              <ns0:t xml:space="preserve">CE5h</ns0:t>
+            </ns0:r>
+          </ns0:p>
+        </ns0:tc>
+        <ns0:tc>
+          <ns0:tcPr>
+            <ns0:tcW ns0:type="pct" ns0:w="600"/>
+          </ns0:tcPr>
+          <ns0:p>
+            <ns0:pPr>
+              <ns0:pStyle ns0:val="Compact"/>
               <ns0:jc ns0:val="center"/>
             </ns0:pPr>
             <ns0:r>
@@ -25423,73 +27587,54 @@
         </ns0:tc>
         <ns0:tc>
           <ns0:tcPr>
-            <ns0:tcW ns0:type="pct" ns0:w="3100"/>
-          </ns0:tcPr>
-          <ns0:p>
-            <ns0:pPr>
-              <ns0:pStyle ns0:val="Compact"/>
-              <ns0:jc ns0:val="right"/>
-            </ns0:pPr>
-            <ns0:r>
-              <ns0:t xml:space="preserve">0,28 %</ns0:t>
-            </ns0:r>
-          </ns0:p>
-        </ns0:tc>
-      </ns0:tr>
-      <ns0:tr>
-        <ns0:trPr>
-          <ns0:cantSplit/>
-        </ns0:trPr>
-        <ns0:tc>
-          <ns0:tcPr>
-            <ns0:tcW ns0:type="pct" ns0:w="1100"/>
-          </ns0:tcPr>
-          <ns0:p>
-            <ns0:pPr>
-              <ns0:pStyle ns0:val="Compact"/>
-              <ns0:jc ns0:val="left"/>
-            </ns0:pPr>
-            <ns0:r>
-              <ns0:t xml:space="preserve">CE5h</ns0:t>
-            </ns0:r>
-          </ns0:p>
-        </ns0:tc>
+            <ns0:tcW ns0:type="pct" ns0:w="1200"/>
+          </ns0:tcPr>
+          <ns0:p>
+            <ns0:pPr>
+              <ns0:pStyle ns0:val="Compact"/>
+              <ns0:jc ns0:val="right"/>
+            </ns0:pPr>
+            <ns0:r>
+              <ns0:t xml:space="preserve">1,42 %</ns0:t>
+            </ns0:r>
+          </ns0:p>
+        </ns0:tc>
+        <ns0:tc>
+          <ns0:tcPr>
+            <ns0:tcW ns0:type="pct" ns0:w="1200"/>
+          </ns0:tcPr>
+          <ns0:p>
+            <ns0:pPr>
+              <ns0:pStyle ns0:val="Compact"/>
+              <ns0:jc ns0:val="right"/>
+            </ns0:pPr>
+            <ns0:r>
+              <ns0:t xml:space="preserve">0,35 %</ns0:t>
+            </ns0:r>
+          </ns0:p>
+        </ns0:tc>
+        <ns0:tc>
+          <ns0:tcPr>
+            <ns0:tcW ns0:type="pct" ns0:w="1200"/>
+          </ns0:tcPr>
+          <ns0:p>
+            <ns0:pPr>
+              <ns0:pStyle ns0:val="Compact"/>
+              <ns0:jc ns0:val="right"/>
+            </ns0:pPr>
+            <ns0:r>
+              <ns0:t xml:space="preserve">1,77 %</ns0:t>
+            </ns0:r>
+          </ns0:p>
+        </ns0:tc>
+      </ns0:tr>
+      <ns0:tr>
+        <ns0:trPr>
+          <ns0:cantSplit/>
+        </ns0:trPr>
         <ns0:tc>
           <ns0:tcPr>
             <ns0:tcW ns0:type="pct" ns0:w="800"/>
-          </ns0:tcPr>
-          <ns0:p>
-            <ns0:pPr>
-              <ns0:pStyle ns0:val="Compact"/>
-              <ns0:jc ns0:val="center"/>
-            </ns0:pPr>
-            <ns0:r>
-              <ns0:t xml:space="preserve">RA5</ns0:t>
-            </ns0:r>
-          </ns0:p>
-        </ns0:tc>
-        <ns0:tc>
-          <ns0:tcPr>
-            <ns0:tcW ns0:type="pct" ns0:w="3100"/>
-          </ns0:tcPr>
-          <ns0:p>
-            <ns0:pPr>
-              <ns0:pStyle ns0:val="Compact"/>
-              <ns0:jc ns0:val="right"/>
-            </ns0:pPr>
-            <ns0:r>
-              <ns0:t xml:space="preserve">1,77 %</ns0:t>
-            </ns0:r>
-          </ns0:p>
-        </ns0:tc>
-      </ns0:tr>
-      <ns0:tr>
-        <ns0:trPr>
-          <ns0:cantSplit/>
-        </ns0:trPr>
-        <ns0:tc>
-          <ns0:tcPr>
-            <ns0:tcW ns0:type="pct" ns0:w="1100"/>
           </ns0:tcPr>
           <ns0:p>
             <ns0:pPr>
@@ -25507,7 +27652,7 @@
         </ns0:tc>
         <ns0:tc>
           <ns0:tcPr>
-            <ns0:tcW ns0:type="pct" ns0:w="800"/>
+            <ns0:tcW ns0:type="pct" ns0:w="600"/>
           </ns0:tcPr>
           <ns0:p>
             <ns0:pPr>
@@ -25521,7 +27666,43 @@
         </ns0:tc>
         <ns0:tc>
           <ns0:tcPr>
-            <ns0:tcW ns0:type="pct" ns0:w="3100"/>
+            <ns0:tcW ns0:type="pct" ns0:w="1200"/>
+          </ns0:tcPr>
+          <ns0:p>
+            <ns0:pPr>
+              <ns0:pStyle ns0:val="Compact"/>
+              <ns0:jc ns0:val="right"/>
+            </ns0:pPr>
+            <ns0:r>
+              <ns0:rPr>
+                <ns0:bCs/>
+                <ns0:b/>
+              </ns0:rPr>
+              <ns0:t xml:space="preserve">12,00 %</ns0:t>
+            </ns0:r>
+          </ns0:p>
+        </ns0:tc>
+        <ns0:tc>
+          <ns0:tcPr>
+            <ns0:tcW ns0:type="pct" ns0:w="1200"/>
+          </ns0:tcPr>
+          <ns0:p>
+            <ns0:pPr>
+              <ns0:pStyle ns0:val="Compact"/>
+              <ns0:jc ns0:val="right"/>
+            </ns0:pPr>
+            <ns0:r>
+              <ns0:rPr>
+                <ns0:bCs/>
+                <ns0:b/>
+              </ns0:rPr>
+              <ns0:t xml:space="preserve">3,00 %</ns0:t>
+            </ns0:r>
+          </ns0:p>
+        </ns0:tc>
+        <ns0:tc>
+          <ns0:tcPr>
+            <ns0:tcW ns0:type="pct" ns0:w="1200"/>
           </ns0:tcPr>
           <ns0:p>
             <ns0:pPr>
@@ -25544,7 +27725,7 @@
         </ns0:trPr>
         <ns0:tc>
           <ns0:tcPr>
-            <ns0:tcW ns0:type="pct" ns0:w="1100"/>
+            <ns0:tcW ns0:type="pct" ns0:w="800"/>
           </ns0:tcPr>
           <ns0:p>
             <ns0:pPr>
@@ -25558,11 +27739,86 @@
         </ns0:tc>
         <ns0:tc>
           <ns0:tcPr>
+            <ns0:tcW ns0:type="pct" ns0:w="600"/>
+          </ns0:tcPr>
+          <ns0:p>
+            <ns0:pPr>
+              <ns0:pStyle ns0:val="Compact"/>
+              <ns0:jc ns0:val="center"/>
+            </ns0:pPr>
+            <ns0:r>
+              <ns0:t xml:space="preserve">RA6</ns0:t>
+            </ns0:r>
+          </ns0:p>
+        </ns0:tc>
+        <ns0:tc>
+          <ns0:tcPr>
+            <ns0:tcW ns0:type="pct" ns0:w="1200"/>
+          </ns0:tcPr>
+          <ns0:p>
+            <ns0:pPr>
+              <ns0:pStyle ns0:val="Compact"/>
+              <ns0:jc ns0:val="right"/>
+            </ns0:pPr>
+            <ns0:r>
+              <ns0:t xml:space="preserve">0,89 %</ns0:t>
+            </ns0:r>
+          </ns0:p>
+        </ns0:tc>
+        <ns0:tc>
+          <ns0:tcPr>
+            <ns0:tcW ns0:type="pct" ns0:w="1200"/>
+          </ns0:tcPr>
+          <ns0:p>
+            <ns0:pPr>
+              <ns0:pStyle ns0:val="Compact"/>
+              <ns0:jc ns0:val="right"/>
+            </ns0:pPr>
+            <ns0:r>
+              <ns0:t xml:space="preserve">0,22 %</ns0:t>
+            </ns0:r>
+          </ns0:p>
+        </ns0:tc>
+        <ns0:tc>
+          <ns0:tcPr>
+            <ns0:tcW ns0:type="pct" ns0:w="1200"/>
+          </ns0:tcPr>
+          <ns0:p>
+            <ns0:pPr>
+              <ns0:pStyle ns0:val="Compact"/>
+              <ns0:jc ns0:val="right"/>
+            </ns0:pPr>
+            <ns0:r>
+              <ns0:t xml:space="preserve">1,11 %</ns0:t>
+            </ns0:r>
+          </ns0:p>
+        </ns0:tc>
+      </ns0:tr>
+      <ns0:tr>
+        <ns0:trPr>
+          <ns0:cantSplit/>
+        </ns0:trPr>
+        <ns0:tc>
+          <ns0:tcPr>
             <ns0:tcW ns0:type="pct" ns0:w="800"/>
           </ns0:tcPr>
           <ns0:p>
             <ns0:pPr>
               <ns0:pStyle ns0:val="Compact"/>
+              <ns0:jc ns0:val="left"/>
+            </ns0:pPr>
+            <ns0:r>
+              <ns0:t xml:space="preserve">CE6b</ns0:t>
+            </ns0:r>
+          </ns0:p>
+        </ns0:tc>
+        <ns0:tc>
+          <ns0:tcPr>
+            <ns0:tcW ns0:type="pct" ns0:w="600"/>
+          </ns0:tcPr>
+          <ns0:p>
+            <ns0:pPr>
+              <ns0:pStyle ns0:val="Compact"/>
               <ns0:jc ns0:val="center"/>
             </ns0:pPr>
             <ns0:r>
@@ -25572,37 +27828,51 @@
         </ns0:tc>
         <ns0:tc>
           <ns0:tcPr>
-            <ns0:tcW ns0:type="pct" ns0:w="3100"/>
-          </ns0:tcPr>
-          <ns0:p>
-            <ns0:pPr>
-              <ns0:pStyle ns0:val="Compact"/>
-              <ns0:jc ns0:val="right"/>
-            </ns0:pPr>
-            <ns0:r>
-              <ns0:t xml:space="preserve">1,12 %</ns0:t>
-            </ns0:r>
-          </ns0:p>
-        </ns0:tc>
-      </ns0:tr>
-      <ns0:tr>
-        <ns0:trPr>
-          <ns0:cantSplit/>
-        </ns0:trPr>
-        <ns0:tc>
-          <ns0:tcPr>
-            <ns0:tcW ns0:type="pct" ns0:w="1100"/>
-          </ns0:tcPr>
-          <ns0:p>
-            <ns0:pPr>
-              <ns0:pStyle ns0:val="Compact"/>
-              <ns0:jc ns0:val="left"/>
-            </ns0:pPr>
-            <ns0:r>
-              <ns0:t xml:space="preserve">CE6b</ns0:t>
-            </ns0:r>
-          </ns0:p>
-        </ns0:tc>
+            <ns0:tcW ns0:type="pct" ns0:w="1200"/>
+          </ns0:tcPr>
+          <ns0:p>
+            <ns0:pPr>
+              <ns0:pStyle ns0:val="Compact"/>
+              <ns0:jc ns0:val="right"/>
+            </ns0:pPr>
+            <ns0:r>
+              <ns0:t xml:space="preserve">1,68 %</ns0:t>
+            </ns0:r>
+          </ns0:p>
+        </ns0:tc>
+        <ns0:tc>
+          <ns0:tcPr>
+            <ns0:tcW ns0:type="pct" ns0:w="1200"/>
+          </ns0:tcPr>
+          <ns0:p>
+            <ns0:pPr>
+              <ns0:pStyle ns0:val="Compact"/>
+              <ns0:jc ns0:val="right"/>
+            </ns0:pPr>
+            <ns0:r>
+              <ns0:t xml:space="preserve">0,42 %</ns0:t>
+            </ns0:r>
+          </ns0:p>
+        </ns0:tc>
+        <ns0:tc>
+          <ns0:tcPr>
+            <ns0:tcW ns0:type="pct" ns0:w="1200"/>
+          </ns0:tcPr>
+          <ns0:p>
+            <ns0:pPr>
+              <ns0:pStyle ns0:val="Compact"/>
+              <ns0:jc ns0:val="right"/>
+            </ns0:pPr>
+            <ns0:r>
+              <ns0:t xml:space="preserve">2,10 %</ns0:t>
+            </ns0:r>
+          </ns0:p>
+        </ns0:tc>
+      </ns0:tr>
+      <ns0:tr>
+        <ns0:trPr>
+          <ns0:cantSplit/>
+        </ns0:trPr>
         <ns0:tc>
           <ns0:tcPr>
             <ns0:tcW ns0:type="pct" ns0:w="800"/>
@@ -25610,6 +27880,20 @@
           <ns0:p>
             <ns0:pPr>
               <ns0:pStyle ns0:val="Compact"/>
+              <ns0:jc ns0:val="left"/>
+            </ns0:pPr>
+            <ns0:r>
+              <ns0:t xml:space="preserve">CE6c</ns0:t>
+            </ns0:r>
+          </ns0:p>
+        </ns0:tc>
+        <ns0:tc>
+          <ns0:tcPr>
+            <ns0:tcW ns0:type="pct" ns0:w="600"/>
+          </ns0:tcPr>
+          <ns0:p>
+            <ns0:pPr>
+              <ns0:pStyle ns0:val="Compact"/>
               <ns0:jc ns0:val="center"/>
             </ns0:pPr>
             <ns0:r>
@@ -25619,37 +27903,51 @@
         </ns0:tc>
         <ns0:tc>
           <ns0:tcPr>
-            <ns0:tcW ns0:type="pct" ns0:w="3100"/>
-          </ns0:tcPr>
-          <ns0:p>
-            <ns0:pPr>
-              <ns0:pStyle ns0:val="Compact"/>
-              <ns0:jc ns0:val="right"/>
-            </ns0:pPr>
-            <ns0:r>
-              <ns0:t xml:space="preserve">2,10 %</ns0:t>
-            </ns0:r>
-          </ns0:p>
-        </ns0:tc>
-      </ns0:tr>
-      <ns0:tr>
-        <ns0:trPr>
-          <ns0:cantSplit/>
-        </ns0:trPr>
-        <ns0:tc>
-          <ns0:tcPr>
-            <ns0:tcW ns0:type="pct" ns0:w="1100"/>
-          </ns0:tcPr>
-          <ns0:p>
-            <ns0:pPr>
-              <ns0:pStyle ns0:val="Compact"/>
-              <ns0:jc ns0:val="left"/>
-            </ns0:pPr>
-            <ns0:r>
-              <ns0:t xml:space="preserve">CE6c</ns0:t>
-            </ns0:r>
-          </ns0:p>
-        </ns0:tc>
+            <ns0:tcW ns0:type="pct" ns0:w="1200"/>
+          </ns0:tcPr>
+          <ns0:p>
+            <ns0:pPr>
+              <ns0:pStyle ns0:val="Compact"/>
+              <ns0:jc ns0:val="right"/>
+            </ns0:pPr>
+            <ns0:r>
+              <ns0:t xml:space="preserve">0,54 %</ns0:t>
+            </ns0:r>
+          </ns0:p>
+        </ns0:tc>
+        <ns0:tc>
+          <ns0:tcPr>
+            <ns0:tcW ns0:type="pct" ns0:w="1200"/>
+          </ns0:tcPr>
+          <ns0:p>
+            <ns0:pPr>
+              <ns0:pStyle ns0:val="Compact"/>
+              <ns0:jc ns0:val="right"/>
+            </ns0:pPr>
+            <ns0:r>
+              <ns0:t xml:space="preserve">0,13 %</ns0:t>
+            </ns0:r>
+          </ns0:p>
+        </ns0:tc>
+        <ns0:tc>
+          <ns0:tcPr>
+            <ns0:tcW ns0:type="pct" ns0:w="1200"/>
+          </ns0:tcPr>
+          <ns0:p>
+            <ns0:pPr>
+              <ns0:pStyle ns0:val="Compact"/>
+              <ns0:jc ns0:val="right"/>
+            </ns0:pPr>
+            <ns0:r>
+              <ns0:t xml:space="preserve">0,67 %</ns0:t>
+            </ns0:r>
+          </ns0:p>
+        </ns0:tc>
+      </ns0:tr>
+      <ns0:tr>
+        <ns0:trPr>
+          <ns0:cantSplit/>
+        </ns0:trPr>
         <ns0:tc>
           <ns0:tcPr>
             <ns0:tcW ns0:type="pct" ns0:w="800"/>
@@ -25657,6 +27955,20 @@
           <ns0:p>
             <ns0:pPr>
               <ns0:pStyle ns0:val="Compact"/>
+              <ns0:jc ns0:val="left"/>
+            </ns0:pPr>
+            <ns0:r>
+              <ns0:t xml:space="preserve">CE6d</ns0:t>
+            </ns0:r>
+          </ns0:p>
+        </ns0:tc>
+        <ns0:tc>
+          <ns0:tcPr>
+            <ns0:tcW ns0:type="pct" ns0:w="600"/>
+          </ns0:tcPr>
+          <ns0:p>
+            <ns0:pPr>
+              <ns0:pStyle ns0:val="Compact"/>
               <ns0:jc ns0:val="center"/>
             </ns0:pPr>
             <ns0:r>
@@ -25666,7 +27978,185 @@
         </ns0:tc>
         <ns0:tc>
           <ns0:tcPr>
-            <ns0:tcW ns0:type="pct" ns0:w="3100"/>
+            <ns0:tcW ns0:type="pct" ns0:w="1200"/>
+          </ns0:tcPr>
+          <ns0:p>
+            <ns0:pPr>
+              <ns0:pStyle ns0:val="Compact"/>
+              <ns0:jc ns0:val="right"/>
+            </ns0:pPr>
+            <ns0:r>
+              <ns0:t xml:space="preserve">0,89 %</ns0:t>
+            </ns0:r>
+          </ns0:p>
+        </ns0:tc>
+        <ns0:tc>
+          <ns0:tcPr>
+            <ns0:tcW ns0:type="pct" ns0:w="1200"/>
+          </ns0:tcPr>
+          <ns0:p>
+            <ns0:pPr>
+              <ns0:pStyle ns0:val="Compact"/>
+              <ns0:jc ns0:val="right"/>
+            </ns0:pPr>
+            <ns0:r>
+              <ns0:t xml:space="preserve">0,22 %</ns0:t>
+            </ns0:r>
+          </ns0:p>
+        </ns0:tc>
+        <ns0:tc>
+          <ns0:tcPr>
+            <ns0:tcW ns0:type="pct" ns0:w="1200"/>
+          </ns0:tcPr>
+          <ns0:p>
+            <ns0:pPr>
+              <ns0:pStyle ns0:val="Compact"/>
+              <ns0:jc ns0:val="right"/>
+            </ns0:pPr>
+            <ns0:r>
+              <ns0:t xml:space="preserve">1,11 %</ns0:t>
+            </ns0:r>
+          </ns0:p>
+        </ns0:tc>
+      </ns0:tr>
+      <ns0:tr>
+        <ns0:trPr>
+          <ns0:cantSplit/>
+        </ns0:trPr>
+        <ns0:tc>
+          <ns0:tcPr>
+            <ns0:tcW ns0:type="pct" ns0:w="800"/>
+          </ns0:tcPr>
+          <ns0:p>
+            <ns0:pPr>
+              <ns0:pStyle ns0:val="Compact"/>
+              <ns0:jc ns0:val="left"/>
+            </ns0:pPr>
+            <ns0:r>
+              <ns0:t xml:space="preserve">CE6e</ns0:t>
+            </ns0:r>
+          </ns0:p>
+        </ns0:tc>
+        <ns0:tc>
+          <ns0:tcPr>
+            <ns0:tcW ns0:type="pct" ns0:w="600"/>
+          </ns0:tcPr>
+          <ns0:p>
+            <ns0:pPr>
+              <ns0:pStyle ns0:val="Compact"/>
+              <ns0:jc ns0:val="center"/>
+            </ns0:pPr>
+            <ns0:r>
+              <ns0:t xml:space="preserve">RA6</ns0:t>
+            </ns0:r>
+          </ns0:p>
+        </ns0:tc>
+        <ns0:tc>
+          <ns0:tcPr>
+            <ns0:tcW ns0:type="pct" ns0:w="1200"/>
+          </ns0:tcPr>
+          <ns0:p>
+            <ns0:pPr>
+              <ns0:pStyle ns0:val="Compact"/>
+              <ns0:jc ns0:val="right"/>
+            </ns0:pPr>
+            <ns0:r>
+              <ns0:t xml:space="preserve">2,03 %</ns0:t>
+            </ns0:r>
+          </ns0:p>
+        </ns0:tc>
+        <ns0:tc>
+          <ns0:tcPr>
+            <ns0:tcW ns0:type="pct" ns0:w="1200"/>
+          </ns0:tcPr>
+          <ns0:p>
+            <ns0:pPr>
+              <ns0:pStyle ns0:val="Compact"/>
+              <ns0:jc ns0:val="right"/>
+            </ns0:pPr>
+            <ns0:r>
+              <ns0:t xml:space="preserve">0,53 %</ns0:t>
+            </ns0:r>
+          </ns0:p>
+        </ns0:tc>
+        <ns0:tc>
+          <ns0:tcPr>
+            <ns0:tcW ns0:type="pct" ns0:w="1200"/>
+          </ns0:tcPr>
+          <ns0:p>
+            <ns0:pPr>
+              <ns0:pStyle ns0:val="Compact"/>
+              <ns0:jc ns0:val="right"/>
+            </ns0:pPr>
+            <ns0:r>
+              <ns0:t xml:space="preserve">2,56 %</ns0:t>
+            </ns0:r>
+          </ns0:p>
+        </ns0:tc>
+      </ns0:tr>
+      <ns0:tr>
+        <ns0:trPr>
+          <ns0:cantSplit/>
+        </ns0:trPr>
+        <ns0:tc>
+          <ns0:tcPr>
+            <ns0:tcW ns0:type="pct" ns0:w="800"/>
+          </ns0:tcPr>
+          <ns0:p>
+            <ns0:pPr>
+              <ns0:pStyle ns0:val="Compact"/>
+              <ns0:jc ns0:val="left"/>
+            </ns0:pPr>
+            <ns0:r>
+              <ns0:t xml:space="preserve">CE6f</ns0:t>
+            </ns0:r>
+          </ns0:p>
+        </ns0:tc>
+        <ns0:tc>
+          <ns0:tcPr>
+            <ns0:tcW ns0:type="pct" ns0:w="600"/>
+          </ns0:tcPr>
+          <ns0:p>
+            <ns0:pPr>
+              <ns0:pStyle ns0:val="Compact"/>
+              <ns0:jc ns0:val="center"/>
+            </ns0:pPr>
+            <ns0:r>
+              <ns0:t xml:space="preserve">RA6</ns0:t>
+            </ns0:r>
+          </ns0:p>
+        </ns0:tc>
+        <ns0:tc>
+          <ns0:tcPr>
+            <ns0:tcW ns0:type="pct" ns0:w="1200"/>
+          </ns0:tcPr>
+          <ns0:p>
+            <ns0:pPr>
+              <ns0:pStyle ns0:val="Compact"/>
+              <ns0:jc ns0:val="right"/>
+            </ns0:pPr>
+            <ns0:r>
+              <ns0:t xml:space="preserve">0,54 %</ns0:t>
+            </ns0:r>
+          </ns0:p>
+        </ns0:tc>
+        <ns0:tc>
+          <ns0:tcPr>
+            <ns0:tcW ns0:type="pct" ns0:w="1200"/>
+          </ns0:tcPr>
+          <ns0:p>
+            <ns0:pPr>
+              <ns0:pStyle ns0:val="Compact"/>
+              <ns0:jc ns0:val="right"/>
+            </ns0:pPr>
+            <ns0:r>
+              <ns0:t xml:space="preserve">0,13 %</ns0:t>
+            </ns0:r>
+          </ns0:p>
+        </ns0:tc>
+        <ns0:tc>
+          <ns0:tcPr>
+            <ns0:tcW ns0:type="pct" ns0:w="1200"/>
           </ns0:tcPr>
           <ns0:p>
             <ns0:pPr>
@@ -25685,25 +28175,25 @@
         </ns0:trPr>
         <ns0:tc>
           <ns0:tcPr>
-            <ns0:tcW ns0:type="pct" ns0:w="1100"/>
-          </ns0:tcPr>
-          <ns0:p>
-            <ns0:pPr>
-              <ns0:pStyle ns0:val="Compact"/>
-              <ns0:jc ns0:val="left"/>
-            </ns0:pPr>
-            <ns0:r>
-              <ns0:t xml:space="preserve">CE6d</ns0:t>
-            </ns0:r>
-          </ns0:p>
-        </ns0:tc>
-        <ns0:tc>
-          <ns0:tcPr>
             <ns0:tcW ns0:type="pct" ns0:w="800"/>
           </ns0:tcPr>
           <ns0:p>
             <ns0:pPr>
               <ns0:pStyle ns0:val="Compact"/>
+              <ns0:jc ns0:val="left"/>
+            </ns0:pPr>
+            <ns0:r>
+              <ns0:t xml:space="preserve">CE6g</ns0:t>
+            </ns0:r>
+          </ns0:p>
+        </ns0:tc>
+        <ns0:tc>
+          <ns0:tcPr>
+            <ns0:tcW ns0:type="pct" ns0:w="600"/>
+          </ns0:tcPr>
+          <ns0:p>
+            <ns0:pPr>
+              <ns0:pStyle ns0:val="Compact"/>
               <ns0:jc ns0:val="center"/>
             </ns0:pPr>
             <ns0:r>
@@ -25713,37 +28203,51 @@
         </ns0:tc>
         <ns0:tc>
           <ns0:tcPr>
-            <ns0:tcW ns0:type="pct" ns0:w="3100"/>
-          </ns0:tcPr>
-          <ns0:p>
-            <ns0:pPr>
-              <ns0:pStyle ns0:val="Compact"/>
-              <ns0:jc ns0:val="right"/>
-            </ns0:pPr>
-            <ns0:r>
-              <ns0:t xml:space="preserve">1,12 %</ns0:t>
-            </ns0:r>
-          </ns0:p>
-        </ns0:tc>
-      </ns0:tr>
-      <ns0:tr>
-        <ns0:trPr>
-          <ns0:cantSplit/>
-        </ns0:trPr>
-        <ns0:tc>
-          <ns0:tcPr>
-            <ns0:tcW ns0:type="pct" ns0:w="1100"/>
-          </ns0:tcPr>
-          <ns0:p>
-            <ns0:pPr>
-              <ns0:pStyle ns0:val="Compact"/>
-              <ns0:jc ns0:val="left"/>
-            </ns0:pPr>
-            <ns0:r>
-              <ns0:t xml:space="preserve">CE6e</ns0:t>
-            </ns0:r>
-          </ns0:p>
-        </ns0:tc>
+            <ns0:tcW ns0:type="pct" ns0:w="1200"/>
+          </ns0:tcPr>
+          <ns0:p>
+            <ns0:pPr>
+              <ns0:pStyle ns0:val="Compact"/>
+              <ns0:jc ns0:val="right"/>
+            </ns0:pPr>
+            <ns0:r>
+              <ns0:t xml:space="preserve">0,54 %</ns0:t>
+            </ns0:r>
+          </ns0:p>
+        </ns0:tc>
+        <ns0:tc>
+          <ns0:tcPr>
+            <ns0:tcW ns0:type="pct" ns0:w="1200"/>
+          </ns0:tcPr>
+          <ns0:p>
+            <ns0:pPr>
+              <ns0:pStyle ns0:val="Compact"/>
+              <ns0:jc ns0:val="right"/>
+            </ns0:pPr>
+            <ns0:r>
+              <ns0:t xml:space="preserve">0,13 %</ns0:t>
+            </ns0:r>
+          </ns0:p>
+        </ns0:tc>
+        <ns0:tc>
+          <ns0:tcPr>
+            <ns0:tcW ns0:type="pct" ns0:w="1200"/>
+          </ns0:tcPr>
+          <ns0:p>
+            <ns0:pPr>
+              <ns0:pStyle ns0:val="Compact"/>
+              <ns0:jc ns0:val="right"/>
+            </ns0:pPr>
+            <ns0:r>
+              <ns0:t xml:space="preserve">0,67 %</ns0:t>
+            </ns0:r>
+          </ns0:p>
+        </ns0:tc>
+      </ns0:tr>
+      <ns0:tr>
+        <ns0:trPr>
+          <ns0:cantSplit/>
+        </ns0:trPr>
         <ns0:tc>
           <ns0:tcPr>
             <ns0:tcW ns0:type="pct" ns0:w="800"/>
@@ -25751,6 +28255,20 @@
           <ns0:p>
             <ns0:pPr>
               <ns0:pStyle ns0:val="Compact"/>
+              <ns0:jc ns0:val="left"/>
+            </ns0:pPr>
+            <ns0:r>
+              <ns0:t xml:space="preserve">CE6h</ns0:t>
+            </ns0:r>
+          </ns0:p>
+        </ns0:tc>
+        <ns0:tc>
+          <ns0:tcPr>
+            <ns0:tcW ns0:type="pct" ns0:w="600"/>
+          </ns0:tcPr>
+          <ns0:p>
+            <ns0:pPr>
+              <ns0:pStyle ns0:val="Compact"/>
               <ns0:jc ns0:val="center"/>
             </ns0:pPr>
             <ns0:r>
@@ -25760,167 +28278,54 @@
         </ns0:tc>
         <ns0:tc>
           <ns0:tcPr>
-            <ns0:tcW ns0:type="pct" ns0:w="3100"/>
-          </ns0:tcPr>
-          <ns0:p>
-            <ns0:pPr>
-              <ns0:pStyle ns0:val="Compact"/>
-              <ns0:jc ns0:val="right"/>
-            </ns0:pPr>
-            <ns0:r>
-              <ns0:t xml:space="preserve">2,53 %</ns0:t>
-            </ns0:r>
-          </ns0:p>
-        </ns0:tc>
-      </ns0:tr>
-      <ns0:tr>
-        <ns0:trPr>
-          <ns0:cantSplit/>
-        </ns0:trPr>
-        <ns0:tc>
-          <ns0:tcPr>
-            <ns0:tcW ns0:type="pct" ns0:w="1100"/>
-          </ns0:tcPr>
-          <ns0:p>
-            <ns0:pPr>
-              <ns0:pStyle ns0:val="Compact"/>
-              <ns0:jc ns0:val="left"/>
-            </ns0:pPr>
-            <ns0:r>
-              <ns0:t xml:space="preserve">CE6f</ns0:t>
-            </ns0:r>
-          </ns0:p>
-        </ns0:tc>
+            <ns0:tcW ns0:type="pct" ns0:w="1200"/>
+          </ns0:tcPr>
+          <ns0:p>
+            <ns0:pPr>
+              <ns0:pStyle ns0:val="Compact"/>
+              <ns0:jc ns0:val="right"/>
+            </ns0:pPr>
+            <ns0:r>
+              <ns0:t xml:space="preserve">0,89 %</ns0:t>
+            </ns0:r>
+          </ns0:p>
+        </ns0:tc>
+        <ns0:tc>
+          <ns0:tcPr>
+            <ns0:tcW ns0:type="pct" ns0:w="1200"/>
+          </ns0:tcPr>
+          <ns0:p>
+            <ns0:pPr>
+              <ns0:pStyle ns0:val="Compact"/>
+              <ns0:jc ns0:val="right"/>
+            </ns0:pPr>
+            <ns0:r>
+              <ns0:t xml:space="preserve">0,22 %</ns0:t>
+            </ns0:r>
+          </ns0:p>
+        </ns0:tc>
+        <ns0:tc>
+          <ns0:tcPr>
+            <ns0:tcW ns0:type="pct" ns0:w="1200"/>
+          </ns0:tcPr>
+          <ns0:p>
+            <ns0:pPr>
+              <ns0:pStyle ns0:val="Compact"/>
+              <ns0:jc ns0:val="right"/>
+            </ns0:pPr>
+            <ns0:r>
+              <ns0:t xml:space="preserve">1,11 %</ns0:t>
+            </ns0:r>
+          </ns0:p>
+        </ns0:tc>
+      </ns0:tr>
+      <ns0:tr>
+        <ns0:trPr>
+          <ns0:cantSplit/>
+        </ns0:trPr>
         <ns0:tc>
           <ns0:tcPr>
             <ns0:tcW ns0:type="pct" ns0:w="800"/>
-          </ns0:tcPr>
-          <ns0:p>
-            <ns0:pPr>
-              <ns0:pStyle ns0:val="Compact"/>
-              <ns0:jc ns0:val="center"/>
-            </ns0:pPr>
-            <ns0:r>
-              <ns0:t xml:space="preserve">RA6</ns0:t>
-            </ns0:r>
-          </ns0:p>
-        </ns0:tc>
-        <ns0:tc>
-          <ns0:tcPr>
-            <ns0:tcW ns0:type="pct" ns0:w="3100"/>
-          </ns0:tcPr>
-          <ns0:p>
-            <ns0:pPr>
-              <ns0:pStyle ns0:val="Compact"/>
-              <ns0:jc ns0:val="right"/>
-            </ns0:pPr>
-            <ns0:r>
-              <ns0:t xml:space="preserve">0,67 %</ns0:t>
-            </ns0:r>
-          </ns0:p>
-        </ns0:tc>
-      </ns0:tr>
-      <ns0:tr>
-        <ns0:trPr>
-          <ns0:cantSplit/>
-        </ns0:trPr>
-        <ns0:tc>
-          <ns0:tcPr>
-            <ns0:tcW ns0:type="pct" ns0:w="1100"/>
-          </ns0:tcPr>
-          <ns0:p>
-            <ns0:pPr>
-              <ns0:pStyle ns0:val="Compact"/>
-              <ns0:jc ns0:val="left"/>
-            </ns0:pPr>
-            <ns0:r>
-              <ns0:t xml:space="preserve">CE6g</ns0:t>
-            </ns0:r>
-          </ns0:p>
-        </ns0:tc>
-        <ns0:tc>
-          <ns0:tcPr>
-            <ns0:tcW ns0:type="pct" ns0:w="800"/>
-          </ns0:tcPr>
-          <ns0:p>
-            <ns0:pPr>
-              <ns0:pStyle ns0:val="Compact"/>
-              <ns0:jc ns0:val="center"/>
-            </ns0:pPr>
-            <ns0:r>
-              <ns0:t xml:space="preserve">RA6</ns0:t>
-            </ns0:r>
-          </ns0:p>
-        </ns0:tc>
-        <ns0:tc>
-          <ns0:tcPr>
-            <ns0:tcW ns0:type="pct" ns0:w="3100"/>
-          </ns0:tcPr>
-          <ns0:p>
-            <ns0:pPr>
-              <ns0:pStyle ns0:val="Compact"/>
-              <ns0:jc ns0:val="right"/>
-            </ns0:pPr>
-            <ns0:r>
-              <ns0:t xml:space="preserve">0,67 %</ns0:t>
-            </ns0:r>
-          </ns0:p>
-        </ns0:tc>
-      </ns0:tr>
-      <ns0:tr>
-        <ns0:trPr>
-          <ns0:cantSplit/>
-        </ns0:trPr>
-        <ns0:tc>
-          <ns0:tcPr>
-            <ns0:tcW ns0:type="pct" ns0:w="1100"/>
-          </ns0:tcPr>
-          <ns0:p>
-            <ns0:pPr>
-              <ns0:pStyle ns0:val="Compact"/>
-              <ns0:jc ns0:val="left"/>
-            </ns0:pPr>
-            <ns0:r>
-              <ns0:t xml:space="preserve">CE6h</ns0:t>
-            </ns0:r>
-          </ns0:p>
-        </ns0:tc>
-        <ns0:tc>
-          <ns0:tcPr>
-            <ns0:tcW ns0:type="pct" ns0:w="800"/>
-          </ns0:tcPr>
-          <ns0:p>
-            <ns0:pPr>
-              <ns0:pStyle ns0:val="Compact"/>
-              <ns0:jc ns0:val="center"/>
-            </ns0:pPr>
-            <ns0:r>
-              <ns0:t xml:space="preserve">RA6</ns0:t>
-            </ns0:r>
-          </ns0:p>
-        </ns0:tc>
-        <ns0:tc>
-          <ns0:tcPr>
-            <ns0:tcW ns0:type="pct" ns0:w="3100"/>
-          </ns0:tcPr>
-          <ns0:p>
-            <ns0:pPr>
-              <ns0:pStyle ns0:val="Compact"/>
-              <ns0:jc ns0:val="right"/>
-            </ns0:pPr>
-            <ns0:r>
-              <ns0:t xml:space="preserve">1,12 %</ns0:t>
-            </ns0:r>
-          </ns0:p>
-        </ns0:tc>
-      </ns0:tr>
-      <ns0:tr>
-        <ns0:trPr>
-          <ns0:cantSplit/>
-        </ns0:trPr>
-        <ns0:tc>
-          <ns0:tcPr>
-            <ns0:tcW ns0:type="pct" ns0:w="1100"/>
           </ns0:tcPr>
           <ns0:p>
             <ns0:pPr>
@@ -25938,7 +28343,7 @@
         </ns0:tc>
         <ns0:tc>
           <ns0:tcPr>
-            <ns0:tcW ns0:type="pct" ns0:w="800"/>
+            <ns0:tcW ns0:type="pct" ns0:w="600"/>
           </ns0:tcPr>
           <ns0:p>
             <ns0:pPr>
@@ -25952,7 +28357,43 @@
         </ns0:tc>
         <ns0:tc>
           <ns0:tcPr>
-            <ns0:tcW ns0:type="pct" ns0:w="3100"/>
+            <ns0:tcW ns0:type="pct" ns0:w="1200"/>
+          </ns0:tcPr>
+          <ns0:p>
+            <ns0:pPr>
+              <ns0:pStyle ns0:val="Compact"/>
+              <ns0:jc ns0:val="right"/>
+            </ns0:pPr>
+            <ns0:r>
+              <ns0:rPr>
+                <ns0:bCs/>
+                <ns0:b/>
+              </ns0:rPr>
+              <ns0:t xml:space="preserve">8,00 %</ns0:t>
+            </ns0:r>
+          </ns0:p>
+        </ns0:tc>
+        <ns0:tc>
+          <ns0:tcPr>
+            <ns0:tcW ns0:type="pct" ns0:w="1200"/>
+          </ns0:tcPr>
+          <ns0:p>
+            <ns0:pPr>
+              <ns0:pStyle ns0:val="Compact"/>
+              <ns0:jc ns0:val="right"/>
+            </ns0:pPr>
+            <ns0:r>
+              <ns0:rPr>
+                <ns0:bCs/>
+                <ns0:b/>
+              </ns0:rPr>
+              <ns0:t xml:space="preserve">2,00 %</ns0:t>
+            </ns0:r>
+          </ns0:p>
+        </ns0:tc>
+        <ns0:tc>
+          <ns0:tcPr>
+            <ns0:tcW ns0:type="pct" ns0:w="1200"/>
           </ns0:tcPr>
           <ns0:p>
             <ns0:pPr>
@@ -25975,7 +28416,7 @@
         </ns0:trPr>
         <ns0:tc>
           <ns0:tcPr>
-            <ns0:tcW ns0:type="pct" ns0:w="1100"/>
+            <ns0:tcW ns0:type="pct" ns0:w="800"/>
           </ns0:tcPr>
           <ns0:p>
             <ns0:pPr>
@@ -25993,17 +28434,53 @@
         </ns0:tc>
         <ns0:tc>
           <ns0:tcPr>
-            <ns0:tcW ns0:type="pct" ns0:w="800"/>
-          </ns0:tcPr>
-          <ns0:p>
-            <ns0:pPr>
-              <ns0:pStyle ns0:val="Compact"/>
-            </ns0:pPr>
-          </ns0:p>
-        </ns0:tc>
-        <ns0:tc>
-          <ns0:tcPr>
-            <ns0:tcW ns0:type="pct" ns0:w="3100"/>
+            <ns0:tcW ns0:type="pct" ns0:w="600"/>
+          </ns0:tcPr>
+          <ns0:p>
+            <ns0:pPr>
+              <ns0:pStyle ns0:val="Compact"/>
+            </ns0:pPr>
+          </ns0:p>
+        </ns0:tc>
+        <ns0:tc>
+          <ns0:tcPr>
+            <ns0:tcW ns0:type="pct" ns0:w="1200"/>
+          </ns0:tcPr>
+          <ns0:p>
+            <ns0:pPr>
+              <ns0:pStyle ns0:val="Compact"/>
+              <ns0:jc ns0:val="right"/>
+            </ns0:pPr>
+            <ns0:r>
+              <ns0:rPr>
+                <ns0:bCs/>
+                <ns0:b/>
+              </ns0:rPr>
+              <ns0:t xml:space="preserve">80,00 %</ns0:t>
+            </ns0:r>
+          </ns0:p>
+        </ns0:tc>
+        <ns0:tc>
+          <ns0:tcPr>
+            <ns0:tcW ns0:type="pct" ns0:w="1200"/>
+          </ns0:tcPr>
+          <ns0:p>
+            <ns0:pPr>
+              <ns0:pStyle ns0:val="Compact"/>
+              <ns0:jc ns0:val="right"/>
+            </ns0:pPr>
+            <ns0:r>
+              <ns0:rPr>
+                <ns0:bCs/>
+                <ns0:b/>
+              </ns0:rPr>
+              <ns0:t xml:space="preserve">20,00 %</ns0:t>
+            </ns0:r>
+          </ns0:p>
+        </ns0:tc>
+        <ns0:tc>
+          <ns0:tcPr>
+            <ns0:tcW ns0:type="pct" ns0:w="1200"/>
           </ns0:tcPr>
           <ns0:p>
             <ns0:pPr>
@@ -27021,7 +29498,7 @@
         <ns0:pStyle ns0:val="BodyText"/>
       </ns0:pPr>
       <ns0:r>
-        <ns0:t xml:space="preserve">Las 168 horas de centro son el cómputo curricular y no terminan en febrero. Las sesiones de aula llegan hasta S197. T9 cierra hacia el 5 de mayo de 2027. La formación en empresa empieza el 17 de mayo de 2027. Las renuncias se presentan hasta el 17 de abril de 2027 y la aplicación SAÓ permanece abierta hasta el 7 de mayo de 2027. El margen entre el cierre de T9 y el 17 de mayo se usa para la recuperación y el cierre. Una hora de cómputo no equivale a una sesión.</ns0:t>
+        <ns0:t xml:space="preserve">Las 186 horas de centro son el cómputo curricular del 80 % y no terminan en febrero. Las 47 horas de empresa son el 20 %. Las sesiones de aula llegan hasta S197. T9 cierra hacia el 5 de mayo de 2027. La formación en empresa empieza el 17 de mayo de 2027. Las renuncias se presentan hasta el 17 de abril de 2027 y la aplicación SAÓ permanece abierta hasta el 7 de mayo de 2027. El margen entre el cierre de T9 y el 17 de mayo se usa para la recuperación y el cierre. Una hora de cómputo no equivale a una sesión.</ns0:t>
       </ns0:r>
     </ns0:p>
     <ns0:bookmarkEnd ns0:id="134"/>
@@ -30375,7 +32852,7 @@
           <ns0:iCs/>
           <ns0:i/>
         </ns0:rPr>
-        <ns0:t xml:space="preserve">Última actualización: 2026-10-29 (168 h de centro y 65 h de empresa, fórmulas de la nota, comprobación de los criterios y fichas de una página). Actualización anterior: 2026-10-28.</ns0:t>
+        <ns0:t xml:space="preserve">Última actualización: 2026-10-30 (reparto 80/20: 186 h de centro y 47 h de empresa; nota con el 80 % de centro y el 20 % de empresa). Actualización anterior: 2026-10-29.</ns0:t>
       </ns0:r>
     </ns0:p>
     <ns0:bookmarkEnd ns0:id="146"/>
